--- a/fuentes/13530530_CF01_CFA.docx
+++ b/fuentes/13530530_CF01_CFA.docx
@@ -78,6 +78,9 @@
             </wp14:sizeRelV>
           </wp:anchor>
         </w:drawing>
+      </w:r>
+      <w:r>
+        <w:t xml:space="preserve"> </w:t>
       </w:r>
     </w:p>
     <w:p>
@@ -524,7 +527,6 @@
           <w:docPartUnique/>
         </w:docPartObj>
       </w:sdtPr>
-      <w:sdtEndPr/>
       <w:sdtContent>
         <w:p>
           <w:pPr>
@@ -561,7 +563,7 @@
           <w:r>
             <w:fldChar w:fldCharType="separate"/>
           </w:r>
-          <w:hyperlink w:anchor="_Toc238834353" w:history="1">
+          <w:hyperlink w:anchor="_Toc239256754" w:history="1">
             <w:r>
               <w:rPr>
                 <w:rStyle w:val="Hipervnculo"/>
@@ -588,7 +590,7 @@
                 <w:noProof/>
                 <w:webHidden/>
               </w:rPr>
-              <w:instrText xml:space="preserve"> PAGEREF _Toc238834353 \h </w:instrText>
+              <w:instrText xml:space="preserve"> PAGEREF _Toc239256754 \h </w:instrText>
             </w:r>
             <w:r>
               <w:rPr>
@@ -634,7 +636,7 @@
               <w14:ligatures w14:val="none"/>
             </w:rPr>
           </w:pPr>
-          <w:hyperlink w:anchor="_Toc238834354" w:history="1">
+          <w:hyperlink w:anchor="_Toc239256755" w:history="1">
             <w:r>
               <w:rPr>
                 <w:rStyle w:val="Hipervnculo"/>
@@ -661,7 +663,7 @@
                 <w:noProof/>
                 <w:webHidden/>
               </w:rPr>
-              <w:instrText xml:space="preserve"> PAGEREF _Toc238834354 \h </w:instrText>
+              <w:instrText xml:space="preserve"> PAGEREF _Toc239256755 \h </w:instrText>
             </w:r>
             <w:r>
               <w:rPr>
@@ -707,7 +709,7 @@
               <w14:ligatures w14:val="none"/>
             </w:rPr>
           </w:pPr>
-          <w:hyperlink w:anchor="_Toc238834355" w:history="1">
+          <w:hyperlink w:anchor="_Toc239256756" w:history="1">
             <w:r>
               <w:rPr>
                 <w:rStyle w:val="Hipervnculo"/>
@@ -734,7 +736,7 @@
                 <w:noProof/>
                 <w:webHidden/>
               </w:rPr>
-              <w:instrText xml:space="preserve"> PAGEREF _Toc238834355 \h </w:instrText>
+              <w:instrText xml:space="preserve"> PAGEREF _Toc239256756 \h </w:instrText>
             </w:r>
             <w:r>
               <w:rPr>
@@ -780,7 +782,7 @@
               <w14:ligatures w14:val="none"/>
             </w:rPr>
           </w:pPr>
-          <w:hyperlink w:anchor="_Toc238834356" w:history="1">
+          <w:hyperlink w:anchor="_Toc239256757" w:history="1">
             <w:r>
               <w:rPr>
                 <w:rStyle w:val="Hipervnculo"/>
@@ -807,7 +809,7 @@
                 <w:noProof/>
                 <w:webHidden/>
               </w:rPr>
-              <w:instrText xml:space="preserve"> PAGEREF _Toc238834356 \h </w:instrText>
+              <w:instrText xml:space="preserve"> PAGEREF _Toc239256757 \h </w:instrText>
             </w:r>
             <w:r>
               <w:rPr>
@@ -853,7 +855,7 @@
               <w14:ligatures w14:val="none"/>
             </w:rPr>
           </w:pPr>
-          <w:hyperlink w:anchor="_Toc238834357" w:history="1">
+          <w:hyperlink w:anchor="_Toc239256758" w:history="1">
             <w:r>
               <w:rPr>
                 <w:rStyle w:val="Hipervnculo"/>
@@ -880,7 +882,7 @@
                 <w:noProof/>
                 <w:webHidden/>
               </w:rPr>
-              <w:instrText xml:space="preserve"> PAGEREF _Toc238834357 \h </w:instrText>
+              <w:instrText xml:space="preserve"> PAGEREF _Toc239256758 \h </w:instrText>
             </w:r>
             <w:r>
               <w:rPr>
@@ -926,7 +928,7 @@
               <w14:ligatures w14:val="none"/>
             </w:rPr>
           </w:pPr>
-          <w:hyperlink w:anchor="_Toc238834358" w:history="1">
+          <w:hyperlink w:anchor="_Toc239256759" w:history="1">
             <w:r>
               <w:rPr>
                 <w:rStyle w:val="Hipervnculo"/>
@@ -953,7 +955,7 @@
                 <w:noProof/>
                 <w:webHidden/>
               </w:rPr>
-              <w:instrText xml:space="preserve"> PAGEREF _Toc238834358 \h </w:instrText>
+              <w:instrText xml:space="preserve"> PAGEREF _Toc239256759 \h </w:instrText>
             </w:r>
             <w:r>
               <w:rPr>
@@ -999,7 +1001,7 @@
               <w14:ligatures w14:val="none"/>
             </w:rPr>
           </w:pPr>
-          <w:hyperlink w:anchor="_Toc238834359" w:history="1">
+          <w:hyperlink w:anchor="_Toc239256760" w:history="1">
             <w:r>
               <w:rPr>
                 <w:rStyle w:val="Hipervnculo"/>
@@ -1026,7 +1028,7 @@
                 <w:noProof/>
                 <w:webHidden/>
               </w:rPr>
-              <w:instrText xml:space="preserve"> PAGEREF _Toc238834359 \h </w:instrText>
+              <w:instrText xml:space="preserve"> PAGEREF _Toc239256760 \h </w:instrText>
             </w:r>
             <w:r>
               <w:rPr>
@@ -1072,7 +1074,7 @@
               <w14:ligatures w14:val="none"/>
             </w:rPr>
           </w:pPr>
-          <w:hyperlink w:anchor="_Toc238834360" w:history="1">
+          <w:hyperlink w:anchor="_Toc239256761" w:history="1">
             <w:r>
               <w:rPr>
                 <w:rStyle w:val="Hipervnculo"/>
@@ -1099,7 +1101,7 @@
                 <w:noProof/>
                 <w:webHidden/>
               </w:rPr>
-              <w:instrText xml:space="preserve"> PAGEREF _Toc238834360 \h </w:instrText>
+              <w:instrText xml:space="preserve"> PAGEREF _Toc239256761 \h </w:instrText>
             </w:r>
             <w:r>
               <w:rPr>
@@ -1145,7 +1147,7 @@
               <w14:ligatures w14:val="none"/>
             </w:rPr>
           </w:pPr>
-          <w:hyperlink w:anchor="_Toc238834361" w:history="1">
+          <w:hyperlink w:anchor="_Toc239256762" w:history="1">
             <w:r>
               <w:rPr>
                 <w:rStyle w:val="Hipervnculo"/>
@@ -1172,7 +1174,7 @@
                 <w:noProof/>
                 <w:webHidden/>
               </w:rPr>
-              <w:instrText xml:space="preserve"> PAGEREF _Toc238834361 \h </w:instrText>
+              <w:instrText xml:space="preserve"> PAGEREF _Toc239256762 \h </w:instrText>
             </w:r>
             <w:r>
               <w:rPr>
@@ -1218,7 +1220,7 @@
               <w14:ligatures w14:val="none"/>
             </w:rPr>
           </w:pPr>
-          <w:hyperlink w:anchor="_Toc238834362" w:history="1">
+          <w:hyperlink w:anchor="_Toc239256763" w:history="1">
             <w:r>
               <w:rPr>
                 <w:rStyle w:val="Hipervnculo"/>
@@ -1245,7 +1247,7 @@
                 <w:noProof/>
                 <w:webHidden/>
               </w:rPr>
-              <w:instrText xml:space="preserve"> PAGEREF _Toc238834362 \h </w:instrText>
+              <w:instrText xml:space="preserve"> PAGEREF _Toc239256763 \h </w:instrText>
             </w:r>
             <w:r>
               <w:rPr>
@@ -1291,7 +1293,7 @@
               <w14:ligatures w14:val="none"/>
             </w:rPr>
           </w:pPr>
-          <w:hyperlink w:anchor="_Toc238834363" w:history="1">
+          <w:hyperlink w:anchor="_Toc239256764" w:history="1">
             <w:r>
               <w:rPr>
                 <w:rStyle w:val="Hipervnculo"/>
@@ -1318,7 +1320,7 @@
                 <w:noProof/>
                 <w:webHidden/>
               </w:rPr>
-              <w:instrText xml:space="preserve"> PAGEREF _Toc238834363 \h </w:instrText>
+              <w:instrText xml:space="preserve"> PAGEREF _Toc239256764 \h </w:instrText>
             </w:r>
             <w:r>
               <w:rPr>
@@ -1364,7 +1366,7 @@
               <w14:ligatures w14:val="none"/>
             </w:rPr>
           </w:pPr>
-          <w:hyperlink w:anchor="_Toc238834364" w:history="1">
+          <w:hyperlink w:anchor="_Toc239256765" w:history="1">
             <w:r>
               <w:rPr>
                 <w:rStyle w:val="Hipervnculo"/>
@@ -1391,7 +1393,7 @@
                 <w:noProof/>
                 <w:webHidden/>
               </w:rPr>
-              <w:instrText xml:space="preserve"> PAGEREF _Toc238834364 \h </w:instrText>
+              <w:instrText xml:space="preserve"> PAGEREF _Toc239256765 \h </w:instrText>
             </w:r>
             <w:r>
               <w:rPr>
@@ -1437,7 +1439,7 @@
               <w14:ligatures w14:val="none"/>
             </w:rPr>
           </w:pPr>
-          <w:hyperlink w:anchor="_Toc238834365" w:history="1">
+          <w:hyperlink w:anchor="_Toc239256766" w:history="1">
             <w:r>
               <w:rPr>
                 <w:rStyle w:val="Hipervnculo"/>
@@ -1464,7 +1466,7 @@
                 <w:noProof/>
                 <w:webHidden/>
               </w:rPr>
-              <w:instrText xml:space="preserve"> PAGEREF _Toc238834365 \h </w:instrText>
+              <w:instrText xml:space="preserve"> PAGEREF _Toc239256766 \h </w:instrText>
             </w:r>
             <w:r>
               <w:rPr>
@@ -1510,7 +1512,7 @@
               <w14:ligatures w14:val="none"/>
             </w:rPr>
           </w:pPr>
-          <w:hyperlink w:anchor="_Toc238834366" w:history="1">
+          <w:hyperlink w:anchor="_Toc239256767" w:history="1">
             <w:r>
               <w:rPr>
                 <w:rStyle w:val="Hipervnculo"/>
@@ -1537,7 +1539,7 @@
                 <w:noProof/>
                 <w:webHidden/>
               </w:rPr>
-              <w:instrText xml:space="preserve"> PAGEREF _Toc238834366 \h </w:instrText>
+              <w:instrText xml:space="preserve"> PAGEREF _Toc239256767 \h </w:instrText>
             </w:r>
             <w:r>
               <w:rPr>
@@ -1583,7 +1585,7 @@
               <w14:ligatures w14:val="none"/>
             </w:rPr>
           </w:pPr>
-          <w:hyperlink w:anchor="_Toc238834367" w:history="1">
+          <w:hyperlink w:anchor="_Toc239256768" w:history="1">
             <w:r>
               <w:rPr>
                 <w:rStyle w:val="Hipervnculo"/>
@@ -1610,7 +1612,7 @@
                 <w:noProof/>
                 <w:webHidden/>
               </w:rPr>
-              <w:instrText xml:space="preserve"> PAGEREF _Toc238834367 \h </w:instrText>
+              <w:instrText xml:space="preserve"> PAGEREF _Toc239256768 \h </w:instrText>
             </w:r>
             <w:r>
               <w:rPr>
@@ -1656,7 +1658,7 @@
               <w14:ligatures w14:val="none"/>
             </w:rPr>
           </w:pPr>
-          <w:hyperlink w:anchor="_Toc238834368" w:history="1">
+          <w:hyperlink w:anchor="_Toc239256769" w:history="1">
             <w:r>
               <w:rPr>
                 <w:rStyle w:val="Hipervnculo"/>
@@ -1683,7 +1685,7 @@
                 <w:noProof/>
                 <w:webHidden/>
               </w:rPr>
-              <w:instrText xml:space="preserve"> PAGEREF _Toc238834368 \h </w:instrText>
+              <w:instrText xml:space="preserve"> PAGEREF _Toc239256769 \h </w:instrText>
             </w:r>
             <w:r>
               <w:rPr>
@@ -1729,7 +1731,7 @@
               <w14:ligatures w14:val="none"/>
             </w:rPr>
           </w:pPr>
-          <w:hyperlink w:anchor="_Toc238834369" w:history="1">
+          <w:hyperlink w:anchor="_Toc239256770" w:history="1">
             <w:r>
               <w:rPr>
                 <w:rStyle w:val="Hipervnculo"/>
@@ -1756,7 +1758,7 @@
                 <w:noProof/>
                 <w:webHidden/>
               </w:rPr>
-              <w:instrText xml:space="preserve"> PAGEREF _Toc238834369 \h </w:instrText>
+              <w:instrText xml:space="preserve"> PAGEREF _Toc239256770 \h </w:instrText>
             </w:r>
             <w:r>
               <w:rPr>
@@ -1802,7 +1804,7 @@
               <w14:ligatures w14:val="none"/>
             </w:rPr>
           </w:pPr>
-          <w:hyperlink w:anchor="_Toc238834370" w:history="1">
+          <w:hyperlink w:anchor="_Toc239256771" w:history="1">
             <w:r>
               <w:rPr>
                 <w:rStyle w:val="Hipervnculo"/>
@@ -1829,7 +1831,7 @@
                 <w:noProof/>
                 <w:webHidden/>
               </w:rPr>
-              <w:instrText xml:space="preserve"> PAGEREF _Toc238834370 \h </w:instrText>
+              <w:instrText xml:space="preserve"> PAGEREF _Toc239256771 \h </w:instrText>
             </w:r>
             <w:r>
               <w:rPr>
@@ -1875,7 +1877,7 @@
               <w14:ligatures w14:val="none"/>
             </w:rPr>
           </w:pPr>
-          <w:hyperlink w:anchor="_Toc238834371" w:history="1">
+          <w:hyperlink w:anchor="_Toc239256772" w:history="1">
             <w:r>
               <w:rPr>
                 <w:rStyle w:val="Hipervnculo"/>
@@ -1902,7 +1904,7 @@
                 <w:noProof/>
                 <w:webHidden/>
               </w:rPr>
-              <w:instrText xml:space="preserve"> PAGEREF _Toc238834371 \h </w:instrText>
+              <w:instrText xml:space="preserve"> PAGEREF _Toc239256772 \h </w:instrText>
             </w:r>
             <w:r>
               <w:rPr>
@@ -1948,7 +1950,7 @@
               <w14:ligatures w14:val="none"/>
             </w:rPr>
           </w:pPr>
-          <w:hyperlink w:anchor="_Toc238834372" w:history="1">
+          <w:hyperlink w:anchor="_Toc239256773" w:history="1">
             <w:r>
               <w:rPr>
                 <w:rStyle w:val="Hipervnculo"/>
@@ -1975,7 +1977,7 @@
                 <w:noProof/>
                 <w:webHidden/>
               </w:rPr>
-              <w:instrText xml:space="preserve"> PAGEREF _Toc238834372 \h </w:instrText>
+              <w:instrText xml:space="preserve"> PAGEREF _Toc239256773 \h </w:instrText>
             </w:r>
             <w:r>
               <w:rPr>
@@ -2021,7 +2023,7 @@
               <w14:ligatures w14:val="none"/>
             </w:rPr>
           </w:pPr>
-          <w:hyperlink w:anchor="_Toc238834373" w:history="1">
+          <w:hyperlink w:anchor="_Toc239256774" w:history="1">
             <w:r>
               <w:rPr>
                 <w:rStyle w:val="Hipervnculo"/>
@@ -2048,7 +2050,7 @@
                 <w:noProof/>
                 <w:webHidden/>
               </w:rPr>
-              <w:instrText xml:space="preserve"> PAGEREF _Toc238834373 \h </w:instrText>
+              <w:instrText xml:space="preserve"> PAGEREF _Toc239256774 \h </w:instrText>
             </w:r>
             <w:r>
               <w:rPr>
@@ -2094,7 +2096,7 @@
               <w14:ligatures w14:val="none"/>
             </w:rPr>
           </w:pPr>
-          <w:hyperlink w:anchor="_Toc238834374" w:history="1">
+          <w:hyperlink w:anchor="_Toc239256775" w:history="1">
             <w:r>
               <w:rPr>
                 <w:rStyle w:val="Hipervnculo"/>
@@ -2121,7 +2123,7 @@
                 <w:noProof/>
                 <w:webHidden/>
               </w:rPr>
-              <w:instrText xml:space="preserve"> PAGEREF _Toc238834374 \h </w:instrText>
+              <w:instrText xml:space="preserve"> PAGEREF _Toc239256775 \h </w:instrText>
             </w:r>
             <w:r>
               <w:rPr>
@@ -2167,7 +2169,7 @@
               <w14:ligatures w14:val="none"/>
             </w:rPr>
           </w:pPr>
-          <w:hyperlink w:anchor="_Toc238834375" w:history="1">
+          <w:hyperlink w:anchor="_Toc239256776" w:history="1">
             <w:r>
               <w:rPr>
                 <w:rStyle w:val="Hipervnculo"/>
@@ -2194,7 +2196,7 @@
                 <w:noProof/>
                 <w:webHidden/>
               </w:rPr>
-              <w:instrText xml:space="preserve"> PAGEREF _Toc238834375 \h </w:instrText>
+              <w:instrText xml:space="preserve"> PAGEREF _Toc239256776 \h </w:instrText>
             </w:r>
             <w:r>
               <w:rPr>
@@ -2240,7 +2242,7 @@
               <w14:ligatures w14:val="none"/>
             </w:rPr>
           </w:pPr>
-          <w:hyperlink w:anchor="_Toc238834376" w:history="1">
+          <w:hyperlink w:anchor="_Toc239256777" w:history="1">
             <w:r>
               <w:rPr>
                 <w:rStyle w:val="Hipervnculo"/>
@@ -2267,7 +2269,7 @@
                 <w:noProof/>
                 <w:webHidden/>
               </w:rPr>
-              <w:instrText xml:space="preserve"> PAGEREF _Toc238834376 \h </w:instrText>
+              <w:instrText xml:space="preserve"> PAGEREF _Toc239256777 \h </w:instrText>
             </w:r>
             <w:r>
               <w:rPr>
@@ -2288,6 +2290,80 @@
                 <w:webHidden/>
               </w:rPr>
               <w:t>51</w:t>
+            </w:r>
+            <w:r>
+              <w:rPr>
+                <w:noProof/>
+                <w:webHidden/>
+              </w:rPr>
+              <w:fldChar w:fldCharType="end"/>
+            </w:r>
+          </w:hyperlink>
+        </w:p>
+        <w:p>
+          <w:pPr>
+            <w:pStyle w:val="TDC2"/>
+            <w:tabs>
+              <w:tab w:val="right" w:leader="dot" w:pos="9962"/>
+            </w:tabs>
+            <w:ind w:left="989" w:firstLine="0"/>
+            <w:rPr>
+              <w:rFonts w:eastAsiaTheme="minorEastAsia"/>
+              <w:noProof/>
+              <w:kern w:val="0"/>
+              <w:sz w:val="22"/>
+              <w:lang w:eastAsia="es-CO"/>
+              <w14:ligatures w14:val="none"/>
+            </w:rPr>
+          </w:pPr>
+          <w:hyperlink w:anchor="_Toc239256778" w:history="1">
+            <w:r>
+              <w:rPr>
+                <w:rStyle w:val="Hipervnculo"/>
+                <w:noProof/>
+              </w:rPr>
+              <w:t>8.5. Consideraciones de escritura en lenguajes claros, comprensibles e incluyentes</w:t>
+            </w:r>
+            <w:r>
+              <w:rPr>
+                <w:noProof/>
+                <w:webHidden/>
+              </w:rPr>
+              <w:tab/>
+            </w:r>
+            <w:r>
+              <w:rPr>
+                <w:noProof/>
+                <w:webHidden/>
+              </w:rPr>
+              <w:fldChar w:fldCharType="begin"/>
+            </w:r>
+            <w:r>
+              <w:rPr>
+                <w:noProof/>
+                <w:webHidden/>
+              </w:rPr>
+              <w:instrText xml:space="preserve"> PAGEREF _Toc239256778 \h </w:instrText>
+            </w:r>
+            <w:r>
+              <w:rPr>
+                <w:noProof/>
+                <w:webHidden/>
+              </w:rPr>
+            </w:r>
+            <w:r>
+              <w:rPr>
+                <w:noProof/>
+                <w:webHidden/>
+              </w:rPr>
+              <w:fldChar w:fldCharType="separate"/>
+            </w:r>
+            <w:r>
+              <w:rPr>
+                <w:noProof/>
+                <w:webHidden/>
+              </w:rPr>
+              <w:t>52</w:t>
             </w:r>
             <w:r>
               <w:rPr>
@@ -2313,13 +2389,13 @@
               <w14:ligatures w14:val="none"/>
             </w:rPr>
           </w:pPr>
-          <w:hyperlink w:anchor="_Toc238834377" w:history="1">
+          <w:hyperlink w:anchor="_Toc239256779" w:history="1">
             <w:r>
               <w:rPr>
                 <w:rStyle w:val="Hipervnculo"/>
                 <w:noProof/>
               </w:rPr>
-              <w:t>8.5. Consideraciones de escritura en lenguajes claros, comprensibles e incluyentes</w:t>
+              <w:t>8.6. Guía de lenguajes claros, comprensibles e incluyentes (SENA)</w:t>
             </w:r>
             <w:r>
               <w:rPr>
@@ -2340,80 +2416,7 @@
                 <w:noProof/>
                 <w:webHidden/>
               </w:rPr>
-              <w:instrText xml:space="preserve"> PAGEREF _Toc238834377 \h </w:instrText>
-            </w:r>
-            <w:r>
-              <w:rPr>
-                <w:noProof/>
-                <w:webHidden/>
-              </w:rPr>
-            </w:r>
-            <w:r>
-              <w:rPr>
-                <w:noProof/>
-                <w:webHidden/>
-              </w:rPr>
-              <w:fldChar w:fldCharType="separate"/>
-            </w:r>
-            <w:r>
-              <w:rPr>
-                <w:noProof/>
-                <w:webHidden/>
-              </w:rPr>
-              <w:t>52</w:t>
-            </w:r>
-            <w:r>
-              <w:rPr>
-                <w:noProof/>
-                <w:webHidden/>
-              </w:rPr>
-              <w:fldChar w:fldCharType="end"/>
-            </w:r>
-          </w:hyperlink>
-        </w:p>
-        <w:p>
-          <w:pPr>
-            <w:pStyle w:val="TDC2"/>
-            <w:tabs>
-              <w:tab w:val="right" w:leader="dot" w:pos="9962"/>
-            </w:tabs>
-            <w:rPr>
-              <w:rFonts w:eastAsiaTheme="minorEastAsia"/>
-              <w:noProof/>
-              <w:kern w:val="0"/>
-              <w:sz w:val="22"/>
-              <w:lang w:eastAsia="es-CO"/>
-              <w14:ligatures w14:val="none"/>
-            </w:rPr>
-          </w:pPr>
-          <w:hyperlink w:anchor="_Toc238834378" w:history="1">
-            <w:r>
-              <w:rPr>
-                <w:rStyle w:val="Hipervnculo"/>
-                <w:noProof/>
-              </w:rPr>
-              <w:t>8.6. Guía de lenguajes claros, comprensibles e incluyentes (SENA)</w:t>
-            </w:r>
-            <w:r>
-              <w:rPr>
-                <w:noProof/>
-                <w:webHidden/>
-              </w:rPr>
-              <w:tab/>
-            </w:r>
-            <w:r>
-              <w:rPr>
-                <w:noProof/>
-                <w:webHidden/>
-              </w:rPr>
-              <w:fldChar w:fldCharType="begin"/>
-            </w:r>
-            <w:r>
-              <w:rPr>
-                <w:noProof/>
-                <w:webHidden/>
-              </w:rPr>
-              <w:instrText xml:space="preserve"> PAGEREF _Toc238834378 \h </w:instrText>
+              <w:instrText xml:space="preserve"> PAGEREF _Toc239256779 \h </w:instrText>
             </w:r>
             <w:r>
               <w:rPr>
@@ -2459,7 +2462,7 @@
               <w14:ligatures w14:val="none"/>
             </w:rPr>
           </w:pPr>
-          <w:hyperlink w:anchor="_Toc238834379" w:history="1">
+          <w:hyperlink w:anchor="_Toc239256780" w:history="1">
             <w:r>
               <w:rPr>
                 <w:rStyle w:val="Hipervnculo"/>
@@ -2486,7 +2489,7 @@
                 <w:noProof/>
                 <w:webHidden/>
               </w:rPr>
-              <w:instrText xml:space="preserve"> PAGEREF _Toc238834379 \h </w:instrText>
+              <w:instrText xml:space="preserve"> PAGEREF _Toc239256780 \h </w:instrText>
             </w:r>
             <w:r>
               <w:rPr>
@@ -2532,7 +2535,7 @@
               <w14:ligatures w14:val="none"/>
             </w:rPr>
           </w:pPr>
-          <w:hyperlink w:anchor="_Toc238834380" w:history="1">
+          <w:hyperlink w:anchor="_Toc239256781" w:history="1">
             <w:r>
               <w:rPr>
                 <w:rStyle w:val="Hipervnculo"/>
@@ -2559,7 +2562,7 @@
                 <w:noProof/>
                 <w:webHidden/>
               </w:rPr>
-              <w:instrText xml:space="preserve"> PAGEREF _Toc238834380 \h </w:instrText>
+              <w:instrText xml:space="preserve"> PAGEREF _Toc239256781 \h </w:instrText>
             </w:r>
             <w:r>
               <w:rPr>
@@ -2605,7 +2608,7 @@
               <w14:ligatures w14:val="none"/>
             </w:rPr>
           </w:pPr>
-          <w:hyperlink w:anchor="_Toc238834381" w:history="1">
+          <w:hyperlink w:anchor="_Toc239256782" w:history="1">
             <w:r>
               <w:rPr>
                 <w:rStyle w:val="Hipervnculo"/>
@@ -2632,7 +2635,7 @@
                 <w:noProof/>
                 <w:webHidden/>
               </w:rPr>
-              <w:instrText xml:space="preserve"> PAGEREF _Toc238834381 \h </w:instrText>
+              <w:instrText xml:space="preserve"> PAGEREF _Toc239256782 \h </w:instrText>
             </w:r>
             <w:r>
               <w:rPr>
@@ -2678,7 +2681,7 @@
               <w14:ligatures w14:val="none"/>
             </w:rPr>
           </w:pPr>
-          <w:hyperlink w:anchor="_Toc238834382" w:history="1">
+          <w:hyperlink w:anchor="_Toc239256783" w:history="1">
             <w:r>
               <w:rPr>
                 <w:rStyle w:val="Hipervnculo"/>
@@ -2705,7 +2708,7 @@
                 <w:noProof/>
                 <w:webHidden/>
               </w:rPr>
-              <w:instrText xml:space="preserve"> PAGEREF _Toc238834382 \h </w:instrText>
+              <w:instrText xml:space="preserve"> PAGEREF _Toc239256783 \h </w:instrText>
             </w:r>
             <w:r>
               <w:rPr>
@@ -2753,7 +2756,7 @@
       <w:pPr>
         <w:pStyle w:val="Titulosgenerales"/>
       </w:pPr>
-      <w:bookmarkStart w:id="0" w:name="_Toc238834353"/>
+      <w:bookmarkStart w:id="0" w:name="_Toc239256754"/>
       <w:r>
         <w:lastRenderedPageBreak/>
         <w:t>Introducción</w:t>
@@ -2973,7 +2976,7 @@
       <w:pPr>
         <w:pStyle w:val="Ttulo1"/>
       </w:pPr>
-      <w:bookmarkStart w:id="1" w:name="_Toc238834354"/>
+      <w:bookmarkStart w:id="1" w:name="_Toc239256755"/>
       <w:r>
         <w:lastRenderedPageBreak/>
         <w:t>Comunicación pública y ciudadana</w:t>
@@ -3011,7 +3014,7 @@
         <w:pStyle w:val="Prrafodelista"/>
         <w:numPr>
           <w:ilvl w:val="0"/>
-          <w:numId w:val="22"/>
+          <w:numId w:val="6"/>
         </w:numPr>
         <w:rPr>
           <w:b/>
@@ -3044,7 +3047,7 @@
         <w:pStyle w:val="Prrafodelista"/>
         <w:numPr>
           <w:ilvl w:val="0"/>
-          <w:numId w:val="22"/>
+          <w:numId w:val="6"/>
         </w:numPr>
         <w:rPr>
           <w:b/>
@@ -3248,7 +3251,7 @@
         <w:pStyle w:val="Prrafodelista"/>
         <w:numPr>
           <w:ilvl w:val="0"/>
-          <w:numId w:val="23"/>
+          <w:numId w:val="7"/>
         </w:numPr>
         <w:ind w:left="1701" w:hanging="283"/>
         <w:rPr>
@@ -3267,7 +3270,7 @@
         <w:pStyle w:val="Prrafodelista"/>
         <w:numPr>
           <w:ilvl w:val="0"/>
-          <w:numId w:val="23"/>
+          <w:numId w:val="7"/>
         </w:numPr>
         <w:ind w:left="1701" w:hanging="283"/>
         <w:rPr>
@@ -3286,7 +3289,7 @@
         <w:pStyle w:val="Prrafodelista"/>
         <w:numPr>
           <w:ilvl w:val="0"/>
-          <w:numId w:val="23"/>
+          <w:numId w:val="7"/>
         </w:numPr>
         <w:ind w:left="1701" w:hanging="283"/>
         <w:rPr>
@@ -3305,7 +3308,7 @@
         <w:pStyle w:val="Prrafodelista"/>
         <w:numPr>
           <w:ilvl w:val="0"/>
-          <w:numId w:val="23"/>
+          <w:numId w:val="7"/>
         </w:numPr>
         <w:ind w:left="1701" w:hanging="283"/>
         <w:rPr>
@@ -3325,7 +3328,7 @@
         <w:pStyle w:val="Prrafodelista"/>
         <w:numPr>
           <w:ilvl w:val="0"/>
-          <w:numId w:val="23"/>
+          <w:numId w:val="7"/>
         </w:numPr>
         <w:ind w:left="1701" w:hanging="283"/>
         <w:rPr>
@@ -3344,7 +3347,7 @@
         <w:pStyle w:val="Prrafodelista"/>
         <w:numPr>
           <w:ilvl w:val="0"/>
-          <w:numId w:val="23"/>
+          <w:numId w:val="7"/>
         </w:numPr>
         <w:ind w:left="1701" w:hanging="283"/>
         <w:rPr>
@@ -3363,7 +3366,7 @@
         <w:pStyle w:val="Prrafodelista"/>
         <w:numPr>
           <w:ilvl w:val="0"/>
-          <w:numId w:val="24"/>
+          <w:numId w:val="8"/>
         </w:numPr>
         <w:rPr>
           <w:lang w:val="es-419" w:eastAsia="es-CO"/>
@@ -3381,7 +3384,7 @@
         <w:pStyle w:val="Prrafodelista"/>
         <w:numPr>
           <w:ilvl w:val="0"/>
-          <w:numId w:val="24"/>
+          <w:numId w:val="8"/>
         </w:numPr>
         <w:rPr>
           <w:lang w:val="es-419" w:eastAsia="es-CO"/>
@@ -3399,7 +3402,7 @@
         <w:pStyle w:val="Prrafodelista"/>
         <w:numPr>
           <w:ilvl w:val="0"/>
-          <w:numId w:val="24"/>
+          <w:numId w:val="8"/>
         </w:numPr>
         <w:rPr>
           <w:lang w:val="es-419" w:eastAsia="es-CO"/>
@@ -3417,7 +3420,7 @@
         <w:pStyle w:val="Prrafodelista"/>
         <w:numPr>
           <w:ilvl w:val="0"/>
-          <w:numId w:val="24"/>
+          <w:numId w:val="8"/>
         </w:numPr>
         <w:rPr>
           <w:lang w:val="es-419" w:eastAsia="es-CO"/>
@@ -3435,7 +3438,7 @@
         <w:pStyle w:val="Prrafodelista"/>
         <w:numPr>
           <w:ilvl w:val="0"/>
-          <w:numId w:val="24"/>
+          <w:numId w:val="8"/>
         </w:numPr>
         <w:rPr>
           <w:lang w:val="es-419" w:eastAsia="es-CO"/>
@@ -3459,7 +3462,7 @@
       <w:pPr>
         <w:pStyle w:val="Ttulo2"/>
       </w:pPr>
-      <w:bookmarkStart w:id="2" w:name="_Toc238834355"/>
+      <w:bookmarkStart w:id="2" w:name="_Toc239256756"/>
       <w:r>
         <w:t>Comunicación pública: conceptos, características y tipos</w:t>
       </w:r>
@@ -3483,7 +3486,7 @@
         <w:pStyle w:val="Prrafodelista"/>
         <w:numPr>
           <w:ilvl w:val="0"/>
-          <w:numId w:val="26"/>
+          <w:numId w:val="9"/>
         </w:numPr>
         <w:rPr>
           <w:b/>
@@ -3542,7 +3545,7 @@
         <w:pStyle w:val="Prrafodelista"/>
         <w:numPr>
           <w:ilvl w:val="0"/>
-          <w:numId w:val="27"/>
+          <w:numId w:val="10"/>
         </w:numPr>
         <w:rPr>
           <w:b/>
@@ -3575,7 +3578,7 @@
         <w:pStyle w:val="Prrafodelista"/>
         <w:numPr>
           <w:ilvl w:val="0"/>
-          <w:numId w:val="27"/>
+          <w:numId w:val="10"/>
         </w:numPr>
         <w:rPr>
           <w:b/>
@@ -4164,7 +4167,7 @@
         <w:pStyle w:val="Prrafodelista"/>
         <w:numPr>
           <w:ilvl w:val="0"/>
-          <w:numId w:val="26"/>
+          <w:numId w:val="9"/>
         </w:numPr>
         <w:rPr>
           <w:b/>
@@ -4198,7 +4201,7 @@
         <w:pStyle w:val="Prrafodelista"/>
         <w:numPr>
           <w:ilvl w:val="0"/>
-          <w:numId w:val="47"/>
+          <w:numId w:val="27"/>
         </w:numPr>
         <w:ind w:left="1701" w:hanging="283"/>
         <w:rPr>
@@ -4230,7 +4233,7 @@
         <w:pStyle w:val="Prrafodelista"/>
         <w:numPr>
           <w:ilvl w:val="0"/>
-          <w:numId w:val="47"/>
+          <w:numId w:val="27"/>
         </w:numPr>
         <w:ind w:left="1701" w:hanging="283"/>
         <w:rPr>
@@ -4262,7 +4265,7 @@
         <w:pStyle w:val="Prrafodelista"/>
         <w:numPr>
           <w:ilvl w:val="0"/>
-          <w:numId w:val="47"/>
+          <w:numId w:val="27"/>
         </w:numPr>
         <w:ind w:left="1701" w:hanging="283"/>
         <w:rPr>
@@ -4302,7 +4305,7 @@
       <w:pPr>
         <w:pStyle w:val="Ttulo2"/>
       </w:pPr>
-      <w:bookmarkStart w:id="3" w:name="_Toc238834356"/>
+      <w:bookmarkStart w:id="3" w:name="_Toc239256757"/>
       <w:r>
         <w:t>Comunicación ciudadana: concepto, objetivo, alcance y enfoque</w:t>
       </w:r>
@@ -4342,7 +4345,7 @@
         <w:pStyle w:val="Prrafodelista"/>
         <w:numPr>
           <w:ilvl w:val="0"/>
-          <w:numId w:val="28"/>
+          <w:numId w:val="11"/>
         </w:numPr>
         <w:rPr>
           <w:b/>
@@ -4382,7 +4385,7 @@
         <w:pStyle w:val="Prrafodelista"/>
         <w:numPr>
           <w:ilvl w:val="0"/>
-          <w:numId w:val="28"/>
+          <w:numId w:val="11"/>
         </w:numPr>
         <w:rPr>
           <w:b/>
@@ -4427,7 +4430,7 @@
         <w:pStyle w:val="Prrafodelista"/>
         <w:numPr>
           <w:ilvl w:val="0"/>
-          <w:numId w:val="28"/>
+          <w:numId w:val="11"/>
         </w:numPr>
         <w:rPr>
           <w:b/>
@@ -4478,7 +4481,7 @@
       <w:pPr>
         <w:pStyle w:val="Ttulo2"/>
       </w:pPr>
-      <w:bookmarkStart w:id="4" w:name="_Toc238834357"/>
+      <w:bookmarkStart w:id="4" w:name="_Toc239256758"/>
       <w:r>
         <w:t>Tipos de información en la comunicación pública y ciudadana</w:t>
       </w:r>
@@ -4790,7 +4793,7 @@
         <w:pStyle w:val="Prrafodelista"/>
         <w:numPr>
           <w:ilvl w:val="0"/>
-          <w:numId w:val="27"/>
+          <w:numId w:val="29"/>
         </w:numPr>
         <w:rPr>
           <w:b/>
@@ -4816,354 +4819,6 @@
           <w:lang w:val="es-419" w:eastAsia="es-CO"/>
         </w:rPr>
         <w:t>El uso excesivo de vocabulario altamente técnico, jurídico o administrativo especializado (conocido comúnmente como "lenguaje burocrático") representa una de las principales fallas en el diseño de contenidos estatales. Si bien es necesario mantener el rigor técnico interno, la traducción de estos términos al interactuar con el ciudadano es imperativa para evitar confusiones y desinformación.</w:t>
-      </w:r>
-    </w:p>
-    <w:p>
-      <w:pPr>
-        <w:pStyle w:val="Prrafodelista"/>
-        <w:numPr>
-          <w:ilvl w:val="0"/>
-          <w:numId w:val="27"/>
-        </w:numPr>
-        <w:rPr>
-          <w:b/>
-          <w:lang w:val="es-419" w:eastAsia="es-CO"/>
-        </w:rPr>
-      </w:pPr>
-      <w:r>
-        <w:rPr>
-          <w:b/>
-          <w:lang w:val="es-419" w:eastAsia="es-CO"/>
-        </w:rPr>
-        <w:t>Barreras lingüísticas</w:t>
-      </w:r>
-    </w:p>
-    <w:p>
-      <w:pPr>
-        <w:rPr>
-          <w:lang w:val="es-419" w:eastAsia="es-CO"/>
-        </w:rPr>
-      </w:pPr>
-      <w:r>
-        <w:rPr>
-          <w:lang w:val="es-419" w:eastAsia="es-CO"/>
-        </w:rPr>
-        <w:t>Las barreras lingüísticas son aquellos obstáculos comunicativos que impiden el entendimiento mutuo entre el servidor público y el ciudadano. Se generan cuando los canales de atención o las piezas informativas ignoran las capacidades cognitivas, los dialectos locales, las lenguas étnicas o las condiciones de diversidad funcional de la población, aislando al ciudadano del goce efectivo de sus derechos.</w:t>
-      </w:r>
-    </w:p>
-    <w:p>
-      <w:pPr>
-        <w:rPr>
-          <w:lang w:val="es-419" w:eastAsia="es-CO"/>
-        </w:rPr>
-      </w:pPr>
-    </w:p>
-    <w:p>
-      <w:pPr>
-        <w:spacing w:before="0" w:after="160" w:line="259" w:lineRule="auto"/>
-        <w:ind w:firstLine="0"/>
-        <w:rPr>
-          <w:lang w:val="es-419" w:eastAsia="es-CO"/>
-        </w:rPr>
-      </w:pPr>
-      <w:r>
-        <w:rPr>
-          <w:lang w:val="es-419" w:eastAsia="es-CO"/>
-        </w:rPr>
-        <w:br w:type="page"/>
-      </w:r>
-    </w:p>
-    <w:p>
-      <w:pPr>
-        <w:pStyle w:val="Ttulo1"/>
-      </w:pPr>
-      <w:bookmarkStart w:id="5" w:name="_Toc238834358"/>
-      <w:r>
-        <w:lastRenderedPageBreak/>
-        <w:t>Lenguajes claros, comprensibles e inclusivos</w:t>
-      </w:r>
-      <w:bookmarkEnd w:id="5"/>
-    </w:p>
-    <w:p>
-      <w:pPr>
-        <w:rPr>
-          <w:lang w:val="es-419" w:eastAsia="es-CO"/>
-        </w:rPr>
-      </w:pPr>
-      <w:r>
-        <w:rPr>
-          <w:lang w:val="es-419" w:eastAsia="es-CO"/>
-        </w:rPr>
-        <w:t>Guía para la orientación en el uso de lenguaje inclusivo</w:t>
-      </w:r>
-    </w:p>
-    <w:p>
-      <w:pPr>
-        <w:rPr>
-          <w:lang w:val="es-419" w:eastAsia="es-CO"/>
-        </w:rPr>
-      </w:pPr>
-      <w:r>
-        <w:rPr>
-          <w:lang w:val="es-419" w:eastAsia="es-CO"/>
-        </w:rPr>
-        <w:t>Para iniciar el desarrollo de esta temática, se invita a consultar la Guía de lenguajes claros, comprensibles e incluyentes del SENA. Este documento es fundamental para el desarrollo del componente formativo, ya que aborda diferentes acciones presentes en la relación entre el Estado y la ciudadanía</w:t>
-      </w:r>
-      <w:r>
-        <w:rPr>
-          <w:lang w:val="es-419" w:eastAsia="es-CO"/>
-        </w:rPr>
-        <w:t xml:space="preserve">, </w:t>
-      </w:r>
-      <w:r>
-        <w:rPr>
-          <w:lang w:val="es-419" w:eastAsia="es-CO"/>
-        </w:rPr>
-        <w:t xml:space="preserve">partiendo de lo anterior, se invita a que acceda al siguiente documento: </w:t>
-      </w:r>
-      <w:r>
-        <w:rPr>
-          <w:b/>
-          <w:lang w:val="es-419" w:eastAsia="es-CO"/>
-        </w:rPr>
-        <w:t>Anexo_01_Guia_de_lenguaje_claro_SENA.</w:t>
-      </w:r>
-      <w:r>
-        <w:rPr>
-          <w:b/>
-          <w:lang w:val="es-419" w:eastAsia="es-CO"/>
-        </w:rPr>
-        <w:t>pdf</w:t>
-      </w:r>
-      <w:r>
-        <w:rPr>
-          <w:lang w:val="es-419" w:eastAsia="es-CO"/>
-        </w:rPr>
-        <w:t>, ubicado en la carpeta anexos.</w:t>
-      </w:r>
-    </w:p>
-    <w:p>
-      <w:pPr>
-        <w:rPr>
-          <w:lang w:val="es-419" w:eastAsia="es-CO"/>
-        </w:rPr>
-      </w:pPr>
-      <w:r>
-        <w:rPr>
-          <w:lang w:val="es-419" w:eastAsia="es-CO"/>
-        </w:rPr>
-        <w:t>Después de reconocer que la comunicación pública y ciudadana puede acercar o alejar a las personas de la información, resulta necesario avanzar hacia una pregunta:</w:t>
-      </w:r>
-    </w:p>
-    <w:p>
-      <w:pPr>
-        <w:rPr>
-          <w:lang w:val="es-419" w:eastAsia="es-CO"/>
-        </w:rPr>
-      </w:pPr>
-      <w:r>
-        <w:rPr>
-          <w:lang w:val="es-419" w:eastAsia="es-CO"/>
-        </w:rPr>
-        <w:t>¿Cómo debe construirse el lenguaje institucional para que la ciudadanía pueda comprender, usar y relacionar la información con sus derechos, tr</w:t>
-      </w:r>
-      <w:r>
-        <w:rPr>
-          <w:lang w:val="es-419" w:eastAsia="es-CO"/>
-        </w:rPr>
-        <w:t>á</w:t>
-      </w:r>
-      <w:r>
-        <w:rPr>
-          <w:lang w:val="es-419" w:eastAsia="es-CO"/>
-        </w:rPr>
-        <w:t>mites, servicios y decisiones?</w:t>
-      </w:r>
-    </w:p>
-    <w:p>
-      <w:pPr>
-        <w:rPr>
-          <w:lang w:val="es-419" w:eastAsia="es-CO"/>
-        </w:rPr>
-      </w:pPr>
-      <w:r>
-        <w:rPr>
-          <w:lang w:val="es-419" w:eastAsia="es-CO"/>
-        </w:rPr>
-        <w:t xml:space="preserve">La respuesta no depende únicamente de escribir menos o de cambiar algunas palabras. Comunicar de manera clara exige pensar en la persona que recibe el mensaje, en el propósito de la información, en el contexto en el que se entrega y en las acciones que se esperan desarrollar. Por esta razón, los lenguajes claros, comprensibles e inclusivos se convierten en herramientas fundamentales para reducir brechas comunicativas y fortalecer el acceso ciudadano. </w:t>
-      </w:r>
-    </w:p>
-    <w:p>
-      <w:pPr>
-        <w:rPr>
-          <w:lang w:val="es-419" w:eastAsia="es-CO"/>
-        </w:rPr>
-      </w:pPr>
-      <w:r>
-        <w:rPr>
-          <w:lang w:val="es-419" w:eastAsia="es-CO"/>
-        </w:rPr>
-        <w:t>Por eso, este apartado presenta tres enfoques complementarios:</w:t>
-      </w:r>
-    </w:p>
-    <w:p>
-      <w:pPr>
-        <w:rPr>
-          <w:lang w:val="es-419" w:eastAsia="es-CO"/>
-        </w:rPr>
-      </w:pPr>
-    </w:p>
-    <w:p>
-      <w:pPr>
-        <w:rPr>
-          <w:lang w:val="es-419" w:eastAsia="es-CO"/>
-        </w:rPr>
-      </w:pPr>
-    </w:p>
-    <w:p>
-      <w:pPr>
-        <w:pStyle w:val="Prrafodelista"/>
-        <w:numPr>
-          <w:ilvl w:val="0"/>
-          <w:numId w:val="27"/>
-        </w:numPr>
-        <w:rPr>
-          <w:b/>
-          <w:lang w:val="es-419" w:eastAsia="es-CO"/>
-        </w:rPr>
-      </w:pPr>
-      <w:r>
-        <w:rPr>
-          <w:b/>
-          <w:lang w:val="es-419" w:eastAsia="es-CO"/>
-        </w:rPr>
-        <w:lastRenderedPageBreak/>
-        <w:t>Lenguaje claro</w:t>
-      </w:r>
-    </w:p>
-    <w:p>
-      <w:pPr>
-        <w:rPr>
-          <w:lang w:val="es-419" w:eastAsia="es-CO"/>
-        </w:rPr>
-      </w:pPr>
-      <w:r>
-        <w:rPr>
-          <w:lang w:val="es-419" w:eastAsia="es-CO"/>
-        </w:rPr>
-        <w:t>Ayuda a organizar y expresar la información de forma más sencilla y directa, utilizando palabras de uso común, frases precisas y una estructura que facilite su lectura y comprensión.</w:t>
-      </w:r>
-    </w:p>
-    <w:p>
-      <w:pPr>
-        <w:pStyle w:val="Prrafodelista"/>
-        <w:numPr>
-          <w:ilvl w:val="0"/>
-          <w:numId w:val="27"/>
-        </w:numPr>
-        <w:rPr>
-          <w:b/>
-          <w:lang w:val="es-419" w:eastAsia="es-CO"/>
-        </w:rPr>
-      </w:pPr>
-      <w:r>
-        <w:rPr>
-          <w:b/>
-          <w:lang w:val="es-419" w:eastAsia="es-CO"/>
-        </w:rPr>
-        <w:t>Lenguaje comprensible</w:t>
-      </w:r>
-    </w:p>
-    <w:p>
-      <w:pPr>
-        <w:rPr>
-          <w:lang w:val="es-419" w:eastAsia="es-CO"/>
-        </w:rPr>
-      </w:pPr>
-      <w:r>
-        <w:rPr>
-          <w:lang w:val="es-419" w:eastAsia="es-CO"/>
-        </w:rPr>
-        <w:t>Permite que el mensaje tenga sentido para quien lo lee o escucha, porque cuida la claridad, la coherencia y el orden de las ideas.</w:t>
-      </w:r>
-    </w:p>
-    <w:p>
-      <w:pPr>
-        <w:pStyle w:val="Prrafodelista"/>
-        <w:numPr>
-          <w:ilvl w:val="0"/>
-          <w:numId w:val="27"/>
-        </w:numPr>
-        <w:rPr>
-          <w:b/>
-          <w:lang w:val="es-419" w:eastAsia="es-CO"/>
-        </w:rPr>
-      </w:pPr>
-      <w:r>
-        <w:rPr>
-          <w:b/>
-          <w:lang w:val="es-419" w:eastAsia="es-CO"/>
-        </w:rPr>
-        <w:t>Lenguaje inclusivo</w:t>
-      </w:r>
-    </w:p>
-    <w:p>
-      <w:pPr>
-        <w:rPr>
-          <w:lang w:val="es-419" w:eastAsia="es-CO"/>
-        </w:rPr>
-      </w:pPr>
-      <w:r>
-        <w:rPr>
-          <w:lang w:val="es-419" w:eastAsia="es-CO"/>
-        </w:rPr>
-        <w:t>Busca que la comunicación reconozca a las personas, evite expresiones discriminatorias y promueva una relación respetuosa entre el Estado y la ciudadanía.</w:t>
-      </w:r>
-    </w:p>
-    <w:p>
-      <w:pPr>
-        <w:rPr>
-          <w:lang w:val="es-419" w:eastAsia="es-CO"/>
-        </w:rPr>
-      </w:pPr>
-    </w:p>
-    <w:p>
-      <w:pPr>
-        <w:pStyle w:val="Ttulo2"/>
-      </w:pPr>
-      <w:bookmarkStart w:id="6" w:name="_Toc238834359"/>
-      <w:r>
-        <w:t>Lenguajes claros: conceptos, características y principios</w:t>
-      </w:r>
-      <w:bookmarkEnd w:id="6"/>
-      <w:r>
-        <w:t xml:space="preserve"> </w:t>
-      </w:r>
-    </w:p>
-    <w:p>
-      <w:pPr>
-        <w:rPr>
-          <w:lang w:val="es-419" w:eastAsia="es-CO"/>
-        </w:rPr>
-      </w:pPr>
-      <w:r>
-        <w:rPr>
-          <w:lang w:val="es-419" w:eastAsia="es-CO"/>
-        </w:rPr>
-        <w:t>El lenguaje claro es una estrategia de comunicación integral que busca que las audiencias entiendan un mensaje institucional desde la primera lectura o escucha. No consiste en infantilizar el discurso, sino en simplificar la estructura gramatical para optimizar el acceso a la información.</w:t>
-      </w:r>
-    </w:p>
-    <w:p>
-      <w:pPr>
-        <w:rPr>
-          <w:lang w:val="es-419" w:eastAsia="es-CO"/>
-        </w:rPr>
-      </w:pPr>
-      <w:r>
-        <w:rPr>
-          <w:lang w:val="es-419" w:eastAsia="es-CO"/>
-        </w:rPr>
-        <w:t xml:space="preserve">Entre las características de los lenguajes claros se encuentran: </w:t>
       </w:r>
     </w:p>
     <w:p>
@@ -5174,14 +4829,362 @@
           <w:numId w:val="29"/>
         </w:numPr>
         <w:rPr>
-          <w:lang w:val="es-419" w:eastAsia="es-CO"/>
-        </w:rPr>
-      </w:pPr>
-      <w:r>
-        <w:rPr>
           <w:b/>
           <w:lang w:val="es-419" w:eastAsia="es-CO"/>
         </w:rPr>
+      </w:pPr>
+      <w:r>
+        <w:rPr>
+          <w:b/>
+          <w:lang w:val="es-419" w:eastAsia="es-CO"/>
+        </w:rPr>
+        <w:t>Barreras lingüísticas</w:t>
+      </w:r>
+    </w:p>
+    <w:p>
+      <w:pPr>
+        <w:rPr>
+          <w:lang w:val="es-419" w:eastAsia="es-CO"/>
+        </w:rPr>
+      </w:pPr>
+      <w:r>
+        <w:rPr>
+          <w:lang w:val="es-419" w:eastAsia="es-CO"/>
+        </w:rPr>
+        <w:t>Las barreras lingüísticas son aquellos obstáculos comunicativos que impiden el entendimiento mutuo entre el servidor público y el ciudadano. Se generan cuando los canales de atención o las piezas informativas ignoran las capacidades cognitivas, los dialectos locales, las lenguas étnicas o las condiciones de diversidad funcional de la población, aislando al ciudadano del goce efectivo de sus derechos.</w:t>
+      </w:r>
+    </w:p>
+    <w:p>
+      <w:pPr>
+        <w:rPr>
+          <w:lang w:val="es-419" w:eastAsia="es-CO"/>
+        </w:rPr>
+      </w:pPr>
+    </w:p>
+    <w:p>
+      <w:pPr>
+        <w:spacing w:before="0" w:after="160" w:line="259" w:lineRule="auto"/>
+        <w:ind w:firstLine="0"/>
+        <w:rPr>
+          <w:lang w:val="es-419" w:eastAsia="es-CO"/>
+        </w:rPr>
+      </w:pPr>
+      <w:r>
+        <w:rPr>
+          <w:lang w:val="es-419" w:eastAsia="es-CO"/>
+        </w:rPr>
+        <w:br w:type="page"/>
+      </w:r>
+    </w:p>
+    <w:p>
+      <w:pPr>
+        <w:pStyle w:val="Ttulo1"/>
+      </w:pPr>
+      <w:bookmarkStart w:id="5" w:name="_Toc239256759"/>
+      <w:r>
+        <w:lastRenderedPageBreak/>
+        <w:t>Lenguajes claros, comprensibles e inclusivos</w:t>
+      </w:r>
+      <w:bookmarkEnd w:id="5"/>
+    </w:p>
+    <w:p>
+      <w:pPr>
+        <w:rPr>
+          <w:lang w:val="es-419" w:eastAsia="es-CO"/>
+        </w:rPr>
+      </w:pPr>
+      <w:r>
+        <w:rPr>
+          <w:lang w:val="es-419" w:eastAsia="es-CO"/>
+        </w:rPr>
+        <w:t>Guía para la orientación en el uso de lenguaje inclusivo</w:t>
+      </w:r>
+    </w:p>
+    <w:p>
+      <w:pPr>
+        <w:rPr>
+          <w:lang w:val="es-419" w:eastAsia="es-CO"/>
+        </w:rPr>
+      </w:pPr>
+      <w:r>
+        <w:rPr>
+          <w:lang w:val="es-419" w:eastAsia="es-CO"/>
+        </w:rPr>
+        <w:t>Para iniciar el desarrollo de esta temática, se invita a consultar la Guía de lenguajes claros, comprensibles e incluyentes del SENA. Este documento es fundamental para el desarrollo del componente formativo, ya que aborda diferentes acciones presentes en la relación entre el Estado y la ciudadanía</w:t>
+      </w:r>
+      <w:r>
+        <w:rPr>
+          <w:lang w:val="es-419" w:eastAsia="es-CO"/>
+        </w:rPr>
+        <w:t xml:space="preserve">, </w:t>
+      </w:r>
+      <w:r>
+        <w:rPr>
+          <w:lang w:val="es-419" w:eastAsia="es-CO"/>
+        </w:rPr>
+        <w:t xml:space="preserve">partiendo de lo anterior, se invita a que acceda al siguiente documento: </w:t>
+      </w:r>
+      <w:r>
+        <w:rPr>
+          <w:b/>
+          <w:lang w:val="es-419" w:eastAsia="es-CO"/>
+        </w:rPr>
+        <w:t>Anexo_01_Guia_de_lenguaje_claro_SENA.</w:t>
+      </w:r>
+      <w:r>
+        <w:rPr>
+          <w:b/>
+          <w:lang w:val="es-419" w:eastAsia="es-CO"/>
+        </w:rPr>
+        <w:t>pdf</w:t>
+      </w:r>
+      <w:r>
+        <w:rPr>
+          <w:lang w:val="es-419" w:eastAsia="es-CO"/>
+        </w:rPr>
+        <w:t>, ubicado en la carpeta anexos.</w:t>
+      </w:r>
+    </w:p>
+    <w:p>
+      <w:pPr>
+        <w:rPr>
+          <w:lang w:val="es-419" w:eastAsia="es-CO"/>
+        </w:rPr>
+      </w:pPr>
+      <w:r>
+        <w:rPr>
+          <w:lang w:val="es-419" w:eastAsia="es-CO"/>
+        </w:rPr>
+        <w:t>Después de reconocer que la comunicación pública y ciudadana puede acercar o alejar a las personas de la información, resulta necesario avanzar hacia una pregunta:</w:t>
+      </w:r>
+    </w:p>
+    <w:p>
+      <w:pPr>
+        <w:rPr>
+          <w:lang w:val="es-419" w:eastAsia="es-CO"/>
+        </w:rPr>
+      </w:pPr>
+      <w:r>
+        <w:rPr>
+          <w:lang w:val="es-419" w:eastAsia="es-CO"/>
+        </w:rPr>
+        <w:t>¿Cómo debe construirse el lenguaje institucional para que la ciudadanía pueda comprender, usar y relacionar la información con sus derechos, tr</w:t>
+      </w:r>
+      <w:r>
+        <w:rPr>
+          <w:lang w:val="es-419" w:eastAsia="es-CO"/>
+        </w:rPr>
+        <w:t>á</w:t>
+      </w:r>
+      <w:r>
+        <w:rPr>
+          <w:lang w:val="es-419" w:eastAsia="es-CO"/>
+        </w:rPr>
+        <w:t>mites, servicios y decisiones?</w:t>
+      </w:r>
+    </w:p>
+    <w:p>
+      <w:pPr>
+        <w:rPr>
+          <w:lang w:val="es-419" w:eastAsia="es-CO"/>
+        </w:rPr>
+      </w:pPr>
+      <w:r>
+        <w:rPr>
+          <w:lang w:val="es-419" w:eastAsia="es-CO"/>
+        </w:rPr>
+        <w:t xml:space="preserve">La respuesta no depende únicamente de escribir menos o de cambiar algunas palabras. Comunicar de manera clara exige pensar en la persona que recibe el mensaje, en el propósito de la información, en el contexto en el que se entrega y en las acciones que se esperan desarrollar. Por esta razón, los lenguajes claros, comprensibles e inclusivos se convierten en herramientas fundamentales para reducir brechas comunicativas y fortalecer el acceso ciudadano. </w:t>
+      </w:r>
+    </w:p>
+    <w:p>
+      <w:pPr>
+        <w:rPr>
+          <w:lang w:val="es-419" w:eastAsia="es-CO"/>
+        </w:rPr>
+      </w:pPr>
+      <w:r>
+        <w:rPr>
+          <w:lang w:val="es-419" w:eastAsia="es-CO"/>
+        </w:rPr>
+        <w:t>Por eso, este apartado presenta tres enfoques complementarios:</w:t>
+      </w:r>
+    </w:p>
+    <w:p>
+      <w:pPr>
+        <w:rPr>
+          <w:lang w:val="es-419" w:eastAsia="es-CO"/>
+        </w:rPr>
+      </w:pPr>
+    </w:p>
+    <w:p>
+      <w:pPr>
+        <w:rPr>
+          <w:lang w:val="es-419" w:eastAsia="es-CO"/>
+        </w:rPr>
+      </w:pPr>
+    </w:p>
+    <w:p>
+      <w:pPr>
+        <w:pStyle w:val="Prrafodelista"/>
+        <w:numPr>
+          <w:ilvl w:val="0"/>
+          <w:numId w:val="30"/>
+        </w:numPr>
+        <w:rPr>
+          <w:b/>
+          <w:lang w:val="es-419" w:eastAsia="es-CO"/>
+        </w:rPr>
+      </w:pPr>
+      <w:r>
+        <w:rPr>
+          <w:b/>
+          <w:lang w:val="es-419" w:eastAsia="es-CO"/>
+        </w:rPr>
+        <w:lastRenderedPageBreak/>
+        <w:t>Lenguaje claro</w:t>
+      </w:r>
+    </w:p>
+    <w:p>
+      <w:pPr>
+        <w:rPr>
+          <w:lang w:val="es-419" w:eastAsia="es-CO"/>
+        </w:rPr>
+      </w:pPr>
+      <w:r>
+        <w:rPr>
+          <w:lang w:val="es-419" w:eastAsia="es-CO"/>
+        </w:rPr>
+        <w:t>Ayuda a organizar y expresar la información de forma más sencilla y directa, utilizando palabras de uso común, frases precisas y una estructura que facilite su lectura y comprensión.</w:t>
+      </w:r>
+    </w:p>
+    <w:p>
+      <w:pPr>
+        <w:pStyle w:val="Prrafodelista"/>
+        <w:numPr>
+          <w:ilvl w:val="0"/>
+          <w:numId w:val="30"/>
+        </w:numPr>
+        <w:rPr>
+          <w:b/>
+          <w:lang w:val="es-419" w:eastAsia="es-CO"/>
+        </w:rPr>
+      </w:pPr>
+      <w:r>
+        <w:rPr>
+          <w:b/>
+          <w:lang w:val="es-419" w:eastAsia="es-CO"/>
+        </w:rPr>
+        <w:t>Lenguaje comprensible</w:t>
+      </w:r>
+    </w:p>
+    <w:p>
+      <w:pPr>
+        <w:rPr>
+          <w:lang w:val="es-419" w:eastAsia="es-CO"/>
+        </w:rPr>
+      </w:pPr>
+      <w:r>
+        <w:rPr>
+          <w:lang w:val="es-419" w:eastAsia="es-CO"/>
+        </w:rPr>
+        <w:t>Permite que el mensaje tenga sentido para quien lo lee o escucha, porque cuida la claridad, la coherencia y el orden de las ideas.</w:t>
+      </w:r>
+    </w:p>
+    <w:p>
+      <w:pPr>
+        <w:pStyle w:val="Prrafodelista"/>
+        <w:numPr>
+          <w:ilvl w:val="0"/>
+          <w:numId w:val="30"/>
+        </w:numPr>
+        <w:rPr>
+          <w:b/>
+          <w:lang w:val="es-419" w:eastAsia="es-CO"/>
+        </w:rPr>
+      </w:pPr>
+      <w:r>
+        <w:rPr>
+          <w:b/>
+          <w:lang w:val="es-419" w:eastAsia="es-CO"/>
+        </w:rPr>
+        <w:t>Lenguaje inclusivo</w:t>
+      </w:r>
+    </w:p>
+    <w:p>
+      <w:pPr>
+        <w:rPr>
+          <w:lang w:val="es-419" w:eastAsia="es-CO"/>
+        </w:rPr>
+      </w:pPr>
+      <w:r>
+        <w:rPr>
+          <w:lang w:val="es-419" w:eastAsia="es-CO"/>
+        </w:rPr>
+        <w:t>Busca que la comunicación reconozca a las personas, evite expresiones discriminatorias y promueva una relación respetuosa entre el Estado y la ciudadanía.</w:t>
+      </w:r>
+    </w:p>
+    <w:p>
+      <w:pPr>
+        <w:rPr>
+          <w:lang w:val="es-419" w:eastAsia="es-CO"/>
+        </w:rPr>
+      </w:pPr>
+    </w:p>
+    <w:p>
+      <w:pPr>
+        <w:pStyle w:val="Ttulo2"/>
+      </w:pPr>
+      <w:bookmarkStart w:id="6" w:name="_Toc239256760"/>
+      <w:r>
+        <w:t>Lenguajes claros: conceptos, características y principios</w:t>
+      </w:r>
+      <w:bookmarkEnd w:id="6"/>
+      <w:r>
+        <w:t xml:space="preserve"> </w:t>
+      </w:r>
+    </w:p>
+    <w:p>
+      <w:pPr>
+        <w:rPr>
+          <w:lang w:val="es-419" w:eastAsia="es-CO"/>
+        </w:rPr>
+      </w:pPr>
+      <w:r>
+        <w:rPr>
+          <w:lang w:val="es-419" w:eastAsia="es-CO"/>
+        </w:rPr>
+        <w:t>El lenguaje claro es una estrategia de comunicación integral que busca que las audiencias entiendan un mensaje institucional desde la primera lectura o escucha. No consiste en infantilizar el discurso, sino en simplificar la estructura gramatical para optimizar el acceso a la información.</w:t>
+      </w:r>
+    </w:p>
+    <w:p>
+      <w:pPr>
+        <w:rPr>
+          <w:lang w:val="es-419" w:eastAsia="es-CO"/>
+        </w:rPr>
+      </w:pPr>
+      <w:r>
+        <w:rPr>
+          <w:lang w:val="es-419" w:eastAsia="es-CO"/>
+        </w:rPr>
+        <w:t xml:space="preserve">Entre las características de los lenguajes claros se encuentran: </w:t>
+      </w:r>
+    </w:p>
+    <w:p>
+      <w:pPr>
+        <w:pStyle w:val="Prrafodelista"/>
+        <w:numPr>
+          <w:ilvl w:val="0"/>
+          <w:numId w:val="12"/>
+        </w:numPr>
+        <w:rPr>
+          <w:lang w:val="es-419" w:eastAsia="es-CO"/>
+        </w:rPr>
+      </w:pPr>
+      <w:r>
+        <w:rPr>
+          <w:b/>
+          <w:lang w:val="es-419" w:eastAsia="es-CO"/>
+        </w:rPr>
         <w:t>Precisión</w:t>
       </w:r>
       <w:r>
@@ -5195,6 +5198,145 @@
           <w:lang w:val="es-419" w:eastAsia="es-CO"/>
         </w:rPr>
         <w:t>Presenta la información necesaria de manera exacta, sin datos innecesarios.</w:t>
+      </w:r>
+    </w:p>
+    <w:p>
+      <w:pPr>
+        <w:pStyle w:val="Prrafodelista"/>
+        <w:numPr>
+          <w:ilvl w:val="0"/>
+          <w:numId w:val="12"/>
+        </w:numPr>
+        <w:rPr>
+          <w:lang w:val="es-419" w:eastAsia="es-CO"/>
+        </w:rPr>
+      </w:pPr>
+      <w:r>
+        <w:rPr>
+          <w:b/>
+          <w:lang w:val="es-419" w:eastAsia="es-CO"/>
+        </w:rPr>
+        <w:t>Organización</w:t>
+      </w:r>
+      <w:r>
+        <w:rPr>
+          <w:lang w:val="es-419" w:eastAsia="es-CO"/>
+        </w:rPr>
+        <w:t>: o</w:t>
+      </w:r>
+      <w:r>
+        <w:rPr>
+          <w:lang w:val="es-419" w:eastAsia="es-CO"/>
+        </w:rPr>
+        <w:t xml:space="preserve">rdena las ideas según las necesidades de quien recibe la información. </w:t>
+      </w:r>
+    </w:p>
+    <w:p>
+      <w:pPr>
+        <w:pStyle w:val="Prrafodelista"/>
+        <w:numPr>
+          <w:ilvl w:val="0"/>
+          <w:numId w:val="12"/>
+        </w:numPr>
+        <w:rPr>
+          <w:lang w:val="es-419" w:eastAsia="es-CO"/>
+        </w:rPr>
+      </w:pPr>
+      <w:r>
+        <w:rPr>
+          <w:b/>
+          <w:lang w:val="es-419" w:eastAsia="es-CO"/>
+        </w:rPr>
+        <w:lastRenderedPageBreak/>
+        <w:t>C</w:t>
+      </w:r>
+      <w:r>
+        <w:rPr>
+          <w:b/>
+          <w:lang w:val="es-419" w:eastAsia="es-CO"/>
+        </w:rPr>
+        <w:t>l</w:t>
+      </w:r>
+      <w:r>
+        <w:rPr>
+          <w:b/>
+          <w:lang w:val="es-419" w:eastAsia="es-CO"/>
+        </w:rPr>
+        <w:t>aridad</w:t>
+      </w:r>
+      <w:r>
+        <w:rPr>
+          <w:lang w:val="es-419" w:eastAsia="es-CO"/>
+        </w:rPr>
+        <w:t>: u</w:t>
+      </w:r>
+      <w:r>
+        <w:rPr>
+          <w:lang w:val="es-419" w:eastAsia="es-CO"/>
+        </w:rPr>
+        <w:t xml:space="preserve">sa palabras comunes cuando sea posible, sin perder rigor institucional. </w:t>
+      </w:r>
+    </w:p>
+    <w:p>
+      <w:pPr>
+        <w:pStyle w:val="Prrafodelista"/>
+        <w:numPr>
+          <w:ilvl w:val="0"/>
+          <w:numId w:val="12"/>
+        </w:numPr>
+        <w:rPr>
+          <w:lang w:val="es-419" w:eastAsia="es-CO"/>
+        </w:rPr>
+      </w:pPr>
+      <w:r>
+        <w:rPr>
+          <w:b/>
+          <w:lang w:val="es-419" w:eastAsia="es-CO"/>
+        </w:rPr>
+        <w:t>Coherencia</w:t>
+      </w:r>
+      <w:r>
+        <w:rPr>
+          <w:lang w:val="es-419" w:eastAsia="es-CO"/>
+        </w:rPr>
+        <w:t>: m</w:t>
+      </w:r>
+      <w:r>
+        <w:rPr>
+          <w:lang w:val="es-419" w:eastAsia="es-CO"/>
+        </w:rPr>
+        <w:t xml:space="preserve">antiene una relación lógica entre las ideas, los pasos y las instrucciones. </w:t>
+      </w:r>
+    </w:p>
+    <w:p>
+      <w:pPr>
+        <w:pStyle w:val="Prrafodelista"/>
+        <w:numPr>
+          <w:ilvl w:val="0"/>
+          <w:numId w:val="12"/>
+        </w:numPr>
+        <w:rPr>
+          <w:lang w:val="es-419" w:eastAsia="es-CO"/>
+        </w:rPr>
+      </w:pPr>
+      <w:r>
+        <w:rPr>
+          <w:b/>
+          <w:lang w:val="es-419" w:eastAsia="es-CO"/>
+        </w:rPr>
+        <w:t>Utilidad</w:t>
+      </w:r>
+      <w:r>
+        <w:rPr>
+          <w:lang w:val="es-419" w:eastAsia="es-CO"/>
+        </w:rPr>
+        <w:t>: p</w:t>
+      </w:r>
+      <w:r>
+        <w:rPr>
+          <w:lang w:val="es-419" w:eastAsia="es-CO"/>
+        </w:rPr>
+        <w:t>ermite que la persona comprenda qué debe hacer con la información.</w:t>
       </w:r>
     </w:p>
     <w:p>
@@ -5213,19 +5355,104 @@
           <w:b/>
           <w:lang w:val="es-419" w:eastAsia="es-CO"/>
         </w:rPr>
-        <w:t>Organización</w:t>
-      </w:r>
-      <w:r>
-        <w:rPr>
-          <w:lang w:val="es-419" w:eastAsia="es-CO"/>
-        </w:rPr>
-        <w:t>: o</w:t>
-      </w:r>
-      <w:r>
-        <w:rPr>
-          <w:lang w:val="es-419" w:eastAsia="es-CO"/>
-        </w:rPr>
-        <w:t xml:space="preserve">rdena las ideas según las necesidades de quien recibe la información. </w:t>
+        <w:t>Cercanía</w:t>
+      </w:r>
+      <w:r>
+        <w:rPr>
+          <w:lang w:val="es-419" w:eastAsia="es-CO"/>
+        </w:rPr>
+        <w:t xml:space="preserve"> </w:t>
+      </w:r>
+      <w:r>
+        <w:rPr>
+          <w:b/>
+          <w:lang w:val="es-419" w:eastAsia="es-CO"/>
+        </w:rPr>
+        <w:t>institucional</w:t>
+      </w:r>
+      <w:r>
+        <w:rPr>
+          <w:lang w:val="es-419" w:eastAsia="es-CO"/>
+        </w:rPr>
+        <w:t>: r</w:t>
+      </w:r>
+      <w:r>
+        <w:rPr>
+          <w:lang w:val="es-419" w:eastAsia="es-CO"/>
+        </w:rPr>
+        <w:t>educe la distancia en</w:t>
+      </w:r>
+      <w:r>
+        <w:rPr>
+          <w:lang w:val="es-419" w:eastAsia="es-CO"/>
+        </w:rPr>
+        <w:t>tre</w:t>
+      </w:r>
+      <w:r>
+        <w:rPr>
+          <w:lang w:val="es-419" w:eastAsia="es-CO"/>
+        </w:rPr>
+        <w:t xml:space="preserve"> el lenguaje de la entidad y el lenguaje ciudadano. </w:t>
+      </w:r>
+    </w:p>
+    <w:p>
+      <w:pPr>
+        <w:rPr>
+          <w:lang w:val="es-419" w:eastAsia="es-CO"/>
+        </w:rPr>
+      </w:pPr>
+      <w:r>
+        <w:rPr>
+          <w:lang w:val="es-419" w:eastAsia="es-CO"/>
+        </w:rPr>
+        <w:t>La aplicación del lenguaje claro requiere implementar un diseño centrado en el usuario para identificar de forma previa quién es el receptor real del documento o respuesta, articulado con una estructura lógica que organice la información mediante la pirámide invertida, situando las conclusiones o requisitos al principio. También se debe garantizar la brevedad y concisión a través del empleo de oraciones cortas, de preferencia con menos de veinticinco palabras, eliminando expresiones redundantes u ornamentales y priorizando el uso de la voz activa para redactar de forma directa e indicar con precisión quién realiza la acción.</w:t>
+      </w:r>
+    </w:p>
+    <w:p>
+      <w:pPr>
+        <w:rPr>
+          <w:lang w:val="es-419" w:eastAsia="es-CO"/>
+        </w:rPr>
+      </w:pPr>
+    </w:p>
+    <w:p>
+      <w:pPr>
+        <w:pStyle w:val="Ttulo2"/>
+      </w:pPr>
+      <w:bookmarkStart w:id="7" w:name="_Toc239256761"/>
+      <w:r>
+        <w:t>Lenguaje comprensible: concepto, características, claridad y coherencia</w:t>
+      </w:r>
+      <w:bookmarkEnd w:id="7"/>
+      <w:r>
+        <w:t xml:space="preserve"> </w:t>
+      </w:r>
+    </w:p>
+    <w:p>
+      <w:pPr>
+        <w:rPr>
+          <w:lang w:val="es-419" w:eastAsia="es-CO"/>
+        </w:rPr>
+      </w:pPr>
+      <w:r>
+        <w:rPr>
+          <w:lang w:val="es-419" w:eastAsia="es-CO"/>
+        </w:rPr>
+        <w:t xml:space="preserve">El lenguaje comprensible se relaciona con la posibilidad real de que una persona entienda el mensaje que recibe. Un texto puede estar escrito con palabras sencillas y aun así no ser comprensible si las ideas están desordenadas, si falta información importante o si no explica qué se debe realizar. </w:t>
+      </w:r>
+    </w:p>
+    <w:p>
+      <w:pPr>
+        <w:rPr>
+          <w:lang w:val="es-419" w:eastAsia="es-CO"/>
+        </w:rPr>
+      </w:pPr>
+      <w:r>
+        <w:rPr>
+          <w:lang w:val="es-419" w:eastAsia="es-CO"/>
+        </w:rPr>
+        <w:lastRenderedPageBreak/>
+        <w:t xml:space="preserve">El lenguaje comprensible tiene las siguientes características: </w:t>
       </w:r>
     </w:p>
     <w:p>
@@ -5233,7 +5460,7 @@
         <w:pStyle w:val="Prrafodelista"/>
         <w:numPr>
           <w:ilvl w:val="0"/>
-          <w:numId w:val="29"/>
+          <w:numId w:val="13"/>
         </w:numPr>
         <w:rPr>
           <w:lang w:val="es-419" w:eastAsia="es-CO"/>
@@ -5244,20 +5471,25 @@
           <w:b/>
           <w:lang w:val="es-419" w:eastAsia="es-CO"/>
         </w:rPr>
-        <w:lastRenderedPageBreak/>
-        <w:t>Caridad</w:t>
-      </w:r>
-      <w:r>
-        <w:rPr>
-          <w:lang w:val="es-419" w:eastAsia="es-CO"/>
-        </w:rPr>
-        <w:t>: u</w:t>
-      </w:r>
-      <w:r>
-        <w:rPr>
-          <w:lang w:val="es-419" w:eastAsia="es-CO"/>
-        </w:rPr>
-        <w:t xml:space="preserve">sa palabras comunes cuando sea posible, sin perder rigor institucional. </w:t>
+        <w:t>Orden lógico</w:t>
+      </w:r>
+      <w:r>
+        <w:rPr>
+          <w:lang w:val="es-419" w:eastAsia="es-CO"/>
+        </w:rPr>
+        <w:t>:</w:t>
+      </w:r>
+      <w:r>
+        <w:rPr>
+          <w:lang w:val="es-419" w:eastAsia="es-CO"/>
+        </w:rPr>
+        <w:t xml:space="preserve"> l</w:t>
+      </w:r>
+      <w:r>
+        <w:rPr>
+          <w:lang w:val="es-419" w:eastAsia="es-CO"/>
+        </w:rPr>
+        <w:t xml:space="preserve">a información se debe presentar en una secuencia fácil de seguir. </w:t>
       </w:r>
     </w:p>
     <w:p>
@@ -5265,7 +5497,7 @@
         <w:pStyle w:val="Prrafodelista"/>
         <w:numPr>
           <w:ilvl w:val="0"/>
-          <w:numId w:val="29"/>
+          <w:numId w:val="13"/>
         </w:numPr>
         <w:rPr>
           <w:lang w:val="es-419" w:eastAsia="es-CO"/>
@@ -5276,19 +5508,19 @@
           <w:b/>
           <w:lang w:val="es-419" w:eastAsia="es-CO"/>
         </w:rPr>
-        <w:t>Coherencia</w:t>
-      </w:r>
-      <w:r>
-        <w:rPr>
-          <w:lang w:val="es-419" w:eastAsia="es-CO"/>
-        </w:rPr>
-        <w:t>: m</w:t>
-      </w:r>
-      <w:r>
-        <w:rPr>
-          <w:lang w:val="es-419" w:eastAsia="es-CO"/>
-        </w:rPr>
-        <w:t xml:space="preserve">antiene una relación lógica entre las ideas, los pasos y las instrucciones. </w:t>
+        <w:t>Claridad</w:t>
+      </w:r>
+      <w:r>
+        <w:rPr>
+          <w:lang w:val="es-419" w:eastAsia="es-CO"/>
+        </w:rPr>
+        <w:t>: l</w:t>
+      </w:r>
+      <w:r>
+        <w:rPr>
+          <w:lang w:val="es-419" w:eastAsia="es-CO"/>
+        </w:rPr>
+        <w:t>a información debe expresar las ideas principales sin ambigüedades.</w:t>
       </w:r>
     </w:p>
     <w:p>
@@ -5296,7 +5528,7 @@
         <w:pStyle w:val="Prrafodelista"/>
         <w:numPr>
           <w:ilvl w:val="0"/>
-          <w:numId w:val="29"/>
+          <w:numId w:val="13"/>
         </w:numPr>
         <w:rPr>
           <w:lang w:val="es-419" w:eastAsia="es-CO"/>
@@ -5307,19 +5539,19 @@
           <w:b/>
           <w:lang w:val="es-419" w:eastAsia="es-CO"/>
         </w:rPr>
-        <w:t>Utilidad</w:t>
-      </w:r>
-      <w:r>
-        <w:rPr>
-          <w:lang w:val="es-419" w:eastAsia="es-CO"/>
-        </w:rPr>
-        <w:t>: p</w:t>
-      </w:r>
-      <w:r>
-        <w:rPr>
-          <w:lang w:val="es-419" w:eastAsia="es-CO"/>
-        </w:rPr>
-        <w:t>ermite que la persona comprenda qué debe hacer con la información.</w:t>
+        <w:t>Coherencia</w:t>
+      </w:r>
+      <w:r>
+        <w:rPr>
+          <w:lang w:val="es-419" w:eastAsia="es-CO"/>
+        </w:rPr>
+        <w:t>: l</w:t>
+      </w:r>
+      <w:r>
+        <w:rPr>
+          <w:lang w:val="es-419" w:eastAsia="es-CO"/>
+        </w:rPr>
+        <w:t>a información mantiene relación entre conceptos, instrucciones y acciones.</w:t>
       </w:r>
     </w:p>
     <w:p>
@@ -5327,7 +5559,7 @@
         <w:pStyle w:val="Prrafodelista"/>
         <w:numPr>
           <w:ilvl w:val="0"/>
-          <w:numId w:val="27"/>
+          <w:numId w:val="13"/>
         </w:numPr>
         <w:rPr>
           <w:lang w:val="es-419" w:eastAsia="es-CO"/>
@@ -5338,7 +5570,75 @@
           <w:b/>
           <w:lang w:val="es-419" w:eastAsia="es-CO"/>
         </w:rPr>
-        <w:t>Cercanía</w:t>
+        <w:t>Pertinencia</w:t>
+      </w:r>
+      <w:r>
+        <w:rPr>
+          <w:lang w:val="es-419" w:eastAsia="es-CO"/>
+        </w:rPr>
+        <w:t>: i</w:t>
+      </w:r>
+      <w:r>
+        <w:rPr>
+          <w:lang w:val="es-419" w:eastAsia="es-CO"/>
+        </w:rPr>
+        <w:t>ncluye información necesaria para el propósito del mensaje.</w:t>
+      </w:r>
+    </w:p>
+    <w:p>
+      <w:pPr>
+        <w:rPr>
+          <w:lang w:val="es-419" w:eastAsia="es-CO"/>
+        </w:rPr>
+      </w:pPr>
+      <w:r>
+        <w:rPr>
+          <w:lang w:val="es-419" w:eastAsia="es-CO"/>
+        </w:rPr>
+        <w:t>La efectividad del lenguaje comprensible se fundamenta en la claridad, orientada a la eliminación de ambigüedades, dobles sentidos y giros idiomáticos complejos que puedan dar pie a interpretaciones erróneas por parte de la ciudadanía. En el mismo sentido, esta práctica se sustenta en la coherencia textual, la cual exige una secuencia lógica entre los párrafos de manera que las ideas secundarias soporten directamente a la idea principal, manteniendo así un hilo conductor unificado a lo largo de todo el documento o la interacción de servicio.</w:t>
+      </w:r>
+    </w:p>
+    <w:p>
+      <w:pPr>
+        <w:rPr>
+          <w:lang w:val="es-419" w:eastAsia="es-CO"/>
+        </w:rPr>
+      </w:pPr>
+    </w:p>
+    <w:p>
+      <w:pPr>
+        <w:pStyle w:val="Ttulo2"/>
+      </w:pPr>
+      <w:bookmarkStart w:id="8" w:name="_Toc239256762"/>
+      <w:r>
+        <w:t>Lenguaje inclusivo: concepto, características y tipos</w:t>
+      </w:r>
+      <w:bookmarkEnd w:id="8"/>
+    </w:p>
+    <w:p>
+      <w:pPr>
+        <w:rPr>
+          <w:lang w:val="es-419" w:eastAsia="es-CO"/>
+        </w:rPr>
+      </w:pPr>
+      <w:r>
+        <w:rPr>
+          <w:lang w:val="es-419" w:eastAsia="es-CO"/>
+        </w:rPr>
+        <w:t>Guía para la orientación en el uso de lenguaje inclusivo</w:t>
+      </w:r>
+    </w:p>
+    <w:p>
+      <w:pPr>
+        <w:rPr>
+          <w:lang w:val="es-419" w:eastAsia="es-CO"/>
+        </w:rPr>
+      </w:pPr>
+      <w:r>
+        <w:rPr>
+          <w:lang w:val="es-419" w:eastAsia="es-CO"/>
+        </w:rPr>
+        <w:t>Para iniciar esta temática, se les invita a consultar la guía del Banco de la República sobre lenguajes claros, comprensibles e incluyentes</w:t>
       </w:r>
       <w:r>
         <w:rPr>
@@ -5348,80 +5648,22 @@
       </w:r>
       <w:r>
         <w:rPr>
+          <w:lang w:val="es-419" w:eastAsia="es-CO"/>
+        </w:rPr>
+        <w:t xml:space="preserve">partiendo de lo anterior, se invita a que acceda al siguiente documento: </w:t>
+      </w:r>
+      <w:r>
+        <w:rPr>
           <w:b/>
           <w:lang w:val="es-419" w:eastAsia="es-CO"/>
         </w:rPr>
-        <w:t>institucional</w:t>
-      </w:r>
-      <w:r>
-        <w:rPr>
-          <w:lang w:val="es-419" w:eastAsia="es-CO"/>
-        </w:rPr>
-        <w:t>: r</w:t>
-      </w:r>
-      <w:r>
-        <w:rPr>
-          <w:lang w:val="es-419" w:eastAsia="es-CO"/>
-        </w:rPr>
-        <w:t>educe la distancia en</w:t>
-      </w:r>
-      <w:r>
-        <w:rPr>
-          <w:lang w:val="es-419" w:eastAsia="es-CO"/>
-        </w:rPr>
-        <w:t>tre</w:t>
-      </w:r>
-      <w:r>
-        <w:rPr>
-          <w:lang w:val="es-419" w:eastAsia="es-CO"/>
-        </w:rPr>
-        <w:t xml:space="preserve"> el lenguaje de la entidad y el lenguaje ciudadano. </w:t>
-      </w:r>
-    </w:p>
-    <w:p>
-      <w:pPr>
-        <w:rPr>
-          <w:lang w:val="es-419" w:eastAsia="es-CO"/>
-        </w:rPr>
-      </w:pPr>
-      <w:r>
-        <w:rPr>
-          <w:lang w:val="es-419" w:eastAsia="es-CO"/>
-        </w:rPr>
-        <w:t>La aplicación del lenguaje claro requiere implementar un diseño centrado en el usuario para identificar de forma previa quién es el receptor real del documento o respuesta, articulado con una estructura lógica que organice la información mediante la pirámide invertida, situando las conclusiones o requisitos al principio. También se debe garantizar la brevedad y concisión a través del empleo de oraciones cortas, de preferencia con menos de veinticinco palabras, eliminando expresiones redundantes u ornamentales y priorizando el uso de la voz activa para redactar de forma directa e indicar con precisión quién realiza la acción.</w:t>
-      </w:r>
-    </w:p>
-    <w:p>
-      <w:pPr>
-        <w:rPr>
-          <w:lang w:val="es-419" w:eastAsia="es-CO"/>
-        </w:rPr>
-      </w:pPr>
-    </w:p>
-    <w:p>
-      <w:pPr>
-        <w:pStyle w:val="Ttulo2"/>
-      </w:pPr>
-      <w:bookmarkStart w:id="7" w:name="_Toc238834360"/>
-      <w:r>
-        <w:t>Lenguaje comprensible: concepto, características, claridad y coherencia</w:t>
-      </w:r>
-      <w:bookmarkEnd w:id="7"/>
-      <w:r>
-        <w:t xml:space="preserve"> </w:t>
-      </w:r>
-    </w:p>
-    <w:p>
-      <w:pPr>
-        <w:rPr>
-          <w:lang w:val="es-419" w:eastAsia="es-CO"/>
-        </w:rPr>
-      </w:pPr>
-      <w:r>
-        <w:rPr>
-          <w:lang w:val="es-419" w:eastAsia="es-CO"/>
-        </w:rPr>
-        <w:t xml:space="preserve">El lenguaje comprensible se relaciona con la posibilidad real de que una persona entienda el mensaje que recibe. Un texto puede estar escrito con palabras sencillas y aun así no ser comprensible si las ideas están desordenadas, si falta información importante o si no explica qué se debe realizar. </w:t>
+        <w:t>Anexo_02_guia-lenguaje-inclusivo-br.pdf</w:t>
+      </w:r>
+      <w:r>
+        <w:rPr>
+          <w:lang w:val="es-419" w:eastAsia="es-CO"/>
+        </w:rPr>
+        <w:t>, ubicado en la carpeta anexos.</w:t>
       </w:r>
     </w:p>
     <w:p>
@@ -5435,7 +5677,45 @@
           <w:lang w:val="es-419" w:eastAsia="es-CO"/>
         </w:rPr>
         <w:lastRenderedPageBreak/>
-        <w:t xml:space="preserve">El lenguaje comprensible tiene las siguientes características: </w:t>
+        <w:t xml:space="preserve">El lenguaje inclusivo y no discriminatorio es aquel que reconoce, visibiliza y valora la diversidad humana a través de las palabras. En la comunicación pública, este lenguaje permite que la información institucional no excluya, invisibilice ni reproduzca estereotipos sobre las personas o grupos sociales. </w:t>
+      </w:r>
+    </w:p>
+    <w:p>
+      <w:pPr>
+        <w:rPr>
+          <w:lang w:val="es-419" w:eastAsia="es-CO"/>
+        </w:rPr>
+      </w:pPr>
+      <w:r>
+        <w:rPr>
+          <w:lang w:val="es-419" w:eastAsia="es-CO"/>
+        </w:rPr>
+        <w:t>Usar lenguaje inclusivo no significa hacer textos más complejos ni reforzar expresiones difíciles de leer</w:t>
+      </w:r>
+      <w:r>
+        <w:rPr>
+          <w:lang w:val="es-419" w:eastAsia="es-CO"/>
+        </w:rPr>
+        <w:t>;</w:t>
+      </w:r>
+      <w:r>
+        <w:rPr>
+          <w:lang w:val="es-419" w:eastAsia="es-CO"/>
+        </w:rPr>
+        <w:t xml:space="preserve"> su finalidad es comunicar con respeto, precisión y reconocimiento. En el contexto institucional, esto implica revisar si los mensajes tratan a las personas de manera digna, si evitan generalizaciones que puedan excluir y si usan términos adecuados para referirse a los grupos poblacionales.</w:t>
+      </w:r>
+    </w:p>
+    <w:p>
+      <w:pPr>
+        <w:rPr>
+          <w:lang w:val="es-419" w:eastAsia="es-CO"/>
+        </w:rPr>
+      </w:pPr>
+      <w:r>
+        <w:rPr>
+          <w:lang w:val="es-419" w:eastAsia="es-CO"/>
+        </w:rPr>
+        <w:t>Las características que lo destacan son las siguientes:</w:t>
       </w:r>
     </w:p>
     <w:p>
@@ -5443,7 +5723,7 @@
         <w:pStyle w:val="Prrafodelista"/>
         <w:numPr>
           <w:ilvl w:val="0"/>
-          <w:numId w:val="30"/>
+          <w:numId w:val="14"/>
         </w:numPr>
         <w:rPr>
           <w:lang w:val="es-419" w:eastAsia="es-CO"/>
@@ -5454,25 +5734,19 @@
           <w:b/>
           <w:lang w:val="es-419" w:eastAsia="es-CO"/>
         </w:rPr>
-        <w:t>Orden lógico</w:t>
-      </w:r>
-      <w:r>
-        <w:rPr>
-          <w:lang w:val="es-419" w:eastAsia="es-CO"/>
-        </w:rPr>
-        <w:t>:</w:t>
-      </w:r>
-      <w:r>
-        <w:rPr>
-          <w:lang w:val="es-419" w:eastAsia="es-CO"/>
-        </w:rPr>
-        <w:t xml:space="preserve"> l</w:t>
-      </w:r>
-      <w:r>
-        <w:rPr>
-          <w:lang w:val="es-419" w:eastAsia="es-CO"/>
-        </w:rPr>
-        <w:t xml:space="preserve">a información se debe presentar en una secuencia fácil de seguir. </w:t>
+        <w:t>Respeto</w:t>
+      </w:r>
+      <w:r>
+        <w:rPr>
+          <w:lang w:val="es-419" w:eastAsia="es-CO"/>
+        </w:rPr>
+        <w:t>: r</w:t>
+      </w:r>
+      <w:r>
+        <w:rPr>
+          <w:lang w:val="es-419" w:eastAsia="es-CO"/>
+        </w:rPr>
+        <w:t>econoce la dignidad de las personas y evita expresiones ofensivas.</w:t>
       </w:r>
     </w:p>
     <w:p>
@@ -5480,7 +5754,7 @@
         <w:pStyle w:val="Prrafodelista"/>
         <w:numPr>
           <w:ilvl w:val="0"/>
-          <w:numId w:val="30"/>
+          <w:numId w:val="14"/>
         </w:numPr>
         <w:rPr>
           <w:lang w:val="es-419" w:eastAsia="es-CO"/>
@@ -5491,19 +5765,19 @@
           <w:b/>
           <w:lang w:val="es-419" w:eastAsia="es-CO"/>
         </w:rPr>
-        <w:t>Claridad</w:t>
-      </w:r>
-      <w:r>
-        <w:rPr>
-          <w:lang w:val="es-419" w:eastAsia="es-CO"/>
-        </w:rPr>
-        <w:t>: l</w:t>
-      </w:r>
-      <w:r>
-        <w:rPr>
-          <w:lang w:val="es-419" w:eastAsia="es-CO"/>
-        </w:rPr>
-        <w:t>a información debe expresar las ideas principales sin ambigüedades.</w:t>
+        <w:t>Reconocimiento</w:t>
+      </w:r>
+      <w:r>
+        <w:rPr>
+          <w:lang w:val="es-419" w:eastAsia="es-CO"/>
+        </w:rPr>
+        <w:t>: c</w:t>
+      </w:r>
+      <w:r>
+        <w:rPr>
+          <w:lang w:val="es-419" w:eastAsia="es-CO"/>
+        </w:rPr>
+        <w:t>onsidera la diversidad de la ciudadanía.</w:t>
       </w:r>
     </w:p>
     <w:p>
@@ -5511,7 +5785,7 @@
         <w:pStyle w:val="Prrafodelista"/>
         <w:numPr>
           <w:ilvl w:val="0"/>
-          <w:numId w:val="30"/>
+          <w:numId w:val="14"/>
         </w:numPr>
         <w:rPr>
           <w:lang w:val="es-419" w:eastAsia="es-CO"/>
@@ -5522,19 +5796,19 @@
           <w:b/>
           <w:lang w:val="es-419" w:eastAsia="es-CO"/>
         </w:rPr>
-        <w:t>Coherencia</w:t>
-      </w:r>
-      <w:r>
-        <w:rPr>
-          <w:lang w:val="es-419" w:eastAsia="es-CO"/>
-        </w:rPr>
-        <w:t>: l</w:t>
-      </w:r>
-      <w:r>
-        <w:rPr>
-          <w:lang w:val="es-419" w:eastAsia="es-CO"/>
-        </w:rPr>
-        <w:t>a información mantiene relación entre conceptos, instrucciones y acciones.</w:t>
+        <w:t>Precisión</w:t>
+      </w:r>
+      <w:r>
+        <w:rPr>
+          <w:lang w:val="es-419" w:eastAsia="es-CO"/>
+        </w:rPr>
+        <w:t>: u</w:t>
+      </w:r>
+      <w:r>
+        <w:rPr>
+          <w:lang w:val="es-419" w:eastAsia="es-CO"/>
+        </w:rPr>
+        <w:t>sa términos adecuados para nombrar personas, grupos o situaciones.</w:t>
       </w:r>
     </w:p>
     <w:p>
@@ -5542,7 +5816,7 @@
         <w:pStyle w:val="Prrafodelista"/>
         <w:numPr>
           <w:ilvl w:val="0"/>
-          <w:numId w:val="30"/>
+          <w:numId w:val="14"/>
         </w:numPr>
         <w:rPr>
           <w:lang w:val="es-419" w:eastAsia="es-CO"/>
@@ -5553,152 +5827,19 @@
           <w:b/>
           <w:lang w:val="es-419" w:eastAsia="es-CO"/>
         </w:rPr>
-        <w:t>Pertinencia</w:t>
-      </w:r>
-      <w:r>
-        <w:rPr>
-          <w:lang w:val="es-419" w:eastAsia="es-CO"/>
-        </w:rPr>
-        <w:t>: i</w:t>
-      </w:r>
-      <w:r>
-        <w:rPr>
-          <w:lang w:val="es-419" w:eastAsia="es-CO"/>
-        </w:rPr>
-        <w:t>ncluye información necesaria para el propósito del mensaje.</w:t>
-      </w:r>
-    </w:p>
-    <w:p>
-      <w:pPr>
-        <w:rPr>
-          <w:lang w:val="es-419" w:eastAsia="es-CO"/>
-        </w:rPr>
-      </w:pPr>
-      <w:r>
-        <w:rPr>
-          <w:lang w:val="es-419" w:eastAsia="es-CO"/>
-        </w:rPr>
-        <w:t>La efectividad del lenguaje comprensible se fundamenta en la claridad, orientada a la eliminación de ambigüedades, dobles sentidos y giros idiomáticos complejos que puedan dar pie a interpretaciones erróneas por parte de la ciudadanía. En el mismo sentido, esta práctica se sustenta en la coherencia textual, la cual exige una secuencia lógica entre los párrafos de manera que las ideas secundarias soporten directamente a la idea principal, manteniendo así un hilo conductor unificado a lo largo de todo el documento o la interacción de servicio.</w:t>
-      </w:r>
-    </w:p>
-    <w:p>
-      <w:pPr>
-        <w:rPr>
-          <w:lang w:val="es-419" w:eastAsia="es-CO"/>
-        </w:rPr>
-      </w:pPr>
-    </w:p>
-    <w:p>
-      <w:pPr>
-        <w:pStyle w:val="Ttulo2"/>
-      </w:pPr>
-      <w:bookmarkStart w:id="8" w:name="_Toc238834361"/>
-      <w:r>
-        <w:t>Lenguaje inclusivo: concepto, características y tipos</w:t>
-      </w:r>
-      <w:bookmarkEnd w:id="8"/>
-    </w:p>
-    <w:p>
-      <w:pPr>
-        <w:rPr>
-          <w:lang w:val="es-419" w:eastAsia="es-CO"/>
-        </w:rPr>
-      </w:pPr>
-      <w:r>
-        <w:rPr>
-          <w:lang w:val="es-419" w:eastAsia="es-CO"/>
-        </w:rPr>
-        <w:t>Guía para la orientación en el uso de lenguaje inclusivo</w:t>
-      </w:r>
-    </w:p>
-    <w:p>
-      <w:pPr>
-        <w:rPr>
-          <w:lang w:val="es-419" w:eastAsia="es-CO"/>
-        </w:rPr>
-      </w:pPr>
-      <w:r>
-        <w:rPr>
-          <w:lang w:val="es-419" w:eastAsia="es-CO"/>
-        </w:rPr>
-        <w:t>Para iniciar esta temática, se les invita a consultar la guía del Banco de la República sobre lenguajes claros, comprensibles e incluyentes</w:t>
-      </w:r>
-      <w:r>
-        <w:rPr>
-          <w:lang w:val="es-419" w:eastAsia="es-CO"/>
-        </w:rPr>
-        <w:t xml:space="preserve"> </w:t>
-      </w:r>
-      <w:r>
-        <w:rPr>
-          <w:lang w:val="es-419" w:eastAsia="es-CO"/>
-        </w:rPr>
-        <w:t xml:space="preserve">partiendo de lo anterior, se invita a que acceda al siguiente documento: </w:t>
-      </w:r>
-      <w:r>
-        <w:rPr>
-          <w:b/>
-          <w:lang w:val="es-419" w:eastAsia="es-CO"/>
-        </w:rPr>
-        <w:t>Anexo_02_guia-lenguaje-inclusivo-br.pdf</w:t>
-      </w:r>
-      <w:r>
-        <w:rPr>
-          <w:lang w:val="es-419" w:eastAsia="es-CO"/>
-        </w:rPr>
-        <w:t>, ubicado en la carpeta anexos.</w:t>
-      </w:r>
-    </w:p>
-    <w:p>
-      <w:pPr>
-        <w:rPr>
-          <w:lang w:val="es-419" w:eastAsia="es-CO"/>
-        </w:rPr>
-      </w:pPr>
-      <w:r>
-        <w:rPr>
-          <w:lang w:val="es-419" w:eastAsia="es-CO"/>
-        </w:rPr>
-        <w:lastRenderedPageBreak/>
-        <w:t xml:space="preserve">El lenguaje inclusivo y no discriminatorio es aquel que reconoce, visibiliza y valora la diversidad humana a través de las palabras. En la comunicación pública, este lenguaje permite que la información institucional no excluya, invisibilice ni reproduzca estereotipos sobre las personas o grupos sociales. </w:t>
-      </w:r>
-    </w:p>
-    <w:p>
-      <w:pPr>
-        <w:rPr>
-          <w:lang w:val="es-419" w:eastAsia="es-CO"/>
-        </w:rPr>
-      </w:pPr>
-      <w:r>
-        <w:rPr>
-          <w:lang w:val="es-419" w:eastAsia="es-CO"/>
-        </w:rPr>
-        <w:t>Usar lenguaje inclusivo no significa hacer textos más complejos ni reforzar expresiones difíciles de leer</w:t>
-      </w:r>
-      <w:r>
-        <w:rPr>
-          <w:lang w:val="es-419" w:eastAsia="es-CO"/>
-        </w:rPr>
-        <w:t>;</w:t>
-      </w:r>
-      <w:r>
-        <w:rPr>
-          <w:lang w:val="es-419" w:eastAsia="es-CO"/>
-        </w:rPr>
-        <w:t xml:space="preserve"> su finalidad es comunicar con respeto, precisión y reconocimiento. En el contexto institucional, esto implica revisar si los mensajes tratan a las personas de manera digna, si evitan generalizaciones que puedan excluir y si usan términos adecuados para referirse a los grupos poblacionales.</w:t>
-      </w:r>
-    </w:p>
-    <w:p>
-      <w:pPr>
-        <w:rPr>
-          <w:lang w:val="es-419" w:eastAsia="es-CO"/>
-        </w:rPr>
-      </w:pPr>
-      <w:r>
-        <w:rPr>
-          <w:lang w:val="es-419" w:eastAsia="es-CO"/>
-        </w:rPr>
-        <w:t>Las características que lo destacan son las siguientes:</w:t>
+        <w:t>No discriminación</w:t>
+      </w:r>
+      <w:r>
+        <w:rPr>
+          <w:lang w:val="es-419" w:eastAsia="es-CO"/>
+        </w:rPr>
+        <w:t>: e</w:t>
+      </w:r>
+      <w:r>
+        <w:rPr>
+          <w:lang w:val="es-419" w:eastAsia="es-CO"/>
+        </w:rPr>
+        <w:t>vita palabras que refuercen estereotipos o exclusiones.</w:t>
       </w:r>
     </w:p>
     <w:p>
@@ -5706,7 +5847,7 @@
         <w:pStyle w:val="Prrafodelista"/>
         <w:numPr>
           <w:ilvl w:val="0"/>
-          <w:numId w:val="31"/>
+          <w:numId w:val="14"/>
         </w:numPr>
         <w:rPr>
           <w:lang w:val="es-419" w:eastAsia="es-CO"/>
@@ -5717,19 +5858,19 @@
           <w:b/>
           <w:lang w:val="es-419" w:eastAsia="es-CO"/>
         </w:rPr>
-        <w:t>Respeto</w:t>
-      </w:r>
-      <w:r>
-        <w:rPr>
-          <w:lang w:val="es-419" w:eastAsia="es-CO"/>
-        </w:rPr>
-        <w:t>: r</w:t>
-      </w:r>
-      <w:r>
-        <w:rPr>
-          <w:lang w:val="es-419" w:eastAsia="es-CO"/>
-        </w:rPr>
-        <w:t>econoce la dignidad de las personas y evita expresiones ofensivas.</w:t>
+        <w:t>Claridad</w:t>
+      </w:r>
+      <w:r>
+        <w:rPr>
+          <w:lang w:val="es-419" w:eastAsia="es-CO"/>
+        </w:rPr>
+        <w:t>: m</w:t>
+      </w:r>
+      <w:r>
+        <w:rPr>
+          <w:lang w:val="es-419" w:eastAsia="es-CO"/>
+        </w:rPr>
+        <w:t>antienen mensajes comprensibles y fáciles de leer.</w:t>
       </w:r>
     </w:p>
     <w:p>
@@ -5737,7 +5878,7 @@
         <w:pStyle w:val="Prrafodelista"/>
         <w:numPr>
           <w:ilvl w:val="0"/>
-          <w:numId w:val="31"/>
+          <w:numId w:val="14"/>
         </w:numPr>
         <w:rPr>
           <w:lang w:val="es-419" w:eastAsia="es-CO"/>
@@ -5748,19 +5889,51 @@
           <w:b/>
           <w:lang w:val="es-419" w:eastAsia="es-CO"/>
         </w:rPr>
-        <w:t>Reconocimiento</w:t>
-      </w:r>
-      <w:r>
-        <w:rPr>
-          <w:lang w:val="es-419" w:eastAsia="es-CO"/>
-        </w:rPr>
-        <w:t>: c</w:t>
-      </w:r>
-      <w:r>
-        <w:rPr>
-          <w:lang w:val="es-419" w:eastAsia="es-CO"/>
-        </w:rPr>
-        <w:t>onsidera la diversidad de la ciudadanía.</w:t>
+        <w:t>Pertinencia</w:t>
+      </w:r>
+      <w:r>
+        <w:rPr>
+          <w:lang w:val="es-419" w:eastAsia="es-CO"/>
+        </w:rPr>
+        <w:t>: a</w:t>
+      </w:r>
+      <w:r>
+        <w:rPr>
+          <w:lang w:val="es-419" w:eastAsia="es-CO"/>
+        </w:rPr>
+        <w:t>justa el lenguaje al contexto y al propósito comunicativo.</w:t>
+      </w:r>
+    </w:p>
+    <w:p>
+      <w:pPr>
+        <w:rPr>
+          <w:lang w:val="es-419" w:eastAsia="es-CO"/>
+        </w:rPr>
+      </w:pPr>
+      <w:r>
+        <w:rPr>
+          <w:lang w:val="es-419" w:eastAsia="es-CO"/>
+        </w:rPr>
+        <w:t>Finalmente, en la comunicación pública</w:t>
+      </w:r>
+      <w:r>
+        <w:rPr>
+          <w:lang w:val="es-419" w:eastAsia="es-CO"/>
+        </w:rPr>
+        <w:t>,</w:t>
+      </w:r>
+      <w:r>
+        <w:rPr>
+          <w:lang w:val="es-419" w:eastAsia="es-CO"/>
+        </w:rPr>
+        <w:t xml:space="preserve"> los lenguajes inclusivos tienen unas tipificaciones o categorías que permiten la distinción entre grupos poblacionales para evitar temas como la discriminación, los estereotipos o la reducción del individuo a una sola condición. Una comunicación puede utilizar términos “correctos”, pero pueden </w:t>
+      </w:r>
+      <w:r>
+        <w:rPr>
+          <w:lang w:val="es-419" w:eastAsia="es-CO"/>
+        </w:rPr>
+        <w:lastRenderedPageBreak/>
+        <w:t>seguir siendo excluyentes si no tiene en cuenta las condiciones de acceso, comprensión o participación de las personas.</w:t>
       </w:r>
     </w:p>
     <w:p>
@@ -5768,30 +5941,230 @@
         <w:pStyle w:val="Prrafodelista"/>
         <w:numPr>
           <w:ilvl w:val="0"/>
-          <w:numId w:val="31"/>
+          <w:numId w:val="15"/>
         </w:numPr>
         <w:rPr>
-          <w:lang w:val="es-419" w:eastAsia="es-CO"/>
-        </w:rPr>
-      </w:pPr>
-      <w:r>
-        <w:rPr>
           <w:b/>
           <w:lang w:val="es-419" w:eastAsia="es-CO"/>
         </w:rPr>
-        <w:t>Precisión</w:t>
-      </w:r>
-      <w:r>
-        <w:rPr>
-          <w:lang w:val="es-419" w:eastAsia="es-CO"/>
-        </w:rPr>
-        <w:t>: u</w:t>
-      </w:r>
-      <w:r>
-        <w:rPr>
-          <w:lang w:val="es-419" w:eastAsia="es-CO"/>
-        </w:rPr>
-        <w:t>sa términos adecuados para nombrar personas, grupos o situaciones.</w:t>
+      </w:pPr>
+      <w:r>
+        <w:rPr>
+          <w:b/>
+          <w:lang w:val="es-419" w:eastAsia="es-CO"/>
+        </w:rPr>
+        <w:t>Profundice sus conocimientos</w:t>
+      </w:r>
+    </w:p>
+    <w:p>
+      <w:pPr>
+        <w:rPr>
+          <w:lang w:val="es-419" w:eastAsia="es-CO"/>
+        </w:rPr>
+      </w:pPr>
+      <w:r>
+        <w:rPr>
+          <w:lang w:val="es-419" w:eastAsia="es-CO"/>
+        </w:rPr>
+        <w:t>Para fortalecer los conceptos abordados sobre el lenguaje inclusivo y su aplicación en la comunicación pública, se invita a consultar la Guía para la realización de talleres de lenguaje claro para servidores públicos, con el fin de afianzar los conocimientos adquiridos</w:t>
+      </w:r>
+      <w:r>
+        <w:rPr>
+          <w:lang w:val="es-419" w:eastAsia="es-CO"/>
+        </w:rPr>
+        <w:t xml:space="preserve"> </w:t>
+      </w:r>
+      <w:r>
+        <w:rPr>
+          <w:lang w:val="es-419" w:eastAsia="es-CO"/>
+        </w:rPr>
+        <w:t xml:space="preserve">partiendo de lo anterior, se invita a que acceda al siguiente documento: </w:t>
+      </w:r>
+      <w:r>
+        <w:rPr>
+          <w:b/>
+          <w:lang w:val="es-419" w:eastAsia="es-CO"/>
+        </w:rPr>
+        <w:t>Anexo_03_</w:t>
+      </w:r>
+      <w:r>
+        <w:rPr>
+          <w:b/>
+        </w:rPr>
+        <w:t xml:space="preserve"> </w:t>
+      </w:r>
+      <w:r>
+        <w:rPr>
+          <w:b/>
+          <w:lang w:val="es-419" w:eastAsia="es-CO"/>
+        </w:rPr>
+        <w:t>Anexo_03_Guía de lenguaje claro.pdf</w:t>
+      </w:r>
+      <w:r>
+        <w:rPr>
+          <w:lang w:val="es-419" w:eastAsia="es-CO"/>
+        </w:rPr>
+        <w:t>, ubicado en la carpeta anexos.</w:t>
+      </w:r>
+    </w:p>
+    <w:p>
+      <w:pPr>
+        <w:spacing w:before="0" w:after="160" w:line="259" w:lineRule="auto"/>
+        <w:ind w:firstLine="0"/>
+        <w:rPr>
+          <w:lang w:val="es-419" w:eastAsia="es-CO"/>
+        </w:rPr>
+      </w:pPr>
+      <w:r>
+        <w:rPr>
+          <w:lang w:val="es-419" w:eastAsia="es-CO"/>
+        </w:rPr>
+        <w:br w:type="page"/>
+      </w:r>
+    </w:p>
+    <w:p>
+      <w:pPr>
+        <w:pStyle w:val="Ttulo1"/>
+      </w:pPr>
+      <w:bookmarkStart w:id="9" w:name="_Toc239256763"/>
+      <w:r>
+        <w:lastRenderedPageBreak/>
+        <w:t>Relaciones de poder</w:t>
+      </w:r>
+      <w:bookmarkEnd w:id="9"/>
+    </w:p>
+    <w:p>
+      <w:pPr>
+        <w:rPr>
+          <w:lang w:val="es-419" w:eastAsia="es-CO"/>
+        </w:rPr>
+      </w:pPr>
+      <w:r>
+        <w:rPr>
+          <w:lang w:val="es-419" w:eastAsia="es-CO"/>
+        </w:rPr>
+        <w:t xml:space="preserve">La comunicación entre Estado y ciudadanía no ocurre en condiciones iguales. Las entidades públicas cuentan con información, normas, procedimientos, sistemas y documentos que pueden afectar la vida de las personas. La ciudadanía, por su parte, necesita comprender esa información para realizar trámites, acceder a servicios, participar o ejercer sus derechos. Esta diferencia genera una relación de poder, porque quien posee, organiza y comunica la información tiene una responsabilidad frente a quien la necesita. </w:t>
+      </w:r>
+    </w:p>
+    <w:p>
+      <w:pPr>
+        <w:rPr>
+          <w:lang w:val="es-419" w:eastAsia="es-CO"/>
+        </w:rPr>
+      </w:pPr>
+      <w:r>
+        <w:rPr>
+          <w:lang w:val="es-419" w:eastAsia="es-CO"/>
+        </w:rPr>
+        <w:t>En la comunicación pública, las relaciones de poder se hacen visibles cuando la información se entrega de forma clara o confusa, cercana o distante, accesible o limitada. Un mensaje institucional puede abrir caminos para que la ciudadanía participe o también puede generar barreras si usa un lenguaje excesivamente técnico. Así que</w:t>
+      </w:r>
+      <w:r>
+        <w:rPr>
+          <w:lang w:val="es-419" w:eastAsia="es-CO"/>
+        </w:rPr>
+        <w:t xml:space="preserve"> </w:t>
+      </w:r>
+      <w:r>
+        <w:rPr>
+          <w:lang w:val="es-419" w:eastAsia="es-CO"/>
+        </w:rPr>
+        <w:t xml:space="preserve">reconocer las relaciones de poder permite comprender que la comunicación no es un acto neutral; la forma en la que se comunica puede facilitar o dificultar el acceso a la información. </w:t>
+      </w:r>
+    </w:p>
+    <w:p>
+      <w:pPr>
+        <w:rPr>
+          <w:lang w:val="es-419" w:eastAsia="es-CO"/>
+        </w:rPr>
+      </w:pPr>
+    </w:p>
+    <w:p>
+      <w:pPr>
+        <w:pStyle w:val="Ttulo2"/>
+      </w:pPr>
+      <w:r>
+        <w:t xml:space="preserve"> </w:t>
+      </w:r>
+      <w:bookmarkStart w:id="10" w:name="_Toc239256764"/>
+      <w:r>
+        <w:t>Características, tipos, Estado y ciudadanía</w:t>
+      </w:r>
+      <w:bookmarkEnd w:id="10"/>
+    </w:p>
+    <w:p>
+      <w:pPr>
+        <w:rPr>
+          <w:lang w:val="es-419" w:eastAsia="es-CO"/>
+        </w:rPr>
+      </w:pPr>
+      <w:r>
+        <w:rPr>
+          <w:lang w:val="es-419" w:eastAsia="es-CO"/>
+        </w:rPr>
+        <w:t>Las relaciones de poder pueden entenderse como las formas en que una persona, grupo o institución influye</w:t>
+      </w:r>
+      <w:r>
+        <w:rPr>
+          <w:lang w:val="es-419" w:eastAsia="es-CO"/>
+        </w:rPr>
+        <w:t>n</w:t>
+      </w:r>
+      <w:r>
+        <w:rPr>
+          <w:lang w:val="es-419" w:eastAsia="es-CO"/>
+        </w:rPr>
+        <w:t xml:space="preserve"> en las decisiones, acciones o posibilidades de otras personas. En el relacionamiento Estado-ciudadanía, estas relaciones se expresan en la capacidad que tienen las entidades para definir procedimientos, emitir respuestas, solicitar requisitos, publicar información y orientar la manera como la ciudadanía accede a tr</w:t>
+      </w:r>
+      <w:r>
+        <w:rPr>
+          <w:lang w:val="es-419" w:eastAsia="es-CO"/>
+        </w:rPr>
+        <w:t>á</w:t>
+      </w:r>
+      <w:r>
+        <w:rPr>
+          <w:lang w:val="es-419" w:eastAsia="es-CO"/>
+        </w:rPr>
+        <w:t>mites, servicios y derechos.</w:t>
+      </w:r>
+    </w:p>
+    <w:p>
+      <w:pPr>
+        <w:rPr>
+          <w:lang w:val="es-419" w:eastAsia="es-CO"/>
+        </w:rPr>
+      </w:pPr>
+      <w:r>
+        <w:rPr>
+          <w:lang w:val="es-419" w:eastAsia="es-CO"/>
+        </w:rPr>
+        <w:lastRenderedPageBreak/>
+        <w:t xml:space="preserve">Esta relación no debe entenderse únicamente como algo negativo. El Estado necesita autoridad institucional para organizar servicios, tomar </w:t>
+      </w:r>
+      <w:r>
+        <w:rPr>
+          <w:lang w:val="es-419" w:eastAsia="es-CO"/>
+        </w:rPr>
+        <w:t>decisiones</w:t>
+      </w:r>
+      <w:r>
+        <w:rPr>
+          <w:lang w:val="es-419" w:eastAsia="es-CO"/>
+        </w:rPr>
+        <w:t xml:space="preserve">, aplicar normas y proteger el interés general. Sin embargo, esa autoridad debe ejercerse con responsabilidad, transparencia y claridad; porque cuando la información pública se comunica de manera comprensible, la relación de poder tendrá el equilibrio, puesto que la ciudadanía cuenta con los elementos para entender, decidir, preguntar y participar. Ahora bien, cuando la información se comunica de manera cerrada, técnica o poco accesible, la ciudadanía queda en desventaja porque se genera de esta manera una barrera entre la entidad y las personas. </w:t>
+      </w:r>
+    </w:p>
+    <w:p>
+      <w:pPr>
+        <w:rPr>
+          <w:lang w:val="es-419" w:eastAsia="es-CO"/>
+        </w:rPr>
+      </w:pPr>
+      <w:r>
+        <w:rPr>
+          <w:lang w:val="es-419" w:eastAsia="es-CO"/>
+        </w:rPr>
+        <w:t xml:space="preserve">Las relaciones de poder en la comunicación pública tienen algunas características: </w:t>
       </w:r>
     </w:p>
     <w:p>
@@ -5799,30 +6172,32 @@
         <w:pStyle w:val="Prrafodelista"/>
         <w:numPr>
           <w:ilvl w:val="0"/>
-          <w:numId w:val="31"/>
+          <w:numId w:val="16"/>
         </w:numPr>
         <w:rPr>
-          <w:lang w:val="es-419" w:eastAsia="es-CO"/>
-        </w:rPr>
-      </w:pPr>
-      <w:r>
-        <w:rPr>
           <w:b/>
           <w:lang w:val="es-419" w:eastAsia="es-CO"/>
         </w:rPr>
-        <w:t>No discriminación</w:t>
-      </w:r>
-      <w:r>
-        <w:rPr>
-          <w:lang w:val="es-419" w:eastAsia="es-CO"/>
-        </w:rPr>
-        <w:t>: e</w:t>
-      </w:r>
-      <w:r>
-        <w:rPr>
-          <w:lang w:val="es-419" w:eastAsia="es-CO"/>
-        </w:rPr>
-        <w:t>vita palabras que refuercen estereotipos o exclusiones.</w:t>
+      </w:pPr>
+      <w:r>
+        <w:rPr>
+          <w:b/>
+          <w:lang w:val="es-419" w:eastAsia="es-CO"/>
+        </w:rPr>
+        <w:t>Asimetría de información</w:t>
+      </w:r>
+    </w:p>
+    <w:p>
+      <w:pPr>
+        <w:rPr>
+          <w:lang w:val="es-419" w:eastAsia="es-CO"/>
+        </w:rPr>
+      </w:pPr>
+      <w:r>
+        <w:rPr>
+          <w:lang w:val="es-419" w:eastAsia="es-CO"/>
+        </w:rPr>
+        <w:t>La entidad suele conocer con mayor profundidad las normas, los requisitos, los procesos y los tiempos de atención que la ciudadanía. Esta diferencia hace necesario comunicar la información de forma clara para facilitar su comprensión y uso.</w:t>
       </w:r>
     </w:p>
     <w:p>
@@ -5830,38 +6205,61 @@
         <w:pStyle w:val="Prrafodelista"/>
         <w:numPr>
           <w:ilvl w:val="0"/>
-          <w:numId w:val="31"/>
+          <w:numId w:val="16"/>
         </w:numPr>
         <w:rPr>
-          <w:lang w:val="es-419" w:eastAsia="es-CO"/>
-        </w:rPr>
-      </w:pPr>
-      <w:r>
-        <w:rPr>
           <w:b/>
           <w:lang w:val="es-419" w:eastAsia="es-CO"/>
         </w:rPr>
-        <w:t>Claridad</w:t>
-      </w:r>
-      <w:r>
-        <w:rPr>
-          <w:lang w:val="es-419" w:eastAsia="es-CO"/>
-        </w:rPr>
-        <w:t>: m</w:t>
-      </w:r>
-      <w:r>
-        <w:rPr>
-          <w:lang w:val="es-419" w:eastAsia="es-CO"/>
-        </w:rPr>
-        <w:t>antienen mensajes comprensibles y fáciles de leer.</w:t>
-      </w:r>
+      </w:pPr>
+      <w:r>
+        <w:rPr>
+          <w:b/>
+          <w:lang w:val="es-419" w:eastAsia="es-CO"/>
+        </w:rPr>
+        <w:t>Autoridad institucional</w:t>
+      </w:r>
+    </w:p>
+    <w:p>
+      <w:pPr>
+        <w:rPr>
+          <w:lang w:val="es-419" w:eastAsia="es-CO"/>
+        </w:rPr>
+      </w:pPr>
+      <w:r>
+        <w:rPr>
+          <w:lang w:val="es-419" w:eastAsia="es-CO"/>
+        </w:rPr>
+        <w:t>El Estado tiene la capacidad de tomar decisiones, establecer requisitos y emitir respuestas oficiales dentro del marco de sus competencias. Por ello, sus mensajes deben ser transparentes, precisos y acordes con la normatividad vigente.</w:t>
+      </w:r>
+    </w:p>
+    <w:p>
+      <w:pPr>
+        <w:rPr>
+          <w:lang w:val="es-419" w:eastAsia="es-CO"/>
+        </w:rPr>
+      </w:pPr>
+    </w:p>
+    <w:p>
+      <w:pPr>
+        <w:rPr>
+          <w:lang w:val="es-419" w:eastAsia="es-CO"/>
+        </w:rPr>
+      </w:pPr>
+    </w:p>
+    <w:p>
+      <w:pPr>
+        <w:rPr>
+          <w:lang w:val="es-419" w:eastAsia="es-CO"/>
+        </w:rPr>
+      </w:pPr>
     </w:p>
     <w:p>
       <w:pPr>
         <w:pStyle w:val="Prrafodelista"/>
         <w:numPr>
           <w:ilvl w:val="0"/>
-          <w:numId w:val="31"/>
+          <w:numId w:val="16"/>
         </w:numPr>
         <w:rPr>
           <w:lang w:val="es-419" w:eastAsia="es-CO"/>
@@ -5872,51 +6270,21 @@
           <w:b/>
           <w:lang w:val="es-419" w:eastAsia="es-CO"/>
         </w:rPr>
-        <w:t>Pertinencia</w:t>
-      </w:r>
-      <w:r>
-        <w:rPr>
-          <w:lang w:val="es-419" w:eastAsia="es-CO"/>
-        </w:rPr>
-        <w:t>: a</w:t>
-      </w:r>
-      <w:r>
-        <w:rPr>
-          <w:lang w:val="es-419" w:eastAsia="es-CO"/>
-        </w:rPr>
-        <w:t>justa el lenguaje al contexto y al propósito comunicativo.</w:t>
-      </w:r>
-    </w:p>
-    <w:p>
-      <w:pPr>
-        <w:rPr>
-          <w:lang w:val="es-419" w:eastAsia="es-CO"/>
-        </w:rPr>
-      </w:pPr>
-      <w:r>
-        <w:rPr>
-          <w:lang w:val="es-419" w:eastAsia="es-CO"/>
-        </w:rPr>
-        <w:t>Finalmente, en la comunicación pública</w:t>
-      </w:r>
-      <w:r>
-        <w:rPr>
-          <w:lang w:val="es-419" w:eastAsia="es-CO"/>
-        </w:rPr>
-        <w:t>,</w:t>
-      </w:r>
-      <w:r>
-        <w:rPr>
-          <w:lang w:val="es-419" w:eastAsia="es-CO"/>
-        </w:rPr>
-        <w:t xml:space="preserve"> los lenguajes inclusivos tienen unas tipificaciones o categorías que permiten la distinción entre grupos poblacionales para evitar temas como la discriminación, los estereotipos o la reducción del individuo a una sola condición. Una comunicación puede utilizar términos “correctos”, pero pueden </w:t>
-      </w:r>
-      <w:r>
-        <w:rPr>
-          <w:lang w:val="es-419" w:eastAsia="es-CO"/>
-        </w:rPr>
         <w:lastRenderedPageBreak/>
-        <w:t>seguir siendo excluyentes si no tiene en cuenta las condiciones de acceso, comprensión o participación de las personas.</w:t>
+        <w:t>Dependencia ciudadana de la información</w:t>
+      </w:r>
+    </w:p>
+    <w:p>
+      <w:pPr>
+        <w:rPr>
+          <w:lang w:val="es-419" w:eastAsia="es-CO"/>
+        </w:rPr>
+      </w:pPr>
+      <w:r>
+        <w:rPr>
+          <w:lang w:val="es-419" w:eastAsia="es-CO"/>
+        </w:rPr>
+        <w:t>Las personas necesitan información clara, completa y oportuna para acceder a servicios, realizar trámites, ejercer sus derechos y cumplir sus deberes de manera adecuada.</w:t>
       </w:r>
     </w:p>
     <w:p>
@@ -5924,7 +6292,7 @@
         <w:pStyle w:val="Prrafodelista"/>
         <w:numPr>
           <w:ilvl w:val="0"/>
-          <w:numId w:val="32"/>
+          <w:numId w:val="16"/>
         </w:numPr>
         <w:rPr>
           <w:b/>
@@ -5936,208 +6304,20 @@
           <w:b/>
           <w:lang w:val="es-419" w:eastAsia="es-CO"/>
         </w:rPr>
-        <w:t>Profundice sus conocimientos</w:t>
-      </w:r>
-    </w:p>
-    <w:p>
-      <w:pPr>
-        <w:rPr>
-          <w:lang w:val="es-419" w:eastAsia="es-CO"/>
-        </w:rPr>
-      </w:pPr>
-      <w:r>
-        <w:rPr>
-          <w:lang w:val="es-419" w:eastAsia="es-CO"/>
-        </w:rPr>
-        <w:t>Para fortalecer los conceptos abordados sobre el lenguaje inclusivo y su aplicación en la comunicación pública, se invita a consultar la Guía para la realización de talleres de lenguaje claro para servidores públicos, con el fin de afianzar los conocimientos adquiridos</w:t>
-      </w:r>
-      <w:r>
-        <w:rPr>
-          <w:lang w:val="es-419" w:eastAsia="es-CO"/>
-        </w:rPr>
-        <w:t xml:space="preserve"> </w:t>
-      </w:r>
-      <w:r>
-        <w:rPr>
-          <w:lang w:val="es-419" w:eastAsia="es-CO"/>
-        </w:rPr>
-        <w:t xml:space="preserve">partiendo de lo anterior, se invita a que acceda al siguiente documento: </w:t>
-      </w:r>
-      <w:r>
-        <w:rPr>
-          <w:b/>
-          <w:lang w:val="es-419" w:eastAsia="es-CO"/>
-        </w:rPr>
-        <w:t>Anexo_03_</w:t>
-      </w:r>
-      <w:r>
-        <w:rPr>
-          <w:b/>
-        </w:rPr>
-        <w:t xml:space="preserve"> </w:t>
-      </w:r>
-      <w:r>
-        <w:rPr>
-          <w:b/>
-          <w:lang w:val="es-419" w:eastAsia="es-CO"/>
-        </w:rPr>
-        <w:t>Anexo_03_Guía de lenguaje claro.pdf</w:t>
-      </w:r>
-      <w:r>
-        <w:rPr>
-          <w:lang w:val="es-419" w:eastAsia="es-CO"/>
-        </w:rPr>
-        <w:t>, ubicado en la carpeta anexos.</w:t>
-      </w:r>
-    </w:p>
-    <w:p>
-      <w:pPr>
-        <w:spacing w:before="0" w:after="160" w:line="259" w:lineRule="auto"/>
-        <w:ind w:firstLine="0"/>
-        <w:rPr>
-          <w:lang w:val="es-419" w:eastAsia="es-CO"/>
-        </w:rPr>
-      </w:pPr>
-      <w:r>
-        <w:rPr>
-          <w:lang w:val="es-419" w:eastAsia="es-CO"/>
-        </w:rPr>
-        <w:br w:type="page"/>
-      </w:r>
-    </w:p>
-    <w:p>
-      <w:pPr>
-        <w:pStyle w:val="Ttulo1"/>
-      </w:pPr>
-      <w:bookmarkStart w:id="9" w:name="_Toc238834362"/>
-      <w:r>
-        <w:lastRenderedPageBreak/>
-        <w:t>Relaciones de poder</w:t>
-      </w:r>
-      <w:bookmarkEnd w:id="9"/>
-    </w:p>
-    <w:p>
-      <w:pPr>
-        <w:rPr>
-          <w:lang w:val="es-419" w:eastAsia="es-CO"/>
-        </w:rPr>
-      </w:pPr>
-      <w:r>
-        <w:rPr>
-          <w:lang w:val="es-419" w:eastAsia="es-CO"/>
-        </w:rPr>
-        <w:t xml:space="preserve">La comunicación entre Estado y ciudadanía no ocurre en condiciones iguales. Las entidades públicas cuentan con información, normas, procedimientos, sistemas y documentos que pueden afectar la vida de las personas. La ciudadanía, por su parte, necesita comprender esa información para realizar trámites, acceder a servicios, participar o ejercer sus derechos. Esta diferencia genera una relación de poder, porque quien posee, organiza y comunica la información tiene una responsabilidad frente a quien la necesita. </w:t>
-      </w:r>
-    </w:p>
-    <w:p>
-      <w:pPr>
-        <w:rPr>
-          <w:lang w:val="es-419" w:eastAsia="es-CO"/>
-        </w:rPr>
-      </w:pPr>
-      <w:r>
-        <w:rPr>
-          <w:lang w:val="es-419" w:eastAsia="es-CO"/>
-        </w:rPr>
-        <w:t>En la comunicación pública, las relaciones de poder se hacen visibles cuando la información se entrega de forma clara o confusa, cercana o distante, accesible o limitada. Un mensaje institucional puede abrir caminos para que la ciudadanía participe o también puede generar barreras si usa un lenguaje excesivamente técnico. Así que</w:t>
-      </w:r>
-      <w:r>
-        <w:rPr>
-          <w:lang w:val="es-419" w:eastAsia="es-CO"/>
-        </w:rPr>
-        <w:t xml:space="preserve"> </w:t>
-      </w:r>
-      <w:r>
-        <w:rPr>
-          <w:lang w:val="es-419" w:eastAsia="es-CO"/>
-        </w:rPr>
-        <w:t xml:space="preserve">reconocer las relaciones de poder permite comprender que la comunicación no es un acto neutral; la forma en la que se comunica puede facilitar o dificultar el acceso a la información. </w:t>
-      </w:r>
-    </w:p>
-    <w:p>
-      <w:pPr>
-        <w:rPr>
-          <w:lang w:val="es-419" w:eastAsia="es-CO"/>
-        </w:rPr>
-      </w:pPr>
-    </w:p>
-    <w:p>
-      <w:pPr>
-        <w:pStyle w:val="Ttulo2"/>
-      </w:pPr>
-      <w:r>
-        <w:t xml:space="preserve"> </w:t>
-      </w:r>
-      <w:bookmarkStart w:id="10" w:name="_Toc238834363"/>
-      <w:r>
-        <w:t>Características, tipos, Estado y ciudadanía</w:t>
-      </w:r>
-      <w:bookmarkEnd w:id="10"/>
-    </w:p>
-    <w:p>
-      <w:pPr>
-        <w:rPr>
-          <w:lang w:val="es-419" w:eastAsia="es-CO"/>
-        </w:rPr>
-      </w:pPr>
-      <w:r>
-        <w:rPr>
-          <w:lang w:val="es-419" w:eastAsia="es-CO"/>
-        </w:rPr>
-        <w:t>Las relaciones de poder pueden entenderse como las formas en que una persona, grupo o institución influye</w:t>
-      </w:r>
-      <w:r>
-        <w:rPr>
-          <w:lang w:val="es-419" w:eastAsia="es-CO"/>
-        </w:rPr>
-        <w:t>n</w:t>
-      </w:r>
-      <w:r>
-        <w:rPr>
-          <w:lang w:val="es-419" w:eastAsia="es-CO"/>
-        </w:rPr>
-        <w:t xml:space="preserve"> en las decisiones, acciones o posibilidades de otras personas. En el relacionamiento Estado-ciudadanía, estas relaciones se expresan en la capacidad que tienen las entidades para definir procedimientos, emitir respuestas, solicitar requisitos, publicar información y orientar la manera como la ciudadanía accede a tramites, servicios y derechos.</w:t>
-      </w:r>
-    </w:p>
-    <w:p>
-      <w:pPr>
-        <w:rPr>
-          <w:lang w:val="es-419" w:eastAsia="es-CO"/>
-        </w:rPr>
-      </w:pPr>
-      <w:r>
-        <w:rPr>
-          <w:lang w:val="es-419" w:eastAsia="es-CO"/>
-        </w:rPr>
-        <w:lastRenderedPageBreak/>
-        <w:t xml:space="preserve">Esta relación no debe entenderse únicamente como algo negativo. El Estado necesita autoridad institucional para organizar servicios, tomar </w:t>
-      </w:r>
-      <w:proofErr w:type="spellStart"/>
-      <w:r>
-        <w:rPr>
-          <w:lang w:val="es-419" w:eastAsia="es-CO"/>
-        </w:rPr>
-        <w:t>decesiones</w:t>
-      </w:r>
-      <w:proofErr w:type="spellEnd"/>
-      <w:r>
-        <w:rPr>
-          <w:lang w:val="es-419" w:eastAsia="es-CO"/>
-        </w:rPr>
-        <w:t xml:space="preserve">, aplicar normas y proteger el interés general. Sin embargo, esa autoridad debe ejercerse con responsabilidad, transparencia y claridad; porque cuando la información pública se comunica de manera comprensible, la relación de poder tendrá el equilibrio, puesto que la ciudadanía cuenta con los elementos para entender, decidir, preguntar y participar. Ahora bien, cuando la información se comunica de manera cerrada, técnica o poco accesible, la ciudadanía queda en desventaja porque se genera de esta manera una barrera entre la entidad y las personas. </w:t>
-      </w:r>
-    </w:p>
-    <w:p>
-      <w:pPr>
-        <w:rPr>
-          <w:lang w:val="es-419" w:eastAsia="es-CO"/>
-        </w:rPr>
-      </w:pPr>
-      <w:r>
-        <w:rPr>
-          <w:lang w:val="es-419" w:eastAsia="es-CO"/>
-        </w:rPr>
-        <w:t xml:space="preserve">Las relaciones de poder en la comunicación pública tienen algunas características: </w:t>
+        <w:t>Responsabilidad comunicativa</w:t>
+      </w:r>
+    </w:p>
+    <w:p>
+      <w:pPr>
+        <w:rPr>
+          <w:lang w:val="es-419" w:eastAsia="es-CO"/>
+        </w:rPr>
+      </w:pPr>
+      <w:r>
+        <w:rPr>
+          <w:lang w:val="es-419" w:eastAsia="es-CO"/>
+        </w:rPr>
+        <w:t>Las entidades públicas tienen el deber de entregar información clara, comprensible e incluyente, utilizando un lenguaje que facilite el acceso, la interpretación y el uso de la información por parte de toda la ciudadanía.</w:t>
       </w:r>
     </w:p>
     <w:p>
@@ -6145,7 +6325,7 @@
         <w:pStyle w:val="Prrafodelista"/>
         <w:numPr>
           <w:ilvl w:val="0"/>
-          <w:numId w:val="33"/>
+          <w:numId w:val="16"/>
         </w:numPr>
         <w:rPr>
           <w:b/>
@@ -6157,20 +6337,20 @@
           <w:b/>
           <w:lang w:val="es-419" w:eastAsia="es-CO"/>
         </w:rPr>
-        <w:t>Asimetría de información</w:t>
-      </w:r>
-    </w:p>
-    <w:p>
-      <w:pPr>
-        <w:rPr>
-          <w:lang w:val="es-419" w:eastAsia="es-CO"/>
-        </w:rPr>
-      </w:pPr>
-      <w:r>
-        <w:rPr>
-          <w:lang w:val="es-419" w:eastAsia="es-CO"/>
-        </w:rPr>
-        <w:t>La entidad suele conocer con mayor profundidad las normas, los requisitos, los procesos y los tiempos de atención que la ciudadanía. Esta diferencia hace necesario comunicar la información de forma clara para facilitar su comprensión y uso.</w:t>
+        <w:t>Participación</w:t>
+      </w:r>
+    </w:p>
+    <w:p>
+      <w:pPr>
+        <w:rPr>
+          <w:lang w:val="es-419" w:eastAsia="es-CO"/>
+        </w:rPr>
+      </w:pPr>
+      <w:r>
+        <w:rPr>
+          <w:lang w:val="es-419" w:eastAsia="es-CO"/>
+        </w:rPr>
+        <w:t>Una comunicación clara y accesible favorece que la ciudadanía pregunte, opine, presente solicitudes, participe en espacios de diálogo y ejerza un papel activo en los asuntos de interés público.</w:t>
       </w:r>
     </w:p>
     <w:p>
@@ -6178,7 +6358,7 @@
         <w:pStyle w:val="Prrafodelista"/>
         <w:numPr>
           <w:ilvl w:val="0"/>
-          <w:numId w:val="33"/>
+          <w:numId w:val="16"/>
         </w:numPr>
         <w:rPr>
           <w:b/>
@@ -6190,35 +6370,34 @@
           <w:b/>
           <w:lang w:val="es-419" w:eastAsia="es-CO"/>
         </w:rPr>
-        <w:t>Autoridad institucional</w:t>
-      </w:r>
-    </w:p>
-    <w:p>
-      <w:pPr>
-        <w:rPr>
-          <w:lang w:val="es-419" w:eastAsia="es-CO"/>
-        </w:rPr>
-      </w:pPr>
-      <w:r>
-        <w:rPr>
-          <w:lang w:val="es-419" w:eastAsia="es-CO"/>
-        </w:rPr>
-        <w:t>El Estado tiene la capacidad de tomar decisiones, establecer requisitos y emitir respuestas oficiales dentro del marco de sus competencias. Por ello, sus mensajes deben ser transparentes, precisos y acordes con la normatividad vigente.</w:t>
-      </w:r>
-    </w:p>
-    <w:p>
-      <w:pPr>
-        <w:rPr>
-          <w:lang w:val="es-419" w:eastAsia="es-CO"/>
-        </w:rPr>
-      </w:pPr>
-    </w:p>
-    <w:p>
-      <w:pPr>
-        <w:rPr>
-          <w:lang w:val="es-419" w:eastAsia="es-CO"/>
-        </w:rPr>
-      </w:pPr>
+        <w:t>Exclusión</w:t>
+      </w:r>
+    </w:p>
+    <w:p>
+      <w:pPr>
+        <w:rPr>
+          <w:lang w:val="es-419" w:eastAsia="es-CO"/>
+        </w:rPr>
+      </w:pPr>
+      <w:r>
+        <w:rPr>
+          <w:lang w:val="es-419" w:eastAsia="es-CO"/>
+        </w:rPr>
+        <w:t>El uso de un lenguaje complejo, excesivamente técnico o poco accesible puede limitar el acceso de algunas personas a la información pública, dificultando su participación y el ejercicio efectivo de sus derechos.</w:t>
+      </w:r>
+    </w:p>
+    <w:p>
+      <w:pPr>
+        <w:rPr>
+          <w:lang w:val="es-419" w:eastAsia="es-CO"/>
+        </w:rPr>
+      </w:pPr>
+      <w:r>
+        <w:rPr>
+          <w:lang w:val="es-419" w:eastAsia="es-CO"/>
+        </w:rPr>
+        <w:t xml:space="preserve">Estas características muestran que las relaciones de poder no se expresan únicamente en las decisiones administrativas. También aparecen en la forma como se redactan los mensajes, se organizan los requisitos, se explican los procedimientos y se eligen los canales de atención. </w:t>
+      </w:r>
     </w:p>
     <w:p>
       <w:pPr>
@@ -6232,32 +6411,45 @@
         <w:pStyle w:val="Prrafodelista"/>
         <w:numPr>
           <w:ilvl w:val="0"/>
-          <w:numId w:val="33"/>
+          <w:numId w:val="17"/>
         </w:numPr>
         <w:rPr>
-          <w:lang w:val="es-419" w:eastAsia="es-CO"/>
-        </w:rPr>
-      </w:pPr>
-      <w:r>
-        <w:rPr>
           <w:b/>
           <w:lang w:val="es-419" w:eastAsia="es-CO"/>
         </w:rPr>
+      </w:pPr>
+      <w:r>
+        <w:rPr>
+          <w:b/>
+          <w:lang w:val="es-419" w:eastAsia="es-CO"/>
+        </w:rPr>
         <w:lastRenderedPageBreak/>
-        <w:t>Dependencia ciudadana de la información</w:t>
-      </w:r>
-    </w:p>
-    <w:p>
-      <w:pPr>
-        <w:rPr>
-          <w:lang w:val="es-419" w:eastAsia="es-CO"/>
-        </w:rPr>
-      </w:pPr>
-      <w:r>
-        <w:rPr>
-          <w:lang w:val="es-419" w:eastAsia="es-CO"/>
-        </w:rPr>
-        <w:t>Las personas necesitan información clara, completa y oportuna para acceder a servicios, realizar trámites, ejercer sus derechos y cumplir sus deberes de manera adecuada.</w:t>
+        <w:t>Tipos de relaciones de poder</w:t>
+      </w:r>
+    </w:p>
+    <w:p>
+      <w:pPr>
+        <w:rPr>
+          <w:lang w:val="es-419" w:eastAsia="es-CO"/>
+        </w:rPr>
+      </w:pPr>
+      <w:r>
+        <w:rPr>
+          <w:lang w:val="es-419" w:eastAsia="es-CO"/>
+        </w:rPr>
+        <w:t xml:space="preserve">En el vínculo entre el Estado y </w:t>
+      </w:r>
+      <w:r>
+        <w:rPr>
+          <w:lang w:val="es-419" w:eastAsia="es-CO"/>
+        </w:rPr>
+        <w:t xml:space="preserve">la </w:t>
+      </w:r>
+      <w:r>
+        <w:rPr>
+          <w:lang w:val="es-419" w:eastAsia="es-CO"/>
+        </w:rPr>
+        <w:t>ciudadanía pueden reconocerse varios tipos de relaciones de poder. No se presentan de manera aislada; muchas veces aparecen combinadas en una misma situación comunicativa. Al respecto se tienen los siguientes tipos de poderes:</w:t>
       </w:r>
     </w:p>
     <w:p>
@@ -6265,32 +6457,31 @@
         <w:pStyle w:val="Prrafodelista"/>
         <w:numPr>
           <w:ilvl w:val="0"/>
-          <w:numId w:val="33"/>
+          <w:numId w:val="15"/>
         </w:numPr>
+        <w:ind w:left="1560" w:hanging="295"/>
+        <w:rPr>
+          <w:lang w:val="es-419" w:eastAsia="es-CO"/>
+        </w:rPr>
+      </w:pPr>
+      <w:r>
         <w:rPr>
           <w:b/>
           <w:lang w:val="es-419" w:eastAsia="es-CO"/>
         </w:rPr>
-      </w:pPr>
-      <w:r>
-        <w:rPr>
-          <w:b/>
-          <w:lang w:val="es-419" w:eastAsia="es-CO"/>
-        </w:rPr>
-        <w:t>Responsabilidad comunicativa</w:t>
-      </w:r>
-    </w:p>
-    <w:p>
-      <w:pPr>
-        <w:rPr>
-          <w:lang w:val="es-419" w:eastAsia="es-CO"/>
-        </w:rPr>
-      </w:pPr>
-      <w:r>
-        <w:rPr>
-          <w:lang w:val="es-419" w:eastAsia="es-CO"/>
-        </w:rPr>
-        <w:t>Las entidades públicas tienen el deber de entregar información clara, comprensible e incluyente, utilizando un lenguaje que facilite el acceso, la interpretación y el uso de la información por parte de toda la ciudadanía.</w:t>
+        <w:t>Poder normativo</w:t>
+      </w:r>
+      <w:r>
+        <w:rPr>
+          <w:lang w:val="es-419" w:eastAsia="es-CO"/>
+        </w:rPr>
+        <w:t>: l</w:t>
+      </w:r>
+      <w:r>
+        <w:rPr>
+          <w:lang w:val="es-419" w:eastAsia="es-CO"/>
+        </w:rPr>
+        <w:t xml:space="preserve">a entidad comunica obligaciones, derechos, requisitos o prohibiciones basadas en norma. </w:t>
       </w:r>
     </w:p>
     <w:p>
@@ -6298,32 +6489,31 @@
         <w:pStyle w:val="Prrafodelista"/>
         <w:numPr>
           <w:ilvl w:val="0"/>
-          <w:numId w:val="33"/>
+          <w:numId w:val="15"/>
         </w:numPr>
+        <w:ind w:left="1560" w:hanging="295"/>
+        <w:rPr>
+          <w:lang w:val="es-419" w:eastAsia="es-CO"/>
+        </w:rPr>
+      </w:pPr>
+      <w:r>
         <w:rPr>
           <w:b/>
           <w:lang w:val="es-419" w:eastAsia="es-CO"/>
         </w:rPr>
-      </w:pPr>
-      <w:r>
-        <w:rPr>
-          <w:b/>
-          <w:lang w:val="es-419" w:eastAsia="es-CO"/>
-        </w:rPr>
-        <w:t>Participación</w:t>
-      </w:r>
-    </w:p>
-    <w:p>
-      <w:pPr>
-        <w:rPr>
-          <w:lang w:val="es-419" w:eastAsia="es-CO"/>
-        </w:rPr>
-      </w:pPr>
-      <w:r>
-        <w:rPr>
-          <w:lang w:val="es-419" w:eastAsia="es-CO"/>
-        </w:rPr>
-        <w:t>Una comunicación clara y accesible favorece que la ciudadanía pregunte, opine, presente solicitudes, participe en espacios de diálogo y ejerza un papel activo en los asuntos de interés público.</w:t>
+        <w:t>Poder administrativo</w:t>
+      </w:r>
+      <w:r>
+        <w:rPr>
+          <w:lang w:val="es-419" w:eastAsia="es-CO"/>
+        </w:rPr>
+        <w:t>: l</w:t>
+      </w:r>
+      <w:r>
+        <w:rPr>
+          <w:lang w:val="es-419" w:eastAsia="es-CO"/>
+        </w:rPr>
+        <w:t xml:space="preserve">a entidad define procedimientos, tiempos, canales y documentos necesarios. </w:t>
       </w:r>
     </w:p>
     <w:p>
@@ -6331,98 +6521,75 @@
         <w:pStyle w:val="Prrafodelista"/>
         <w:numPr>
           <w:ilvl w:val="0"/>
-          <w:numId w:val="33"/>
+          <w:numId w:val="15"/>
         </w:numPr>
+        <w:ind w:left="1560" w:hanging="295"/>
+        <w:rPr>
+          <w:lang w:val="es-419" w:eastAsia="es-CO"/>
+        </w:rPr>
+      </w:pPr>
+      <w:r>
         <w:rPr>
           <w:b/>
           <w:lang w:val="es-419" w:eastAsia="es-CO"/>
         </w:rPr>
-      </w:pPr>
-      <w:r>
-        <w:rPr>
-          <w:b/>
-          <w:lang w:val="es-419" w:eastAsia="es-CO"/>
-        </w:rPr>
-        <w:t>Exclusión</w:t>
-      </w:r>
-    </w:p>
-    <w:p>
-      <w:pPr>
-        <w:rPr>
-          <w:lang w:val="es-419" w:eastAsia="es-CO"/>
-        </w:rPr>
-      </w:pPr>
-      <w:r>
-        <w:rPr>
-          <w:lang w:val="es-419" w:eastAsia="es-CO"/>
-        </w:rPr>
-        <w:t>El uso de un lenguaje complejo, excesivamente técnico o poco accesible puede limitar el acceso de algunas personas a la información pública, dificultando su participación y el ejercicio efectivo de sus derechos.</w:t>
-      </w:r>
-    </w:p>
-    <w:p>
-      <w:pPr>
-        <w:rPr>
-          <w:lang w:val="es-419" w:eastAsia="es-CO"/>
-        </w:rPr>
-      </w:pPr>
-      <w:r>
-        <w:rPr>
-          <w:lang w:val="es-419" w:eastAsia="es-CO"/>
-        </w:rPr>
-        <w:t xml:space="preserve">Estas características muestran que las relaciones de poder no se expresan únicamente en las decisiones administrativas. También aparecen en la forma como se redactan los mensajes, se organizan los requisitos, se explican los procedimientos y se eligen los canales de atención. </w:t>
-      </w:r>
-    </w:p>
-    <w:p>
-      <w:pPr>
-        <w:rPr>
-          <w:lang w:val="es-419" w:eastAsia="es-CO"/>
-        </w:rPr>
-      </w:pPr>
+        <w:t>Poder técnico</w:t>
+      </w:r>
+      <w:r>
+        <w:rPr>
+          <w:lang w:val="es-419" w:eastAsia="es-CO"/>
+        </w:rPr>
+        <w:t>: l</w:t>
+      </w:r>
+      <w:r>
+        <w:rPr>
+          <w:lang w:val="es-419" w:eastAsia="es-CO"/>
+        </w:rPr>
+        <w:t xml:space="preserve">a entidad usa conocimientos especializados para explicar decisiones o servicios. </w:t>
+      </w:r>
     </w:p>
     <w:p>
       <w:pPr>
         <w:pStyle w:val="Prrafodelista"/>
         <w:numPr>
           <w:ilvl w:val="0"/>
-          <w:numId w:val="34"/>
+          <w:numId w:val="15"/>
         </w:numPr>
+        <w:ind w:left="1560" w:hanging="295"/>
+        <w:rPr>
+          <w:lang w:val="es-419" w:eastAsia="es-CO"/>
+        </w:rPr>
+      </w:pPr>
+      <w:r>
         <w:rPr>
           <w:b/>
           <w:lang w:val="es-419" w:eastAsia="es-CO"/>
         </w:rPr>
-      </w:pPr>
-      <w:r>
-        <w:rPr>
-          <w:b/>
-          <w:lang w:val="es-419" w:eastAsia="es-CO"/>
-        </w:rPr>
-        <w:lastRenderedPageBreak/>
-        <w:t>Tipos de relaciones de poder</w:t>
-      </w:r>
-    </w:p>
-    <w:p>
-      <w:pPr>
-        <w:rPr>
-          <w:lang w:val="es-419" w:eastAsia="es-CO"/>
-        </w:rPr>
-      </w:pPr>
-      <w:r>
-        <w:rPr>
-          <w:lang w:val="es-419" w:eastAsia="es-CO"/>
-        </w:rPr>
-        <w:t xml:space="preserve">En el vínculo entre el Estado y </w:t>
-      </w:r>
-      <w:r>
-        <w:rPr>
-          <w:lang w:val="es-419" w:eastAsia="es-CO"/>
-        </w:rPr>
-        <w:t xml:space="preserve">la </w:t>
-      </w:r>
-      <w:r>
-        <w:rPr>
-          <w:lang w:val="es-419" w:eastAsia="es-CO"/>
-        </w:rPr>
-        <w:t>ciudadanía pueden reconocerse varios tipos de relaciones de poder. No se presentan de manera aislada; muchas veces aparecen combinadas en una misma situación comunicativa. Al respecto se tienen los siguientes tipos de poderes:</w:t>
+        <w:t>Poder informativo</w:t>
+      </w:r>
+      <w:r>
+        <w:rPr>
+          <w:lang w:val="es-419" w:eastAsia="es-CO"/>
+        </w:rPr>
+        <w:t>: l</w:t>
+      </w:r>
+      <w:r>
+        <w:rPr>
+          <w:lang w:val="es-419" w:eastAsia="es-CO"/>
+        </w:rPr>
+        <w:t xml:space="preserve">a entidad decide qué información </w:t>
+      </w:r>
+      <w:r>
+        <w:rPr>
+          <w:lang w:val="es-419" w:eastAsia="es-CO"/>
+        </w:rPr>
+        <w:t>pública</w:t>
+      </w:r>
+      <w:r>
+        <w:rPr>
+          <w:lang w:val="es-419" w:eastAsia="es-CO"/>
+        </w:rPr>
+        <w:t xml:space="preserve">, cómo la presenta y por qué canal la entrega. </w:t>
       </w:r>
     </w:p>
     <w:p>
@@ -6430,7 +6597,7 @@
         <w:pStyle w:val="Prrafodelista"/>
         <w:numPr>
           <w:ilvl w:val="0"/>
-          <w:numId w:val="32"/>
+          <w:numId w:val="15"/>
         </w:numPr>
         <w:ind w:left="1560" w:hanging="295"/>
         <w:rPr>
@@ -6442,7 +6609,7 @@
           <w:b/>
           <w:lang w:val="es-419" w:eastAsia="es-CO"/>
         </w:rPr>
-        <w:t>Poder normativo</w:t>
+        <w:t>Poder simbólico</w:t>
       </w:r>
       <w:r>
         <w:rPr>
@@ -6454,7 +6621,7 @@
         <w:rPr>
           <w:lang w:val="es-419" w:eastAsia="es-CO"/>
         </w:rPr>
-        <w:t xml:space="preserve">a entidad comunica obligaciones, derechos, requisitos o prohibiciones basadas en norma. </w:t>
+        <w:t xml:space="preserve">a forma de nombrar o dirigirse a la ciudadanía transmite cercanía, distancia, respeto o exclusión. </w:t>
       </w:r>
     </w:p>
     <w:p>
@@ -6462,7 +6629,7 @@
         <w:pStyle w:val="Prrafodelista"/>
         <w:numPr>
           <w:ilvl w:val="0"/>
-          <w:numId w:val="32"/>
+          <w:numId w:val="15"/>
         </w:numPr>
         <w:ind w:left="1560" w:hanging="295"/>
         <w:rPr>
@@ -6474,7 +6641,7 @@
           <w:b/>
           <w:lang w:val="es-419" w:eastAsia="es-CO"/>
         </w:rPr>
-        <w:t>Poder administrativo</w:t>
+        <w:t>Poder participativo</w:t>
       </w:r>
       <w:r>
         <w:rPr>
@@ -6486,7 +6653,71 @@
         <w:rPr>
           <w:lang w:val="es-419" w:eastAsia="es-CO"/>
         </w:rPr>
-        <w:t xml:space="preserve">a entidad define procedimientos, tiempos, canales y documentos necesarios. </w:t>
+        <w:t xml:space="preserve">a entidad habilita o limita espacios para que la ciudadanía intervenga haga seguimiento. </w:t>
+      </w:r>
+    </w:p>
+    <w:p>
+      <w:pPr>
+        <w:rPr>
+          <w:lang w:val="es-419" w:eastAsia="es-CO"/>
+        </w:rPr>
+      </w:pPr>
+      <w:r>
+        <w:rPr>
+          <w:lang w:val="es-419" w:eastAsia="es-CO"/>
+        </w:rPr>
+        <w:t xml:space="preserve">Identificar estos tipos de relaciones permite comprender que la información pública no solo debe ser correcta desde el punto de vista de lo </w:t>
+      </w:r>
+      <w:proofErr w:type="gramStart"/>
+      <w:r>
+        <w:rPr>
+          <w:lang w:val="es-419" w:eastAsia="es-CO"/>
+        </w:rPr>
+        <w:t>institucional</w:t>
+      </w:r>
+      <w:proofErr w:type="gramEnd"/>
+      <w:r>
+        <w:rPr>
+          <w:lang w:val="es-419" w:eastAsia="es-CO"/>
+        </w:rPr>
+        <w:t xml:space="preserve"> sino que </w:t>
+      </w:r>
+      <w:r>
+        <w:rPr>
+          <w:lang w:val="es-419" w:eastAsia="es-CO"/>
+        </w:rPr>
+        <w:t xml:space="preserve">también debe ser útil para la ciudadanía. Una comunicación basada únicamente en la autoridad de la entidad puede ser legalmente </w:t>
+      </w:r>
+      <w:r>
+        <w:rPr>
+          <w:lang w:val="es-419" w:eastAsia="es-CO"/>
+        </w:rPr>
+        <w:t>vál</w:t>
+      </w:r>
+      <w:r>
+        <w:rPr>
+          <w:lang w:val="es-419" w:eastAsia="es-CO"/>
+        </w:rPr>
+        <w:t>i</w:t>
+      </w:r>
+      <w:r>
+        <w:rPr>
+          <w:lang w:val="es-419" w:eastAsia="es-CO"/>
+        </w:rPr>
+        <w:t>da</w:t>
+      </w:r>
+      <w:r>
+        <w:rPr>
+          <w:lang w:val="es-419" w:eastAsia="es-CO"/>
+        </w:rPr>
+        <w:t xml:space="preserve">, pero poco comprensible. En cambio, una comunicación que explica orienta y reconoce a las personas ayuda a </w:t>
+      </w:r>
+      <w:r>
+        <w:rPr>
+          <w:lang w:val="es-419" w:eastAsia="es-CO"/>
+        </w:rPr>
+        <w:lastRenderedPageBreak/>
+        <w:t>generar un equilibrio en las relaciones de poder, porque facilita el acceso a la información.</w:t>
       </w:r>
     </w:p>
     <w:p>
@@ -6494,31 +6725,294 @@
         <w:pStyle w:val="Prrafodelista"/>
         <w:numPr>
           <w:ilvl w:val="0"/>
-          <w:numId w:val="32"/>
+          <w:numId w:val="17"/>
         </w:numPr>
-        <w:ind w:left="1560" w:hanging="295"/>
-        <w:rPr>
-          <w:lang w:val="es-419" w:eastAsia="es-CO"/>
-        </w:rPr>
-      </w:pPr>
-      <w:r>
         <w:rPr>
           <w:b/>
           <w:lang w:val="es-419" w:eastAsia="es-CO"/>
         </w:rPr>
-        <w:t>Poder técnico</w:t>
-      </w:r>
-      <w:r>
-        <w:rPr>
-          <w:lang w:val="es-419" w:eastAsia="es-CO"/>
-        </w:rPr>
-        <w:t>: l</w:t>
-      </w:r>
-      <w:r>
-        <w:rPr>
-          <w:lang w:val="es-419" w:eastAsia="es-CO"/>
-        </w:rPr>
-        <w:t xml:space="preserve">a entidad usa conocimientos especializados para explicar decisiones o servicios. </w:t>
+      </w:pPr>
+      <w:r>
+        <w:rPr>
+          <w:b/>
+          <w:lang w:val="es-419" w:eastAsia="es-CO"/>
+        </w:rPr>
+        <w:t>Ejercicio de poder en el relacionamiento Estado-ciudadanía</w:t>
+      </w:r>
+    </w:p>
+    <w:p>
+      <w:pPr>
+        <w:rPr>
+          <w:lang w:val="es-419" w:eastAsia="es-CO"/>
+        </w:rPr>
+      </w:pPr>
+      <w:r>
+        <w:rPr>
+          <w:lang w:val="es-419" w:eastAsia="es-CO"/>
+        </w:rPr>
+        <w:t xml:space="preserve">Los ejercicios de poder se presentan cuando una entidad toma decisiones o realiza acciones que influyen en la forma como la ciudadanía accede a la información. En la comunicación pública, estos ejercicios pueden aparecer en situaciones cotidianas; exigir un documento, responder a una petición, negar una solicitud, publicar una convocatoria, explicar una norma o comunicar un cambio de un servicio. </w:t>
+      </w:r>
+    </w:p>
+    <w:p>
+      <w:pPr>
+        <w:rPr>
+          <w:lang w:val="es-419" w:eastAsia="es-CO"/>
+        </w:rPr>
+      </w:pPr>
+      <w:r>
+        <w:rPr>
+          <w:lang w:val="es-419" w:eastAsia="es-CO"/>
+        </w:rPr>
+        <w:t>Un ejercicio de poder puede ser adecuado cuando se realiza con claridad, tra</w:t>
+      </w:r>
+      <w:r>
+        <w:rPr>
+          <w:lang w:val="es-419" w:eastAsia="es-CO"/>
+        </w:rPr>
+        <w:t>n</w:t>
+      </w:r>
+      <w:r>
+        <w:rPr>
+          <w:lang w:val="es-419" w:eastAsia="es-CO"/>
+        </w:rPr>
+        <w:t>sparencia y respeto. Por ejemplo, una entidad puede negar una solicitud si no se cumple los requisitos, pero debe explicar la razón, indicar la norma en le</w:t>
+      </w:r>
+      <w:r>
+        <w:rPr>
+          <w:lang w:val="es-419" w:eastAsia="es-CO"/>
+        </w:rPr>
+        <w:t>n</w:t>
+      </w:r>
+      <w:r>
+        <w:rPr>
+          <w:lang w:val="es-419" w:eastAsia="es-CO"/>
+        </w:rPr>
+        <w:t>guaje comprensible. En este sentido, la decisión institucional se mantiene, pero la comunicación permite que la persona entienda la situación y sepa la forma en la que debe de proceder; por el contrario, un ejercicio de poder puede convertirse en una barrera cuando la información se entrega de manera incompleta, confusa o distante.</w:t>
+      </w:r>
+      <w:r>
+        <w:rPr>
+          <w:lang w:val="es-419" w:eastAsia="es-CO"/>
+        </w:rPr>
+        <w:br w:type="page"/>
+      </w:r>
+    </w:p>
+    <w:p>
+      <w:pPr>
+        <w:pStyle w:val="Ttulo1"/>
+      </w:pPr>
+      <w:bookmarkStart w:id="11" w:name="_Toc239256765"/>
+      <w:r>
+        <w:lastRenderedPageBreak/>
+        <w:t>Garantías de derecho</w:t>
+      </w:r>
+      <w:bookmarkEnd w:id="11"/>
+    </w:p>
+    <w:p>
+      <w:pPr>
+        <w:rPr>
+          <w:lang w:val="es-419" w:eastAsia="es-CO"/>
+        </w:rPr>
+      </w:pPr>
+      <w:r>
+        <w:rPr>
+          <w:lang w:val="es-419" w:eastAsia="es-CO"/>
+        </w:rPr>
+        <w:t>La comunicación pública tiene una relación directa con la garantía de derechos. Cuando una entidad entrega información clara, completa, oportuna y comprensible, la ciudadanía cuenta con mejores condiciones para conocer los servicios disponibles, acceder a tr</w:t>
+      </w:r>
+      <w:r>
+        <w:rPr>
+          <w:lang w:val="es-419" w:eastAsia="es-CO"/>
+        </w:rPr>
+        <w:t>á</w:t>
+      </w:r>
+      <w:r>
+        <w:rPr>
+          <w:lang w:val="es-419" w:eastAsia="es-CO"/>
+        </w:rPr>
+        <w:t xml:space="preserve">mites, presentar solicitudes, participar en decisiones públicas y ejercer control social. En cambio, cuando la información se comunica de manera confusa, incompleta o excesivamente técnica, pueden generarse barreras que limitan el ejercicio de esos derechos. </w:t>
+      </w:r>
+    </w:p>
+    <w:p>
+      <w:pPr>
+        <w:rPr>
+          <w:lang w:val="es-419" w:eastAsia="es-CO"/>
+        </w:rPr>
+      </w:pPr>
+      <w:r>
+        <w:rPr>
+          <w:lang w:val="es-419" w:eastAsia="es-CO"/>
+        </w:rPr>
+        <w:t xml:space="preserve">La garantía de derechos se relaciona con la capacidad del Estado para crear condiciones que permitan a las personas conocer, reclamar, ejercer y proteger sus derechos. En el campo de la comunicación pública, esto implica construir mensajes que no excluya, no confunda y no generen obstáculos innecesarios. Una comunicación orientada a la garantía de derechos debe permitir que la ciudadanía identifique qué solicitar, ante quién puede hacerlo, qué respuesta puede esperar y qué mecanismos tiene cuando necesita ampliar, aclarar o reclamar información. </w:t>
+      </w:r>
+    </w:p>
+    <w:p>
+      <w:pPr>
+        <w:rPr>
+          <w:lang w:val="es-419" w:eastAsia="es-CO"/>
+        </w:rPr>
+      </w:pPr>
+    </w:p>
+    <w:p>
+      <w:pPr>
+        <w:pStyle w:val="Ttulo2"/>
+      </w:pPr>
+      <w:bookmarkStart w:id="12" w:name="_Toc239256766"/>
+      <w:r>
+        <w:t>Fundamentos, mecanismos y normatividad</w:t>
+      </w:r>
+      <w:bookmarkEnd w:id="12"/>
+    </w:p>
+    <w:p>
+      <w:pPr>
+        <w:rPr>
+          <w:lang w:val="es-419" w:eastAsia="es-CO"/>
+        </w:rPr>
+      </w:pPr>
+      <w:r>
+        <w:rPr>
+          <w:lang w:val="es-419" w:eastAsia="es-CO"/>
+        </w:rPr>
+        <w:t xml:space="preserve">La garantía de derechos se sustenta en principios y disposiciones que buscan facilitar el acceso de la ciudadanía a la información y a los servicios del Estado. Cuando una persona no comprende una comunicación emitida por una entidad pública, pueden generarse barreras que dificulten el ejercicio efectivo de sus derechos y el acceso a servicios esenciales como la salud, la educación, la justicia y la vivienda. Para la exigencia y protección de sus derechos, la ciudadanía puede utilizar los canales oficiales </w:t>
+      </w:r>
+      <w:r>
+        <w:rPr>
+          <w:lang w:val="es-419" w:eastAsia="es-CO"/>
+        </w:rPr>
+        <w:lastRenderedPageBreak/>
+        <w:t>de atención, las audiencias públicas de rendición de cuentas, el derecho de petición y los mecanismos establecidos para la recepción y gestión de peticiones, quejas, reclamos y sugerencias (PQRS). En este contexto, las entidades públicas deben promover una comunicación clara, accesible y comprensible, de acuerdo con el marco normativo vigente y con las disposiciones aplicables a cada entidad, fortaleciendo así la transparencia, el acceso a la información pública y la relación entre el Estado y la ciudadanía.</w:t>
+      </w:r>
+    </w:p>
+    <w:p>
+      <w:pPr>
+        <w:spacing w:before="0" w:after="160" w:line="259" w:lineRule="auto"/>
+        <w:ind w:firstLine="0"/>
+        <w:rPr>
+          <w:lang w:val="es-419" w:eastAsia="es-CO"/>
+        </w:rPr>
+      </w:pPr>
+      <w:r>
+        <w:rPr>
+          <w:lang w:val="es-419" w:eastAsia="es-CO"/>
+        </w:rPr>
+        <w:br w:type="page"/>
+      </w:r>
+    </w:p>
+    <w:p>
+      <w:pPr>
+        <w:pStyle w:val="Ttulo1"/>
+      </w:pPr>
+      <w:bookmarkStart w:id="13" w:name="_Toc239256767"/>
+      <w:r>
+        <w:lastRenderedPageBreak/>
+        <w:t>Contexto ciudadano y comunicativo</w:t>
+      </w:r>
+      <w:bookmarkEnd w:id="13"/>
+    </w:p>
+    <w:p>
+      <w:pPr>
+        <w:rPr>
+          <w:lang w:val="es-419" w:eastAsia="es-CO"/>
+        </w:rPr>
+      </w:pPr>
+      <w:r>
+        <w:rPr>
+          <w:lang w:val="es-419" w:eastAsia="es-CO"/>
+        </w:rPr>
+        <w:t>La comunicación pública está ligada al contexto ciudadano, cada mensaje institucional llega a personas que viven en contextos diferentes, tienen experiencias y comprenden la información desde sus propias condiciones sociales y culturales. Por eso, antes de diseñar una estrategia de acceso a la información pública, es necesario reconocer quiénes son las personas destinatarias, qué necesitan saber, cómo acceden a la información y qué barreras pueden enfrentar al momento de comprenderla o usarla.</w:t>
+      </w:r>
+    </w:p>
+    <w:p>
+      <w:pPr>
+        <w:rPr>
+          <w:lang w:val="es-419" w:eastAsia="es-CO"/>
+        </w:rPr>
+      </w:pPr>
+      <w:r>
+        <w:rPr>
+          <w:lang w:val="es-419" w:eastAsia="es-CO"/>
+        </w:rPr>
+        <w:t xml:space="preserve">El contexto ciudadano y comunicativo permite pasar de una comunicación general a una comunicación más situada. De esta manera, el mensaje no se construye únicamente desde lo que la entidad necesita informar, sino que se debe de tener en cuenta las condiciones de quienes reciben la información; una misma comunicación puede ser ajustada dependiendo a quien vaya dirigida; es decir, si se dirige a personas mayores, jóvenes, comunidades rurales, población con acceso limitado a internet, personas con discapacidad o ciudadanía sin conocimientos del lenguaje administrativo. </w:t>
+      </w:r>
+    </w:p>
+    <w:p>
+      <w:pPr>
+        <w:rPr>
+          <w:lang w:val="es-419" w:eastAsia="es-CO"/>
+        </w:rPr>
+      </w:pPr>
+      <w:r>
+        <w:rPr>
+          <w:lang w:val="es-419" w:eastAsia="es-CO"/>
+        </w:rPr>
+        <w:t>En este orden de ideas, reconocer el contexto no significa cambiar el contenido de la información pública, sino adecuarla de tal forma que</w:t>
+      </w:r>
+      <w:r>
+        <w:rPr>
+          <w:lang w:val="es-419" w:eastAsia="es-CO"/>
+        </w:rPr>
+        <w:t>,</w:t>
+      </w:r>
+      <w:r>
+        <w:rPr>
+          <w:lang w:val="es-419" w:eastAsia="es-CO"/>
+        </w:rPr>
+        <w:t xml:space="preserve"> al momento de comunicarla</w:t>
+      </w:r>
+      <w:r>
+        <w:rPr>
+          <w:lang w:val="es-419" w:eastAsia="es-CO"/>
+        </w:rPr>
+        <w:t>,</w:t>
+      </w:r>
+      <w:r>
+        <w:rPr>
+          <w:lang w:val="es-419" w:eastAsia="es-CO"/>
+        </w:rPr>
+        <w:t xml:space="preserve"> sea más clara, comprensible e incluyente. El mensaje institucional conserva su esencia, pero se organiza y se presenta de acuerdo con las necesidades de la ciudadanía. Así, el contexto se convierte en un criterio importante para evitar barreras comunicativas y garantizar el acceso a la información pública. </w:t>
+      </w:r>
+    </w:p>
+    <w:p>
+      <w:pPr>
+        <w:rPr>
+          <w:lang w:val="es-419" w:eastAsia="es-CO"/>
+        </w:rPr>
+      </w:pPr>
+    </w:p>
+    <w:p>
+      <w:pPr>
+        <w:rPr>
+          <w:lang w:val="es-419" w:eastAsia="es-CO"/>
+        </w:rPr>
+      </w:pPr>
+    </w:p>
+    <w:p>
+      <w:pPr>
+        <w:rPr>
+          <w:lang w:val="es-419" w:eastAsia="es-CO"/>
+        </w:rPr>
+      </w:pPr>
+    </w:p>
+    <w:p>
+      <w:pPr>
+        <w:pStyle w:val="Ttulo2"/>
+      </w:pPr>
+      <w:bookmarkStart w:id="14" w:name="_Toc239256768"/>
+      <w:r>
+        <w:t>Características, condiciones sociales y culturales</w:t>
+      </w:r>
+      <w:bookmarkEnd w:id="14"/>
+    </w:p>
+    <w:p>
+      <w:pPr>
+        <w:rPr>
+          <w:lang w:val="es-419" w:eastAsia="es-CO"/>
+        </w:rPr>
+      </w:pPr>
+      <w:r>
+        <w:rPr>
+          <w:lang w:val="es-419" w:eastAsia="es-CO"/>
+        </w:rPr>
+        <w:t xml:space="preserve"> La efectividad de la comunicación pública también depende del contexto en el que las personas reciben e interpretan la información. Por ello, a continuación, se presentan de manera breve el contexto ciudadano y el contexto comunicativo, dos elementos que influyen en la comprensión de los mensajes y en la interacción entre el Estado y la ciudadanía:</w:t>
       </w:r>
     </w:p>
     <w:p>
@@ -6526,43 +7020,44 @@
         <w:pStyle w:val="Prrafodelista"/>
         <w:numPr>
           <w:ilvl w:val="0"/>
-          <w:numId w:val="32"/>
+          <w:numId w:val="15"/>
         </w:numPr>
-        <w:ind w:left="1560" w:hanging="295"/>
-        <w:rPr>
-          <w:lang w:val="es-419" w:eastAsia="es-CO"/>
-        </w:rPr>
-      </w:pPr>
-      <w:r>
         <w:rPr>
           <w:b/>
           <w:lang w:val="es-419" w:eastAsia="es-CO"/>
         </w:rPr>
-        <w:t>Poder informativo</w:t>
-      </w:r>
-      <w:r>
-        <w:rPr>
-          <w:lang w:val="es-419" w:eastAsia="es-CO"/>
-        </w:rPr>
-        <w:t>: l</w:t>
-      </w:r>
-      <w:r>
-        <w:rPr>
-          <w:lang w:val="es-419" w:eastAsia="es-CO"/>
-        </w:rPr>
-        <w:t xml:space="preserve">a entidad decide qué información </w:t>
-      </w:r>
-      <w:r>
-        <w:rPr>
-          <w:lang w:val="es-419" w:eastAsia="es-CO"/>
-        </w:rPr>
-        <w:t>pública</w:t>
-      </w:r>
-      <w:r>
-        <w:rPr>
-          <w:lang w:val="es-419" w:eastAsia="es-CO"/>
-        </w:rPr>
-        <w:t xml:space="preserve">, cómo la presenta y por qué canal la entrega. </w:t>
+      </w:pPr>
+      <w:r>
+        <w:rPr>
+          <w:b/>
+          <w:lang w:val="es-419" w:eastAsia="es-CO"/>
+        </w:rPr>
+        <w:t>Contexto ciudadano</w:t>
+      </w:r>
+    </w:p>
+    <w:p>
+      <w:pPr>
+        <w:rPr>
+          <w:lang w:val="es-419" w:eastAsia="es-CO"/>
+        </w:rPr>
+      </w:pPr>
+      <w:r>
+        <w:rPr>
+          <w:lang w:val="es-419" w:eastAsia="es-CO"/>
+        </w:rPr>
+        <w:t>Se refiere al conjunto de condiciones, características, necesidades y realidades que influyen en la manera como las personas se relacionan con la información pública. De esta forma, aspectos como el lugar donde viven, el nivel de acceso a canales digitales o presenciales, el conocimiento previo sobre tr</w:t>
+      </w:r>
+      <w:r>
+        <w:rPr>
+          <w:lang w:val="es-419" w:eastAsia="es-CO"/>
+        </w:rPr>
+        <w:t>á</w:t>
+      </w:r>
+      <w:r>
+        <w:rPr>
+          <w:lang w:val="es-419" w:eastAsia="es-CO"/>
+        </w:rPr>
+        <w:t xml:space="preserve">mites, la familiaridad con el lenguaje institucional, la edad, la ocupación, las condiciones sociales y las formas de participación en la vida pública. </w:t>
       </w:r>
     </w:p>
     <w:p>
@@ -6570,426 +7065,18 @@
         <w:pStyle w:val="Prrafodelista"/>
         <w:numPr>
           <w:ilvl w:val="0"/>
-          <w:numId w:val="32"/>
+          <w:numId w:val="15"/>
         </w:numPr>
-        <w:ind w:left="1560" w:hanging="295"/>
-        <w:rPr>
-          <w:lang w:val="es-419" w:eastAsia="es-CO"/>
-        </w:rPr>
-      </w:pPr>
-      <w:r>
         <w:rPr>
           <w:b/>
           <w:lang w:val="es-419" w:eastAsia="es-CO"/>
         </w:rPr>
-        <w:t>Poder simbólico</w:t>
-      </w:r>
-      <w:r>
-        <w:rPr>
-          <w:lang w:val="es-419" w:eastAsia="es-CO"/>
-        </w:rPr>
-        <w:t>: l</w:t>
-      </w:r>
-      <w:r>
-        <w:rPr>
-          <w:lang w:val="es-419" w:eastAsia="es-CO"/>
-        </w:rPr>
-        <w:t xml:space="preserve">a forma de nombrar o dirigirse a la ciudadanía transmite cercanía, distancia, respeto o exclusión. </w:t>
-      </w:r>
-    </w:p>
-    <w:p>
-      <w:pPr>
-        <w:pStyle w:val="Prrafodelista"/>
-        <w:numPr>
-          <w:ilvl w:val="0"/>
-          <w:numId w:val="32"/>
-        </w:numPr>
-        <w:ind w:left="1560" w:hanging="295"/>
-        <w:rPr>
-          <w:lang w:val="es-419" w:eastAsia="es-CO"/>
-        </w:rPr>
       </w:pPr>
       <w:r>
         <w:rPr>
           <w:b/>
           <w:lang w:val="es-419" w:eastAsia="es-CO"/>
         </w:rPr>
-        <w:t>Poder participativo</w:t>
-      </w:r>
-      <w:r>
-        <w:rPr>
-          <w:lang w:val="es-419" w:eastAsia="es-CO"/>
-        </w:rPr>
-        <w:t>: l</w:t>
-      </w:r>
-      <w:r>
-        <w:rPr>
-          <w:lang w:val="es-419" w:eastAsia="es-CO"/>
-        </w:rPr>
-        <w:t xml:space="preserve">a entidad habilita o limita espacios para que la ciudadanía intervenga haga seguimiento. </w:t>
-      </w:r>
-    </w:p>
-    <w:p>
-      <w:pPr>
-        <w:rPr>
-          <w:lang w:val="es-419" w:eastAsia="es-CO"/>
-        </w:rPr>
-      </w:pPr>
-      <w:r>
-        <w:rPr>
-          <w:lang w:val="es-419" w:eastAsia="es-CO"/>
-        </w:rPr>
-        <w:t xml:space="preserve">Identificar estos tipos de relaciones permite comprender que la información pública no solo debe ser correcta desde el punto de vista de lo </w:t>
-      </w:r>
-      <w:proofErr w:type="gramStart"/>
-      <w:r>
-        <w:rPr>
-          <w:lang w:val="es-419" w:eastAsia="es-CO"/>
-        </w:rPr>
-        <w:t>institucional</w:t>
-      </w:r>
-      <w:proofErr w:type="gramEnd"/>
-      <w:r>
-        <w:rPr>
-          <w:lang w:val="es-419" w:eastAsia="es-CO"/>
-        </w:rPr>
-        <w:t xml:space="preserve"> sino que </w:t>
-      </w:r>
-      <w:r>
-        <w:rPr>
-          <w:lang w:val="es-419" w:eastAsia="es-CO"/>
-        </w:rPr>
-        <w:t xml:space="preserve">también debe ser útil para la ciudadanía. Una comunicación basada únicamente en la autoridad de la entidad puede ser legalmente valida, pero poco comprensible. En cambio, una comunicación que explica orienta y reconoce a las personas ayuda a </w:t>
-      </w:r>
-      <w:r>
-        <w:rPr>
-          <w:lang w:val="es-419" w:eastAsia="es-CO"/>
-        </w:rPr>
-        <w:lastRenderedPageBreak/>
-        <w:t>generar un equilibrio en las relaciones de poder, porque facilita el acceso a la información.</w:t>
-      </w:r>
-    </w:p>
-    <w:p>
-      <w:pPr>
-        <w:pStyle w:val="Prrafodelista"/>
-        <w:numPr>
-          <w:ilvl w:val="0"/>
-          <w:numId w:val="34"/>
-        </w:numPr>
-        <w:rPr>
-          <w:b/>
-          <w:lang w:val="es-419" w:eastAsia="es-CO"/>
-        </w:rPr>
-      </w:pPr>
-      <w:r>
-        <w:rPr>
-          <w:b/>
-          <w:lang w:val="es-419" w:eastAsia="es-CO"/>
-        </w:rPr>
-        <w:t>Ejercicio de poder en el relacionamiento Estado-ciudadanía</w:t>
-      </w:r>
-    </w:p>
-    <w:p>
-      <w:pPr>
-        <w:rPr>
-          <w:lang w:val="es-419" w:eastAsia="es-CO"/>
-        </w:rPr>
-      </w:pPr>
-      <w:r>
-        <w:rPr>
-          <w:lang w:val="es-419" w:eastAsia="es-CO"/>
-        </w:rPr>
-        <w:t xml:space="preserve">Los ejercicios de poder se presentan cuando una entidad toma decisiones o realiza acciones que influyen en la forma como la ciudadanía accede a la información. En la comunicación pública, estos ejercicios pueden aparecer en situaciones cotidianas; exigir un documento, responder a una petición, negar una solicitud, publicar una convocatoria, explicar una norma o comunicar un cambio de un servicio. </w:t>
-      </w:r>
-    </w:p>
-    <w:p>
-      <w:pPr>
-        <w:rPr>
-          <w:lang w:val="es-419" w:eastAsia="es-CO"/>
-        </w:rPr>
-      </w:pPr>
-      <w:r>
-        <w:rPr>
-          <w:lang w:val="es-419" w:eastAsia="es-CO"/>
-        </w:rPr>
-        <w:t>Un ejercicio de poder puede ser adecuado cuando se realiza con claridad, trasparencia y respeto. Por ejemplo, una entidad puede negar una solicitud si no se cumple los requisitos, pero debe explicar la razón, indicar la norma en le</w:t>
-      </w:r>
-      <w:r>
-        <w:rPr>
-          <w:lang w:val="es-419" w:eastAsia="es-CO"/>
-        </w:rPr>
-        <w:t>n</w:t>
-      </w:r>
-      <w:r>
-        <w:rPr>
-          <w:lang w:val="es-419" w:eastAsia="es-CO"/>
-        </w:rPr>
-        <w:t>guaje comprensible. En este sentido, la decisión institucional se mantiene, pero la comunicación permite que la persona entienda la situación y sepa la forma en la que debe de proceder; por el contrario, un ejercicio de poder puede convertirse en una barrera cuando la información se entrega de manera incompleta, confusa o distante.</w:t>
-      </w:r>
-      <w:r>
-        <w:rPr>
-          <w:lang w:val="es-419" w:eastAsia="es-CO"/>
-        </w:rPr>
-        <w:br w:type="page"/>
-      </w:r>
-    </w:p>
-    <w:p>
-      <w:pPr>
-        <w:pStyle w:val="Ttulo1"/>
-      </w:pPr>
-      <w:bookmarkStart w:id="11" w:name="_Toc238834364"/>
-      <w:r>
-        <w:lastRenderedPageBreak/>
-        <w:t>Garantías de derecho</w:t>
-      </w:r>
-      <w:bookmarkEnd w:id="11"/>
-    </w:p>
-    <w:p>
-      <w:pPr>
-        <w:rPr>
-          <w:lang w:val="es-419" w:eastAsia="es-CO"/>
-        </w:rPr>
-      </w:pPr>
-      <w:r>
-        <w:rPr>
-          <w:lang w:val="es-419" w:eastAsia="es-CO"/>
-        </w:rPr>
-        <w:t xml:space="preserve">La comunicación pública tiene una relación directa con la garantía de derechos. Cuando una entidad entrega información clara, completa, oportuna y comprensible, la ciudadanía cuenta con mejores condiciones para conocer los servicios disponibles, acceder a tramites, presentar solicitudes, participar en decisiones públicas y ejercer control social. En cambio, cuando la información se comunica de manera confusa, incompleta o excesivamente técnica, pueden generarse barreras que limitan el ejercicio de esos derechos. </w:t>
-      </w:r>
-    </w:p>
-    <w:p>
-      <w:pPr>
-        <w:rPr>
-          <w:lang w:val="es-419" w:eastAsia="es-CO"/>
-        </w:rPr>
-      </w:pPr>
-      <w:r>
-        <w:rPr>
-          <w:lang w:val="es-419" w:eastAsia="es-CO"/>
-        </w:rPr>
-        <w:t xml:space="preserve">La garantía de derechos se relaciona con la capacidad del Estado para crear condiciones que permitan a las personas conocer, reclamar, ejercer y proteger sus derechos. En el campo de la comunicación pública, esto implica construir mensajes que no excluya, no confunda y no generen obstáculos innecesarios. Una comunicación orientada a la garantía de derechos debe permitir que la ciudadanía identifique qué solicitar, ante quién puede hacerlo, qué respuesta puede esperar y qué mecanismos tiene cuando necesita ampliar, aclarar o reclamar información. </w:t>
-      </w:r>
-    </w:p>
-    <w:p>
-      <w:pPr>
-        <w:rPr>
-          <w:lang w:val="es-419" w:eastAsia="es-CO"/>
-        </w:rPr>
-      </w:pPr>
-    </w:p>
-    <w:p>
-      <w:pPr>
-        <w:pStyle w:val="Ttulo2"/>
-      </w:pPr>
-      <w:bookmarkStart w:id="12" w:name="_Toc238834365"/>
-      <w:r>
-        <w:t>Fundamentos, mecanismos y normatividad</w:t>
-      </w:r>
-      <w:bookmarkEnd w:id="12"/>
-    </w:p>
-    <w:p>
-      <w:pPr>
-        <w:rPr>
-          <w:lang w:val="es-419" w:eastAsia="es-CO"/>
-        </w:rPr>
-      </w:pPr>
-      <w:r>
-        <w:rPr>
-          <w:lang w:val="es-419" w:eastAsia="es-CO"/>
-        </w:rPr>
-        <w:t xml:space="preserve">La garantía de derechos se sustenta en principios y disposiciones que buscan facilitar el acceso de la ciudadanía a la información y a los servicios del Estado. Cuando una persona no comprende una comunicación emitida por una entidad pública, pueden generarse barreras que dificulten el ejercicio efectivo de sus derechos y el acceso a servicios esenciales como la salud, la educación, la justicia y la vivienda. Para la exigencia y protección de sus derechos, la ciudadanía puede utilizar los canales oficiales </w:t>
-      </w:r>
-      <w:r>
-        <w:rPr>
-          <w:lang w:val="es-419" w:eastAsia="es-CO"/>
-        </w:rPr>
-        <w:lastRenderedPageBreak/>
-        <w:t>de atención, las audiencias públicas de rendición de cuentas, el derecho de petición y los mecanismos establecidos para la recepción y gestión de peticiones, quejas, reclamos y sugerencias (PQRS). En este contexto, las entidades públicas deben promover una comunicación clara, accesible y comprensible, de acuerdo con el marco normativo vigente y con las disposiciones aplicables a cada entidad, fortaleciendo así la transparencia, el acceso a la información pública y la relación entre el Estado y la ciudadanía.</w:t>
-      </w:r>
-    </w:p>
-    <w:p>
-      <w:pPr>
-        <w:spacing w:before="0" w:after="160" w:line="259" w:lineRule="auto"/>
-        <w:ind w:firstLine="0"/>
-        <w:rPr>
-          <w:lang w:val="es-419" w:eastAsia="es-CO"/>
-        </w:rPr>
-      </w:pPr>
-      <w:r>
-        <w:rPr>
-          <w:lang w:val="es-419" w:eastAsia="es-CO"/>
-        </w:rPr>
-        <w:br w:type="page"/>
-      </w:r>
-    </w:p>
-    <w:p>
-      <w:pPr>
-        <w:pStyle w:val="Ttulo1"/>
-      </w:pPr>
-      <w:bookmarkStart w:id="13" w:name="_Toc238834366"/>
-      <w:r>
-        <w:lastRenderedPageBreak/>
-        <w:t>Contexto ciudadano y comunicativo</w:t>
-      </w:r>
-      <w:bookmarkEnd w:id="13"/>
-    </w:p>
-    <w:p>
-      <w:pPr>
-        <w:rPr>
-          <w:lang w:val="es-419" w:eastAsia="es-CO"/>
-        </w:rPr>
-      </w:pPr>
-      <w:r>
-        <w:rPr>
-          <w:lang w:val="es-419" w:eastAsia="es-CO"/>
-        </w:rPr>
-        <w:t>La comunicación pública está ligada al contexto ciudadano, cada mensaje institucional llega a personas que viven en contextos diferentes, tienen experiencias y comprenden la información desde sus propias condiciones sociales y culturales. Por eso, antes de diseñar una estrategia de acceso a la información pública, es necesario reconocer quiénes son las personas destinatarias, qué necesitan saber, cómo acceden a la información y qué barreras pueden enfrentar al momento de comprenderla o usarla.</w:t>
-      </w:r>
-    </w:p>
-    <w:p>
-      <w:pPr>
-        <w:rPr>
-          <w:lang w:val="es-419" w:eastAsia="es-CO"/>
-        </w:rPr>
-      </w:pPr>
-      <w:r>
-        <w:rPr>
-          <w:lang w:val="es-419" w:eastAsia="es-CO"/>
-        </w:rPr>
-        <w:t xml:space="preserve">El contexto ciudadano y comunicativo permite pasar de una comunicación general a una comunicación más situada. De esta manera, el mensaje no se construye únicamente desde lo que la entidad necesita informar, sino que se debe de tener en cuenta las condiciones de quienes reciben la información; una misma comunicación puede ser ajustada dependiendo a quien vaya dirigida; es decir, si se dirige a personas mayores, jóvenes, comunidades rurales, población con acceso limitado a internet, personas con discapacidad o ciudadanía sin conocimientos del lenguaje administrativo. </w:t>
-      </w:r>
-    </w:p>
-    <w:p>
-      <w:pPr>
-        <w:rPr>
-          <w:lang w:val="es-419" w:eastAsia="es-CO"/>
-        </w:rPr>
-      </w:pPr>
-      <w:r>
-        <w:rPr>
-          <w:lang w:val="es-419" w:eastAsia="es-CO"/>
-        </w:rPr>
-        <w:t>En este orden de ideas, reconocer el contexto no significa cambiar el contenido de la información pública, sino adecuarla de tal forma que</w:t>
-      </w:r>
-      <w:r>
-        <w:rPr>
-          <w:lang w:val="es-419" w:eastAsia="es-CO"/>
-        </w:rPr>
-        <w:t>,</w:t>
-      </w:r>
-      <w:r>
-        <w:rPr>
-          <w:lang w:val="es-419" w:eastAsia="es-CO"/>
-        </w:rPr>
-        <w:t xml:space="preserve"> al momento de comunicarla</w:t>
-      </w:r>
-      <w:r>
-        <w:rPr>
-          <w:lang w:val="es-419" w:eastAsia="es-CO"/>
-        </w:rPr>
-        <w:t>,</w:t>
-      </w:r>
-      <w:r>
-        <w:rPr>
-          <w:lang w:val="es-419" w:eastAsia="es-CO"/>
-        </w:rPr>
-        <w:t xml:space="preserve"> sea más clara, comprensible e incluyente. El mensaje institucional conserva su esencia, pero se organiza y se presenta de acuerdo con las necesidades de la ciudadanía. Así, el contexto se convierte en un criterio importante para evitar barreras comunicativas y garantizar el acceso a la información pública. </w:t>
-      </w:r>
-    </w:p>
-    <w:p>
-      <w:pPr>
-        <w:rPr>
-          <w:lang w:val="es-419" w:eastAsia="es-CO"/>
-        </w:rPr>
-      </w:pPr>
-    </w:p>
-    <w:p>
-      <w:pPr>
-        <w:rPr>
-          <w:lang w:val="es-419" w:eastAsia="es-CO"/>
-        </w:rPr>
-      </w:pPr>
-    </w:p>
-    <w:p>
-      <w:pPr>
-        <w:rPr>
-          <w:lang w:val="es-419" w:eastAsia="es-CO"/>
-        </w:rPr>
-      </w:pPr>
-    </w:p>
-    <w:p>
-      <w:pPr>
-        <w:pStyle w:val="Ttulo2"/>
-      </w:pPr>
-      <w:bookmarkStart w:id="14" w:name="_Toc238834367"/>
-      <w:r>
-        <w:t>Características, condiciones sociales y culturales</w:t>
-      </w:r>
-      <w:bookmarkEnd w:id="14"/>
-    </w:p>
-    <w:p>
-      <w:pPr>
-        <w:rPr>
-          <w:lang w:val="es-419" w:eastAsia="es-CO"/>
-        </w:rPr>
-      </w:pPr>
-      <w:r>
-        <w:rPr>
-          <w:lang w:val="es-419" w:eastAsia="es-CO"/>
-        </w:rPr>
-        <w:t xml:space="preserve"> La efectividad de la comunicación pública también depende del contexto en el que las personas reciben e interpretan la información. Por ello, a continuación, se presentan de manera breve el contexto ciudadano y el contexto comunicativo, dos elementos que influyen en la comprensión de los mensajes y en la interacción entre el Estado y la ciudadanía:</w:t>
-      </w:r>
-    </w:p>
-    <w:p>
-      <w:pPr>
-        <w:pStyle w:val="Prrafodelista"/>
-        <w:numPr>
-          <w:ilvl w:val="0"/>
-          <w:numId w:val="32"/>
-        </w:numPr>
-        <w:rPr>
-          <w:b/>
-          <w:lang w:val="es-419" w:eastAsia="es-CO"/>
-        </w:rPr>
-      </w:pPr>
-      <w:r>
-        <w:rPr>
-          <w:b/>
-          <w:lang w:val="es-419" w:eastAsia="es-CO"/>
-        </w:rPr>
-        <w:t>Contexto ciudadano</w:t>
-      </w:r>
-    </w:p>
-    <w:p>
-      <w:pPr>
-        <w:rPr>
-          <w:lang w:val="es-419" w:eastAsia="es-CO"/>
-        </w:rPr>
-      </w:pPr>
-      <w:r>
-        <w:rPr>
-          <w:lang w:val="es-419" w:eastAsia="es-CO"/>
-        </w:rPr>
-        <w:t xml:space="preserve">Se refiere al conjunto de condiciones, características, necesidades y realidades que influyen en la manera como las personas se relacionan con la información pública. De esta forma, aspectos como el lugar donde viven, el nivel de acceso a canales digitales o presenciales, el conocimiento previo sobre tramites, la familiaridad con el lenguaje institucional, la edad, la ocupación, las condiciones sociales y las formas de participación en la vida pública. </w:t>
-      </w:r>
-    </w:p>
-    <w:p>
-      <w:pPr>
-        <w:pStyle w:val="Prrafodelista"/>
-        <w:numPr>
-          <w:ilvl w:val="0"/>
-          <w:numId w:val="32"/>
-        </w:numPr>
-        <w:rPr>
-          <w:b/>
-          <w:lang w:val="es-419" w:eastAsia="es-CO"/>
-        </w:rPr>
-      </w:pPr>
-      <w:r>
-        <w:rPr>
-          <w:b/>
-          <w:lang w:val="es-419" w:eastAsia="es-CO"/>
-        </w:rPr>
         <w:t>Contexto comunicativo</w:t>
       </w:r>
     </w:p>
@@ -7015,7 +7102,7 @@
         <w:rPr>
           <w:lang w:val="es-419" w:eastAsia="es-CO"/>
         </w:rPr>
-        <w:t xml:space="preserve"> interpretan el mensaje. Es así, como en este contexto intervienen el canal utilizado, el tipo de lenguaje, el formato, la claridad del mensaje, la posibilidad de resolver dudas y la pertinencia del contenido frente a la necesidad ciudadana.</w:t>
+        <w:t xml:space="preserve"> interpreta el mensaje. Es así, como en este contexto intervienen el canal utilizado, el tipo de lenguaje, el formato, la claridad del mensaje, la posibilidad de resolver dudas y la pertinencia del contenido frente a la necesidad ciudadana.</w:t>
       </w:r>
     </w:p>
     <w:p>
@@ -7071,18 +7158,18 @@
           <w:lang w:val="es-419" w:eastAsia="es-CO"/>
         </w:rPr>
         <w:drawing>
-          <wp:anchor distT="0" distB="0" distL="114300" distR="114300" simplePos="0" relativeHeight="251670528" behindDoc="0" locked="0" layoutInCell="1" allowOverlap="1" wp14:anchorId="657CD97D" wp14:editId="1960E7A9">
+          <wp:anchor distT="0" distB="0" distL="114300" distR="114300" simplePos="0" relativeHeight="251674624" behindDoc="0" locked="0" layoutInCell="1" allowOverlap="1" wp14:anchorId="7F51D91E" wp14:editId="28E8CF57">
             <wp:simplePos x="0" y="0"/>
             <wp:positionH relativeFrom="column">
-              <wp:posOffset>280670</wp:posOffset>
+              <wp:posOffset>0</wp:posOffset>
             </wp:positionH>
             <wp:positionV relativeFrom="paragraph">
-              <wp:posOffset>186690</wp:posOffset>
+              <wp:posOffset>0</wp:posOffset>
             </wp:positionV>
-            <wp:extent cx="6132720" cy="3462020"/>
-            <wp:effectExtent l="0" t="0" r="1905" b="5080"/>
+            <wp:extent cx="6332220" cy="3574415"/>
+            <wp:effectExtent l="0" t="0" r="0" b="6985"/>
             <wp:wrapNone/>
-            <wp:docPr id="7" name="Imagen 7" descr="Figura 2 que presenta siete características del contexto ciudadano y comunicativo: diversidad de destinatarios, condiciones de acceso, nivel de comprensión, necesidad de información, pertinencia del canal, influencia cultural y oportunidad. Estas características se relacionan con la necesidad de adaptar la comunicación pública a las distintas realidades de la ciudadanía para que sea clara, accesible y útil."/>
+            <wp:docPr id="9" name="Imagen 9" descr="Figura 2 que presenta siete características del contexto ciudadano y comunicativo: diversidad de destinatarios, condiciones de acceso, nivel de comprensión, necesidad de información, pertinencia del canal, influencia cultural y oportunidad. Estas características se relacionan con la necesidad de adaptar la comunicación pública a las distintas realidades de la ciudadanía para que sea clara, accesible y útil."/>
             <wp:cNvGraphicFramePr>
               <a:graphicFrameLocks xmlns:a="http://schemas.openxmlformats.org/drawingml/2006/main" noChangeAspect="1"/>
             </wp:cNvGraphicFramePr>
@@ -7090,10 +7177,8 @@
               <a:graphicData uri="http://schemas.openxmlformats.org/drawingml/2006/picture">
                 <pic:pic xmlns:pic="http://schemas.openxmlformats.org/drawingml/2006/picture">
                   <pic:nvPicPr>
-                    <pic:cNvPr id="0" name="Picture 2"/>
-                    <pic:cNvPicPr>
-                      <a:picLocks noChangeAspect="1" noChangeArrowheads="1"/>
-                    </pic:cNvPicPr>
+                    <pic:cNvPr id="9" name="Group 1220237 1.png"/>
+                    <pic:cNvPicPr/>
                   </pic:nvPicPr>
                   <pic:blipFill>
                     <a:blip r:embed="rId15">
@@ -7103,30 +7188,22 @@
                         </a:ext>
                       </a:extLst>
                     </a:blip>
-                    <a:srcRect/>
                     <a:stretch>
                       <a:fillRect/>
                     </a:stretch>
                   </pic:blipFill>
-                  <pic:spPr bwMode="auto">
+                  <pic:spPr>
                     <a:xfrm>
                       <a:off x="0" y="0"/>
-                      <a:ext cx="6132720" cy="3462020"/>
+                      <a:ext cx="6332220" cy="3574415"/>
                     </a:xfrm>
                     <a:prstGeom prst="rect">
                       <a:avLst/>
                     </a:prstGeom>
-                    <a:noFill/>
                   </pic:spPr>
                 </pic:pic>
               </a:graphicData>
             </a:graphic>
-            <wp14:sizeRelH relativeFrom="page">
-              <wp14:pctWidth>0</wp14:pctWidth>
-            </wp14:sizeRelH>
-            <wp14:sizeRelV relativeFrom="page">
-              <wp14:pctHeight>0</wp14:pctHeight>
-            </wp14:sizeRelV>
           </wp:anchor>
         </w:drawing>
       </w:r>
@@ -7194,6 +7271,8 @@
           <w:lang w:val="es-419" w:eastAsia="es-CO"/>
         </w:rPr>
       </w:pPr>
+      <w:bookmarkStart w:id="15" w:name="_GoBack"/>
+      <w:bookmarkEnd w:id="15"/>
       <w:r>
         <w:rPr>
           <w:b/>
@@ -7207,7 +7286,7 @@
         <w:pStyle w:val="Prrafodelista"/>
         <w:numPr>
           <w:ilvl w:val="0"/>
-          <w:numId w:val="36"/>
+          <w:numId w:val="18"/>
         </w:numPr>
         <w:rPr>
           <w:lang w:val="es-419" w:eastAsia="es-CO"/>
@@ -7238,7 +7317,7 @@
         <w:pStyle w:val="Prrafodelista"/>
         <w:numPr>
           <w:ilvl w:val="0"/>
-          <w:numId w:val="36"/>
+          <w:numId w:val="18"/>
         </w:numPr>
         <w:rPr>
           <w:b/>
@@ -7278,7 +7357,7 @@
         <w:pStyle w:val="Prrafodelista"/>
         <w:numPr>
           <w:ilvl w:val="0"/>
-          <w:numId w:val="36"/>
+          <w:numId w:val="18"/>
         </w:numPr>
         <w:rPr>
           <w:b/>
@@ -7312,7 +7391,7 @@
         <w:pStyle w:val="Prrafodelista"/>
         <w:numPr>
           <w:ilvl w:val="0"/>
-          <w:numId w:val="36"/>
+          <w:numId w:val="18"/>
         </w:numPr>
         <w:rPr>
           <w:b/>
@@ -7345,7 +7424,7 @@
         <w:pStyle w:val="Prrafodelista"/>
         <w:numPr>
           <w:ilvl w:val="0"/>
-          <w:numId w:val="36"/>
+          <w:numId w:val="18"/>
         </w:numPr>
         <w:rPr>
           <w:b/>
@@ -7378,7 +7457,7 @@
         <w:pStyle w:val="Prrafodelista"/>
         <w:numPr>
           <w:ilvl w:val="0"/>
-          <w:numId w:val="36"/>
+          <w:numId w:val="18"/>
         </w:numPr>
         <w:rPr>
           <w:b/>
@@ -7411,7 +7490,7 @@
         <w:pStyle w:val="Prrafodelista"/>
         <w:numPr>
           <w:ilvl w:val="0"/>
-          <w:numId w:val="36"/>
+          <w:numId w:val="18"/>
         </w:numPr>
         <w:rPr>
           <w:b/>
@@ -7477,7 +7556,7 @@
         <w:pStyle w:val="Prrafodelista"/>
         <w:numPr>
           <w:ilvl w:val="0"/>
-          <w:numId w:val="32"/>
+          <w:numId w:val="15"/>
         </w:numPr>
         <w:rPr>
           <w:b/>
@@ -7510,7 +7589,7 @@
         <w:pStyle w:val="Prrafodelista"/>
         <w:numPr>
           <w:ilvl w:val="0"/>
-          <w:numId w:val="32"/>
+          <w:numId w:val="15"/>
         </w:numPr>
         <w:rPr>
           <w:b/>
@@ -7585,12 +7664,12 @@
       <w:pPr>
         <w:pStyle w:val="Ttulo1"/>
       </w:pPr>
-      <w:bookmarkStart w:id="15" w:name="_Toc238834368"/>
+      <w:bookmarkStart w:id="16" w:name="_Toc239256769"/>
       <w:r>
         <w:lastRenderedPageBreak/>
         <w:t>Información pública</w:t>
       </w:r>
-      <w:bookmarkEnd w:id="15"/>
+      <w:bookmarkEnd w:id="16"/>
     </w:p>
     <w:p>
       <w:pPr>
@@ -7701,12 +7780,12 @@
       <w:pPr>
         <w:pStyle w:val="Ttulo2"/>
       </w:pPr>
-      <w:bookmarkStart w:id="16" w:name="_Toc238834369"/>
+      <w:bookmarkStart w:id="17" w:name="_Toc239256770"/>
       <w:r>
         <w:lastRenderedPageBreak/>
         <w:t>Características de la información pública</w:t>
       </w:r>
-      <w:bookmarkEnd w:id="16"/>
+      <w:bookmarkEnd w:id="17"/>
     </w:p>
     <w:p>
       <w:pPr>
@@ -7726,7 +7805,7 @@
         <w:pStyle w:val="Prrafodelista"/>
         <w:numPr>
           <w:ilvl w:val="0"/>
-          <w:numId w:val="37"/>
+          <w:numId w:val="19"/>
         </w:numPr>
         <w:rPr>
           <w:lang w:val="es-419" w:eastAsia="es-CO"/>
@@ -7757,7 +7836,7 @@
         <w:pStyle w:val="Prrafodelista"/>
         <w:numPr>
           <w:ilvl w:val="0"/>
-          <w:numId w:val="37"/>
+          <w:numId w:val="19"/>
         </w:numPr>
         <w:rPr>
           <w:lang w:val="es-419" w:eastAsia="es-CO"/>
@@ -7788,7 +7867,7 @@
         <w:pStyle w:val="Prrafodelista"/>
         <w:numPr>
           <w:ilvl w:val="0"/>
-          <w:numId w:val="37"/>
+          <w:numId w:val="19"/>
         </w:numPr>
         <w:rPr>
           <w:lang w:val="es-419" w:eastAsia="es-CO"/>
@@ -7819,7 +7898,7 @@
         <w:pStyle w:val="Prrafodelista"/>
         <w:numPr>
           <w:ilvl w:val="0"/>
-          <w:numId w:val="37"/>
+          <w:numId w:val="19"/>
         </w:numPr>
         <w:rPr>
           <w:lang w:val="es-419" w:eastAsia="es-CO"/>
@@ -7850,7 +7929,7 @@
         <w:pStyle w:val="Prrafodelista"/>
         <w:numPr>
           <w:ilvl w:val="0"/>
-          <w:numId w:val="37"/>
+          <w:numId w:val="19"/>
         </w:numPr>
         <w:rPr>
           <w:lang w:val="es-419" w:eastAsia="es-CO"/>
@@ -7881,7 +7960,7 @@
         <w:pStyle w:val="Prrafodelista"/>
         <w:numPr>
           <w:ilvl w:val="0"/>
-          <w:numId w:val="37"/>
+          <w:numId w:val="19"/>
         </w:numPr>
         <w:rPr>
           <w:lang w:val="es-419" w:eastAsia="es-CO"/>
@@ -7912,7 +7991,7 @@
         <w:pStyle w:val="Prrafodelista"/>
         <w:numPr>
           <w:ilvl w:val="0"/>
-          <w:numId w:val="37"/>
+          <w:numId w:val="19"/>
         </w:numPr>
         <w:rPr>
           <w:lang w:val="es-419" w:eastAsia="es-CO"/>
@@ -7963,7 +8042,7 @@
         <w:pStyle w:val="Prrafodelista"/>
         <w:numPr>
           <w:ilvl w:val="0"/>
-          <w:numId w:val="38"/>
+          <w:numId w:val="20"/>
         </w:numPr>
         <w:rPr>
           <w:b/>
@@ -8563,7 +8642,7 @@
         <w:pStyle w:val="Prrafodelista"/>
         <w:numPr>
           <w:ilvl w:val="0"/>
-          <w:numId w:val="38"/>
+          <w:numId w:val="20"/>
         </w:numPr>
         <w:rPr>
           <w:b/>
@@ -8634,7 +8713,7 @@
         <w:pStyle w:val="Prrafodelista"/>
         <w:numPr>
           <w:ilvl w:val="0"/>
-          <w:numId w:val="32"/>
+          <w:numId w:val="15"/>
         </w:numPr>
         <w:ind w:left="1701" w:hanging="284"/>
         <w:rPr>
@@ -8666,7 +8745,7 @@
         <w:pStyle w:val="Prrafodelista"/>
         <w:numPr>
           <w:ilvl w:val="0"/>
-          <w:numId w:val="32"/>
+          <w:numId w:val="15"/>
         </w:numPr>
         <w:ind w:left="1701" w:hanging="284"/>
         <w:rPr>
@@ -8698,7 +8777,7 @@
         <w:pStyle w:val="Prrafodelista"/>
         <w:numPr>
           <w:ilvl w:val="0"/>
-          <w:numId w:val="32"/>
+          <w:numId w:val="15"/>
         </w:numPr>
         <w:ind w:left="1701" w:hanging="284"/>
         <w:rPr>
@@ -8730,7 +8809,7 @@
         <w:pStyle w:val="Prrafodelista"/>
         <w:numPr>
           <w:ilvl w:val="0"/>
-          <w:numId w:val="38"/>
+          <w:numId w:val="20"/>
         </w:numPr>
         <w:rPr>
           <w:b/>
@@ -8770,14 +8849,12 @@
         </w:rPr>
         <w:t xml:space="preserve"> Una estrategia de inclusión en el lenguaje </w:t>
       </w:r>
-      <w:proofErr w:type="gramStart"/>
-      <w:r>
-        <w:rPr>
-          <w:lang w:val="es-419" w:eastAsia="es-CO"/>
-        </w:rPr>
-        <w:t>debe  tener</w:t>
-      </w:r>
-      <w:proofErr w:type="gramEnd"/>
+      <w:r>
+        <w:rPr>
+          <w:lang w:val="es-419" w:eastAsia="es-CO"/>
+        </w:rPr>
+        <w:t>debe tener</w:t>
+      </w:r>
       <w:r>
         <w:rPr>
           <w:lang w:val="es-419" w:eastAsia="es-CO"/>
@@ -8790,8 +8867,9 @@
         <w:pStyle w:val="Prrafodelista"/>
         <w:numPr>
           <w:ilvl w:val="0"/>
-          <w:numId w:val="39"/>
+          <w:numId w:val="21"/>
         </w:numPr>
+        <w:ind w:left="1701" w:hanging="283"/>
         <w:rPr>
           <w:lang w:val="es-419" w:eastAsia="es-CO"/>
         </w:rPr>
@@ -8808,8 +8886,9 @@
         <w:pStyle w:val="Prrafodelista"/>
         <w:numPr>
           <w:ilvl w:val="0"/>
-          <w:numId w:val="39"/>
+          <w:numId w:val="21"/>
         </w:numPr>
+        <w:ind w:left="1701" w:hanging="283"/>
         <w:rPr>
           <w:lang w:val="es-419" w:eastAsia="es-CO"/>
         </w:rPr>
@@ -8826,8 +8905,9 @@
         <w:pStyle w:val="Prrafodelista"/>
         <w:numPr>
           <w:ilvl w:val="0"/>
-          <w:numId w:val="39"/>
+          <w:numId w:val="21"/>
         </w:numPr>
+        <w:ind w:left="1701" w:hanging="283"/>
         <w:rPr>
           <w:lang w:val="es-419" w:eastAsia="es-CO"/>
         </w:rPr>
@@ -8844,8 +8924,9 @@
         <w:pStyle w:val="Prrafodelista"/>
         <w:numPr>
           <w:ilvl w:val="0"/>
-          <w:numId w:val="39"/>
+          <w:numId w:val="21"/>
         </w:numPr>
+        <w:ind w:left="1701" w:hanging="283"/>
         <w:rPr>
           <w:lang w:val="es-419" w:eastAsia="es-CO"/>
         </w:rPr>
@@ -8869,20 +8950,13 @@
         </w:rPr>
         <w:t>Estos aspectos ayudan a que la información pueda ser comprensible por más personas sin que se pierda la precisión institucional.</w:t>
       </w:r>
-    </w:p>
-    <w:p>
-      <w:pPr>
-        <w:rPr>
-          <w:lang w:val="es-419" w:eastAsia="es-CO"/>
-        </w:rPr>
-      </w:pPr>
     </w:p>
     <w:p>
       <w:pPr>
         <w:pStyle w:val="Prrafodelista"/>
         <w:numPr>
           <w:ilvl w:val="0"/>
-          <w:numId w:val="38"/>
+          <w:numId w:val="20"/>
         </w:numPr>
         <w:rPr>
           <w:b/>
@@ -8894,6 +8968,7 @@
           <w:b/>
           <w:lang w:val="es-419" w:eastAsia="es-CO"/>
         </w:rPr>
+        <w:lastRenderedPageBreak/>
         <w:t>Normatividad vigente</w:t>
       </w:r>
     </w:p>
@@ -8960,12 +9035,12 @@
       <w:pPr>
         <w:pStyle w:val="Ttulo1"/>
       </w:pPr>
-      <w:bookmarkStart w:id="17" w:name="_Toc238834370"/>
+      <w:bookmarkStart w:id="18" w:name="_Toc239256771"/>
       <w:r>
         <w:lastRenderedPageBreak/>
         <w:t>Lineamientos institucionales</w:t>
       </w:r>
-      <w:bookmarkEnd w:id="17"/>
+      <w:bookmarkEnd w:id="18"/>
     </w:p>
     <w:p>
       <w:pPr>
@@ -8983,13 +9058,25 @@
         <w:rPr>
           <w:lang w:val="es-419" w:eastAsia="es-CO"/>
         </w:rPr>
-        <w:t>;</w:t>
-      </w:r>
-      <w:r>
-        <w:rPr>
-          <w:lang w:val="es-419" w:eastAsia="es-CO"/>
-        </w:rPr>
-        <w:t xml:space="preserve"> de manera interna existen orientaciones que ayudan a cuidar la forma como se escriben los mensajes, se atiende a la ciudadanía, se publican los contenidos y se responden las solicitudes. Estas orientaciones son los lineamientos institucionales. </w:t>
+        <w:t>.</w:t>
+      </w:r>
+      <w:r>
+        <w:rPr>
+          <w:lang w:val="es-419" w:eastAsia="es-CO"/>
+        </w:rPr>
+        <w:t xml:space="preserve"> </w:t>
+      </w:r>
+      <w:r>
+        <w:rPr>
+          <w:lang w:val="es-419" w:eastAsia="es-CO"/>
+        </w:rPr>
+        <w:t>D</w:t>
+      </w:r>
+      <w:r>
+        <w:rPr>
+          <w:lang w:val="es-419" w:eastAsia="es-CO"/>
+        </w:rPr>
+        <w:t xml:space="preserve">e manera interna existen orientaciones que ayudan a cuidar la forma como se escriben los mensajes, se atiende a la ciudadanía, se publican los contenidos y se responden las solicitudes. Estas orientaciones son los lineamientos institucionales. </w:t>
       </w:r>
     </w:p>
     <w:p>
@@ -9041,11 +9128,11 @@
       <w:pPr>
         <w:pStyle w:val="Ttulo2"/>
       </w:pPr>
-      <w:bookmarkStart w:id="18" w:name="_Toc238834371"/>
+      <w:bookmarkStart w:id="19" w:name="_Toc239256772"/>
       <w:r>
         <w:t>Manuales, protocolos y criterios institucionales</w:t>
       </w:r>
-      <w:bookmarkEnd w:id="18"/>
+      <w:bookmarkEnd w:id="19"/>
     </w:p>
     <w:p>
       <w:pPr>
@@ -9221,7 +9308,7 @@
         <w:pStyle w:val="Prrafodelista"/>
         <w:numPr>
           <w:ilvl w:val="0"/>
-          <w:numId w:val="41"/>
+          <w:numId w:val="22"/>
         </w:numPr>
         <w:rPr>
           <w:lang w:val="es-419" w:eastAsia="es-CO"/>
@@ -9252,7 +9339,7 @@
         <w:pStyle w:val="Prrafodelista"/>
         <w:numPr>
           <w:ilvl w:val="0"/>
-          <w:numId w:val="41"/>
+          <w:numId w:val="22"/>
         </w:numPr>
         <w:rPr>
           <w:lang w:val="es-419" w:eastAsia="es-CO"/>
@@ -9283,7 +9370,7 @@
         <w:pStyle w:val="Prrafodelista"/>
         <w:numPr>
           <w:ilvl w:val="0"/>
-          <w:numId w:val="41"/>
+          <w:numId w:val="22"/>
         </w:numPr>
         <w:rPr>
           <w:lang w:val="es-419" w:eastAsia="es-CO"/>
@@ -9327,7 +9414,7 @@
         <w:pStyle w:val="Prrafodelista"/>
         <w:numPr>
           <w:ilvl w:val="0"/>
-          <w:numId w:val="42"/>
+          <w:numId w:val="23"/>
         </w:numPr>
         <w:rPr>
           <w:b/>
@@ -9379,7 +9466,7 @@
         <w:pStyle w:val="Prrafodelista"/>
         <w:numPr>
           <w:ilvl w:val="0"/>
-          <w:numId w:val="42"/>
+          <w:numId w:val="23"/>
         </w:numPr>
         <w:rPr>
           <w:b/>
@@ -9413,7 +9500,7 @@
         <w:pStyle w:val="Prrafodelista"/>
         <w:numPr>
           <w:ilvl w:val="0"/>
-          <w:numId w:val="42"/>
+          <w:numId w:val="23"/>
         </w:numPr>
         <w:rPr>
           <w:b/>
@@ -9473,12 +9560,12 @@
       <w:pPr>
         <w:pStyle w:val="Ttulo1"/>
       </w:pPr>
-      <w:bookmarkStart w:id="19" w:name="_Toc238834372"/>
+      <w:bookmarkStart w:id="20" w:name="_Toc239256773"/>
       <w:r>
         <w:lastRenderedPageBreak/>
         <w:t>Metodologías en documentos elaborados y publicados</w:t>
       </w:r>
-      <w:bookmarkEnd w:id="19"/>
+      <w:bookmarkEnd w:id="20"/>
     </w:p>
     <w:p>
       <w:pPr>
@@ -9509,7 +9596,19 @@
         <w:rPr>
           <w:lang w:val="es-419" w:eastAsia="es-CO"/>
         </w:rPr>
-        <w:t>Para solucionarlo, la Guía de lenguajes claros, comprensibles e incluyentes del SENA propone evaluar la comprensión del contenido desde la experiencia real de las personas. Estas metodologías parten de una regla simple: si se desea saber si un documento es claro, solo se observa cómo lo usa y lo entienden quienes necesitan utilizarlo.</w:t>
+        <w:t>Para solucionarlo, la Guía de lenguajes claros, comprensibles e incluyentes del SENA propone evaluar la comprensión del contenido desde la experiencia real de las personas. Estas metodologías parten de una regla simple: si se desea saber si un documento es claro, solo se observa cómo lo usa</w:t>
+      </w:r>
+      <w:r>
+        <w:rPr>
+          <w:lang w:val="es-419" w:eastAsia="es-CO"/>
+        </w:rPr>
+        <w:t>n</w:t>
+      </w:r>
+      <w:r>
+        <w:rPr>
+          <w:lang w:val="es-419" w:eastAsia="es-CO"/>
+        </w:rPr>
+        <w:t xml:space="preserve"> y lo entienden quienes necesitan utilizarlo.</w:t>
       </w:r>
     </w:p>
     <w:p>
@@ -9529,12 +9628,12 @@
       <w:pPr>
         <w:pStyle w:val="Ttulo2"/>
       </w:pPr>
-      <w:bookmarkStart w:id="20" w:name="_Toc238834373"/>
+      <w:bookmarkStart w:id="21" w:name="_Toc239256774"/>
       <w:r>
         <w:lastRenderedPageBreak/>
         <w:t>Metodología en documentos nuevos</w:t>
       </w:r>
-      <w:bookmarkEnd w:id="20"/>
+      <w:bookmarkEnd w:id="21"/>
     </w:p>
     <w:p>
       <w:pPr>
@@ -9567,7 +9666,7 @@
         <w:pStyle w:val="Prrafodelista"/>
         <w:numPr>
           <w:ilvl w:val="0"/>
-          <w:numId w:val="42"/>
+          <w:numId w:val="23"/>
         </w:numPr>
         <w:rPr>
           <w:b/>
@@ -9600,7 +9699,7 @@
         <w:pStyle w:val="Prrafodelista"/>
         <w:numPr>
           <w:ilvl w:val="0"/>
-          <w:numId w:val="42"/>
+          <w:numId w:val="23"/>
         </w:numPr>
         <w:rPr>
           <w:b/>
@@ -9633,7 +9732,7 @@
         <w:pStyle w:val="Prrafodelista"/>
         <w:numPr>
           <w:ilvl w:val="0"/>
-          <w:numId w:val="42"/>
+          <w:numId w:val="23"/>
         </w:numPr>
         <w:rPr>
           <w:b/>
@@ -9673,7 +9772,7 @@
         <w:pStyle w:val="Prrafodelista"/>
         <w:numPr>
           <w:ilvl w:val="0"/>
-          <w:numId w:val="42"/>
+          <w:numId w:val="23"/>
         </w:numPr>
         <w:rPr>
           <w:b/>
@@ -9725,11 +9824,11 @@
       <w:pPr>
         <w:pStyle w:val="Ttulo2"/>
       </w:pPr>
-      <w:bookmarkStart w:id="21" w:name="_Toc238834374"/>
+      <w:bookmarkStart w:id="22" w:name="_Toc239256775"/>
       <w:r>
         <w:t>Entrevista estructurada</w:t>
       </w:r>
-      <w:bookmarkEnd w:id="21"/>
+      <w:bookmarkEnd w:id="22"/>
     </w:p>
     <w:p>
       <w:pPr>
@@ -9749,7 +9848,7 @@
         <w:pStyle w:val="Prrafodelista"/>
         <w:numPr>
           <w:ilvl w:val="0"/>
-          <w:numId w:val="43"/>
+          <w:numId w:val="24"/>
         </w:numPr>
         <w:rPr>
           <w:b/>
@@ -9789,7 +9888,7 @@
         <w:pStyle w:val="Prrafodelista"/>
         <w:numPr>
           <w:ilvl w:val="0"/>
-          <w:numId w:val="43"/>
+          <w:numId w:val="24"/>
         </w:numPr>
         <w:rPr>
           <w:b/>
@@ -9822,7 +9921,7 @@
         <w:pStyle w:val="Prrafodelista"/>
         <w:numPr>
           <w:ilvl w:val="0"/>
-          <w:numId w:val="43"/>
+          <w:numId w:val="24"/>
         </w:numPr>
         <w:rPr>
           <w:b/>
@@ -9874,11 +9973,11 @@
       <w:pPr>
         <w:pStyle w:val="Ttulo2"/>
       </w:pPr>
-      <w:bookmarkStart w:id="22" w:name="_Toc238834375"/>
+      <w:bookmarkStart w:id="23" w:name="_Toc239256776"/>
       <w:r>
         <w:t>Semáforo de la comprensión</w:t>
       </w:r>
-      <w:bookmarkEnd w:id="22"/>
+      <w:bookmarkEnd w:id="23"/>
     </w:p>
     <w:p>
       <w:pPr>
@@ -9912,7 +10011,7 @@
         <w:pStyle w:val="Prrafodelista"/>
         <w:numPr>
           <w:ilvl w:val="0"/>
-          <w:numId w:val="49"/>
+          <w:numId w:val="28"/>
         </w:numPr>
         <w:rPr>
           <w:lang w:val="es-419" w:eastAsia="es-CO"/>
@@ -9930,7 +10029,7 @@
         <w:pStyle w:val="Prrafodelista"/>
         <w:numPr>
           <w:ilvl w:val="0"/>
-          <w:numId w:val="49"/>
+          <w:numId w:val="28"/>
         </w:numPr>
         <w:rPr>
           <w:lang w:val="es-419" w:eastAsia="es-CO"/>
@@ -9972,7 +10071,7 @@
         <w:pStyle w:val="Prrafodelista"/>
         <w:numPr>
           <w:ilvl w:val="0"/>
-          <w:numId w:val="49"/>
+          <w:numId w:val="28"/>
         </w:numPr>
         <w:rPr>
           <w:lang w:val="es-419" w:eastAsia="es-CO"/>
@@ -10026,7 +10125,7 @@
         <w:pStyle w:val="Prrafodelista"/>
         <w:numPr>
           <w:ilvl w:val="0"/>
-          <w:numId w:val="49"/>
+          <w:numId w:val="28"/>
         </w:numPr>
         <w:rPr>
           <w:lang w:val="es-419" w:eastAsia="es-CO"/>
@@ -10051,7 +10150,7 @@
         <w:pStyle w:val="Prrafodelista"/>
         <w:numPr>
           <w:ilvl w:val="0"/>
-          <w:numId w:val="49"/>
+          <w:numId w:val="28"/>
         </w:numPr>
         <w:rPr>
           <w:lang w:val="es-419" w:eastAsia="es-CO"/>
@@ -10069,7 +10168,7 @@
         <w:pStyle w:val="Prrafodelista"/>
         <w:numPr>
           <w:ilvl w:val="0"/>
-          <w:numId w:val="49"/>
+          <w:numId w:val="28"/>
         </w:numPr>
         <w:rPr>
           <w:lang w:val="es-419" w:eastAsia="es-CO"/>
@@ -10244,7 +10343,7 @@
         <w:pStyle w:val="Prrafodelista"/>
         <w:numPr>
           <w:ilvl w:val="0"/>
-          <w:numId w:val="42"/>
+          <w:numId w:val="23"/>
         </w:numPr>
         <w:rPr>
           <w:lang w:val="es-419" w:eastAsia="es-CO"/>
@@ -10262,7 +10361,7 @@
         <w:pStyle w:val="Prrafodelista"/>
         <w:numPr>
           <w:ilvl w:val="0"/>
-          <w:numId w:val="42"/>
+          <w:numId w:val="23"/>
         </w:numPr>
         <w:rPr>
           <w:lang w:val="es-419" w:eastAsia="es-CO"/>
@@ -10280,7 +10379,7 @@
         <w:pStyle w:val="Prrafodelista"/>
         <w:numPr>
           <w:ilvl w:val="0"/>
-          <w:numId w:val="42"/>
+          <w:numId w:val="23"/>
         </w:numPr>
         <w:rPr>
           <w:lang w:val="es-419" w:eastAsia="es-CO"/>
@@ -10316,11 +10415,11 @@
       <w:pPr>
         <w:pStyle w:val="Ttulo2"/>
       </w:pPr>
-      <w:bookmarkStart w:id="23" w:name="_Toc238834376"/>
+      <w:bookmarkStart w:id="24" w:name="_Toc239256777"/>
       <w:r>
         <w:t>Laboratorio de simplicidad</w:t>
       </w:r>
-      <w:bookmarkEnd w:id="23"/>
+      <w:bookmarkEnd w:id="24"/>
     </w:p>
     <w:p>
       <w:pPr>
@@ -10367,7 +10466,7 @@
         <w:pStyle w:val="Prrafodelista"/>
         <w:numPr>
           <w:ilvl w:val="0"/>
-          <w:numId w:val="45"/>
+          <w:numId w:val="25"/>
         </w:numPr>
         <w:rPr>
           <w:lang w:val="es-419" w:eastAsia="es-CO"/>
@@ -10385,7 +10484,7 @@
         <w:pStyle w:val="Prrafodelista"/>
         <w:numPr>
           <w:ilvl w:val="0"/>
-          <w:numId w:val="45"/>
+          <w:numId w:val="25"/>
         </w:numPr>
         <w:rPr>
           <w:lang w:val="es-419" w:eastAsia="es-CO"/>
@@ -10403,7 +10502,7 @@
         <w:pStyle w:val="Prrafodelista"/>
         <w:numPr>
           <w:ilvl w:val="0"/>
-          <w:numId w:val="45"/>
+          <w:numId w:val="25"/>
         </w:numPr>
         <w:rPr>
           <w:lang w:val="es-419" w:eastAsia="es-CO"/>
@@ -10421,7 +10520,7 @@
         <w:pStyle w:val="Prrafodelista"/>
         <w:numPr>
           <w:ilvl w:val="0"/>
-          <w:numId w:val="45"/>
+          <w:numId w:val="25"/>
         </w:numPr>
         <w:rPr>
           <w:lang w:val="es-419" w:eastAsia="es-CO"/>
@@ -10439,7 +10538,7 @@
         <w:pStyle w:val="Prrafodelista"/>
         <w:numPr>
           <w:ilvl w:val="0"/>
-          <w:numId w:val="45"/>
+          <w:numId w:val="25"/>
         </w:numPr>
         <w:rPr>
           <w:lang w:val="es-419" w:eastAsia="es-CO"/>
@@ -10457,7 +10556,7 @@
         <w:pStyle w:val="Prrafodelista"/>
         <w:numPr>
           <w:ilvl w:val="0"/>
-          <w:numId w:val="45"/>
+          <w:numId w:val="25"/>
         </w:numPr>
         <w:rPr>
           <w:lang w:val="es-419" w:eastAsia="es-CO"/>
@@ -10507,11 +10606,11 @@
       <w:pPr>
         <w:pStyle w:val="Ttulo2"/>
       </w:pPr>
-      <w:bookmarkStart w:id="24" w:name="_Toc238834377"/>
+      <w:bookmarkStart w:id="25" w:name="_Toc239256778"/>
       <w:r>
         <w:t>Consideraciones de escritura en lenguajes claros, comprensibles e incluyentes</w:t>
       </w:r>
-      <w:bookmarkEnd w:id="24"/>
+      <w:bookmarkEnd w:id="25"/>
     </w:p>
     <w:p>
       <w:pPr>
@@ -10563,7 +10662,7 @@
         <w:pStyle w:val="Prrafodelista"/>
         <w:numPr>
           <w:ilvl w:val="0"/>
-          <w:numId w:val="46"/>
+          <w:numId w:val="26"/>
         </w:numPr>
         <w:rPr>
           <w:lang w:val="es-419" w:eastAsia="es-CO"/>
@@ -10581,7 +10680,7 @@
         <w:pStyle w:val="Prrafodelista"/>
         <w:numPr>
           <w:ilvl w:val="0"/>
-          <w:numId w:val="46"/>
+          <w:numId w:val="26"/>
         </w:numPr>
         <w:rPr>
           <w:lang w:val="es-419" w:eastAsia="es-CO"/>
@@ -10599,7 +10698,7 @@
         <w:pStyle w:val="Prrafodelista"/>
         <w:numPr>
           <w:ilvl w:val="0"/>
-          <w:numId w:val="46"/>
+          <w:numId w:val="26"/>
         </w:numPr>
         <w:rPr>
           <w:lang w:val="es-419" w:eastAsia="es-CO"/>
@@ -10617,7 +10716,7 @@
         <w:pStyle w:val="Prrafodelista"/>
         <w:numPr>
           <w:ilvl w:val="0"/>
-          <w:numId w:val="46"/>
+          <w:numId w:val="26"/>
         </w:numPr>
         <w:rPr>
           <w:lang w:val="es-419" w:eastAsia="es-CO"/>
@@ -10635,7 +10734,7 @@
         <w:pStyle w:val="Prrafodelista"/>
         <w:numPr>
           <w:ilvl w:val="0"/>
-          <w:numId w:val="46"/>
+          <w:numId w:val="26"/>
         </w:numPr>
         <w:rPr>
           <w:lang w:val="es-419" w:eastAsia="es-CO"/>
@@ -10653,7 +10752,7 @@
         <w:pStyle w:val="Prrafodelista"/>
         <w:numPr>
           <w:ilvl w:val="0"/>
-          <w:numId w:val="46"/>
+          <w:numId w:val="26"/>
         </w:numPr>
         <w:rPr>
           <w:lang w:val="es-419" w:eastAsia="es-CO"/>
@@ -10671,7 +10770,7 @@
         <w:pStyle w:val="Prrafodelista"/>
         <w:numPr>
           <w:ilvl w:val="0"/>
-          <w:numId w:val="46"/>
+          <w:numId w:val="26"/>
         </w:numPr>
         <w:rPr>
           <w:lang w:val="es-419" w:eastAsia="es-CO"/>
@@ -10689,7 +10788,7 @@
         <w:pStyle w:val="Prrafodelista"/>
         <w:numPr>
           <w:ilvl w:val="0"/>
-          <w:numId w:val="46"/>
+          <w:numId w:val="26"/>
         </w:numPr>
         <w:rPr>
           <w:lang w:val="es-419" w:eastAsia="es-CO"/>
@@ -10707,7 +10806,7 @@
         <w:pStyle w:val="Prrafodelista"/>
         <w:numPr>
           <w:ilvl w:val="0"/>
-          <w:numId w:val="46"/>
+          <w:numId w:val="26"/>
         </w:numPr>
         <w:rPr>
           <w:lang w:val="es-419" w:eastAsia="es-CO"/>
@@ -10725,7 +10824,7 @@
         <w:pStyle w:val="Prrafodelista"/>
         <w:numPr>
           <w:ilvl w:val="0"/>
-          <w:numId w:val="46"/>
+          <w:numId w:val="26"/>
         </w:numPr>
         <w:rPr>
           <w:lang w:val="es-419" w:eastAsia="es-CO"/>
@@ -10751,11 +10850,11 @@
       <w:pPr>
         <w:pStyle w:val="Ttulo2"/>
       </w:pPr>
-      <w:bookmarkStart w:id="25" w:name="_Toc238834378"/>
+      <w:bookmarkStart w:id="26" w:name="_Toc239256779"/>
       <w:r>
         <w:t>Guía de lenguajes claros, comprensibles e incluyentes (SENA)</w:t>
       </w:r>
-      <w:bookmarkEnd w:id="25"/>
+      <w:bookmarkEnd w:id="26"/>
     </w:p>
     <w:p>
       <w:pPr>
@@ -10940,7 +11039,19 @@
               <w:rPr>
                 <w:bCs/>
               </w:rPr>
-              <w:t>Cuando comprender un mensaje también es un derecho</w:t>
+              <w:t>c</w:t>
+            </w:r>
+            <w:r>
+              <w:rPr>
+                <w:bCs/>
+              </w:rPr>
+              <w:t>uando</w:t>
+            </w:r>
+            <w:r>
+              <w:rPr>
+                <w:bCs/>
+              </w:rPr>
+              <w:t xml:space="preserve"> comprender un mensaje también es un derecho</w:t>
             </w:r>
             <w:r>
               <w:rPr>
@@ -11037,7 +11148,13 @@
               <w:rPr>
                 <w:bCs/>
               </w:rPr>
-              <w:t xml:space="preserve">Esta situación muestra cómo una comunicación poco clara puede convertirse en una barrera para acceder a la información pública. </w:t>
+              <w:t>e</w:t>
+            </w:r>
+            <w:r>
+              <w:rPr>
+                <w:bCs/>
+              </w:rPr>
+              <w:t xml:space="preserve">sta situación muestra cómo una comunicación poco clara puede convertirse en una barrera para acceder a la información pública. </w:t>
             </w:r>
           </w:p>
           <w:p>
@@ -11063,7 +11180,13 @@
               <w:rPr>
                 <w:bCs/>
               </w:rPr>
-              <w:t xml:space="preserve">Y es entonces cuando surge una pregunta importante: ¿qué podría hacer la entidad para facilitar el acceso a esa información? </w:t>
+              <w:t xml:space="preserve">y </w:t>
+            </w:r>
+            <w:r>
+              <w:rPr>
+                <w:bCs/>
+              </w:rPr>
+              <w:t xml:space="preserve">es entonces cuando surge una pregunta importante: ¿qué podría hacer la entidad para facilitar el acceso a esa información? </w:t>
             </w:r>
           </w:p>
           <w:p>
@@ -11089,7 +11212,13 @@
               <w:rPr>
                 <w:bCs/>
               </w:rPr>
-              <w:t>La respuesta comienza por revisar la forma en que la entidad comunica y aplicar un lenguaje claro, comprensible e inclusivo.</w:t>
+              <w:t>l</w:t>
+            </w:r>
+            <w:r>
+              <w:rPr>
+                <w:bCs/>
+              </w:rPr>
+              <w:t>a respuesta comienza por revisar la forma en que la entidad comunica y aplicar un lenguaje claro, comprensible e inclusivo.</w:t>
             </w:r>
           </w:p>
           <w:p>
@@ -11115,7 +11244,13 @@
               <w:rPr>
                 <w:bCs/>
               </w:rPr>
-              <w:t>Esto implica presentar primero la información más importante, organizar los pasos de manera lógica y explicar los términos técnicos utilizando palabras de uso común. También significa emplear expresiones respetuosas que reconozcan la diversidad de la ciudadanía.</w:t>
+              <w:t>e</w:t>
+            </w:r>
+            <w:r>
+              <w:rPr>
+                <w:bCs/>
+              </w:rPr>
+              <w:t>sto implica presentar primero la información más importante, organizar los pasos de manera lógica y explicar los términos técnicos utilizando palabras de uso común. También significa emplear expresiones respetuosas que reconozcan la diversidad de la ciudadanía.</w:t>
             </w:r>
           </w:p>
           <w:p>
@@ -11147,7 +11282,13 @@
               <w:rPr>
                 <w:bCs/>
               </w:rPr>
-              <w:t>Pero no se trata solamente de cambiar algunas palabras. También es necesario adaptar el contenido al contexto de las personas y utilizar canales accesibles, de manera que la información pueda ser consultada y comprendida por los diferentes públicos.</w:t>
+              <w:t>p</w:t>
+            </w:r>
+            <w:r>
+              <w:rPr>
+                <w:bCs/>
+              </w:rPr>
+              <w:t>ero no se trata solamente de cambiar algunas palabras. También es necesario adaptar el contenido al contexto de las personas y utilizar canales accesibles, de manera que la información pueda ser consultada y comprendida por los diferentes públicos.</w:t>
             </w:r>
           </w:p>
           <w:p>
@@ -11174,7 +11315,13 @@
               <w:rPr>
                 <w:bCs/>
               </w:rPr>
-              <w:t>Pensemos nuevamente en Ana. Cuando consulta la información reorganizada, ahora puede identificar fácilmente los requisitos, comprender los pasos del trámite y saber dónde debe realizarlo. Ya no necesita interpretar un documento complejo para descubrir qué debe hacer.</w:t>
+              <w:t>p</w:t>
+            </w:r>
+            <w:r>
+              <w:rPr>
+                <w:bCs/>
+              </w:rPr>
+              <w:t>ensemos nuevamente en Ana. Cuando consulta la información reorganizada, ahora puede identificar fácilmente los requisitos, comprender los pasos del trámite y saber dónde debe realizarlo. Ya no necesita interpretar un documento complejo para descubrir qué debe hacer.</w:t>
             </w:r>
           </w:p>
           <w:p>
@@ -11200,7 +11347,13 @@
               <w:rPr>
                 <w:bCs/>
               </w:rPr>
-              <w:t>Como resultado, reúne los documentos, realiza el trámite sin inconvenientes y accede al servicio que necesitaba. Pero hay algo más: esta experiencia también fortalece su confianza en la entidad y facilita el ejercicio de su derecho a acceder a información clara y útil.</w:t>
+              <w:t>c</w:t>
+            </w:r>
+            <w:r>
+              <w:rPr>
+                <w:bCs/>
+              </w:rPr>
+              <w:t>omo resultado, reúne los documentos, realiza el trámite sin inconvenientes y accede al servicio que necesitaba. Pero hay algo más: esta experiencia también fortalece su confianza en la entidad y facilita el ejercicio de su derecho a acceder a información clara y útil.</w:t>
             </w:r>
           </w:p>
           <w:p>
@@ -11226,7 +11379,13 @@
               <w:rPr>
                 <w:bCs/>
               </w:rPr>
-              <w:t>Entonces, comunicar desde una entidad pública no significa simplemente publicar información. Una comunicación efectiva debe considerar el contexto ciudadano, reducir las barreras lingüísticas y aplicar lineamientos institucionales que permitan construir mensajes claros, comprensibles e inclusivos.</w:t>
+              <w:t>e</w:t>
+            </w:r>
+            <w:r>
+              <w:rPr>
+                <w:bCs/>
+              </w:rPr>
+              <w:t>ntonces, comunicar desde una entidad pública no significa simplemente publicar información. Una comunicación efectiva debe considerar el contexto ciudadano, reducir las barreras lingüísticas y aplicar lineamientos institucionales que permitan construir mensajes claros, comprensibles e inclusivos.</w:t>
             </w:r>
           </w:p>
           <w:p>
@@ -11258,7 +11417,13 @@
               <w:rPr>
                 <w:bCs/>
               </w:rPr>
-              <w:t>Además, es importante utilizar metodologías que permitan verificar si los mensajes realmente se entienden. Porque una información puede estar publicada y, aun así, no cumplir su propósito si las personas no logran comprenderla o utilizarla.</w:t>
+              <w:t>a</w:t>
+            </w:r>
+            <w:r>
+              <w:rPr>
+                <w:bCs/>
+              </w:rPr>
+              <w:t>demás, es importante utilizar metodologías que permitan verificar si los mensajes realmente se entienden. Porque una información puede estar publicada y, aun así, no cumplir su propósito si las personas no logran comprenderla o utilizarla.</w:t>
             </w:r>
           </w:p>
           <w:p>
@@ -11284,7 +11449,13 @@
               <w:rPr>
                 <w:bCs/>
               </w:rPr>
-              <w:t xml:space="preserve">En conclusión, una comunicación pública efectiva acerca a la ciudadanía al Estado, facilita el acceso a los servicios y contribuye al ejercicio de sus derechos. </w:t>
+              <w:t>e</w:t>
+            </w:r>
+            <w:r>
+              <w:rPr>
+                <w:bCs/>
+              </w:rPr>
+              <w:t xml:space="preserve">n conclusión, una comunicación pública efectiva acerca a la ciudadanía al Estado, facilita el acceso a los servicios y contribuye al ejercicio de sus derechos. </w:t>
             </w:r>
           </w:p>
           <w:p>
@@ -11311,7 +11482,13 @@
               <w:rPr>
                 <w:bCs/>
               </w:rPr>
-              <w:t>Porque comunicar con claridad también es una forma de servir a la ciudadanía. ¡Hasta un próximo encuentro!</w:t>
+              <w:t>p</w:t>
+            </w:r>
+            <w:r>
+              <w:rPr>
+                <w:bCs/>
+              </w:rPr>
+              <w:t>orque comunicar con claridad también es una forma de servir a la ciudadanía. ¡Hasta un próximo encuentro!</w:t>
             </w:r>
           </w:p>
         </w:tc>
@@ -11326,12 +11503,12 @@
           <w:u w:val="single"/>
         </w:rPr>
       </w:pPr>
-      <w:bookmarkStart w:id="26" w:name="_Toc238834379"/>
+      <w:bookmarkStart w:id="27" w:name="_Toc239256780"/>
       <w:r>
         <w:lastRenderedPageBreak/>
         <w:t>Síntesis</w:t>
       </w:r>
-      <w:bookmarkEnd w:id="26"/>
+      <w:bookmarkEnd w:id="27"/>
       <w:r>
         <w:t xml:space="preserve"> </w:t>
       </w:r>
@@ -11348,22 +11525,64 @@
           <w:noProof/>
           <w:lang w:eastAsia="es-CO"/>
         </w:rPr>
-        <w:t>La comunicación pública y ciudadana es un engranaje en constante evolución que ha cambiado la interacción entre el Estado y la ciudadanía, adoptando al uso de lenguajes claros, comprensibles e inclusivos como una disciplina clave para garantizar el acceso a la información y el ejercicio efectivo de los derechos. Por medio de una estructura definida en el siguiente esquema, se articulan los principios para mitigar los riesgos que se puedan generar como las brechas comunicativas o el uso excesivo de tecnicismos, los cuales actúan como barreras lingüísticas que dificultan la comprensión del mensaje institucional.</w:t>
-      </w:r>
-    </w:p>
-    <w:p>
-      <w:pPr>
+        <w:t xml:space="preserve">La comunicación pública y ciudadana es un engranaje en constante evolución que ha cambiado la interacción entre el Estado y la ciudadanía, adoptando </w:t>
+      </w:r>
+      <w:r>
         <w:rPr>
           <w:noProof/>
           <w:lang w:eastAsia="es-CO"/>
         </w:rPr>
-      </w:pPr>
+        <w:t>e</w:t>
+      </w:r>
       <w:r>
         <w:rPr>
           <w:noProof/>
           <w:lang w:eastAsia="es-CO"/>
         </w:rPr>
-        <w:t>Estos desafíos, enmarcados en complejas relaciones de poder, han impulsado el desarrollo de mecanismos para la garantía de derechos y el reconocimiento del contexto ciudadano y comunicativo, buscando que la información sea cercana a las condiciones sociales y culturales de la población. En este sentido, la gestión de la información pública se fundamenta en la aplicación de lineamientos institucionales como por ejemplo manuales, protocolos y criterios específicos que buscan fortalecer la confianza ciudadana y asegurar que el derecho a comprender sea el pilar de un servicio público eficiente y democrático.</w:t>
+        <w:t>l uso de lenguajes claros, comprensibles e inclusivos como una disciplina clave para garantizar el acceso a la información y el ejercicio efectivo de los derechos. Por medio de una estructura definida en el siguiente esquema, se articulan los principios para mitigar los riesgos que se puedan generar</w:t>
+      </w:r>
+      <w:r>
+        <w:rPr>
+          <w:noProof/>
+          <w:lang w:eastAsia="es-CO"/>
+        </w:rPr>
+        <w:t>,</w:t>
+      </w:r>
+      <w:r>
+        <w:rPr>
+          <w:noProof/>
+          <w:lang w:eastAsia="es-CO"/>
+        </w:rPr>
+        <w:t xml:space="preserve"> como las brechas comunicativas o el uso excesivo de tecnicismos, los cuales actúan como barreras lingüísticas que dificultan la comprensión del mensaje institucional.</w:t>
+      </w:r>
+    </w:p>
+    <w:p>
+      <w:pPr>
+        <w:rPr>
+          <w:noProof/>
+          <w:lang w:eastAsia="es-CO"/>
+        </w:rPr>
+      </w:pPr>
+      <w:r>
+        <w:rPr>
+          <w:noProof/>
+          <w:lang w:eastAsia="es-CO"/>
+        </w:rPr>
+        <w:t>Estos desafíos, enmarcados en complejas relaciones de poder, han impulsado el desarrollo de mecanismos para la garantía de derechos y el reconocimiento del contexto ciudadano y comunicativo, buscando que la información sea cercana a las condiciones sociales y culturales de la población. En este sentido, la gestión de la información pública se fundamenta en la aplicación de lineamientos institucionales</w:t>
+      </w:r>
+      <w:r>
+        <w:rPr>
+          <w:noProof/>
+          <w:lang w:eastAsia="es-CO"/>
+        </w:rPr>
+        <w:t xml:space="preserve">, </w:t>
+      </w:r>
+      <w:r>
+        <w:rPr>
+          <w:noProof/>
+          <w:lang w:eastAsia="es-CO"/>
+        </w:rPr>
+        <w:t>como por ejemplo manuales, protocolos y criterios específicos que buscan fortalecer la confianza ciudadana y asegurar que el derecho a comprender sea el pilar de un servicio público eficiente y democrático.</w:t>
       </w:r>
     </w:p>
     <w:p>
@@ -11502,12 +11721,12 @@
       <w:pPr>
         <w:pStyle w:val="Titulosgenerales"/>
       </w:pPr>
-      <w:bookmarkStart w:id="27" w:name="_Toc238834380"/>
+      <w:bookmarkStart w:id="28" w:name="_Toc239256781"/>
       <w:r>
         <w:lastRenderedPageBreak/>
         <w:t>Glosario</w:t>
       </w:r>
-      <w:bookmarkEnd w:id="27"/>
+      <w:bookmarkEnd w:id="28"/>
     </w:p>
     <w:p>
       <w:pPr>
@@ -11761,12 +11980,12 @@
       <w:pPr>
         <w:pStyle w:val="Titulosgenerales"/>
       </w:pPr>
-      <w:bookmarkStart w:id="28" w:name="_Toc238834381"/>
+      <w:bookmarkStart w:id="29" w:name="_Toc239256782"/>
       <w:r>
         <w:lastRenderedPageBreak/>
         <w:t>Referencias bibliográficas</w:t>
       </w:r>
-      <w:bookmarkEnd w:id="28"/>
+      <w:bookmarkEnd w:id="29"/>
       <w:r>
         <w:t xml:space="preserve"> </w:t>
       </w:r>
@@ -11985,12 +12204,12 @@
       <w:pPr>
         <w:pStyle w:val="Titulosgenerales"/>
       </w:pPr>
-      <w:bookmarkStart w:id="29" w:name="_Toc238834382"/>
+      <w:bookmarkStart w:id="30" w:name="_Toc239256783"/>
       <w:r>
         <w:lastRenderedPageBreak/>
         <w:t>Créditos</w:t>
       </w:r>
-      <w:bookmarkEnd w:id="29"/>
+      <w:bookmarkEnd w:id="30"/>
     </w:p>
     <w:tbl>
       <w:tblPr>
@@ -12632,7 +12851,6 @@
                 <w:szCs w:val="24"/>
               </w:rPr>
             </w:pPr>
-            <w:bookmarkStart w:id="30" w:name="_GoBack" w:colFirst="0" w:colLast="2"/>
             <w:r>
               <w:rPr>
                 <w:rFonts w:asciiTheme="minorHAnsi" w:hAnsiTheme="minorHAnsi" w:cstheme="minorHAnsi"/>
@@ -12701,7 +12919,6 @@
           </w:p>
         </w:tc>
       </w:tr>
-      <w:bookmarkEnd w:id="30"/>
       <w:tr>
         <w:trPr>
           <w:cnfStyle w:val="000000100000" w:firstRow="0" w:lastRow="0" w:firstColumn="0" w:lastColumn="0" w:oddVBand="0" w:evenVBand="0" w:oddHBand="1" w:evenHBand="0" w:firstRowFirstColumn="0" w:firstRowLastColumn="0" w:lastRowFirstColumn="0" w:lastRowLastColumn="0"/>
@@ -13142,7 +13359,6 @@
         <w:docPartUnique/>
       </w:docPartObj>
     </w:sdtPr>
-    <w:sdtEndPr/>
     <w:sdtContent>
       <w:p>
         <w:pPr>
@@ -13742,9 +13958,9 @@
     </w:lvl>
   </w:abstractNum>
   <w:abstractNum w:abstractNumId="5" w15:restartNumberingAfterBreak="0">
-    <w:nsid w:val="04BD7393"/>
+    <w:nsid w:val="0F6839D8"/>
     <w:multiLevelType w:val="hybridMultilevel"/>
-    <w:tmpl w:val="2634E31E"/>
+    <w:tmpl w:val="CAC4804E"/>
     <w:lvl w:ilvl="0" w:tplc="F5520F4C">
       <w:start w:val="1"/>
       <w:numFmt w:val="lowerLetter"/>
@@ -13832,321 +14048,9 @@
     </w:lvl>
   </w:abstractNum>
   <w:abstractNum w:abstractNumId="6" w15:restartNumberingAfterBreak="0">
-    <w:nsid w:val="06896833"/>
+    <w:nsid w:val="0FEF71AC"/>
     <w:multiLevelType w:val="hybridMultilevel"/>
-    <w:tmpl w:val="93DABB98"/>
-    <w:lvl w:ilvl="0" w:tplc="0C0A0001">
-      <w:start w:val="1"/>
-      <w:numFmt w:val="bullet"/>
-      <w:lvlText w:val=""/>
-      <w:lvlJc w:val="left"/>
-      <w:pPr>
-        <w:ind w:left="1713" w:hanging="360"/>
-      </w:pPr>
-      <w:rPr>
-        <w:rFonts w:ascii="Symbol" w:hAnsi="Symbol" w:hint="default"/>
-      </w:rPr>
-    </w:lvl>
-    <w:lvl w:ilvl="1" w:tplc="FFFFFFFF" w:tentative="1">
-      <w:start w:val="1"/>
-      <w:numFmt w:val="bullet"/>
-      <w:lvlText w:val="o"/>
-      <w:lvlJc w:val="left"/>
-      <w:pPr>
-        <w:ind w:left="2433" w:hanging="360"/>
-      </w:pPr>
-      <w:rPr>
-        <w:rFonts w:ascii="Courier New" w:hAnsi="Courier New" w:cs="Courier New" w:hint="default"/>
-      </w:rPr>
-    </w:lvl>
-    <w:lvl w:ilvl="2" w:tplc="FFFFFFFF" w:tentative="1">
-      <w:start w:val="1"/>
-      <w:numFmt w:val="bullet"/>
-      <w:lvlText w:val=""/>
-      <w:lvlJc w:val="left"/>
-      <w:pPr>
-        <w:ind w:left="3153" w:hanging="360"/>
-      </w:pPr>
-      <w:rPr>
-        <w:rFonts w:ascii="Wingdings" w:hAnsi="Wingdings" w:hint="default"/>
-      </w:rPr>
-    </w:lvl>
-    <w:lvl w:ilvl="3" w:tplc="FFFFFFFF" w:tentative="1">
-      <w:start w:val="1"/>
-      <w:numFmt w:val="bullet"/>
-      <w:lvlText w:val=""/>
-      <w:lvlJc w:val="left"/>
-      <w:pPr>
-        <w:ind w:left="3873" w:hanging="360"/>
-      </w:pPr>
-      <w:rPr>
-        <w:rFonts w:ascii="Symbol" w:hAnsi="Symbol" w:hint="default"/>
-      </w:rPr>
-    </w:lvl>
-    <w:lvl w:ilvl="4" w:tplc="FFFFFFFF" w:tentative="1">
-      <w:start w:val="1"/>
-      <w:numFmt w:val="bullet"/>
-      <w:lvlText w:val="o"/>
-      <w:lvlJc w:val="left"/>
-      <w:pPr>
-        <w:ind w:left="4593" w:hanging="360"/>
-      </w:pPr>
-      <w:rPr>
-        <w:rFonts w:ascii="Courier New" w:hAnsi="Courier New" w:cs="Courier New" w:hint="default"/>
-      </w:rPr>
-    </w:lvl>
-    <w:lvl w:ilvl="5" w:tplc="FFFFFFFF" w:tentative="1">
-      <w:start w:val="1"/>
-      <w:numFmt w:val="bullet"/>
-      <w:lvlText w:val=""/>
-      <w:lvlJc w:val="left"/>
-      <w:pPr>
-        <w:ind w:left="5313" w:hanging="360"/>
-      </w:pPr>
-      <w:rPr>
-        <w:rFonts w:ascii="Wingdings" w:hAnsi="Wingdings" w:hint="default"/>
-      </w:rPr>
-    </w:lvl>
-    <w:lvl w:ilvl="6" w:tplc="FFFFFFFF" w:tentative="1">
-      <w:start w:val="1"/>
-      <w:numFmt w:val="bullet"/>
-      <w:lvlText w:val=""/>
-      <w:lvlJc w:val="left"/>
-      <w:pPr>
-        <w:ind w:left="6033" w:hanging="360"/>
-      </w:pPr>
-      <w:rPr>
-        <w:rFonts w:ascii="Symbol" w:hAnsi="Symbol" w:hint="default"/>
-      </w:rPr>
-    </w:lvl>
-    <w:lvl w:ilvl="7" w:tplc="FFFFFFFF" w:tentative="1">
-      <w:start w:val="1"/>
-      <w:numFmt w:val="bullet"/>
-      <w:lvlText w:val="o"/>
-      <w:lvlJc w:val="left"/>
-      <w:pPr>
-        <w:ind w:left="6753" w:hanging="360"/>
-      </w:pPr>
-      <w:rPr>
-        <w:rFonts w:ascii="Courier New" w:hAnsi="Courier New" w:cs="Courier New" w:hint="default"/>
-      </w:rPr>
-    </w:lvl>
-    <w:lvl w:ilvl="8" w:tplc="FFFFFFFF" w:tentative="1">
-      <w:start w:val="1"/>
-      <w:numFmt w:val="bullet"/>
-      <w:lvlText w:val=""/>
-      <w:lvlJc w:val="left"/>
-      <w:pPr>
-        <w:ind w:left="7473" w:hanging="360"/>
-      </w:pPr>
-      <w:rPr>
-        <w:rFonts w:ascii="Wingdings" w:hAnsi="Wingdings" w:hint="default"/>
-      </w:rPr>
-    </w:lvl>
-  </w:abstractNum>
-  <w:abstractNum w:abstractNumId="7" w15:restartNumberingAfterBreak="0">
-    <w:nsid w:val="0B1566A4"/>
-    <w:multiLevelType w:val="hybridMultilevel"/>
-    <w:tmpl w:val="D73A5C0E"/>
-    <w:lvl w:ilvl="0" w:tplc="0C0A0001">
-      <w:start w:val="1"/>
-      <w:numFmt w:val="bullet"/>
-      <w:lvlText w:val=""/>
-      <w:lvlJc w:val="left"/>
-      <w:pPr>
-        <w:ind w:left="1429" w:hanging="360"/>
-      </w:pPr>
-      <w:rPr>
-        <w:rFonts w:ascii="Symbol" w:hAnsi="Symbol" w:hint="default"/>
-      </w:rPr>
-    </w:lvl>
-    <w:lvl w:ilvl="1" w:tplc="0C0A0003" w:tentative="1">
-      <w:start w:val="1"/>
-      <w:numFmt w:val="bullet"/>
-      <w:lvlText w:val="o"/>
-      <w:lvlJc w:val="left"/>
-      <w:pPr>
-        <w:ind w:left="2149" w:hanging="360"/>
-      </w:pPr>
-      <w:rPr>
-        <w:rFonts w:ascii="Courier New" w:hAnsi="Courier New" w:cs="Courier New" w:hint="default"/>
-      </w:rPr>
-    </w:lvl>
-    <w:lvl w:ilvl="2" w:tplc="0C0A0005" w:tentative="1">
-      <w:start w:val="1"/>
-      <w:numFmt w:val="bullet"/>
-      <w:lvlText w:val=""/>
-      <w:lvlJc w:val="left"/>
-      <w:pPr>
-        <w:ind w:left="2869" w:hanging="360"/>
-      </w:pPr>
-      <w:rPr>
-        <w:rFonts w:ascii="Wingdings" w:hAnsi="Wingdings" w:hint="default"/>
-      </w:rPr>
-    </w:lvl>
-    <w:lvl w:ilvl="3" w:tplc="0C0A0001" w:tentative="1">
-      <w:start w:val="1"/>
-      <w:numFmt w:val="bullet"/>
-      <w:lvlText w:val=""/>
-      <w:lvlJc w:val="left"/>
-      <w:pPr>
-        <w:ind w:left="3589" w:hanging="360"/>
-      </w:pPr>
-      <w:rPr>
-        <w:rFonts w:ascii="Symbol" w:hAnsi="Symbol" w:hint="default"/>
-      </w:rPr>
-    </w:lvl>
-    <w:lvl w:ilvl="4" w:tplc="0C0A0003" w:tentative="1">
-      <w:start w:val="1"/>
-      <w:numFmt w:val="bullet"/>
-      <w:lvlText w:val="o"/>
-      <w:lvlJc w:val="left"/>
-      <w:pPr>
-        <w:ind w:left="4309" w:hanging="360"/>
-      </w:pPr>
-      <w:rPr>
-        <w:rFonts w:ascii="Courier New" w:hAnsi="Courier New" w:cs="Courier New" w:hint="default"/>
-      </w:rPr>
-    </w:lvl>
-    <w:lvl w:ilvl="5" w:tplc="0C0A0005" w:tentative="1">
-      <w:start w:val="1"/>
-      <w:numFmt w:val="bullet"/>
-      <w:lvlText w:val=""/>
-      <w:lvlJc w:val="left"/>
-      <w:pPr>
-        <w:ind w:left="5029" w:hanging="360"/>
-      </w:pPr>
-      <w:rPr>
-        <w:rFonts w:ascii="Wingdings" w:hAnsi="Wingdings" w:hint="default"/>
-      </w:rPr>
-    </w:lvl>
-    <w:lvl w:ilvl="6" w:tplc="0C0A0001" w:tentative="1">
-      <w:start w:val="1"/>
-      <w:numFmt w:val="bullet"/>
-      <w:lvlText w:val=""/>
-      <w:lvlJc w:val="left"/>
-      <w:pPr>
-        <w:ind w:left="5749" w:hanging="360"/>
-      </w:pPr>
-      <w:rPr>
-        <w:rFonts w:ascii="Symbol" w:hAnsi="Symbol" w:hint="default"/>
-      </w:rPr>
-    </w:lvl>
-    <w:lvl w:ilvl="7" w:tplc="0C0A0003" w:tentative="1">
-      <w:start w:val="1"/>
-      <w:numFmt w:val="bullet"/>
-      <w:lvlText w:val="o"/>
-      <w:lvlJc w:val="left"/>
-      <w:pPr>
-        <w:ind w:left="6469" w:hanging="360"/>
-      </w:pPr>
-      <w:rPr>
-        <w:rFonts w:ascii="Courier New" w:hAnsi="Courier New" w:cs="Courier New" w:hint="default"/>
-      </w:rPr>
-    </w:lvl>
-    <w:lvl w:ilvl="8" w:tplc="0C0A0005" w:tentative="1">
-      <w:start w:val="1"/>
-      <w:numFmt w:val="bullet"/>
-      <w:lvlText w:val=""/>
-      <w:lvlJc w:val="left"/>
-      <w:pPr>
-        <w:ind w:left="7189" w:hanging="360"/>
-      </w:pPr>
-      <w:rPr>
-        <w:rFonts w:ascii="Wingdings" w:hAnsi="Wingdings" w:hint="default"/>
-      </w:rPr>
-    </w:lvl>
-  </w:abstractNum>
-  <w:abstractNum w:abstractNumId="8" w15:restartNumberingAfterBreak="0">
-    <w:nsid w:val="0C7E7A24"/>
-    <w:multiLevelType w:val="hybridMultilevel"/>
-    <w:tmpl w:val="206293A0"/>
-    <w:lvl w:ilvl="0" w:tplc="240A0015">
-      <w:start w:val="1"/>
-      <w:numFmt w:val="upperLetter"/>
-      <w:lvlText w:val="%1."/>
-      <w:lvlJc w:val="left"/>
-      <w:pPr>
-        <w:ind w:left="1429" w:hanging="360"/>
-      </w:pPr>
-    </w:lvl>
-    <w:lvl w:ilvl="1" w:tplc="240A0019" w:tentative="1">
-      <w:start w:val="1"/>
-      <w:numFmt w:val="lowerLetter"/>
-      <w:lvlText w:val="%2."/>
-      <w:lvlJc w:val="left"/>
-      <w:pPr>
-        <w:ind w:left="2149" w:hanging="360"/>
-      </w:pPr>
-    </w:lvl>
-    <w:lvl w:ilvl="2" w:tplc="240A001B" w:tentative="1">
-      <w:start w:val="1"/>
-      <w:numFmt w:val="lowerRoman"/>
-      <w:lvlText w:val="%3."/>
-      <w:lvlJc w:val="right"/>
-      <w:pPr>
-        <w:ind w:left="2869" w:hanging="180"/>
-      </w:pPr>
-    </w:lvl>
-    <w:lvl w:ilvl="3" w:tplc="240A000F" w:tentative="1">
-      <w:start w:val="1"/>
-      <w:numFmt w:val="decimal"/>
-      <w:lvlText w:val="%4."/>
-      <w:lvlJc w:val="left"/>
-      <w:pPr>
-        <w:ind w:left="3589" w:hanging="360"/>
-      </w:pPr>
-    </w:lvl>
-    <w:lvl w:ilvl="4" w:tplc="240A0019" w:tentative="1">
-      <w:start w:val="1"/>
-      <w:numFmt w:val="lowerLetter"/>
-      <w:lvlText w:val="%5."/>
-      <w:lvlJc w:val="left"/>
-      <w:pPr>
-        <w:ind w:left="4309" w:hanging="360"/>
-      </w:pPr>
-    </w:lvl>
-    <w:lvl w:ilvl="5" w:tplc="240A001B" w:tentative="1">
-      <w:start w:val="1"/>
-      <w:numFmt w:val="lowerRoman"/>
-      <w:lvlText w:val="%6."/>
-      <w:lvlJc w:val="right"/>
-      <w:pPr>
-        <w:ind w:left="5029" w:hanging="180"/>
-      </w:pPr>
-    </w:lvl>
-    <w:lvl w:ilvl="6" w:tplc="240A000F" w:tentative="1">
-      <w:start w:val="1"/>
-      <w:numFmt w:val="decimal"/>
-      <w:lvlText w:val="%7."/>
-      <w:lvlJc w:val="left"/>
-      <w:pPr>
-        <w:ind w:left="5749" w:hanging="360"/>
-      </w:pPr>
-    </w:lvl>
-    <w:lvl w:ilvl="7" w:tplc="240A0019" w:tentative="1">
-      <w:start w:val="1"/>
-      <w:numFmt w:val="lowerLetter"/>
-      <w:lvlText w:val="%8."/>
-      <w:lvlJc w:val="left"/>
-      <w:pPr>
-        <w:ind w:left="6469" w:hanging="360"/>
-      </w:pPr>
-    </w:lvl>
-    <w:lvl w:ilvl="8" w:tplc="240A001B" w:tentative="1">
-      <w:start w:val="1"/>
-      <w:numFmt w:val="lowerRoman"/>
-      <w:lvlText w:val="%9."/>
-      <w:lvlJc w:val="right"/>
-      <w:pPr>
-        <w:ind w:left="7189" w:hanging="180"/>
-      </w:pPr>
-    </w:lvl>
-  </w:abstractNum>
-  <w:abstractNum w:abstractNumId="9" w15:restartNumberingAfterBreak="0">
-    <w:nsid w:val="0F6839D8"/>
-    <w:multiLevelType w:val="hybridMultilevel"/>
-    <w:tmpl w:val="CAC4804E"/>
+    <w:tmpl w:val="4ED47C68"/>
     <w:lvl w:ilvl="0" w:tplc="F5520F4C">
       <w:start w:val="1"/>
       <w:numFmt w:val="lowerLetter"/>
@@ -14233,10 +14137,10 @@
       </w:pPr>
     </w:lvl>
   </w:abstractNum>
-  <w:abstractNum w:abstractNumId="10" w15:restartNumberingAfterBreak="0">
-    <w:nsid w:val="0FEF71AC"/>
+  <w:abstractNum w:abstractNumId="7" w15:restartNumberingAfterBreak="0">
+    <w:nsid w:val="10B35A50"/>
     <w:multiLevelType w:val="hybridMultilevel"/>
-    <w:tmpl w:val="4ED47C68"/>
+    <w:tmpl w:val="582C071E"/>
     <w:lvl w:ilvl="0" w:tplc="F5520F4C">
       <w:start w:val="1"/>
       <w:numFmt w:val="lowerLetter"/>
@@ -14250,193 +14154,104 @@
         <w:b/>
       </w:rPr>
     </w:lvl>
-    <w:lvl w:ilvl="1" w:tplc="240A0019" w:tentative="1">
-      <w:start w:val="1"/>
-      <w:numFmt w:val="lowerLetter"/>
-      <w:lvlText w:val="%2."/>
-      <w:lvlJc w:val="left"/>
-      <w:pPr>
-        <w:ind w:left="2149" w:hanging="360"/>
-      </w:pPr>
-    </w:lvl>
-    <w:lvl w:ilvl="2" w:tplc="240A001B" w:tentative="1">
-      <w:start w:val="1"/>
-      <w:numFmt w:val="lowerRoman"/>
-      <w:lvlText w:val="%3."/>
-      <w:lvlJc w:val="right"/>
-      <w:pPr>
-        <w:ind w:left="2869" w:hanging="180"/>
-      </w:pPr>
-    </w:lvl>
-    <w:lvl w:ilvl="3" w:tplc="240A000F" w:tentative="1">
-      <w:start w:val="1"/>
-      <w:numFmt w:val="decimal"/>
-      <w:lvlText w:val="%4."/>
-      <w:lvlJc w:val="left"/>
-      <w:pPr>
-        <w:ind w:left="3589" w:hanging="360"/>
-      </w:pPr>
-    </w:lvl>
-    <w:lvl w:ilvl="4" w:tplc="240A0019" w:tentative="1">
-      <w:start w:val="1"/>
-      <w:numFmt w:val="lowerLetter"/>
-      <w:lvlText w:val="%5."/>
-      <w:lvlJc w:val="left"/>
-      <w:pPr>
-        <w:ind w:left="4309" w:hanging="360"/>
-      </w:pPr>
-    </w:lvl>
-    <w:lvl w:ilvl="5" w:tplc="240A001B" w:tentative="1">
-      <w:start w:val="1"/>
-      <w:numFmt w:val="lowerRoman"/>
-      <w:lvlText w:val="%6."/>
-      <w:lvlJc w:val="right"/>
-      <w:pPr>
-        <w:ind w:left="5029" w:hanging="180"/>
-      </w:pPr>
-    </w:lvl>
-    <w:lvl w:ilvl="6" w:tplc="240A000F" w:tentative="1">
-      <w:start w:val="1"/>
-      <w:numFmt w:val="decimal"/>
-      <w:lvlText w:val="%7."/>
-      <w:lvlJc w:val="left"/>
-      <w:pPr>
-        <w:ind w:left="5749" w:hanging="360"/>
-      </w:pPr>
-    </w:lvl>
-    <w:lvl w:ilvl="7" w:tplc="240A0019" w:tentative="1">
-      <w:start w:val="1"/>
-      <w:numFmt w:val="lowerLetter"/>
-      <w:lvlText w:val="%8."/>
-      <w:lvlJc w:val="left"/>
-      <w:pPr>
-        <w:ind w:left="6469" w:hanging="360"/>
-      </w:pPr>
-    </w:lvl>
-    <w:lvl w:ilvl="8" w:tplc="240A001B" w:tentative="1">
-      <w:start w:val="1"/>
-      <w:numFmt w:val="lowerRoman"/>
-      <w:lvlText w:val="%9."/>
-      <w:lvlJc w:val="right"/>
-      <w:pPr>
-        <w:ind w:left="7189" w:hanging="180"/>
-      </w:pPr>
-    </w:lvl>
-  </w:abstractNum>
-  <w:abstractNum w:abstractNumId="11" w15:restartNumberingAfterBreak="0">
-    <w:nsid w:val="14F0786A"/>
-    <w:multiLevelType w:val="hybridMultilevel"/>
-    <w:tmpl w:val="DECA6468"/>
-    <w:lvl w:ilvl="0" w:tplc="0C0A0003">
+    <w:lvl w:ilvl="1" w:tplc="240A0003" w:tentative="1">
       <w:start w:val="1"/>
       <w:numFmt w:val="bullet"/>
       <w:lvlText w:val="o"/>
       <w:lvlJc w:val="left"/>
       <w:pPr>
-        <w:ind w:left="1713" w:hanging="360"/>
+        <w:ind w:left="2149" w:hanging="360"/>
       </w:pPr>
       <w:rPr>
         <w:rFonts w:ascii="Courier New" w:hAnsi="Courier New" w:cs="Courier New" w:hint="default"/>
       </w:rPr>
     </w:lvl>
-    <w:lvl w:ilvl="1" w:tplc="0C0A0003" w:tentative="1">
+    <w:lvl w:ilvl="2" w:tplc="240A0005" w:tentative="1">
+      <w:start w:val="1"/>
+      <w:numFmt w:val="bullet"/>
+      <w:lvlText w:val=""/>
+      <w:lvlJc w:val="left"/>
+      <w:pPr>
+        <w:ind w:left="2869" w:hanging="360"/>
+      </w:pPr>
+      <w:rPr>
+        <w:rFonts w:ascii="Wingdings" w:hAnsi="Wingdings" w:hint="default"/>
+      </w:rPr>
+    </w:lvl>
+    <w:lvl w:ilvl="3" w:tplc="240A0001" w:tentative="1">
+      <w:start w:val="1"/>
+      <w:numFmt w:val="bullet"/>
+      <w:lvlText w:val=""/>
+      <w:lvlJc w:val="left"/>
+      <w:pPr>
+        <w:ind w:left="3589" w:hanging="360"/>
+      </w:pPr>
+      <w:rPr>
+        <w:rFonts w:ascii="Symbol" w:hAnsi="Symbol" w:hint="default"/>
+      </w:rPr>
+    </w:lvl>
+    <w:lvl w:ilvl="4" w:tplc="240A0003" w:tentative="1">
       <w:start w:val="1"/>
       <w:numFmt w:val="bullet"/>
       <w:lvlText w:val="o"/>
       <w:lvlJc w:val="left"/>
       <w:pPr>
-        <w:ind w:left="2433" w:hanging="360"/>
+        <w:ind w:left="4309" w:hanging="360"/>
       </w:pPr>
       <w:rPr>
         <w:rFonts w:ascii="Courier New" w:hAnsi="Courier New" w:cs="Courier New" w:hint="default"/>
       </w:rPr>
     </w:lvl>
-    <w:lvl w:ilvl="2" w:tplc="0C0A0005" w:tentative="1">
+    <w:lvl w:ilvl="5" w:tplc="240A0005" w:tentative="1">
       <w:start w:val="1"/>
       <w:numFmt w:val="bullet"/>
       <w:lvlText w:val=""/>
       <w:lvlJc w:val="left"/>
       <w:pPr>
-        <w:ind w:left="3153" w:hanging="360"/>
+        <w:ind w:left="5029" w:hanging="360"/>
       </w:pPr>
       <w:rPr>
         <w:rFonts w:ascii="Wingdings" w:hAnsi="Wingdings" w:hint="default"/>
       </w:rPr>
     </w:lvl>
-    <w:lvl w:ilvl="3" w:tplc="0C0A0001" w:tentative="1">
+    <w:lvl w:ilvl="6" w:tplc="240A0001" w:tentative="1">
       <w:start w:val="1"/>
       <w:numFmt w:val="bullet"/>
       <w:lvlText w:val=""/>
       <w:lvlJc w:val="left"/>
       <w:pPr>
-        <w:ind w:left="3873" w:hanging="360"/>
+        <w:ind w:left="5749" w:hanging="360"/>
       </w:pPr>
       <w:rPr>
         <w:rFonts w:ascii="Symbol" w:hAnsi="Symbol" w:hint="default"/>
       </w:rPr>
     </w:lvl>
-    <w:lvl w:ilvl="4" w:tplc="0C0A0003" w:tentative="1">
+    <w:lvl w:ilvl="7" w:tplc="240A0003" w:tentative="1">
       <w:start w:val="1"/>
       <w:numFmt w:val="bullet"/>
       <w:lvlText w:val="o"/>
       <w:lvlJc w:val="left"/>
       <w:pPr>
-        <w:ind w:left="4593" w:hanging="360"/>
+        <w:ind w:left="6469" w:hanging="360"/>
       </w:pPr>
       <w:rPr>
         <w:rFonts w:ascii="Courier New" w:hAnsi="Courier New" w:cs="Courier New" w:hint="default"/>
       </w:rPr>
     </w:lvl>
-    <w:lvl w:ilvl="5" w:tplc="0C0A0005" w:tentative="1">
+    <w:lvl w:ilvl="8" w:tplc="240A0005" w:tentative="1">
       <w:start w:val="1"/>
       <w:numFmt w:val="bullet"/>
       <w:lvlText w:val=""/>
       <w:lvlJc w:val="left"/>
       <w:pPr>
-        <w:ind w:left="5313" w:hanging="360"/>
+        <w:ind w:left="7189" w:hanging="360"/>
       </w:pPr>
       <w:rPr>
         <w:rFonts w:ascii="Wingdings" w:hAnsi="Wingdings" w:hint="default"/>
       </w:rPr>
     </w:lvl>
-    <w:lvl w:ilvl="6" w:tplc="0C0A0001" w:tentative="1">
-      <w:start w:val="1"/>
-      <w:numFmt w:val="bullet"/>
-      <w:lvlText w:val=""/>
-      <w:lvlJc w:val="left"/>
-      <w:pPr>
-        <w:ind w:left="6033" w:hanging="360"/>
-      </w:pPr>
-      <w:rPr>
-        <w:rFonts w:ascii="Symbol" w:hAnsi="Symbol" w:hint="default"/>
-      </w:rPr>
-    </w:lvl>
-    <w:lvl w:ilvl="7" w:tplc="0C0A0003" w:tentative="1">
-      <w:start w:val="1"/>
-      <w:numFmt w:val="bullet"/>
-      <w:lvlText w:val="o"/>
-      <w:lvlJc w:val="left"/>
-      <w:pPr>
-        <w:ind w:left="6753" w:hanging="360"/>
-      </w:pPr>
-      <w:rPr>
-        <w:rFonts w:ascii="Courier New" w:hAnsi="Courier New" w:cs="Courier New" w:hint="default"/>
-      </w:rPr>
-    </w:lvl>
-    <w:lvl w:ilvl="8" w:tplc="0C0A0005" w:tentative="1">
-      <w:start w:val="1"/>
-      <w:numFmt w:val="bullet"/>
-      <w:lvlText w:val=""/>
-      <w:lvlJc w:val="left"/>
-      <w:pPr>
-        <w:ind w:left="7473" w:hanging="360"/>
-      </w:pPr>
-      <w:rPr>
-        <w:rFonts w:ascii="Wingdings" w:hAnsi="Wingdings" w:hint="default"/>
-      </w:rPr>
-    </w:lvl>
   </w:abstractNum>
-  <w:abstractNum w:abstractNumId="12" w15:restartNumberingAfterBreak="0">
+  <w:abstractNum w:abstractNumId="8" w15:restartNumberingAfterBreak="0">
     <w:nsid w:val="161843D4"/>
     <w:multiLevelType w:val="hybridMultilevel"/>
     <w:tmpl w:val="CF0C9DF8"/>
@@ -14526,7 +14341,7 @@
       </w:pPr>
     </w:lvl>
   </w:abstractNum>
-  <w:abstractNum w:abstractNumId="13" w15:restartNumberingAfterBreak="0">
+  <w:abstractNum w:abstractNumId="9" w15:restartNumberingAfterBreak="0">
     <w:nsid w:val="19EA56DB"/>
     <w:multiLevelType w:val="hybridMultilevel"/>
     <w:tmpl w:val="274CE84A"/>
@@ -14639,233 +14454,7 @@
       </w:rPr>
     </w:lvl>
   </w:abstractNum>
-  <w:abstractNum w:abstractNumId="14" w15:restartNumberingAfterBreak="0">
-    <w:nsid w:val="1F40090F"/>
-    <w:multiLevelType w:val="hybridMultilevel"/>
-    <w:tmpl w:val="6D70D016"/>
-    <w:lvl w:ilvl="0" w:tplc="0C0A0001">
-      <w:start w:val="1"/>
-      <w:numFmt w:val="bullet"/>
-      <w:lvlText w:val=""/>
-      <w:lvlJc w:val="left"/>
-      <w:pPr>
-        <w:ind w:left="1429" w:hanging="360"/>
-      </w:pPr>
-      <w:rPr>
-        <w:rFonts w:ascii="Symbol" w:hAnsi="Symbol" w:hint="default"/>
-      </w:rPr>
-    </w:lvl>
-    <w:lvl w:ilvl="1" w:tplc="0C0A0003" w:tentative="1">
-      <w:start w:val="1"/>
-      <w:numFmt w:val="bullet"/>
-      <w:lvlText w:val="o"/>
-      <w:lvlJc w:val="left"/>
-      <w:pPr>
-        <w:ind w:left="2149" w:hanging="360"/>
-      </w:pPr>
-      <w:rPr>
-        <w:rFonts w:ascii="Courier New" w:hAnsi="Courier New" w:cs="Courier New" w:hint="default"/>
-      </w:rPr>
-    </w:lvl>
-    <w:lvl w:ilvl="2" w:tplc="0C0A0005" w:tentative="1">
-      <w:start w:val="1"/>
-      <w:numFmt w:val="bullet"/>
-      <w:lvlText w:val=""/>
-      <w:lvlJc w:val="left"/>
-      <w:pPr>
-        <w:ind w:left="2869" w:hanging="360"/>
-      </w:pPr>
-      <w:rPr>
-        <w:rFonts w:ascii="Wingdings" w:hAnsi="Wingdings" w:hint="default"/>
-      </w:rPr>
-    </w:lvl>
-    <w:lvl w:ilvl="3" w:tplc="0C0A0001" w:tentative="1">
-      <w:start w:val="1"/>
-      <w:numFmt w:val="bullet"/>
-      <w:lvlText w:val=""/>
-      <w:lvlJc w:val="left"/>
-      <w:pPr>
-        <w:ind w:left="3589" w:hanging="360"/>
-      </w:pPr>
-      <w:rPr>
-        <w:rFonts w:ascii="Symbol" w:hAnsi="Symbol" w:hint="default"/>
-      </w:rPr>
-    </w:lvl>
-    <w:lvl w:ilvl="4" w:tplc="0C0A0003" w:tentative="1">
-      <w:start w:val="1"/>
-      <w:numFmt w:val="bullet"/>
-      <w:lvlText w:val="o"/>
-      <w:lvlJc w:val="left"/>
-      <w:pPr>
-        <w:ind w:left="4309" w:hanging="360"/>
-      </w:pPr>
-      <w:rPr>
-        <w:rFonts w:ascii="Courier New" w:hAnsi="Courier New" w:cs="Courier New" w:hint="default"/>
-      </w:rPr>
-    </w:lvl>
-    <w:lvl w:ilvl="5" w:tplc="0C0A0005" w:tentative="1">
-      <w:start w:val="1"/>
-      <w:numFmt w:val="bullet"/>
-      <w:lvlText w:val=""/>
-      <w:lvlJc w:val="left"/>
-      <w:pPr>
-        <w:ind w:left="5029" w:hanging="360"/>
-      </w:pPr>
-      <w:rPr>
-        <w:rFonts w:ascii="Wingdings" w:hAnsi="Wingdings" w:hint="default"/>
-      </w:rPr>
-    </w:lvl>
-    <w:lvl w:ilvl="6" w:tplc="0C0A0001" w:tentative="1">
-      <w:start w:val="1"/>
-      <w:numFmt w:val="bullet"/>
-      <w:lvlText w:val=""/>
-      <w:lvlJc w:val="left"/>
-      <w:pPr>
-        <w:ind w:left="5749" w:hanging="360"/>
-      </w:pPr>
-      <w:rPr>
-        <w:rFonts w:ascii="Symbol" w:hAnsi="Symbol" w:hint="default"/>
-      </w:rPr>
-    </w:lvl>
-    <w:lvl w:ilvl="7" w:tplc="0C0A0003" w:tentative="1">
-      <w:start w:val="1"/>
-      <w:numFmt w:val="bullet"/>
-      <w:lvlText w:val="o"/>
-      <w:lvlJc w:val="left"/>
-      <w:pPr>
-        <w:ind w:left="6469" w:hanging="360"/>
-      </w:pPr>
-      <w:rPr>
-        <w:rFonts w:ascii="Courier New" w:hAnsi="Courier New" w:cs="Courier New" w:hint="default"/>
-      </w:rPr>
-    </w:lvl>
-    <w:lvl w:ilvl="8" w:tplc="0C0A0005" w:tentative="1">
-      <w:start w:val="1"/>
-      <w:numFmt w:val="bullet"/>
-      <w:lvlText w:val=""/>
-      <w:lvlJc w:val="left"/>
-      <w:pPr>
-        <w:ind w:left="7189" w:hanging="360"/>
-      </w:pPr>
-      <w:rPr>
-        <w:rFonts w:ascii="Wingdings" w:hAnsi="Wingdings" w:hint="default"/>
-      </w:rPr>
-    </w:lvl>
-  </w:abstractNum>
-  <w:abstractNum w:abstractNumId="15" w15:restartNumberingAfterBreak="0">
-    <w:nsid w:val="203F4C7A"/>
-    <w:multiLevelType w:val="hybridMultilevel"/>
-    <w:tmpl w:val="FDCAD340"/>
-    <w:lvl w:ilvl="0" w:tplc="0C0A0001">
-      <w:start w:val="1"/>
-      <w:numFmt w:val="bullet"/>
-      <w:lvlText w:val=""/>
-      <w:lvlJc w:val="left"/>
-      <w:pPr>
-        <w:ind w:left="1713" w:hanging="360"/>
-      </w:pPr>
-      <w:rPr>
-        <w:rFonts w:ascii="Symbol" w:hAnsi="Symbol" w:hint="default"/>
-      </w:rPr>
-    </w:lvl>
-    <w:lvl w:ilvl="1" w:tplc="FFFFFFFF" w:tentative="1">
-      <w:start w:val="1"/>
-      <w:numFmt w:val="bullet"/>
-      <w:lvlText w:val="o"/>
-      <w:lvlJc w:val="left"/>
-      <w:pPr>
-        <w:ind w:left="2433" w:hanging="360"/>
-      </w:pPr>
-      <w:rPr>
-        <w:rFonts w:ascii="Courier New" w:hAnsi="Courier New" w:cs="Courier New" w:hint="default"/>
-      </w:rPr>
-    </w:lvl>
-    <w:lvl w:ilvl="2" w:tplc="FFFFFFFF" w:tentative="1">
-      <w:start w:val="1"/>
-      <w:numFmt w:val="bullet"/>
-      <w:lvlText w:val=""/>
-      <w:lvlJc w:val="left"/>
-      <w:pPr>
-        <w:ind w:left="3153" w:hanging="360"/>
-      </w:pPr>
-      <w:rPr>
-        <w:rFonts w:ascii="Wingdings" w:hAnsi="Wingdings" w:hint="default"/>
-      </w:rPr>
-    </w:lvl>
-    <w:lvl w:ilvl="3" w:tplc="FFFFFFFF" w:tentative="1">
-      <w:start w:val="1"/>
-      <w:numFmt w:val="bullet"/>
-      <w:lvlText w:val=""/>
-      <w:lvlJc w:val="left"/>
-      <w:pPr>
-        <w:ind w:left="3873" w:hanging="360"/>
-      </w:pPr>
-      <w:rPr>
-        <w:rFonts w:ascii="Symbol" w:hAnsi="Symbol" w:hint="default"/>
-      </w:rPr>
-    </w:lvl>
-    <w:lvl w:ilvl="4" w:tplc="FFFFFFFF" w:tentative="1">
-      <w:start w:val="1"/>
-      <w:numFmt w:val="bullet"/>
-      <w:lvlText w:val="o"/>
-      <w:lvlJc w:val="left"/>
-      <w:pPr>
-        <w:ind w:left="4593" w:hanging="360"/>
-      </w:pPr>
-      <w:rPr>
-        <w:rFonts w:ascii="Courier New" w:hAnsi="Courier New" w:cs="Courier New" w:hint="default"/>
-      </w:rPr>
-    </w:lvl>
-    <w:lvl w:ilvl="5" w:tplc="FFFFFFFF" w:tentative="1">
-      <w:start w:val="1"/>
-      <w:numFmt w:val="bullet"/>
-      <w:lvlText w:val=""/>
-      <w:lvlJc w:val="left"/>
-      <w:pPr>
-        <w:ind w:left="5313" w:hanging="360"/>
-      </w:pPr>
-      <w:rPr>
-        <w:rFonts w:ascii="Wingdings" w:hAnsi="Wingdings" w:hint="default"/>
-      </w:rPr>
-    </w:lvl>
-    <w:lvl w:ilvl="6" w:tplc="FFFFFFFF" w:tentative="1">
-      <w:start w:val="1"/>
-      <w:numFmt w:val="bullet"/>
-      <w:lvlText w:val=""/>
-      <w:lvlJc w:val="left"/>
-      <w:pPr>
-        <w:ind w:left="6033" w:hanging="360"/>
-      </w:pPr>
-      <w:rPr>
-        <w:rFonts w:ascii="Symbol" w:hAnsi="Symbol" w:hint="default"/>
-      </w:rPr>
-    </w:lvl>
-    <w:lvl w:ilvl="7" w:tplc="FFFFFFFF" w:tentative="1">
-      <w:start w:val="1"/>
-      <w:numFmt w:val="bullet"/>
-      <w:lvlText w:val="o"/>
-      <w:lvlJc w:val="left"/>
-      <w:pPr>
-        <w:ind w:left="6753" w:hanging="360"/>
-      </w:pPr>
-      <w:rPr>
-        <w:rFonts w:ascii="Courier New" w:hAnsi="Courier New" w:cs="Courier New" w:hint="default"/>
-      </w:rPr>
-    </w:lvl>
-    <w:lvl w:ilvl="8" w:tplc="FFFFFFFF" w:tentative="1">
-      <w:start w:val="1"/>
-      <w:numFmt w:val="bullet"/>
-      <w:lvlText w:val=""/>
-      <w:lvlJc w:val="left"/>
-      <w:pPr>
-        <w:ind w:left="7473" w:hanging="360"/>
-      </w:pPr>
-      <w:rPr>
-        <w:rFonts w:ascii="Wingdings" w:hAnsi="Wingdings" w:hint="default"/>
-      </w:rPr>
-    </w:lvl>
-  </w:abstractNum>
-  <w:abstractNum w:abstractNumId="16" w15:restartNumberingAfterBreak="0">
+  <w:abstractNum w:abstractNumId="10" w15:restartNumberingAfterBreak="0">
     <w:nsid w:val="23FF23B8"/>
     <w:multiLevelType w:val="hybridMultilevel"/>
     <w:tmpl w:val="0A82A186"/>
@@ -14951,93 +14540,7 @@
       </w:pPr>
     </w:lvl>
   </w:abstractNum>
-  <w:abstractNum w:abstractNumId="17" w15:restartNumberingAfterBreak="0">
-    <w:nsid w:val="24F504B3"/>
-    <w:multiLevelType w:val="hybridMultilevel"/>
-    <w:tmpl w:val="33744A7A"/>
-    <w:lvl w:ilvl="0" w:tplc="240A0017">
-      <w:start w:val="1"/>
-      <w:numFmt w:val="lowerLetter"/>
-      <w:lvlText w:val="%1)"/>
-      <w:lvlJc w:val="left"/>
-      <w:pPr>
-        <w:ind w:left="1429" w:hanging="360"/>
-      </w:pPr>
-    </w:lvl>
-    <w:lvl w:ilvl="1" w:tplc="240A0019" w:tentative="1">
-      <w:start w:val="1"/>
-      <w:numFmt w:val="lowerLetter"/>
-      <w:lvlText w:val="%2."/>
-      <w:lvlJc w:val="left"/>
-      <w:pPr>
-        <w:ind w:left="2149" w:hanging="360"/>
-      </w:pPr>
-    </w:lvl>
-    <w:lvl w:ilvl="2" w:tplc="240A001B" w:tentative="1">
-      <w:start w:val="1"/>
-      <w:numFmt w:val="lowerRoman"/>
-      <w:lvlText w:val="%3."/>
-      <w:lvlJc w:val="right"/>
-      <w:pPr>
-        <w:ind w:left="2869" w:hanging="180"/>
-      </w:pPr>
-    </w:lvl>
-    <w:lvl w:ilvl="3" w:tplc="240A000F" w:tentative="1">
-      <w:start w:val="1"/>
-      <w:numFmt w:val="decimal"/>
-      <w:lvlText w:val="%4."/>
-      <w:lvlJc w:val="left"/>
-      <w:pPr>
-        <w:ind w:left="3589" w:hanging="360"/>
-      </w:pPr>
-    </w:lvl>
-    <w:lvl w:ilvl="4" w:tplc="240A0019" w:tentative="1">
-      <w:start w:val="1"/>
-      <w:numFmt w:val="lowerLetter"/>
-      <w:lvlText w:val="%5."/>
-      <w:lvlJc w:val="left"/>
-      <w:pPr>
-        <w:ind w:left="4309" w:hanging="360"/>
-      </w:pPr>
-    </w:lvl>
-    <w:lvl w:ilvl="5" w:tplc="240A001B" w:tentative="1">
-      <w:start w:val="1"/>
-      <w:numFmt w:val="lowerRoman"/>
-      <w:lvlText w:val="%6."/>
-      <w:lvlJc w:val="right"/>
-      <w:pPr>
-        <w:ind w:left="5029" w:hanging="180"/>
-      </w:pPr>
-    </w:lvl>
-    <w:lvl w:ilvl="6" w:tplc="240A000F" w:tentative="1">
-      <w:start w:val="1"/>
-      <w:numFmt w:val="decimal"/>
-      <w:lvlText w:val="%7."/>
-      <w:lvlJc w:val="left"/>
-      <w:pPr>
-        <w:ind w:left="5749" w:hanging="360"/>
-      </w:pPr>
-    </w:lvl>
-    <w:lvl w:ilvl="7" w:tplc="240A0019" w:tentative="1">
-      <w:start w:val="1"/>
-      <w:numFmt w:val="lowerLetter"/>
-      <w:lvlText w:val="%8."/>
-      <w:lvlJc w:val="left"/>
-      <w:pPr>
-        <w:ind w:left="6469" w:hanging="360"/>
-      </w:pPr>
-    </w:lvl>
-    <w:lvl w:ilvl="8" w:tplc="240A001B" w:tentative="1">
-      <w:start w:val="1"/>
-      <w:numFmt w:val="lowerRoman"/>
-      <w:lvlText w:val="%9."/>
-      <w:lvlJc w:val="right"/>
-      <w:pPr>
-        <w:ind w:left="7189" w:hanging="180"/>
-      </w:pPr>
-    </w:lvl>
-  </w:abstractNum>
-  <w:abstractNum w:abstractNumId="18" w15:restartNumberingAfterBreak="0">
+  <w:abstractNum w:abstractNumId="11" w15:restartNumberingAfterBreak="0">
     <w:nsid w:val="258D59DE"/>
     <w:multiLevelType w:val="hybridMultilevel"/>
     <w:tmpl w:val="582C071E"/>
@@ -15151,120 +14654,7 @@
       </w:rPr>
     </w:lvl>
   </w:abstractNum>
-  <w:abstractNum w:abstractNumId="19" w15:restartNumberingAfterBreak="0">
-    <w:nsid w:val="264A0D39"/>
-    <w:multiLevelType w:val="hybridMultilevel"/>
-    <w:tmpl w:val="DBCE14BC"/>
-    <w:lvl w:ilvl="0" w:tplc="0C0A0001">
-      <w:start w:val="1"/>
-      <w:numFmt w:val="bullet"/>
-      <w:lvlText w:val=""/>
-      <w:lvlJc w:val="left"/>
-      <w:pPr>
-        <w:ind w:left="1429" w:hanging="360"/>
-      </w:pPr>
-      <w:rPr>
-        <w:rFonts w:ascii="Symbol" w:hAnsi="Symbol" w:hint="default"/>
-      </w:rPr>
-    </w:lvl>
-    <w:lvl w:ilvl="1" w:tplc="0C0A0003" w:tentative="1">
-      <w:start w:val="1"/>
-      <w:numFmt w:val="bullet"/>
-      <w:lvlText w:val="o"/>
-      <w:lvlJc w:val="left"/>
-      <w:pPr>
-        <w:ind w:left="2149" w:hanging="360"/>
-      </w:pPr>
-      <w:rPr>
-        <w:rFonts w:ascii="Courier New" w:hAnsi="Courier New" w:cs="Courier New" w:hint="default"/>
-      </w:rPr>
-    </w:lvl>
-    <w:lvl w:ilvl="2" w:tplc="0C0A0005" w:tentative="1">
-      <w:start w:val="1"/>
-      <w:numFmt w:val="bullet"/>
-      <w:lvlText w:val=""/>
-      <w:lvlJc w:val="left"/>
-      <w:pPr>
-        <w:ind w:left="2869" w:hanging="360"/>
-      </w:pPr>
-      <w:rPr>
-        <w:rFonts w:ascii="Wingdings" w:hAnsi="Wingdings" w:hint="default"/>
-      </w:rPr>
-    </w:lvl>
-    <w:lvl w:ilvl="3" w:tplc="0C0A0001" w:tentative="1">
-      <w:start w:val="1"/>
-      <w:numFmt w:val="bullet"/>
-      <w:lvlText w:val=""/>
-      <w:lvlJc w:val="left"/>
-      <w:pPr>
-        <w:ind w:left="3589" w:hanging="360"/>
-      </w:pPr>
-      <w:rPr>
-        <w:rFonts w:ascii="Symbol" w:hAnsi="Symbol" w:hint="default"/>
-      </w:rPr>
-    </w:lvl>
-    <w:lvl w:ilvl="4" w:tplc="0C0A0003" w:tentative="1">
-      <w:start w:val="1"/>
-      <w:numFmt w:val="bullet"/>
-      <w:lvlText w:val="o"/>
-      <w:lvlJc w:val="left"/>
-      <w:pPr>
-        <w:ind w:left="4309" w:hanging="360"/>
-      </w:pPr>
-      <w:rPr>
-        <w:rFonts w:ascii="Courier New" w:hAnsi="Courier New" w:cs="Courier New" w:hint="default"/>
-      </w:rPr>
-    </w:lvl>
-    <w:lvl w:ilvl="5" w:tplc="0C0A0005" w:tentative="1">
-      <w:start w:val="1"/>
-      <w:numFmt w:val="bullet"/>
-      <w:lvlText w:val=""/>
-      <w:lvlJc w:val="left"/>
-      <w:pPr>
-        <w:ind w:left="5029" w:hanging="360"/>
-      </w:pPr>
-      <w:rPr>
-        <w:rFonts w:ascii="Wingdings" w:hAnsi="Wingdings" w:hint="default"/>
-      </w:rPr>
-    </w:lvl>
-    <w:lvl w:ilvl="6" w:tplc="0C0A0001" w:tentative="1">
-      <w:start w:val="1"/>
-      <w:numFmt w:val="bullet"/>
-      <w:lvlText w:val=""/>
-      <w:lvlJc w:val="left"/>
-      <w:pPr>
-        <w:ind w:left="5749" w:hanging="360"/>
-      </w:pPr>
-      <w:rPr>
-        <w:rFonts w:ascii="Symbol" w:hAnsi="Symbol" w:hint="default"/>
-      </w:rPr>
-    </w:lvl>
-    <w:lvl w:ilvl="7" w:tplc="0C0A0003" w:tentative="1">
-      <w:start w:val="1"/>
-      <w:numFmt w:val="bullet"/>
-      <w:lvlText w:val="o"/>
-      <w:lvlJc w:val="left"/>
-      <w:pPr>
-        <w:ind w:left="6469" w:hanging="360"/>
-      </w:pPr>
-      <w:rPr>
-        <w:rFonts w:ascii="Courier New" w:hAnsi="Courier New" w:cs="Courier New" w:hint="default"/>
-      </w:rPr>
-    </w:lvl>
-    <w:lvl w:ilvl="8" w:tplc="0C0A0005" w:tentative="1">
-      <w:start w:val="1"/>
-      <w:numFmt w:val="bullet"/>
-      <w:lvlText w:val=""/>
-      <w:lvlJc w:val="left"/>
-      <w:pPr>
-        <w:ind w:left="7189" w:hanging="360"/>
-      </w:pPr>
-      <w:rPr>
-        <w:rFonts w:ascii="Wingdings" w:hAnsi="Wingdings" w:hint="default"/>
-      </w:rPr>
-    </w:lvl>
-  </w:abstractNum>
-  <w:abstractNum w:abstractNumId="20" w15:restartNumberingAfterBreak="0">
+  <w:abstractNum w:abstractNumId="12" w15:restartNumberingAfterBreak="0">
     <w:nsid w:val="27412B07"/>
     <w:multiLevelType w:val="hybridMultilevel"/>
     <w:tmpl w:val="9FDADF5E"/>
@@ -15355,120 +14745,7 @@
       </w:pPr>
     </w:lvl>
   </w:abstractNum>
-  <w:abstractNum w:abstractNumId="21" w15:restartNumberingAfterBreak="0">
-    <w:nsid w:val="27AE7AE0"/>
-    <w:multiLevelType w:val="hybridMultilevel"/>
-    <w:tmpl w:val="7C30D7EC"/>
-    <w:lvl w:ilvl="0" w:tplc="0C0A0001">
-      <w:start w:val="1"/>
-      <w:numFmt w:val="bullet"/>
-      <w:lvlText w:val=""/>
-      <w:lvlJc w:val="left"/>
-      <w:pPr>
-        <w:ind w:left="1429" w:hanging="360"/>
-      </w:pPr>
-      <w:rPr>
-        <w:rFonts w:ascii="Symbol" w:hAnsi="Symbol" w:hint="default"/>
-      </w:rPr>
-    </w:lvl>
-    <w:lvl w:ilvl="1" w:tplc="0C0A0003" w:tentative="1">
-      <w:start w:val="1"/>
-      <w:numFmt w:val="bullet"/>
-      <w:lvlText w:val="o"/>
-      <w:lvlJc w:val="left"/>
-      <w:pPr>
-        <w:ind w:left="2149" w:hanging="360"/>
-      </w:pPr>
-      <w:rPr>
-        <w:rFonts w:ascii="Courier New" w:hAnsi="Courier New" w:cs="Courier New" w:hint="default"/>
-      </w:rPr>
-    </w:lvl>
-    <w:lvl w:ilvl="2" w:tplc="0C0A0005" w:tentative="1">
-      <w:start w:val="1"/>
-      <w:numFmt w:val="bullet"/>
-      <w:lvlText w:val=""/>
-      <w:lvlJc w:val="left"/>
-      <w:pPr>
-        <w:ind w:left="2869" w:hanging="360"/>
-      </w:pPr>
-      <w:rPr>
-        <w:rFonts w:ascii="Wingdings" w:hAnsi="Wingdings" w:hint="default"/>
-      </w:rPr>
-    </w:lvl>
-    <w:lvl w:ilvl="3" w:tplc="0C0A0001" w:tentative="1">
-      <w:start w:val="1"/>
-      <w:numFmt w:val="bullet"/>
-      <w:lvlText w:val=""/>
-      <w:lvlJc w:val="left"/>
-      <w:pPr>
-        <w:ind w:left="3589" w:hanging="360"/>
-      </w:pPr>
-      <w:rPr>
-        <w:rFonts w:ascii="Symbol" w:hAnsi="Symbol" w:hint="default"/>
-      </w:rPr>
-    </w:lvl>
-    <w:lvl w:ilvl="4" w:tplc="0C0A0003" w:tentative="1">
-      <w:start w:val="1"/>
-      <w:numFmt w:val="bullet"/>
-      <w:lvlText w:val="o"/>
-      <w:lvlJc w:val="left"/>
-      <w:pPr>
-        <w:ind w:left="4309" w:hanging="360"/>
-      </w:pPr>
-      <w:rPr>
-        <w:rFonts w:ascii="Courier New" w:hAnsi="Courier New" w:cs="Courier New" w:hint="default"/>
-      </w:rPr>
-    </w:lvl>
-    <w:lvl w:ilvl="5" w:tplc="0C0A0005" w:tentative="1">
-      <w:start w:val="1"/>
-      <w:numFmt w:val="bullet"/>
-      <w:lvlText w:val=""/>
-      <w:lvlJc w:val="left"/>
-      <w:pPr>
-        <w:ind w:left="5029" w:hanging="360"/>
-      </w:pPr>
-      <w:rPr>
-        <w:rFonts w:ascii="Wingdings" w:hAnsi="Wingdings" w:hint="default"/>
-      </w:rPr>
-    </w:lvl>
-    <w:lvl w:ilvl="6" w:tplc="0C0A0001" w:tentative="1">
-      <w:start w:val="1"/>
-      <w:numFmt w:val="bullet"/>
-      <w:lvlText w:val=""/>
-      <w:lvlJc w:val="left"/>
-      <w:pPr>
-        <w:ind w:left="5749" w:hanging="360"/>
-      </w:pPr>
-      <w:rPr>
-        <w:rFonts w:ascii="Symbol" w:hAnsi="Symbol" w:hint="default"/>
-      </w:rPr>
-    </w:lvl>
-    <w:lvl w:ilvl="7" w:tplc="0C0A0003" w:tentative="1">
-      <w:start w:val="1"/>
-      <w:numFmt w:val="bullet"/>
-      <w:lvlText w:val="o"/>
-      <w:lvlJc w:val="left"/>
-      <w:pPr>
-        <w:ind w:left="6469" w:hanging="360"/>
-      </w:pPr>
-      <w:rPr>
-        <w:rFonts w:ascii="Courier New" w:hAnsi="Courier New" w:cs="Courier New" w:hint="default"/>
-      </w:rPr>
-    </w:lvl>
-    <w:lvl w:ilvl="8" w:tplc="0C0A0005" w:tentative="1">
-      <w:start w:val="1"/>
-      <w:numFmt w:val="bullet"/>
-      <w:lvlText w:val=""/>
-      <w:lvlJc w:val="left"/>
-      <w:pPr>
-        <w:ind w:left="7189" w:hanging="360"/>
-      </w:pPr>
-      <w:rPr>
-        <w:rFonts w:ascii="Wingdings" w:hAnsi="Wingdings" w:hint="default"/>
-      </w:rPr>
-    </w:lvl>
-  </w:abstractNum>
-  <w:abstractNum w:abstractNumId="22" w15:restartNumberingAfterBreak="0">
+  <w:abstractNum w:abstractNumId="13" w15:restartNumberingAfterBreak="0">
     <w:nsid w:val="2B274266"/>
     <w:multiLevelType w:val="hybridMultilevel"/>
     <w:tmpl w:val="2280D296"/>
@@ -15554,120 +14831,7 @@
       </w:pPr>
     </w:lvl>
   </w:abstractNum>
-  <w:abstractNum w:abstractNumId="23" w15:restartNumberingAfterBreak="0">
-    <w:nsid w:val="2BAF0ADF"/>
-    <w:multiLevelType w:val="hybridMultilevel"/>
-    <w:tmpl w:val="A0DA3CA6"/>
-    <w:lvl w:ilvl="0" w:tplc="0C0A0001">
-      <w:start w:val="1"/>
-      <w:numFmt w:val="bullet"/>
-      <w:lvlText w:val=""/>
-      <w:lvlJc w:val="left"/>
-      <w:pPr>
-        <w:ind w:left="1429" w:hanging="360"/>
-      </w:pPr>
-      <w:rPr>
-        <w:rFonts w:ascii="Symbol" w:hAnsi="Symbol" w:hint="default"/>
-      </w:rPr>
-    </w:lvl>
-    <w:lvl w:ilvl="1" w:tplc="0C0A0003" w:tentative="1">
-      <w:start w:val="1"/>
-      <w:numFmt w:val="bullet"/>
-      <w:lvlText w:val="o"/>
-      <w:lvlJc w:val="left"/>
-      <w:pPr>
-        <w:ind w:left="2149" w:hanging="360"/>
-      </w:pPr>
-      <w:rPr>
-        <w:rFonts w:ascii="Courier New" w:hAnsi="Courier New" w:cs="Courier New" w:hint="default"/>
-      </w:rPr>
-    </w:lvl>
-    <w:lvl w:ilvl="2" w:tplc="0C0A0005" w:tentative="1">
-      <w:start w:val="1"/>
-      <w:numFmt w:val="bullet"/>
-      <w:lvlText w:val=""/>
-      <w:lvlJc w:val="left"/>
-      <w:pPr>
-        <w:ind w:left="2869" w:hanging="360"/>
-      </w:pPr>
-      <w:rPr>
-        <w:rFonts w:ascii="Wingdings" w:hAnsi="Wingdings" w:hint="default"/>
-      </w:rPr>
-    </w:lvl>
-    <w:lvl w:ilvl="3" w:tplc="0C0A0001" w:tentative="1">
-      <w:start w:val="1"/>
-      <w:numFmt w:val="bullet"/>
-      <w:lvlText w:val=""/>
-      <w:lvlJc w:val="left"/>
-      <w:pPr>
-        <w:ind w:left="3589" w:hanging="360"/>
-      </w:pPr>
-      <w:rPr>
-        <w:rFonts w:ascii="Symbol" w:hAnsi="Symbol" w:hint="default"/>
-      </w:rPr>
-    </w:lvl>
-    <w:lvl w:ilvl="4" w:tplc="0C0A0003" w:tentative="1">
-      <w:start w:val="1"/>
-      <w:numFmt w:val="bullet"/>
-      <w:lvlText w:val="o"/>
-      <w:lvlJc w:val="left"/>
-      <w:pPr>
-        <w:ind w:left="4309" w:hanging="360"/>
-      </w:pPr>
-      <w:rPr>
-        <w:rFonts w:ascii="Courier New" w:hAnsi="Courier New" w:cs="Courier New" w:hint="default"/>
-      </w:rPr>
-    </w:lvl>
-    <w:lvl w:ilvl="5" w:tplc="0C0A0005" w:tentative="1">
-      <w:start w:val="1"/>
-      <w:numFmt w:val="bullet"/>
-      <w:lvlText w:val=""/>
-      <w:lvlJc w:val="left"/>
-      <w:pPr>
-        <w:ind w:left="5029" w:hanging="360"/>
-      </w:pPr>
-      <w:rPr>
-        <w:rFonts w:ascii="Wingdings" w:hAnsi="Wingdings" w:hint="default"/>
-      </w:rPr>
-    </w:lvl>
-    <w:lvl w:ilvl="6" w:tplc="0C0A0001" w:tentative="1">
-      <w:start w:val="1"/>
-      <w:numFmt w:val="bullet"/>
-      <w:lvlText w:val=""/>
-      <w:lvlJc w:val="left"/>
-      <w:pPr>
-        <w:ind w:left="5749" w:hanging="360"/>
-      </w:pPr>
-      <w:rPr>
-        <w:rFonts w:ascii="Symbol" w:hAnsi="Symbol" w:hint="default"/>
-      </w:rPr>
-    </w:lvl>
-    <w:lvl w:ilvl="7" w:tplc="0C0A0003" w:tentative="1">
-      <w:start w:val="1"/>
-      <w:numFmt w:val="bullet"/>
-      <w:lvlText w:val="o"/>
-      <w:lvlJc w:val="left"/>
-      <w:pPr>
-        <w:ind w:left="6469" w:hanging="360"/>
-      </w:pPr>
-      <w:rPr>
-        <w:rFonts w:ascii="Courier New" w:hAnsi="Courier New" w:cs="Courier New" w:hint="default"/>
-      </w:rPr>
-    </w:lvl>
-    <w:lvl w:ilvl="8" w:tplc="0C0A0005" w:tentative="1">
-      <w:start w:val="1"/>
-      <w:numFmt w:val="bullet"/>
-      <w:lvlText w:val=""/>
-      <w:lvlJc w:val="left"/>
-      <w:pPr>
-        <w:ind w:left="7189" w:hanging="360"/>
-      </w:pPr>
-      <w:rPr>
-        <w:rFonts w:ascii="Wingdings" w:hAnsi="Wingdings" w:hint="default"/>
-      </w:rPr>
-    </w:lvl>
-  </w:abstractNum>
-  <w:abstractNum w:abstractNumId="24" w15:restartNumberingAfterBreak="0">
+  <w:abstractNum w:abstractNumId="14" w15:restartNumberingAfterBreak="0">
     <w:nsid w:val="329110E7"/>
     <w:multiLevelType w:val="hybridMultilevel"/>
     <w:tmpl w:val="483C778C"/>
@@ -15757,7 +14921,7 @@
       </w:pPr>
     </w:lvl>
   </w:abstractNum>
-  <w:abstractNum w:abstractNumId="25" w15:restartNumberingAfterBreak="0">
+  <w:abstractNum w:abstractNumId="15" w15:restartNumberingAfterBreak="0">
     <w:nsid w:val="368E176E"/>
     <w:multiLevelType w:val="hybridMultilevel"/>
     <w:tmpl w:val="BDF054FE"/>
@@ -15851,7 +15015,7 @@
       </w:pPr>
     </w:lvl>
   </w:abstractNum>
-  <w:abstractNum w:abstractNumId="26" w15:restartNumberingAfterBreak="0">
+  <w:abstractNum w:abstractNumId="16" w15:restartNumberingAfterBreak="0">
     <w:nsid w:val="3B85201D"/>
     <w:multiLevelType w:val="hybridMultilevel"/>
     <w:tmpl w:val="3FC2768A"/>
@@ -15861,7 +15025,7 @@
       <w:lvlText w:val=""/>
       <w:lvlJc w:val="left"/>
       <w:pPr>
-        <w:ind w:left="1429" w:hanging="360"/>
+        <w:ind w:left="1776" w:hanging="360"/>
       </w:pPr>
       <w:rPr>
         <w:rFonts w:ascii="Symbol" w:hAnsi="Symbol" w:hint="default"/>
@@ -15873,7 +15037,7 @@
       <w:lvlText w:val="o"/>
       <w:lvlJc w:val="left"/>
       <w:pPr>
-        <w:ind w:left="2149" w:hanging="360"/>
+        <w:ind w:left="2496" w:hanging="360"/>
       </w:pPr>
       <w:rPr>
         <w:rFonts w:ascii="Courier New" w:hAnsi="Courier New" w:cs="Courier New" w:hint="default"/>
@@ -15885,7 +15049,7 @@
       <w:lvlText w:val=""/>
       <w:lvlJc w:val="left"/>
       <w:pPr>
-        <w:ind w:left="2869" w:hanging="360"/>
+        <w:ind w:left="3216" w:hanging="360"/>
       </w:pPr>
       <w:rPr>
         <w:rFonts w:ascii="Wingdings" w:hAnsi="Wingdings" w:hint="default"/>
@@ -15897,7 +15061,7 @@
       <w:lvlText w:val=""/>
       <w:lvlJc w:val="left"/>
       <w:pPr>
-        <w:ind w:left="3589" w:hanging="360"/>
+        <w:ind w:left="3936" w:hanging="360"/>
       </w:pPr>
       <w:rPr>
         <w:rFonts w:ascii="Symbol" w:hAnsi="Symbol" w:hint="default"/>
@@ -15909,7 +15073,7 @@
       <w:lvlText w:val="o"/>
       <w:lvlJc w:val="left"/>
       <w:pPr>
-        <w:ind w:left="4309" w:hanging="360"/>
+        <w:ind w:left="4656" w:hanging="360"/>
       </w:pPr>
       <w:rPr>
         <w:rFonts w:ascii="Courier New" w:hAnsi="Courier New" w:cs="Courier New" w:hint="default"/>
@@ -15921,7 +15085,7 @@
       <w:lvlText w:val=""/>
       <w:lvlJc w:val="left"/>
       <w:pPr>
-        <w:ind w:left="5029" w:hanging="360"/>
+        <w:ind w:left="5376" w:hanging="360"/>
       </w:pPr>
       <w:rPr>
         <w:rFonts w:ascii="Wingdings" w:hAnsi="Wingdings" w:hint="default"/>
@@ -15933,7 +15097,7 @@
       <w:lvlText w:val=""/>
       <w:lvlJc w:val="left"/>
       <w:pPr>
-        <w:ind w:left="5749" w:hanging="360"/>
+        <w:ind w:left="6096" w:hanging="360"/>
       </w:pPr>
       <w:rPr>
         <w:rFonts w:ascii="Symbol" w:hAnsi="Symbol" w:hint="default"/>
@@ -15945,7 +15109,7 @@
       <w:lvlText w:val="o"/>
       <w:lvlJc w:val="left"/>
       <w:pPr>
-        <w:ind w:left="6469" w:hanging="360"/>
+        <w:ind w:left="6816" w:hanging="360"/>
       </w:pPr>
       <w:rPr>
         <w:rFonts w:ascii="Courier New" w:hAnsi="Courier New" w:cs="Courier New" w:hint="default"/>
@@ -15957,127 +15121,14 @@
       <w:lvlText w:val=""/>
       <w:lvlJc w:val="left"/>
       <w:pPr>
-        <w:ind w:left="7189" w:hanging="360"/>
+        <w:ind w:left="7536" w:hanging="360"/>
       </w:pPr>
       <w:rPr>
         <w:rFonts w:ascii="Wingdings" w:hAnsi="Wingdings" w:hint="default"/>
       </w:rPr>
     </w:lvl>
   </w:abstractNum>
-  <w:abstractNum w:abstractNumId="27" w15:restartNumberingAfterBreak="0">
-    <w:nsid w:val="3BE73FF1"/>
-    <w:multiLevelType w:val="hybridMultilevel"/>
-    <w:tmpl w:val="764E251A"/>
-    <w:lvl w:ilvl="0" w:tplc="0C0A0001">
-      <w:start w:val="1"/>
-      <w:numFmt w:val="bullet"/>
-      <w:lvlText w:val=""/>
-      <w:lvlJc w:val="left"/>
-      <w:pPr>
-        <w:ind w:left="1429" w:hanging="360"/>
-      </w:pPr>
-      <w:rPr>
-        <w:rFonts w:ascii="Symbol" w:hAnsi="Symbol" w:hint="default"/>
-      </w:rPr>
-    </w:lvl>
-    <w:lvl w:ilvl="1" w:tplc="0C0A0003" w:tentative="1">
-      <w:start w:val="1"/>
-      <w:numFmt w:val="bullet"/>
-      <w:lvlText w:val="o"/>
-      <w:lvlJc w:val="left"/>
-      <w:pPr>
-        <w:ind w:left="2149" w:hanging="360"/>
-      </w:pPr>
-      <w:rPr>
-        <w:rFonts w:ascii="Courier New" w:hAnsi="Courier New" w:cs="Courier New" w:hint="default"/>
-      </w:rPr>
-    </w:lvl>
-    <w:lvl w:ilvl="2" w:tplc="0C0A0005" w:tentative="1">
-      <w:start w:val="1"/>
-      <w:numFmt w:val="bullet"/>
-      <w:lvlText w:val=""/>
-      <w:lvlJc w:val="left"/>
-      <w:pPr>
-        <w:ind w:left="2869" w:hanging="360"/>
-      </w:pPr>
-      <w:rPr>
-        <w:rFonts w:ascii="Wingdings" w:hAnsi="Wingdings" w:hint="default"/>
-      </w:rPr>
-    </w:lvl>
-    <w:lvl w:ilvl="3" w:tplc="0C0A0001" w:tentative="1">
-      <w:start w:val="1"/>
-      <w:numFmt w:val="bullet"/>
-      <w:lvlText w:val=""/>
-      <w:lvlJc w:val="left"/>
-      <w:pPr>
-        <w:ind w:left="3589" w:hanging="360"/>
-      </w:pPr>
-      <w:rPr>
-        <w:rFonts w:ascii="Symbol" w:hAnsi="Symbol" w:hint="default"/>
-      </w:rPr>
-    </w:lvl>
-    <w:lvl w:ilvl="4" w:tplc="0C0A0003" w:tentative="1">
-      <w:start w:val="1"/>
-      <w:numFmt w:val="bullet"/>
-      <w:lvlText w:val="o"/>
-      <w:lvlJc w:val="left"/>
-      <w:pPr>
-        <w:ind w:left="4309" w:hanging="360"/>
-      </w:pPr>
-      <w:rPr>
-        <w:rFonts w:ascii="Courier New" w:hAnsi="Courier New" w:cs="Courier New" w:hint="default"/>
-      </w:rPr>
-    </w:lvl>
-    <w:lvl w:ilvl="5" w:tplc="0C0A0005" w:tentative="1">
-      <w:start w:val="1"/>
-      <w:numFmt w:val="bullet"/>
-      <w:lvlText w:val=""/>
-      <w:lvlJc w:val="left"/>
-      <w:pPr>
-        <w:ind w:left="5029" w:hanging="360"/>
-      </w:pPr>
-      <w:rPr>
-        <w:rFonts w:ascii="Wingdings" w:hAnsi="Wingdings" w:hint="default"/>
-      </w:rPr>
-    </w:lvl>
-    <w:lvl w:ilvl="6" w:tplc="0C0A0001" w:tentative="1">
-      <w:start w:val="1"/>
-      <w:numFmt w:val="bullet"/>
-      <w:lvlText w:val=""/>
-      <w:lvlJc w:val="left"/>
-      <w:pPr>
-        <w:ind w:left="5749" w:hanging="360"/>
-      </w:pPr>
-      <w:rPr>
-        <w:rFonts w:ascii="Symbol" w:hAnsi="Symbol" w:hint="default"/>
-      </w:rPr>
-    </w:lvl>
-    <w:lvl w:ilvl="7" w:tplc="0C0A0003" w:tentative="1">
-      <w:start w:val="1"/>
-      <w:numFmt w:val="bullet"/>
-      <w:lvlText w:val="o"/>
-      <w:lvlJc w:val="left"/>
-      <w:pPr>
-        <w:ind w:left="6469" w:hanging="360"/>
-      </w:pPr>
-      <w:rPr>
-        <w:rFonts w:ascii="Courier New" w:hAnsi="Courier New" w:cs="Courier New" w:hint="default"/>
-      </w:rPr>
-    </w:lvl>
-    <w:lvl w:ilvl="8" w:tplc="0C0A0005" w:tentative="1">
-      <w:start w:val="1"/>
-      <w:numFmt w:val="bullet"/>
-      <w:lvlText w:val=""/>
-      <w:lvlJc w:val="left"/>
-      <w:pPr>
-        <w:ind w:left="7189" w:hanging="360"/>
-      </w:pPr>
-      <w:rPr>
-        <w:rFonts w:ascii="Wingdings" w:hAnsi="Wingdings" w:hint="default"/>
-      </w:rPr>
-    </w:lvl>
-  </w:abstractNum>
-  <w:abstractNum w:abstractNumId="28" w15:restartNumberingAfterBreak="0">
+  <w:abstractNum w:abstractNumId="17" w15:restartNumberingAfterBreak="0">
     <w:nsid w:val="3DDF6562"/>
     <w:multiLevelType w:val="multilevel"/>
     <w:tmpl w:val="6C7AF928"/>
@@ -16198,7 +15249,7 @@
       </w:rPr>
     </w:lvl>
   </w:abstractNum>
-  <w:abstractNum w:abstractNumId="29" w15:restartNumberingAfterBreak="0">
+  <w:abstractNum w:abstractNumId="18" w15:restartNumberingAfterBreak="0">
     <w:nsid w:val="3E033644"/>
     <w:multiLevelType w:val="hybridMultilevel"/>
     <w:tmpl w:val="383EFCD6"/>
@@ -16284,233 +15335,93 @@
       </w:pPr>
     </w:lvl>
   </w:abstractNum>
-  <w:abstractNum w:abstractNumId="30" w15:restartNumberingAfterBreak="0">
-    <w:nsid w:val="40607099"/>
+  <w:abstractNum w:abstractNumId="19" w15:restartNumberingAfterBreak="0">
+    <w:nsid w:val="40E023D6"/>
     <w:multiLevelType w:val="hybridMultilevel"/>
-    <w:tmpl w:val="BBB45DF0"/>
-    <w:lvl w:ilvl="0" w:tplc="0C0A0001">
-      <w:start w:val="1"/>
-      <w:numFmt w:val="bullet"/>
-      <w:lvlText w:val=""/>
+    <w:tmpl w:val="892CDE16"/>
+    <w:lvl w:ilvl="0" w:tplc="240A0017">
+      <w:start w:val="1"/>
+      <w:numFmt w:val="lowerLetter"/>
+      <w:lvlText w:val="%1)"/>
       <w:lvlJc w:val="left"/>
       <w:pPr>
         <w:ind w:left="1429" w:hanging="360"/>
       </w:pPr>
-      <w:rPr>
-        <w:rFonts w:ascii="Symbol" w:hAnsi="Symbol" w:hint="default"/>
-      </w:rPr>
-    </w:lvl>
-    <w:lvl w:ilvl="1" w:tplc="0C0A0003" w:tentative="1">
-      <w:start w:val="1"/>
-      <w:numFmt w:val="bullet"/>
-      <w:lvlText w:val="o"/>
+    </w:lvl>
+    <w:lvl w:ilvl="1" w:tplc="240A0019" w:tentative="1">
+      <w:start w:val="1"/>
+      <w:numFmt w:val="lowerLetter"/>
+      <w:lvlText w:val="%2."/>
       <w:lvlJc w:val="left"/>
       <w:pPr>
         <w:ind w:left="2149" w:hanging="360"/>
       </w:pPr>
-      <w:rPr>
-        <w:rFonts w:ascii="Courier New" w:hAnsi="Courier New" w:cs="Courier New" w:hint="default"/>
-      </w:rPr>
-    </w:lvl>
-    <w:lvl w:ilvl="2" w:tplc="0C0A0005" w:tentative="1">
-      <w:start w:val="1"/>
-      <w:numFmt w:val="bullet"/>
-      <w:lvlText w:val=""/>
-      <w:lvlJc w:val="left"/>
-      <w:pPr>
-        <w:ind w:left="2869" w:hanging="360"/>
-      </w:pPr>
-      <w:rPr>
-        <w:rFonts w:ascii="Wingdings" w:hAnsi="Wingdings" w:hint="default"/>
-      </w:rPr>
-    </w:lvl>
-    <w:lvl w:ilvl="3" w:tplc="0C0A0001" w:tentative="1">
-      <w:start w:val="1"/>
-      <w:numFmt w:val="bullet"/>
-      <w:lvlText w:val=""/>
+    </w:lvl>
+    <w:lvl w:ilvl="2" w:tplc="240A001B" w:tentative="1">
+      <w:start w:val="1"/>
+      <w:numFmt w:val="lowerRoman"/>
+      <w:lvlText w:val="%3."/>
+      <w:lvlJc w:val="right"/>
+      <w:pPr>
+        <w:ind w:left="2869" w:hanging="180"/>
+      </w:pPr>
+    </w:lvl>
+    <w:lvl w:ilvl="3" w:tplc="240A000F" w:tentative="1">
+      <w:start w:val="1"/>
+      <w:numFmt w:val="decimal"/>
+      <w:lvlText w:val="%4."/>
       <w:lvlJc w:val="left"/>
       <w:pPr>
         <w:ind w:left="3589" w:hanging="360"/>
       </w:pPr>
-      <w:rPr>
-        <w:rFonts w:ascii="Symbol" w:hAnsi="Symbol" w:hint="default"/>
-      </w:rPr>
-    </w:lvl>
-    <w:lvl w:ilvl="4" w:tplc="0C0A0003" w:tentative="1">
-      <w:start w:val="1"/>
-      <w:numFmt w:val="bullet"/>
-      <w:lvlText w:val="o"/>
+    </w:lvl>
+    <w:lvl w:ilvl="4" w:tplc="240A0019" w:tentative="1">
+      <w:start w:val="1"/>
+      <w:numFmt w:val="lowerLetter"/>
+      <w:lvlText w:val="%5."/>
       <w:lvlJc w:val="left"/>
       <w:pPr>
         <w:ind w:left="4309" w:hanging="360"/>
       </w:pPr>
-      <w:rPr>
-        <w:rFonts w:ascii="Courier New" w:hAnsi="Courier New" w:cs="Courier New" w:hint="default"/>
-      </w:rPr>
-    </w:lvl>
-    <w:lvl w:ilvl="5" w:tplc="0C0A0005" w:tentative="1">
-      <w:start w:val="1"/>
-      <w:numFmt w:val="bullet"/>
-      <w:lvlText w:val=""/>
-      <w:lvlJc w:val="left"/>
-      <w:pPr>
-        <w:ind w:left="5029" w:hanging="360"/>
-      </w:pPr>
-      <w:rPr>
-        <w:rFonts w:ascii="Wingdings" w:hAnsi="Wingdings" w:hint="default"/>
-      </w:rPr>
-    </w:lvl>
-    <w:lvl w:ilvl="6" w:tplc="0C0A0001" w:tentative="1">
-      <w:start w:val="1"/>
-      <w:numFmt w:val="bullet"/>
-      <w:lvlText w:val=""/>
+    </w:lvl>
+    <w:lvl w:ilvl="5" w:tplc="240A001B" w:tentative="1">
+      <w:start w:val="1"/>
+      <w:numFmt w:val="lowerRoman"/>
+      <w:lvlText w:val="%6."/>
+      <w:lvlJc w:val="right"/>
+      <w:pPr>
+        <w:ind w:left="5029" w:hanging="180"/>
+      </w:pPr>
+    </w:lvl>
+    <w:lvl w:ilvl="6" w:tplc="240A000F" w:tentative="1">
+      <w:start w:val="1"/>
+      <w:numFmt w:val="decimal"/>
+      <w:lvlText w:val="%7."/>
       <w:lvlJc w:val="left"/>
       <w:pPr>
         <w:ind w:left="5749" w:hanging="360"/>
       </w:pPr>
-      <w:rPr>
-        <w:rFonts w:ascii="Symbol" w:hAnsi="Symbol" w:hint="default"/>
-      </w:rPr>
-    </w:lvl>
-    <w:lvl w:ilvl="7" w:tplc="0C0A0003" w:tentative="1">
-      <w:start w:val="1"/>
-      <w:numFmt w:val="bullet"/>
-      <w:lvlText w:val="o"/>
+    </w:lvl>
+    <w:lvl w:ilvl="7" w:tplc="240A0019" w:tentative="1">
+      <w:start w:val="1"/>
+      <w:numFmt w:val="lowerLetter"/>
+      <w:lvlText w:val="%8."/>
       <w:lvlJc w:val="left"/>
       <w:pPr>
         <w:ind w:left="6469" w:hanging="360"/>
       </w:pPr>
-      <w:rPr>
-        <w:rFonts w:ascii="Courier New" w:hAnsi="Courier New" w:cs="Courier New" w:hint="default"/>
-      </w:rPr>
-    </w:lvl>
-    <w:lvl w:ilvl="8" w:tplc="0C0A0005" w:tentative="1">
-      <w:start w:val="1"/>
-      <w:numFmt w:val="bullet"/>
-      <w:lvlText w:val=""/>
-      <w:lvlJc w:val="left"/>
-      <w:pPr>
-        <w:ind w:left="7189" w:hanging="360"/>
-      </w:pPr>
-      <w:rPr>
-        <w:rFonts w:ascii="Wingdings" w:hAnsi="Wingdings" w:hint="default"/>
-      </w:rPr>
+    </w:lvl>
+    <w:lvl w:ilvl="8" w:tplc="240A001B" w:tentative="1">
+      <w:start w:val="1"/>
+      <w:numFmt w:val="lowerRoman"/>
+      <w:lvlText w:val="%9."/>
+      <w:lvlJc w:val="right"/>
+      <w:pPr>
+        <w:ind w:left="7189" w:hanging="180"/>
+      </w:pPr>
     </w:lvl>
   </w:abstractNum>
-  <w:abstractNum w:abstractNumId="31" w15:restartNumberingAfterBreak="0">
-    <w:nsid w:val="43CD5A89"/>
-    <w:multiLevelType w:val="hybridMultilevel"/>
-    <w:tmpl w:val="2AEE44C8"/>
-    <w:lvl w:ilvl="0" w:tplc="0C0A0001">
-      <w:start w:val="1"/>
-      <w:numFmt w:val="bullet"/>
-      <w:lvlText w:val=""/>
-      <w:lvlJc w:val="left"/>
-      <w:pPr>
-        <w:ind w:left="1713" w:hanging="360"/>
-      </w:pPr>
-      <w:rPr>
-        <w:rFonts w:ascii="Symbol" w:hAnsi="Symbol" w:hint="default"/>
-      </w:rPr>
-    </w:lvl>
-    <w:lvl w:ilvl="1" w:tplc="FFFFFFFF" w:tentative="1">
-      <w:start w:val="1"/>
-      <w:numFmt w:val="bullet"/>
-      <w:lvlText w:val="o"/>
-      <w:lvlJc w:val="left"/>
-      <w:pPr>
-        <w:ind w:left="2433" w:hanging="360"/>
-      </w:pPr>
-      <w:rPr>
-        <w:rFonts w:ascii="Courier New" w:hAnsi="Courier New" w:cs="Courier New" w:hint="default"/>
-      </w:rPr>
-    </w:lvl>
-    <w:lvl w:ilvl="2" w:tplc="FFFFFFFF" w:tentative="1">
-      <w:start w:val="1"/>
-      <w:numFmt w:val="bullet"/>
-      <w:lvlText w:val=""/>
-      <w:lvlJc w:val="left"/>
-      <w:pPr>
-        <w:ind w:left="3153" w:hanging="360"/>
-      </w:pPr>
-      <w:rPr>
-        <w:rFonts w:ascii="Wingdings" w:hAnsi="Wingdings" w:hint="default"/>
-      </w:rPr>
-    </w:lvl>
-    <w:lvl w:ilvl="3" w:tplc="FFFFFFFF" w:tentative="1">
-      <w:start w:val="1"/>
-      <w:numFmt w:val="bullet"/>
-      <w:lvlText w:val=""/>
-      <w:lvlJc w:val="left"/>
-      <w:pPr>
-        <w:ind w:left="3873" w:hanging="360"/>
-      </w:pPr>
-      <w:rPr>
-        <w:rFonts w:ascii="Symbol" w:hAnsi="Symbol" w:hint="default"/>
-      </w:rPr>
-    </w:lvl>
-    <w:lvl w:ilvl="4" w:tplc="FFFFFFFF" w:tentative="1">
-      <w:start w:val="1"/>
-      <w:numFmt w:val="bullet"/>
-      <w:lvlText w:val="o"/>
-      <w:lvlJc w:val="left"/>
-      <w:pPr>
-        <w:ind w:left="4593" w:hanging="360"/>
-      </w:pPr>
-      <w:rPr>
-        <w:rFonts w:ascii="Courier New" w:hAnsi="Courier New" w:cs="Courier New" w:hint="default"/>
-      </w:rPr>
-    </w:lvl>
-    <w:lvl w:ilvl="5" w:tplc="FFFFFFFF" w:tentative="1">
-      <w:start w:val="1"/>
-      <w:numFmt w:val="bullet"/>
-      <w:lvlText w:val=""/>
-      <w:lvlJc w:val="left"/>
-      <w:pPr>
-        <w:ind w:left="5313" w:hanging="360"/>
-      </w:pPr>
-      <w:rPr>
-        <w:rFonts w:ascii="Wingdings" w:hAnsi="Wingdings" w:hint="default"/>
-      </w:rPr>
-    </w:lvl>
-    <w:lvl w:ilvl="6" w:tplc="FFFFFFFF" w:tentative="1">
-      <w:start w:val="1"/>
-      <w:numFmt w:val="bullet"/>
-      <w:lvlText w:val=""/>
-      <w:lvlJc w:val="left"/>
-      <w:pPr>
-        <w:ind w:left="6033" w:hanging="360"/>
-      </w:pPr>
-      <w:rPr>
-        <w:rFonts w:ascii="Symbol" w:hAnsi="Symbol" w:hint="default"/>
-      </w:rPr>
-    </w:lvl>
-    <w:lvl w:ilvl="7" w:tplc="FFFFFFFF" w:tentative="1">
-      <w:start w:val="1"/>
-      <w:numFmt w:val="bullet"/>
-      <w:lvlText w:val="o"/>
-      <w:lvlJc w:val="left"/>
-      <w:pPr>
-        <w:ind w:left="6753" w:hanging="360"/>
-      </w:pPr>
-      <w:rPr>
-        <w:rFonts w:ascii="Courier New" w:hAnsi="Courier New" w:cs="Courier New" w:hint="default"/>
-      </w:rPr>
-    </w:lvl>
-    <w:lvl w:ilvl="8" w:tplc="FFFFFFFF" w:tentative="1">
-      <w:start w:val="1"/>
-      <w:numFmt w:val="bullet"/>
-      <w:lvlText w:val=""/>
-      <w:lvlJc w:val="left"/>
-      <w:pPr>
-        <w:ind w:left="7473" w:hanging="360"/>
-      </w:pPr>
-      <w:rPr>
-        <w:rFonts w:ascii="Wingdings" w:hAnsi="Wingdings" w:hint="default"/>
-      </w:rPr>
-    </w:lvl>
-  </w:abstractNum>
-  <w:abstractNum w:abstractNumId="32" w15:restartNumberingAfterBreak="0">
+  <w:abstractNum w:abstractNumId="20" w15:restartNumberingAfterBreak="0">
     <w:nsid w:val="46A44B21"/>
     <w:multiLevelType w:val="hybridMultilevel"/>
     <w:tmpl w:val="A7284838"/>
@@ -16623,7 +15534,7 @@
       </w:rPr>
     </w:lvl>
   </w:abstractNum>
-  <w:abstractNum w:abstractNumId="33" w15:restartNumberingAfterBreak="0">
+  <w:abstractNum w:abstractNumId="21" w15:restartNumberingAfterBreak="0">
     <w:nsid w:val="473C10F6"/>
     <w:multiLevelType w:val="hybridMultilevel"/>
     <w:tmpl w:val="C6D0D1E6"/>
@@ -16737,120 +15648,7 @@
       </w:rPr>
     </w:lvl>
   </w:abstractNum>
-  <w:abstractNum w:abstractNumId="34" w15:restartNumberingAfterBreak="0">
-    <w:nsid w:val="4D4C287F"/>
-    <w:multiLevelType w:val="hybridMultilevel"/>
-    <w:tmpl w:val="79ECBC36"/>
-    <w:lvl w:ilvl="0" w:tplc="0C0A0001">
-      <w:start w:val="1"/>
-      <w:numFmt w:val="bullet"/>
-      <w:lvlText w:val=""/>
-      <w:lvlJc w:val="left"/>
-      <w:pPr>
-        <w:ind w:left="1429" w:hanging="360"/>
-      </w:pPr>
-      <w:rPr>
-        <w:rFonts w:ascii="Symbol" w:hAnsi="Symbol" w:hint="default"/>
-      </w:rPr>
-    </w:lvl>
-    <w:lvl w:ilvl="1" w:tplc="0C0A0003" w:tentative="1">
-      <w:start w:val="1"/>
-      <w:numFmt w:val="bullet"/>
-      <w:lvlText w:val="o"/>
-      <w:lvlJc w:val="left"/>
-      <w:pPr>
-        <w:ind w:left="2149" w:hanging="360"/>
-      </w:pPr>
-      <w:rPr>
-        <w:rFonts w:ascii="Courier New" w:hAnsi="Courier New" w:cs="Courier New" w:hint="default"/>
-      </w:rPr>
-    </w:lvl>
-    <w:lvl w:ilvl="2" w:tplc="0C0A0005" w:tentative="1">
-      <w:start w:val="1"/>
-      <w:numFmt w:val="bullet"/>
-      <w:lvlText w:val=""/>
-      <w:lvlJc w:val="left"/>
-      <w:pPr>
-        <w:ind w:left="2869" w:hanging="360"/>
-      </w:pPr>
-      <w:rPr>
-        <w:rFonts w:ascii="Wingdings" w:hAnsi="Wingdings" w:hint="default"/>
-      </w:rPr>
-    </w:lvl>
-    <w:lvl w:ilvl="3" w:tplc="0C0A0001" w:tentative="1">
-      <w:start w:val="1"/>
-      <w:numFmt w:val="bullet"/>
-      <w:lvlText w:val=""/>
-      <w:lvlJc w:val="left"/>
-      <w:pPr>
-        <w:ind w:left="3589" w:hanging="360"/>
-      </w:pPr>
-      <w:rPr>
-        <w:rFonts w:ascii="Symbol" w:hAnsi="Symbol" w:hint="default"/>
-      </w:rPr>
-    </w:lvl>
-    <w:lvl w:ilvl="4" w:tplc="0C0A0003" w:tentative="1">
-      <w:start w:val="1"/>
-      <w:numFmt w:val="bullet"/>
-      <w:lvlText w:val="o"/>
-      <w:lvlJc w:val="left"/>
-      <w:pPr>
-        <w:ind w:left="4309" w:hanging="360"/>
-      </w:pPr>
-      <w:rPr>
-        <w:rFonts w:ascii="Courier New" w:hAnsi="Courier New" w:cs="Courier New" w:hint="default"/>
-      </w:rPr>
-    </w:lvl>
-    <w:lvl w:ilvl="5" w:tplc="0C0A0005" w:tentative="1">
-      <w:start w:val="1"/>
-      <w:numFmt w:val="bullet"/>
-      <w:lvlText w:val=""/>
-      <w:lvlJc w:val="left"/>
-      <w:pPr>
-        <w:ind w:left="5029" w:hanging="360"/>
-      </w:pPr>
-      <w:rPr>
-        <w:rFonts w:ascii="Wingdings" w:hAnsi="Wingdings" w:hint="default"/>
-      </w:rPr>
-    </w:lvl>
-    <w:lvl w:ilvl="6" w:tplc="0C0A0001" w:tentative="1">
-      <w:start w:val="1"/>
-      <w:numFmt w:val="bullet"/>
-      <w:lvlText w:val=""/>
-      <w:lvlJc w:val="left"/>
-      <w:pPr>
-        <w:ind w:left="5749" w:hanging="360"/>
-      </w:pPr>
-      <w:rPr>
-        <w:rFonts w:ascii="Symbol" w:hAnsi="Symbol" w:hint="default"/>
-      </w:rPr>
-    </w:lvl>
-    <w:lvl w:ilvl="7" w:tplc="0C0A0003" w:tentative="1">
-      <w:start w:val="1"/>
-      <w:numFmt w:val="bullet"/>
-      <w:lvlText w:val="o"/>
-      <w:lvlJc w:val="left"/>
-      <w:pPr>
-        <w:ind w:left="6469" w:hanging="360"/>
-      </w:pPr>
-      <w:rPr>
-        <w:rFonts w:ascii="Courier New" w:hAnsi="Courier New" w:cs="Courier New" w:hint="default"/>
-      </w:rPr>
-    </w:lvl>
-    <w:lvl w:ilvl="8" w:tplc="0C0A0005" w:tentative="1">
-      <w:start w:val="1"/>
-      <w:numFmt w:val="bullet"/>
-      <w:lvlText w:val=""/>
-      <w:lvlJc w:val="left"/>
-      <w:pPr>
-        <w:ind w:left="7189" w:hanging="360"/>
-      </w:pPr>
-      <w:rPr>
-        <w:rFonts w:ascii="Wingdings" w:hAnsi="Wingdings" w:hint="default"/>
-      </w:rPr>
-    </w:lvl>
-  </w:abstractNum>
-  <w:abstractNum w:abstractNumId="35" w15:restartNumberingAfterBreak="0">
+  <w:abstractNum w:abstractNumId="22" w15:restartNumberingAfterBreak="0">
     <w:nsid w:val="4EBE1EF6"/>
     <w:multiLevelType w:val="hybridMultilevel"/>
     <w:tmpl w:val="AF3C2E24"/>
@@ -16941,7 +15739,7 @@
       </w:pPr>
     </w:lvl>
   </w:abstractNum>
-  <w:abstractNum w:abstractNumId="36" w15:restartNumberingAfterBreak="0">
+  <w:abstractNum w:abstractNumId="23" w15:restartNumberingAfterBreak="0">
     <w:nsid w:val="53E371B2"/>
     <w:multiLevelType w:val="hybridMultilevel"/>
     <w:tmpl w:val="0ADCF20A"/>
@@ -17027,250 +15825,20 @@
       </w:pPr>
     </w:lvl>
   </w:abstractNum>
-  <w:abstractNum w:abstractNumId="37" w15:restartNumberingAfterBreak="0">
-    <w:nsid w:val="558A6954"/>
+  <w:abstractNum w:abstractNumId="24" w15:restartNumberingAfterBreak="0">
+    <w:nsid w:val="5E5829F8"/>
     <w:multiLevelType w:val="hybridMultilevel"/>
-    <w:tmpl w:val="F48AD82E"/>
-    <w:lvl w:ilvl="0" w:tplc="0C0A0001">
-      <w:start w:val="1"/>
-      <w:numFmt w:val="bullet"/>
-      <w:lvlText w:val=""/>
+    <w:tmpl w:val="62F4A862"/>
+    <w:lvl w:ilvl="0" w:tplc="240A0017">
+      <w:start w:val="1"/>
+      <w:numFmt w:val="lowerLetter"/>
+      <w:lvlText w:val="%1)"/>
       <w:lvlJc w:val="left"/>
       <w:pPr>
         <w:ind w:left="1429" w:hanging="360"/>
       </w:pPr>
-      <w:rPr>
-        <w:rFonts w:ascii="Symbol" w:hAnsi="Symbol" w:hint="default"/>
-      </w:rPr>
-    </w:lvl>
-    <w:lvl w:ilvl="1" w:tplc="0C0A0003" w:tentative="1">
-      <w:start w:val="1"/>
-      <w:numFmt w:val="bullet"/>
-      <w:lvlText w:val="o"/>
-      <w:lvlJc w:val="left"/>
-      <w:pPr>
-        <w:ind w:left="2149" w:hanging="360"/>
-      </w:pPr>
-      <w:rPr>
-        <w:rFonts w:ascii="Courier New" w:hAnsi="Courier New" w:cs="Courier New" w:hint="default"/>
-      </w:rPr>
-    </w:lvl>
-    <w:lvl w:ilvl="2" w:tplc="0C0A0005" w:tentative="1">
-      <w:start w:val="1"/>
-      <w:numFmt w:val="bullet"/>
-      <w:lvlText w:val=""/>
-      <w:lvlJc w:val="left"/>
-      <w:pPr>
-        <w:ind w:left="2869" w:hanging="360"/>
-      </w:pPr>
-      <w:rPr>
-        <w:rFonts w:ascii="Wingdings" w:hAnsi="Wingdings" w:hint="default"/>
-      </w:rPr>
-    </w:lvl>
-    <w:lvl w:ilvl="3" w:tplc="0C0A0001" w:tentative="1">
-      <w:start w:val="1"/>
-      <w:numFmt w:val="bullet"/>
-      <w:lvlText w:val=""/>
-      <w:lvlJc w:val="left"/>
-      <w:pPr>
-        <w:ind w:left="3589" w:hanging="360"/>
-      </w:pPr>
-      <w:rPr>
-        <w:rFonts w:ascii="Symbol" w:hAnsi="Symbol" w:hint="default"/>
-      </w:rPr>
-    </w:lvl>
-    <w:lvl w:ilvl="4" w:tplc="0C0A0003" w:tentative="1">
-      <w:start w:val="1"/>
-      <w:numFmt w:val="bullet"/>
-      <w:lvlText w:val="o"/>
-      <w:lvlJc w:val="left"/>
-      <w:pPr>
-        <w:ind w:left="4309" w:hanging="360"/>
-      </w:pPr>
-      <w:rPr>
-        <w:rFonts w:ascii="Courier New" w:hAnsi="Courier New" w:cs="Courier New" w:hint="default"/>
-      </w:rPr>
-    </w:lvl>
-    <w:lvl w:ilvl="5" w:tplc="0C0A0005" w:tentative="1">
-      <w:start w:val="1"/>
-      <w:numFmt w:val="bullet"/>
-      <w:lvlText w:val=""/>
-      <w:lvlJc w:val="left"/>
-      <w:pPr>
-        <w:ind w:left="5029" w:hanging="360"/>
-      </w:pPr>
-      <w:rPr>
-        <w:rFonts w:ascii="Wingdings" w:hAnsi="Wingdings" w:hint="default"/>
-      </w:rPr>
-    </w:lvl>
-    <w:lvl w:ilvl="6" w:tplc="0C0A0001" w:tentative="1">
-      <w:start w:val="1"/>
-      <w:numFmt w:val="bullet"/>
-      <w:lvlText w:val=""/>
-      <w:lvlJc w:val="left"/>
-      <w:pPr>
-        <w:ind w:left="5749" w:hanging="360"/>
-      </w:pPr>
-      <w:rPr>
-        <w:rFonts w:ascii="Symbol" w:hAnsi="Symbol" w:hint="default"/>
-      </w:rPr>
-    </w:lvl>
-    <w:lvl w:ilvl="7" w:tplc="0C0A0003" w:tentative="1">
-      <w:start w:val="1"/>
-      <w:numFmt w:val="bullet"/>
-      <w:lvlText w:val="o"/>
-      <w:lvlJc w:val="left"/>
-      <w:pPr>
-        <w:ind w:left="6469" w:hanging="360"/>
-      </w:pPr>
-      <w:rPr>
-        <w:rFonts w:ascii="Courier New" w:hAnsi="Courier New" w:cs="Courier New" w:hint="default"/>
-      </w:rPr>
-    </w:lvl>
-    <w:lvl w:ilvl="8" w:tplc="0C0A0005" w:tentative="1">
-      <w:start w:val="1"/>
-      <w:numFmt w:val="bullet"/>
-      <w:lvlText w:val=""/>
-      <w:lvlJc w:val="left"/>
-      <w:pPr>
-        <w:ind w:left="7189" w:hanging="360"/>
-      </w:pPr>
-      <w:rPr>
-        <w:rFonts w:ascii="Wingdings" w:hAnsi="Wingdings" w:hint="default"/>
-      </w:rPr>
-    </w:lvl>
-  </w:abstractNum>
-  <w:abstractNum w:abstractNumId="38" w15:restartNumberingAfterBreak="0">
-    <w:nsid w:val="577F79A8"/>
-    <w:multiLevelType w:val="hybridMultilevel"/>
-    <w:tmpl w:val="FE6C2E82"/>
-    <w:lvl w:ilvl="0" w:tplc="0C0A0001">
-      <w:start w:val="1"/>
-      <w:numFmt w:val="bullet"/>
-      <w:lvlText w:val=""/>
-      <w:lvlJc w:val="left"/>
-      <w:pPr>
-        <w:ind w:left="1429" w:hanging="360"/>
-      </w:pPr>
-      <w:rPr>
-        <w:rFonts w:ascii="Symbol" w:hAnsi="Symbol" w:hint="default"/>
-      </w:rPr>
-    </w:lvl>
-    <w:lvl w:ilvl="1" w:tplc="0C0A0003" w:tentative="1">
-      <w:start w:val="1"/>
-      <w:numFmt w:val="bullet"/>
-      <w:lvlText w:val="o"/>
-      <w:lvlJc w:val="left"/>
-      <w:pPr>
-        <w:ind w:left="2149" w:hanging="360"/>
-      </w:pPr>
-      <w:rPr>
-        <w:rFonts w:ascii="Courier New" w:hAnsi="Courier New" w:cs="Courier New" w:hint="default"/>
-      </w:rPr>
-    </w:lvl>
-    <w:lvl w:ilvl="2" w:tplc="0C0A0005" w:tentative="1">
-      <w:start w:val="1"/>
-      <w:numFmt w:val="bullet"/>
-      <w:lvlText w:val=""/>
-      <w:lvlJc w:val="left"/>
-      <w:pPr>
-        <w:ind w:left="2869" w:hanging="360"/>
-      </w:pPr>
-      <w:rPr>
-        <w:rFonts w:ascii="Wingdings" w:hAnsi="Wingdings" w:hint="default"/>
-      </w:rPr>
-    </w:lvl>
-    <w:lvl w:ilvl="3" w:tplc="0C0A0001" w:tentative="1">
-      <w:start w:val="1"/>
-      <w:numFmt w:val="bullet"/>
-      <w:lvlText w:val=""/>
-      <w:lvlJc w:val="left"/>
-      <w:pPr>
-        <w:ind w:left="3589" w:hanging="360"/>
-      </w:pPr>
-      <w:rPr>
-        <w:rFonts w:ascii="Symbol" w:hAnsi="Symbol" w:hint="default"/>
-      </w:rPr>
-    </w:lvl>
-    <w:lvl w:ilvl="4" w:tplc="0C0A0003" w:tentative="1">
-      <w:start w:val="1"/>
-      <w:numFmt w:val="bullet"/>
-      <w:lvlText w:val="o"/>
-      <w:lvlJc w:val="left"/>
-      <w:pPr>
-        <w:ind w:left="4309" w:hanging="360"/>
-      </w:pPr>
-      <w:rPr>
-        <w:rFonts w:ascii="Courier New" w:hAnsi="Courier New" w:cs="Courier New" w:hint="default"/>
-      </w:rPr>
-    </w:lvl>
-    <w:lvl w:ilvl="5" w:tplc="0C0A0005" w:tentative="1">
-      <w:start w:val="1"/>
-      <w:numFmt w:val="bullet"/>
-      <w:lvlText w:val=""/>
-      <w:lvlJc w:val="left"/>
-      <w:pPr>
-        <w:ind w:left="5029" w:hanging="360"/>
-      </w:pPr>
-      <w:rPr>
-        <w:rFonts w:ascii="Wingdings" w:hAnsi="Wingdings" w:hint="default"/>
-      </w:rPr>
-    </w:lvl>
-    <w:lvl w:ilvl="6" w:tplc="0C0A0001" w:tentative="1">
-      <w:start w:val="1"/>
-      <w:numFmt w:val="bullet"/>
-      <w:lvlText w:val=""/>
-      <w:lvlJc w:val="left"/>
-      <w:pPr>
-        <w:ind w:left="5749" w:hanging="360"/>
-      </w:pPr>
-      <w:rPr>
-        <w:rFonts w:ascii="Symbol" w:hAnsi="Symbol" w:hint="default"/>
-      </w:rPr>
-    </w:lvl>
-    <w:lvl w:ilvl="7" w:tplc="0C0A0003" w:tentative="1">
-      <w:start w:val="1"/>
-      <w:numFmt w:val="bullet"/>
-      <w:lvlText w:val="o"/>
-      <w:lvlJc w:val="left"/>
-      <w:pPr>
-        <w:ind w:left="6469" w:hanging="360"/>
-      </w:pPr>
-      <w:rPr>
-        <w:rFonts w:ascii="Courier New" w:hAnsi="Courier New" w:cs="Courier New" w:hint="default"/>
-      </w:rPr>
-    </w:lvl>
-    <w:lvl w:ilvl="8" w:tplc="0C0A0005" w:tentative="1">
-      <w:start w:val="1"/>
-      <w:numFmt w:val="bullet"/>
-      <w:lvlText w:val=""/>
-      <w:lvlJc w:val="left"/>
-      <w:pPr>
-        <w:ind w:left="7189" w:hanging="360"/>
-      </w:pPr>
-      <w:rPr>
-        <w:rFonts w:ascii="Wingdings" w:hAnsi="Wingdings" w:hint="default"/>
-      </w:rPr>
-    </w:lvl>
-  </w:abstractNum>
-  <w:abstractNum w:abstractNumId="39" w15:restartNumberingAfterBreak="0">
-    <w:nsid w:val="5ADD17D0"/>
-    <w:multiLevelType w:val="hybridMultilevel"/>
-    <w:tmpl w:val="85BAD260"/>
-    <w:lvl w:ilvl="0" w:tplc="5C50D3DA">
-      <w:start w:val="1"/>
-      <w:numFmt w:val="upperLetter"/>
-      <w:lvlText w:val="%1."/>
-      <w:lvlJc w:val="left"/>
-      <w:pPr>
-        <w:ind w:left="1429" w:hanging="360"/>
-      </w:pPr>
-      <w:rPr>
-        <w:b/>
-        <w:bCs/>
-      </w:rPr>
-    </w:lvl>
-    <w:lvl w:ilvl="1" w:tplc="0C0A0019" w:tentative="1">
+    </w:lvl>
+    <w:lvl w:ilvl="1" w:tplc="240A0019" w:tentative="1">
       <w:start w:val="1"/>
       <w:numFmt w:val="lowerLetter"/>
       <w:lvlText w:val="%2."/>
@@ -17279,7 +15847,7 @@
         <w:ind w:left="2149" w:hanging="360"/>
       </w:pPr>
     </w:lvl>
-    <w:lvl w:ilvl="2" w:tplc="0C0A001B" w:tentative="1">
+    <w:lvl w:ilvl="2" w:tplc="240A001B" w:tentative="1">
       <w:start w:val="1"/>
       <w:numFmt w:val="lowerRoman"/>
       <w:lvlText w:val="%3."/>
@@ -17288,7 +15856,7 @@
         <w:ind w:left="2869" w:hanging="180"/>
       </w:pPr>
     </w:lvl>
-    <w:lvl w:ilvl="3" w:tplc="0C0A000F" w:tentative="1">
+    <w:lvl w:ilvl="3" w:tplc="240A000F" w:tentative="1">
       <w:start w:val="1"/>
       <w:numFmt w:val="decimal"/>
       <w:lvlText w:val="%4."/>
@@ -17297,7 +15865,7 @@
         <w:ind w:left="3589" w:hanging="360"/>
       </w:pPr>
     </w:lvl>
-    <w:lvl w:ilvl="4" w:tplc="0C0A0019" w:tentative="1">
+    <w:lvl w:ilvl="4" w:tplc="240A0019" w:tentative="1">
       <w:start w:val="1"/>
       <w:numFmt w:val="lowerLetter"/>
       <w:lvlText w:val="%5."/>
@@ -17306,7 +15874,7 @@
         <w:ind w:left="4309" w:hanging="360"/>
       </w:pPr>
     </w:lvl>
-    <w:lvl w:ilvl="5" w:tplc="0C0A001B" w:tentative="1">
+    <w:lvl w:ilvl="5" w:tplc="240A001B" w:tentative="1">
       <w:start w:val="1"/>
       <w:numFmt w:val="lowerRoman"/>
       <w:lvlText w:val="%6."/>
@@ -17315,7 +15883,7 @@
         <w:ind w:left="5029" w:hanging="180"/>
       </w:pPr>
     </w:lvl>
-    <w:lvl w:ilvl="6" w:tplc="0C0A000F" w:tentative="1">
+    <w:lvl w:ilvl="6" w:tplc="240A000F" w:tentative="1">
       <w:start w:val="1"/>
       <w:numFmt w:val="decimal"/>
       <w:lvlText w:val="%7."/>
@@ -17324,7 +15892,7 @@
         <w:ind w:left="5749" w:hanging="360"/>
       </w:pPr>
     </w:lvl>
-    <w:lvl w:ilvl="7" w:tplc="0C0A0019" w:tentative="1">
+    <w:lvl w:ilvl="7" w:tplc="240A0019" w:tentative="1">
       <w:start w:val="1"/>
       <w:numFmt w:val="lowerLetter"/>
       <w:lvlText w:val="%8."/>
@@ -17333,7 +15901,7 @@
         <w:ind w:left="6469" w:hanging="360"/>
       </w:pPr>
     </w:lvl>
-    <w:lvl w:ilvl="8" w:tplc="0C0A001B" w:tentative="1">
+    <w:lvl w:ilvl="8" w:tplc="240A001B" w:tentative="1">
       <w:start w:val="1"/>
       <w:numFmt w:val="lowerRoman"/>
       <w:lvlText w:val="%9."/>
@@ -17343,319 +15911,7 @@
       </w:pPr>
     </w:lvl>
   </w:abstractNum>
-  <w:abstractNum w:abstractNumId="40" w15:restartNumberingAfterBreak="0">
-    <w:nsid w:val="5E5829F8"/>
-    <w:multiLevelType w:val="hybridMultilevel"/>
-    <w:tmpl w:val="33744A7A"/>
-    <w:lvl w:ilvl="0" w:tplc="240A0017">
-      <w:start w:val="1"/>
-      <w:numFmt w:val="lowerLetter"/>
-      <w:lvlText w:val="%1)"/>
-      <w:lvlJc w:val="left"/>
-      <w:pPr>
-        <w:ind w:left="1429" w:hanging="360"/>
-      </w:pPr>
-    </w:lvl>
-    <w:lvl w:ilvl="1" w:tplc="240A0019" w:tentative="1">
-      <w:start w:val="1"/>
-      <w:numFmt w:val="lowerLetter"/>
-      <w:lvlText w:val="%2."/>
-      <w:lvlJc w:val="left"/>
-      <w:pPr>
-        <w:ind w:left="2149" w:hanging="360"/>
-      </w:pPr>
-    </w:lvl>
-    <w:lvl w:ilvl="2" w:tplc="240A001B" w:tentative="1">
-      <w:start w:val="1"/>
-      <w:numFmt w:val="lowerRoman"/>
-      <w:lvlText w:val="%3."/>
-      <w:lvlJc w:val="right"/>
-      <w:pPr>
-        <w:ind w:left="2869" w:hanging="180"/>
-      </w:pPr>
-    </w:lvl>
-    <w:lvl w:ilvl="3" w:tplc="240A000F" w:tentative="1">
-      <w:start w:val="1"/>
-      <w:numFmt w:val="decimal"/>
-      <w:lvlText w:val="%4."/>
-      <w:lvlJc w:val="left"/>
-      <w:pPr>
-        <w:ind w:left="3589" w:hanging="360"/>
-      </w:pPr>
-    </w:lvl>
-    <w:lvl w:ilvl="4" w:tplc="240A0019" w:tentative="1">
-      <w:start w:val="1"/>
-      <w:numFmt w:val="lowerLetter"/>
-      <w:lvlText w:val="%5."/>
-      <w:lvlJc w:val="left"/>
-      <w:pPr>
-        <w:ind w:left="4309" w:hanging="360"/>
-      </w:pPr>
-    </w:lvl>
-    <w:lvl w:ilvl="5" w:tplc="240A001B" w:tentative="1">
-      <w:start w:val="1"/>
-      <w:numFmt w:val="lowerRoman"/>
-      <w:lvlText w:val="%6."/>
-      <w:lvlJc w:val="right"/>
-      <w:pPr>
-        <w:ind w:left="5029" w:hanging="180"/>
-      </w:pPr>
-    </w:lvl>
-    <w:lvl w:ilvl="6" w:tplc="240A000F" w:tentative="1">
-      <w:start w:val="1"/>
-      <w:numFmt w:val="decimal"/>
-      <w:lvlText w:val="%7."/>
-      <w:lvlJc w:val="left"/>
-      <w:pPr>
-        <w:ind w:left="5749" w:hanging="360"/>
-      </w:pPr>
-    </w:lvl>
-    <w:lvl w:ilvl="7" w:tplc="240A0019" w:tentative="1">
-      <w:start w:val="1"/>
-      <w:numFmt w:val="lowerLetter"/>
-      <w:lvlText w:val="%8."/>
-      <w:lvlJc w:val="left"/>
-      <w:pPr>
-        <w:ind w:left="6469" w:hanging="360"/>
-      </w:pPr>
-    </w:lvl>
-    <w:lvl w:ilvl="8" w:tplc="240A001B" w:tentative="1">
-      <w:start w:val="1"/>
-      <w:numFmt w:val="lowerRoman"/>
-      <w:lvlText w:val="%9."/>
-      <w:lvlJc w:val="right"/>
-      <w:pPr>
-        <w:ind w:left="7189" w:hanging="180"/>
-      </w:pPr>
-    </w:lvl>
-  </w:abstractNum>
-  <w:abstractNum w:abstractNumId="41" w15:restartNumberingAfterBreak="0">
-    <w:nsid w:val="64BC4178"/>
-    <w:multiLevelType w:val="hybridMultilevel"/>
-    <w:tmpl w:val="B9569D44"/>
-    <w:lvl w:ilvl="0" w:tplc="240A0001">
-      <w:start w:val="1"/>
-      <w:numFmt w:val="bullet"/>
-      <w:lvlText w:val=""/>
-      <w:lvlJc w:val="left"/>
-      <w:pPr>
-        <w:ind w:left="1429" w:hanging="360"/>
-      </w:pPr>
-      <w:rPr>
-        <w:rFonts w:ascii="Symbol" w:hAnsi="Symbol" w:hint="default"/>
-      </w:rPr>
-    </w:lvl>
-    <w:lvl w:ilvl="1" w:tplc="240A0003" w:tentative="1">
-      <w:start w:val="1"/>
-      <w:numFmt w:val="bullet"/>
-      <w:lvlText w:val="o"/>
-      <w:lvlJc w:val="left"/>
-      <w:pPr>
-        <w:ind w:left="2149" w:hanging="360"/>
-      </w:pPr>
-      <w:rPr>
-        <w:rFonts w:ascii="Courier New" w:hAnsi="Courier New" w:cs="Courier New" w:hint="default"/>
-      </w:rPr>
-    </w:lvl>
-    <w:lvl w:ilvl="2" w:tplc="240A0005" w:tentative="1">
-      <w:start w:val="1"/>
-      <w:numFmt w:val="bullet"/>
-      <w:lvlText w:val=""/>
-      <w:lvlJc w:val="left"/>
-      <w:pPr>
-        <w:ind w:left="2869" w:hanging="360"/>
-      </w:pPr>
-      <w:rPr>
-        <w:rFonts w:ascii="Wingdings" w:hAnsi="Wingdings" w:hint="default"/>
-      </w:rPr>
-    </w:lvl>
-    <w:lvl w:ilvl="3" w:tplc="240A0001" w:tentative="1">
-      <w:start w:val="1"/>
-      <w:numFmt w:val="bullet"/>
-      <w:lvlText w:val=""/>
-      <w:lvlJc w:val="left"/>
-      <w:pPr>
-        <w:ind w:left="3589" w:hanging="360"/>
-      </w:pPr>
-      <w:rPr>
-        <w:rFonts w:ascii="Symbol" w:hAnsi="Symbol" w:hint="default"/>
-      </w:rPr>
-    </w:lvl>
-    <w:lvl w:ilvl="4" w:tplc="240A0003" w:tentative="1">
-      <w:start w:val="1"/>
-      <w:numFmt w:val="bullet"/>
-      <w:lvlText w:val="o"/>
-      <w:lvlJc w:val="left"/>
-      <w:pPr>
-        <w:ind w:left="4309" w:hanging="360"/>
-      </w:pPr>
-      <w:rPr>
-        <w:rFonts w:ascii="Courier New" w:hAnsi="Courier New" w:cs="Courier New" w:hint="default"/>
-      </w:rPr>
-    </w:lvl>
-    <w:lvl w:ilvl="5" w:tplc="240A0005" w:tentative="1">
-      <w:start w:val="1"/>
-      <w:numFmt w:val="bullet"/>
-      <w:lvlText w:val=""/>
-      <w:lvlJc w:val="left"/>
-      <w:pPr>
-        <w:ind w:left="5029" w:hanging="360"/>
-      </w:pPr>
-      <w:rPr>
-        <w:rFonts w:ascii="Wingdings" w:hAnsi="Wingdings" w:hint="default"/>
-      </w:rPr>
-    </w:lvl>
-    <w:lvl w:ilvl="6" w:tplc="240A0001" w:tentative="1">
-      <w:start w:val="1"/>
-      <w:numFmt w:val="bullet"/>
-      <w:lvlText w:val=""/>
-      <w:lvlJc w:val="left"/>
-      <w:pPr>
-        <w:ind w:left="5749" w:hanging="360"/>
-      </w:pPr>
-      <w:rPr>
-        <w:rFonts w:ascii="Symbol" w:hAnsi="Symbol" w:hint="default"/>
-      </w:rPr>
-    </w:lvl>
-    <w:lvl w:ilvl="7" w:tplc="240A0003" w:tentative="1">
-      <w:start w:val="1"/>
-      <w:numFmt w:val="bullet"/>
-      <w:lvlText w:val="o"/>
-      <w:lvlJc w:val="left"/>
-      <w:pPr>
-        <w:ind w:left="6469" w:hanging="360"/>
-      </w:pPr>
-      <w:rPr>
-        <w:rFonts w:ascii="Courier New" w:hAnsi="Courier New" w:cs="Courier New" w:hint="default"/>
-      </w:rPr>
-    </w:lvl>
-    <w:lvl w:ilvl="8" w:tplc="240A0005" w:tentative="1">
-      <w:start w:val="1"/>
-      <w:numFmt w:val="bullet"/>
-      <w:lvlText w:val=""/>
-      <w:lvlJc w:val="left"/>
-      <w:pPr>
-        <w:ind w:left="7189" w:hanging="360"/>
-      </w:pPr>
-      <w:rPr>
-        <w:rFonts w:ascii="Wingdings" w:hAnsi="Wingdings" w:hint="default"/>
-      </w:rPr>
-    </w:lvl>
-  </w:abstractNum>
-  <w:abstractNum w:abstractNumId="42" w15:restartNumberingAfterBreak="0">
-    <w:nsid w:val="6B6A09E7"/>
-    <w:multiLevelType w:val="hybridMultilevel"/>
-    <w:tmpl w:val="3348DEB0"/>
-    <w:lvl w:ilvl="0" w:tplc="240A0001">
-      <w:start w:val="1"/>
-      <w:numFmt w:val="bullet"/>
-      <w:lvlText w:val=""/>
-      <w:lvlJc w:val="left"/>
-      <w:pPr>
-        <w:ind w:left="1429" w:hanging="360"/>
-      </w:pPr>
-      <w:rPr>
-        <w:rFonts w:ascii="Symbol" w:hAnsi="Symbol" w:hint="default"/>
-      </w:rPr>
-    </w:lvl>
-    <w:lvl w:ilvl="1" w:tplc="240A0003" w:tentative="1">
-      <w:start w:val="1"/>
-      <w:numFmt w:val="bullet"/>
-      <w:lvlText w:val="o"/>
-      <w:lvlJc w:val="left"/>
-      <w:pPr>
-        <w:ind w:left="2149" w:hanging="360"/>
-      </w:pPr>
-      <w:rPr>
-        <w:rFonts w:ascii="Courier New" w:hAnsi="Courier New" w:cs="Courier New" w:hint="default"/>
-      </w:rPr>
-    </w:lvl>
-    <w:lvl w:ilvl="2" w:tplc="240A0005" w:tentative="1">
-      <w:start w:val="1"/>
-      <w:numFmt w:val="bullet"/>
-      <w:lvlText w:val=""/>
-      <w:lvlJc w:val="left"/>
-      <w:pPr>
-        <w:ind w:left="2869" w:hanging="360"/>
-      </w:pPr>
-      <w:rPr>
-        <w:rFonts w:ascii="Wingdings" w:hAnsi="Wingdings" w:hint="default"/>
-      </w:rPr>
-    </w:lvl>
-    <w:lvl w:ilvl="3" w:tplc="240A0001" w:tentative="1">
-      <w:start w:val="1"/>
-      <w:numFmt w:val="bullet"/>
-      <w:lvlText w:val=""/>
-      <w:lvlJc w:val="left"/>
-      <w:pPr>
-        <w:ind w:left="3589" w:hanging="360"/>
-      </w:pPr>
-      <w:rPr>
-        <w:rFonts w:ascii="Symbol" w:hAnsi="Symbol" w:hint="default"/>
-      </w:rPr>
-    </w:lvl>
-    <w:lvl w:ilvl="4" w:tplc="240A0003" w:tentative="1">
-      <w:start w:val="1"/>
-      <w:numFmt w:val="bullet"/>
-      <w:lvlText w:val="o"/>
-      <w:lvlJc w:val="left"/>
-      <w:pPr>
-        <w:ind w:left="4309" w:hanging="360"/>
-      </w:pPr>
-      <w:rPr>
-        <w:rFonts w:ascii="Courier New" w:hAnsi="Courier New" w:cs="Courier New" w:hint="default"/>
-      </w:rPr>
-    </w:lvl>
-    <w:lvl w:ilvl="5" w:tplc="240A0005" w:tentative="1">
-      <w:start w:val="1"/>
-      <w:numFmt w:val="bullet"/>
-      <w:lvlText w:val=""/>
-      <w:lvlJc w:val="left"/>
-      <w:pPr>
-        <w:ind w:left="5029" w:hanging="360"/>
-      </w:pPr>
-      <w:rPr>
-        <w:rFonts w:ascii="Wingdings" w:hAnsi="Wingdings" w:hint="default"/>
-      </w:rPr>
-    </w:lvl>
-    <w:lvl w:ilvl="6" w:tplc="240A0001" w:tentative="1">
-      <w:start w:val="1"/>
-      <w:numFmt w:val="bullet"/>
-      <w:lvlText w:val=""/>
-      <w:lvlJc w:val="left"/>
-      <w:pPr>
-        <w:ind w:left="5749" w:hanging="360"/>
-      </w:pPr>
-      <w:rPr>
-        <w:rFonts w:ascii="Symbol" w:hAnsi="Symbol" w:hint="default"/>
-      </w:rPr>
-    </w:lvl>
-    <w:lvl w:ilvl="7" w:tplc="240A0003" w:tentative="1">
-      <w:start w:val="1"/>
-      <w:numFmt w:val="bullet"/>
-      <w:lvlText w:val="o"/>
-      <w:lvlJc w:val="left"/>
-      <w:pPr>
-        <w:ind w:left="6469" w:hanging="360"/>
-      </w:pPr>
-      <w:rPr>
-        <w:rFonts w:ascii="Courier New" w:hAnsi="Courier New" w:cs="Courier New" w:hint="default"/>
-      </w:rPr>
-    </w:lvl>
-    <w:lvl w:ilvl="8" w:tplc="240A0005" w:tentative="1">
-      <w:start w:val="1"/>
-      <w:numFmt w:val="bullet"/>
-      <w:lvlText w:val=""/>
-      <w:lvlJc w:val="left"/>
-      <w:pPr>
-        <w:ind w:left="7189" w:hanging="360"/>
-      </w:pPr>
-      <w:rPr>
-        <w:rFonts w:ascii="Wingdings" w:hAnsi="Wingdings" w:hint="default"/>
-      </w:rPr>
-    </w:lvl>
-  </w:abstractNum>
-  <w:abstractNum w:abstractNumId="43" w15:restartNumberingAfterBreak="0">
+  <w:abstractNum w:abstractNumId="25" w15:restartNumberingAfterBreak="0">
     <w:nsid w:val="75227009"/>
     <w:multiLevelType w:val="hybridMultilevel"/>
     <w:tmpl w:val="B09A9866"/>
@@ -17768,7 +16024,7 @@
       </w:rPr>
     </w:lvl>
   </w:abstractNum>
-  <w:abstractNum w:abstractNumId="44" w15:restartNumberingAfterBreak="0">
+  <w:abstractNum w:abstractNumId="26" w15:restartNumberingAfterBreak="0">
     <w:nsid w:val="7A3D4671"/>
     <w:multiLevelType w:val="hybridMultilevel"/>
     <w:tmpl w:val="8004A0F4"/>
@@ -17854,7 +16110,7 @@
       </w:pPr>
     </w:lvl>
   </w:abstractNum>
-  <w:abstractNum w:abstractNumId="45" w15:restartNumberingAfterBreak="0">
+  <w:abstractNum w:abstractNumId="27" w15:restartNumberingAfterBreak="0">
     <w:nsid w:val="7AE61980"/>
     <w:multiLevelType w:val="hybridMultilevel"/>
     <w:tmpl w:val="EDD20EE2"/>
@@ -17944,7 +16200,7 @@
       </w:pPr>
     </w:lvl>
   </w:abstractNum>
-  <w:abstractNum w:abstractNumId="46" w15:restartNumberingAfterBreak="0">
+  <w:abstractNum w:abstractNumId="28" w15:restartNumberingAfterBreak="0">
     <w:nsid w:val="7B7767E0"/>
     <w:multiLevelType w:val="hybridMultilevel"/>
     <w:tmpl w:val="9766AFA2"/>
@@ -18057,120 +16313,7 @@
       </w:rPr>
     </w:lvl>
   </w:abstractNum>
-  <w:abstractNum w:abstractNumId="47" w15:restartNumberingAfterBreak="0">
-    <w:nsid w:val="7C4943EE"/>
-    <w:multiLevelType w:val="hybridMultilevel"/>
-    <w:tmpl w:val="A58EA9AA"/>
-    <w:lvl w:ilvl="0" w:tplc="0C0A0001">
-      <w:start w:val="1"/>
-      <w:numFmt w:val="bullet"/>
-      <w:lvlText w:val=""/>
-      <w:lvlJc w:val="left"/>
-      <w:pPr>
-        <w:ind w:left="1429" w:hanging="360"/>
-      </w:pPr>
-      <w:rPr>
-        <w:rFonts w:ascii="Symbol" w:hAnsi="Symbol" w:hint="default"/>
-      </w:rPr>
-    </w:lvl>
-    <w:lvl w:ilvl="1" w:tplc="0C0A0003" w:tentative="1">
-      <w:start w:val="1"/>
-      <w:numFmt w:val="bullet"/>
-      <w:lvlText w:val="o"/>
-      <w:lvlJc w:val="left"/>
-      <w:pPr>
-        <w:ind w:left="2149" w:hanging="360"/>
-      </w:pPr>
-      <w:rPr>
-        <w:rFonts w:ascii="Courier New" w:hAnsi="Courier New" w:cs="Courier New" w:hint="default"/>
-      </w:rPr>
-    </w:lvl>
-    <w:lvl w:ilvl="2" w:tplc="0C0A0005" w:tentative="1">
-      <w:start w:val="1"/>
-      <w:numFmt w:val="bullet"/>
-      <w:lvlText w:val=""/>
-      <w:lvlJc w:val="left"/>
-      <w:pPr>
-        <w:ind w:left="2869" w:hanging="360"/>
-      </w:pPr>
-      <w:rPr>
-        <w:rFonts w:ascii="Wingdings" w:hAnsi="Wingdings" w:hint="default"/>
-      </w:rPr>
-    </w:lvl>
-    <w:lvl w:ilvl="3" w:tplc="0C0A0001" w:tentative="1">
-      <w:start w:val="1"/>
-      <w:numFmt w:val="bullet"/>
-      <w:lvlText w:val=""/>
-      <w:lvlJc w:val="left"/>
-      <w:pPr>
-        <w:ind w:left="3589" w:hanging="360"/>
-      </w:pPr>
-      <w:rPr>
-        <w:rFonts w:ascii="Symbol" w:hAnsi="Symbol" w:hint="default"/>
-      </w:rPr>
-    </w:lvl>
-    <w:lvl w:ilvl="4" w:tplc="0C0A0003" w:tentative="1">
-      <w:start w:val="1"/>
-      <w:numFmt w:val="bullet"/>
-      <w:lvlText w:val="o"/>
-      <w:lvlJc w:val="left"/>
-      <w:pPr>
-        <w:ind w:left="4309" w:hanging="360"/>
-      </w:pPr>
-      <w:rPr>
-        <w:rFonts w:ascii="Courier New" w:hAnsi="Courier New" w:cs="Courier New" w:hint="default"/>
-      </w:rPr>
-    </w:lvl>
-    <w:lvl w:ilvl="5" w:tplc="0C0A0005" w:tentative="1">
-      <w:start w:val="1"/>
-      <w:numFmt w:val="bullet"/>
-      <w:lvlText w:val=""/>
-      <w:lvlJc w:val="left"/>
-      <w:pPr>
-        <w:ind w:left="5029" w:hanging="360"/>
-      </w:pPr>
-      <w:rPr>
-        <w:rFonts w:ascii="Wingdings" w:hAnsi="Wingdings" w:hint="default"/>
-      </w:rPr>
-    </w:lvl>
-    <w:lvl w:ilvl="6" w:tplc="0C0A0001" w:tentative="1">
-      <w:start w:val="1"/>
-      <w:numFmt w:val="bullet"/>
-      <w:lvlText w:val=""/>
-      <w:lvlJc w:val="left"/>
-      <w:pPr>
-        <w:ind w:left="5749" w:hanging="360"/>
-      </w:pPr>
-      <w:rPr>
-        <w:rFonts w:ascii="Symbol" w:hAnsi="Symbol" w:hint="default"/>
-      </w:rPr>
-    </w:lvl>
-    <w:lvl w:ilvl="7" w:tplc="0C0A0003" w:tentative="1">
-      <w:start w:val="1"/>
-      <w:numFmt w:val="bullet"/>
-      <w:lvlText w:val="o"/>
-      <w:lvlJc w:val="left"/>
-      <w:pPr>
-        <w:ind w:left="6469" w:hanging="360"/>
-      </w:pPr>
-      <w:rPr>
-        <w:rFonts w:ascii="Courier New" w:hAnsi="Courier New" w:cs="Courier New" w:hint="default"/>
-      </w:rPr>
-    </w:lvl>
-    <w:lvl w:ilvl="8" w:tplc="0C0A0005" w:tentative="1">
-      <w:start w:val="1"/>
-      <w:numFmt w:val="bullet"/>
-      <w:lvlText w:val=""/>
-      <w:lvlJc w:val="left"/>
-      <w:pPr>
-        <w:ind w:left="7189" w:hanging="360"/>
-      </w:pPr>
-      <w:rPr>
-        <w:rFonts w:ascii="Wingdings" w:hAnsi="Wingdings" w:hint="default"/>
-      </w:rPr>
-    </w:lvl>
-  </w:abstractNum>
-  <w:abstractNum w:abstractNumId="48" w15:restartNumberingAfterBreak="0">
+  <w:abstractNum w:abstractNumId="29" w15:restartNumberingAfterBreak="0">
     <w:nsid w:val="7E4B49BD"/>
     <w:multiLevelType w:val="hybridMultilevel"/>
     <w:tmpl w:val="31143B56"/>
@@ -18287,150 +16430,93 @@
     <w:abstractNumId w:val="0"/>
   </w:num>
   <w:num w:numId="2">
+    <w:abstractNumId w:val="12"/>
+  </w:num>
+  <w:num w:numId="3">
+    <w:abstractNumId w:val="22"/>
+  </w:num>
+  <w:num w:numId="4">
+    <w:abstractNumId w:val="15"/>
+  </w:num>
+  <w:num w:numId="5">
+    <w:abstractNumId w:val="17"/>
+  </w:num>
+  <w:num w:numId="6">
+    <w:abstractNumId w:val="9"/>
+  </w:num>
+  <w:num w:numId="7">
+    <w:abstractNumId w:val="3"/>
+  </w:num>
+  <w:num w:numId="8">
+    <w:abstractNumId w:val="13"/>
+  </w:num>
+  <w:num w:numId="9">
+    <w:abstractNumId w:val="23"/>
+  </w:num>
+  <w:num w:numId="10">
+    <w:abstractNumId w:val="11"/>
+  </w:num>
+  <w:num w:numId="11">
+    <w:abstractNumId w:val="24"/>
+  </w:num>
+  <w:num w:numId="12">
+    <w:abstractNumId w:val="21"/>
+  </w:num>
+  <w:num w:numId="13">
+    <w:abstractNumId w:val="5"/>
+  </w:num>
+  <w:num w:numId="14">
+    <w:abstractNumId w:val="6"/>
+  </w:num>
+  <w:num w:numId="15">
     <w:abstractNumId w:val="20"/>
   </w:num>
-  <w:num w:numId="3">
-    <w:abstractNumId w:val="35"/>
+  <w:num w:numId="16">
+    <w:abstractNumId w:val="8"/>
   </w:num>
-  <w:num w:numId="4">
+  <w:num w:numId="17">
+    <w:abstractNumId w:val="18"/>
+  </w:num>
+  <w:num w:numId="18">
+    <w:abstractNumId w:val="14"/>
+  </w:num>
+  <w:num w:numId="19">
+    <w:abstractNumId w:val="2"/>
+  </w:num>
+  <w:num w:numId="20">
+    <w:abstractNumId w:val="26"/>
+  </w:num>
+  <w:num w:numId="21">
+    <w:abstractNumId w:val="16"/>
+  </w:num>
+  <w:num w:numId="22">
+    <w:abstractNumId w:val="29"/>
+  </w:num>
+  <w:num w:numId="23">
+    <w:abstractNumId w:val="4"/>
+  </w:num>
+  <w:num w:numId="24">
+    <w:abstractNumId w:val="27"/>
+  </w:num>
+  <w:num w:numId="25">
+    <w:abstractNumId w:val="28"/>
+  </w:num>
+  <w:num w:numId="26">
+    <w:abstractNumId w:val="1"/>
+  </w:num>
+  <w:num w:numId="27">
     <w:abstractNumId w:val="25"/>
   </w:num>
-  <w:num w:numId="5">
-    <w:abstractNumId w:val="28"/>
+  <w:num w:numId="28">
+    <w:abstractNumId w:val="10"/>
   </w:num>
-  <w:num w:numId="6">
-    <w:abstractNumId w:val="21"/>
+  <w:num w:numId="29">
+    <w:abstractNumId w:val="7"/>
   </w:num>
-  <w:num w:numId="7">
-    <w:abstractNumId w:val="37"/>
-  </w:num>
-  <w:num w:numId="8">
-    <w:abstractNumId w:val="30"/>
-  </w:num>
-  <w:num w:numId="9">
-    <w:abstractNumId w:val="14"/>
-  </w:num>
-  <w:num w:numId="10">
-    <w:abstractNumId w:val="47"/>
-  </w:num>
-  <w:num w:numId="11">
-    <w:abstractNumId w:val="23"/>
-  </w:num>
-  <w:num w:numId="12">
-    <w:abstractNumId w:val="27"/>
-  </w:num>
-  <w:num w:numId="13">
+  <w:num w:numId="30">
     <w:abstractNumId w:val="19"/>
   </w:num>
-  <w:num w:numId="14">
-    <w:abstractNumId w:val="11"/>
-  </w:num>
-  <w:num w:numId="15">
-    <w:abstractNumId w:val="6"/>
-  </w:num>
-  <w:num w:numId="16">
-    <w:abstractNumId w:val="7"/>
-  </w:num>
-  <w:num w:numId="17">
-    <w:abstractNumId w:val="15"/>
-  </w:num>
-  <w:num w:numId="18">
-    <w:abstractNumId w:val="38"/>
-  </w:num>
-  <w:num w:numId="19">
-    <w:abstractNumId w:val="31"/>
-  </w:num>
-  <w:num w:numId="20">
-    <w:abstractNumId w:val="34"/>
-  </w:num>
-  <w:num w:numId="21">
-    <w:abstractNumId w:val="39"/>
-  </w:num>
-  <w:num w:numId="22">
-    <w:abstractNumId w:val="13"/>
-  </w:num>
-  <w:num w:numId="23">
-    <w:abstractNumId w:val="3"/>
-  </w:num>
-  <w:num w:numId="24">
-    <w:abstractNumId w:val="22"/>
-  </w:num>
-  <w:num w:numId="25">
-    <w:abstractNumId w:val="42"/>
-  </w:num>
-  <w:num w:numId="26">
-    <w:abstractNumId w:val="36"/>
-  </w:num>
-  <w:num w:numId="27">
-    <w:abstractNumId w:val="18"/>
-  </w:num>
-  <w:num w:numId="28">
-    <w:abstractNumId w:val="40"/>
-  </w:num>
-  <w:num w:numId="29">
-    <w:abstractNumId w:val="33"/>
-  </w:num>
-  <w:num w:numId="30">
-    <w:abstractNumId w:val="9"/>
-  </w:num>
-  <w:num w:numId="31">
-    <w:abstractNumId w:val="10"/>
-  </w:num>
-  <w:num w:numId="32">
-    <w:abstractNumId w:val="32"/>
-  </w:num>
-  <w:num w:numId="33">
-    <w:abstractNumId w:val="12"/>
-  </w:num>
-  <w:num w:numId="34">
-    <w:abstractNumId w:val="29"/>
-  </w:num>
-  <w:num w:numId="35">
-    <w:abstractNumId w:val="8"/>
-  </w:num>
-  <w:num w:numId="36">
-    <w:abstractNumId w:val="24"/>
-  </w:num>
-  <w:num w:numId="37">
-    <w:abstractNumId w:val="2"/>
-  </w:num>
-  <w:num w:numId="38">
-    <w:abstractNumId w:val="44"/>
-  </w:num>
-  <w:num w:numId="39">
-    <w:abstractNumId w:val="26"/>
-  </w:num>
-  <w:num w:numId="40">
-    <w:abstractNumId w:val="41"/>
-  </w:num>
-  <w:num w:numId="41">
-    <w:abstractNumId w:val="48"/>
-  </w:num>
-  <w:num w:numId="42">
-    <w:abstractNumId w:val="4"/>
-  </w:num>
-  <w:num w:numId="43">
-    <w:abstractNumId w:val="45"/>
-  </w:num>
-  <w:num w:numId="44">
-    <w:abstractNumId w:val="5"/>
-  </w:num>
-  <w:num w:numId="45">
-    <w:abstractNumId w:val="46"/>
-  </w:num>
-  <w:num w:numId="46">
-    <w:abstractNumId w:val="1"/>
-  </w:num>
-  <w:num w:numId="47">
-    <w:abstractNumId w:val="43"/>
-  </w:num>
-  <w:num w:numId="48">
-    <w:abstractNumId w:val="17"/>
-  </w:num>
-  <w:num w:numId="49">
-    <w:abstractNumId w:val="16"/>
-  </w:num>
-  <w:numIdMacAtCleanup w:val="21"/>
+  <w:numIdMacAtCleanup w:val="30"/>
 </w:numbering>
 </file>
 
@@ -20175,26 +18261,6 @@
 </file>
 
 <file path=customXml/item1.xml><?xml version="1.0" encoding="utf-8"?>
-<?mso-contentType ?>
-<FormTemplates xmlns="http://schemas.microsoft.com/sharepoint/v3/contenttype/forms">
-  <Display>DocumentLibraryForm</Display>
-  <Edit>DocumentLibraryForm</Edit>
-  <New>DocumentLibraryForm</New>
-</FormTemplates>
-</file>
-
-<file path=customXml/item2.xml><?xml version="1.0" encoding="utf-8"?>
-<p:properties xmlns:p="http://schemas.microsoft.com/office/2006/metadata/properties" xmlns:xsi="http://www.w3.org/2001/XMLSchema-instance" xmlns:pc="http://schemas.microsoft.com/office/infopath/2007/PartnerControls">
-  <documentManagement>
-    <TaxCatchAll xmlns="13c90a0b-73bc-4dc0-be5f-28d77b615beb" xsi:nil="true"/>
-    <lcf76f155ced4ddcb4097134ff3c332f xmlns="13c93bba-48ce-428c-bfe5-88b42c19b028">
-      <Terms xmlns="http://schemas.microsoft.com/office/infopath/2007/PartnerControls"/>
-    </lcf76f155ced4ddcb4097134ff3c332f>
-  </documentManagement>
-</p:properties>
-</file>
-
-<file path=customXml/item3.xml><?xml version="1.0" encoding="utf-8"?>
 <ct:contentTypeSchema xmlns:ct="http://schemas.microsoft.com/office/2006/metadata/contentType" xmlns:ma="http://schemas.microsoft.com/office/2006/metadata/properties/metaAttributes" ct:_="" ma:_="" ma:contentTypeName="Documento" ma:contentTypeID="0x0101006A81D6BD42E8DF4C91013959704817E1" ma:contentTypeVersion="15" ma:contentTypeDescription="Crear nuevo documento." ma:contentTypeScope="" ma:versionID="bf4f72ffd194f0963ff564daca6869f7">
   <xsd:schema xmlns:xsd="http://www.w3.org/2001/XMLSchema" xmlns:xs="http://www.w3.org/2001/XMLSchema" xmlns:p="http://schemas.microsoft.com/office/2006/metadata/properties" xmlns:ns2="13c90a0b-73bc-4dc0-be5f-28d77b615beb" xmlns:ns3="13c93bba-48ce-428c-bfe5-88b42c19b028" targetNamespace="http://schemas.microsoft.com/office/2006/metadata/properties" ma:root="true" ma:fieldsID="8718d6f4873a5b1392a45044efa78385" ns2:_="" ns3:_="">
     <xsd:import namespace="13c90a0b-73bc-4dc0-be5f-28d77b615beb"/>
@@ -20429,30 +18495,31 @@
 </ct:contentTypeSchema>
 </file>
 
+<file path=customXml/item2.xml><?xml version="1.0" encoding="utf-8"?>
+<?mso-contentType ?>
+<FormTemplates xmlns="http://schemas.microsoft.com/sharepoint/v3/contenttype/forms">
+  <Display>DocumentLibraryForm</Display>
+  <Edit>DocumentLibraryForm</Edit>
+  <New>DocumentLibraryForm</New>
+</FormTemplates>
+</file>
+
+<file path=customXml/item3.xml><?xml version="1.0" encoding="utf-8"?>
+<p:properties xmlns:p="http://schemas.microsoft.com/office/2006/metadata/properties" xmlns:xsi="http://www.w3.org/2001/XMLSchema-instance" xmlns:pc="http://schemas.microsoft.com/office/infopath/2007/PartnerControls">
+  <documentManagement>
+    <TaxCatchAll xmlns="13c90a0b-73bc-4dc0-be5f-28d77b615beb" xsi:nil="true"/>
+    <lcf76f155ced4ddcb4097134ff3c332f xmlns="13c93bba-48ce-428c-bfe5-88b42c19b028">
+      <Terms xmlns="http://schemas.microsoft.com/office/infopath/2007/PartnerControls"/>
+    </lcf76f155ced4ddcb4097134ff3c332f>
+  </documentManagement>
+</p:properties>
+</file>
+
 <file path=customXml/item4.xml><?xml version="1.0" encoding="utf-8"?>
 <b:Sources xmlns:b="http://schemas.openxmlformats.org/officeDocument/2006/bibliography" xmlns="http://schemas.openxmlformats.org/officeDocument/2006/bibliography" SelectedStyle="\APASixthEditionOfficeOnline.xsl" StyleName="APA" Version="6"/>
 </file>
 
 <file path=customXml/itemProps1.xml><?xml version="1.0" encoding="utf-8"?>
-<ds:datastoreItem xmlns:ds="http://schemas.openxmlformats.org/officeDocument/2006/customXml" ds:itemID="{10663269-2064-4804-8290-36D4A57F5557}">
-  <ds:schemaRefs>
-    <ds:schemaRef ds:uri="http://schemas.microsoft.com/sharepoint/v3/contenttype/forms"/>
-  </ds:schemaRefs>
-</ds:datastoreItem>
-</file>
-
-<file path=customXml/itemProps2.xml><?xml version="1.0" encoding="utf-8"?>
-<ds:datastoreItem xmlns:ds="http://schemas.openxmlformats.org/officeDocument/2006/customXml" ds:itemID="{1279454D-02BE-4A9C-A117-DCD1573E2608}">
-  <ds:schemaRefs>
-    <ds:schemaRef ds:uri="http://schemas.microsoft.com/office/2006/metadata/properties"/>
-    <ds:schemaRef ds:uri="http://schemas.microsoft.com/office/infopath/2007/PartnerControls"/>
-    <ds:schemaRef ds:uri="13c90a0b-73bc-4dc0-be5f-28d77b615beb"/>
-    <ds:schemaRef ds:uri="13c93bba-48ce-428c-bfe5-88b42c19b028"/>
-  </ds:schemaRefs>
-</ds:datastoreItem>
-</file>
-
-<file path=customXml/itemProps3.xml><?xml version="1.0" encoding="utf-8"?>
 <ds:datastoreItem xmlns:ds="http://schemas.openxmlformats.org/officeDocument/2006/customXml" ds:itemID="{59065960-E0CA-4804-83B5-320CBCDCC160}">
   <ds:schemaRefs>
     <ds:schemaRef ds:uri="http://schemas.microsoft.com/office/2006/metadata/contentType"/>
@@ -20471,8 +18538,27 @@
 </ds:datastoreItem>
 </file>
 
+<file path=customXml/itemProps2.xml><?xml version="1.0" encoding="utf-8"?>
+<ds:datastoreItem xmlns:ds="http://schemas.openxmlformats.org/officeDocument/2006/customXml" ds:itemID="{10663269-2064-4804-8290-36D4A57F5557}">
+  <ds:schemaRefs>
+    <ds:schemaRef ds:uri="http://schemas.microsoft.com/sharepoint/v3/contenttype/forms"/>
+  </ds:schemaRefs>
+</ds:datastoreItem>
+</file>
+
+<file path=customXml/itemProps3.xml><?xml version="1.0" encoding="utf-8"?>
+<ds:datastoreItem xmlns:ds="http://schemas.openxmlformats.org/officeDocument/2006/customXml" ds:itemID="{1279454D-02BE-4A9C-A117-DCD1573E2608}">
+  <ds:schemaRefs>
+    <ds:schemaRef ds:uri="http://schemas.microsoft.com/office/2006/metadata/properties"/>
+    <ds:schemaRef ds:uri="http://schemas.microsoft.com/office/infopath/2007/PartnerControls"/>
+    <ds:schemaRef ds:uri="13c90a0b-73bc-4dc0-be5f-28d77b615beb"/>
+    <ds:schemaRef ds:uri="13c93bba-48ce-428c-bfe5-88b42c19b028"/>
+  </ds:schemaRefs>
+</ds:datastoreItem>
+</file>
+
 <file path=customXml/itemProps4.xml><?xml version="1.0" encoding="utf-8"?>
-<ds:datastoreItem xmlns:ds="http://schemas.openxmlformats.org/officeDocument/2006/customXml" ds:itemID="{3EE7564E-4ACB-4F2D-9990-430BEEFCECF6}">
+<ds:datastoreItem xmlns:ds="http://schemas.openxmlformats.org/officeDocument/2006/customXml" ds:itemID="{AE066EB7-A386-437D-A3CD-EC48474540A8}">
   <ds:schemaRefs>
     <ds:schemaRef ds:uri="http://schemas.openxmlformats.org/officeDocument/2006/bibliography"/>
   </ds:schemaRefs>

--- a/fuentes/13530530_CF01_CFA.docx
+++ b/fuentes/13530530_CF01_CFA.docx
@@ -6666,16 +6666,14 @@
         <w:rPr>
           <w:lang w:val="es-419" w:eastAsia="es-CO"/>
         </w:rPr>
-        <w:t xml:space="preserve">Identificar estos tipos de relaciones permite comprender que la información pública no solo debe ser correcta desde el punto de vista de lo </w:t>
-      </w:r>
-      <w:proofErr w:type="gramStart"/>
-      <w:r>
-        <w:rPr>
-          <w:lang w:val="es-419" w:eastAsia="es-CO"/>
-        </w:rPr>
-        <w:t>institucional</w:t>
-      </w:r>
-      <w:proofErr w:type="gramEnd"/>
+        <w:t>Identificar estos tipos de relaciones permite comprender que la información pública no solo debe ser correcta desde el punto de vista de lo institucional</w:t>
+      </w:r>
+      <w:r>
+        <w:rPr>
+          <w:lang w:val="es-419" w:eastAsia="es-CO"/>
+        </w:rPr>
+        <w:t>,</w:t>
+      </w:r>
       <w:r>
         <w:rPr>
           <w:lang w:val="es-419" w:eastAsia="es-CO"/>
@@ -6710,7 +6708,19 @@
         <w:rPr>
           <w:lang w:val="es-419" w:eastAsia="es-CO"/>
         </w:rPr>
-        <w:t xml:space="preserve">, pero poco comprensible. En cambio, una comunicación que explica orienta y reconoce a las personas ayuda a </w:t>
+        <w:t>, pero poco comprensible. En cambio, una comunicación que explica</w:t>
+      </w:r>
+      <w:r>
+        <w:rPr>
+          <w:lang w:val="es-419" w:eastAsia="es-CO"/>
+        </w:rPr>
+        <w:t>,</w:t>
+      </w:r>
+      <w:r>
+        <w:rPr>
+          <w:lang w:val="es-419" w:eastAsia="es-CO"/>
+        </w:rPr>
+        <w:t xml:space="preserve"> orienta y reconoce a las personas ayuda a </w:t>
       </w:r>
       <w:r>
         <w:rPr>
@@ -7271,8 +7281,6 @@
           <w:lang w:val="es-419" w:eastAsia="es-CO"/>
         </w:rPr>
       </w:pPr>
-      <w:bookmarkStart w:id="15" w:name="_GoBack"/>
-      <w:bookmarkEnd w:id="15"/>
       <w:r>
         <w:rPr>
           <w:b/>
@@ -7664,12 +7672,12 @@
       <w:pPr>
         <w:pStyle w:val="Ttulo1"/>
       </w:pPr>
-      <w:bookmarkStart w:id="16" w:name="_Toc239256769"/>
+      <w:bookmarkStart w:id="15" w:name="_Toc239256769"/>
       <w:r>
         <w:lastRenderedPageBreak/>
         <w:t>Información pública</w:t>
       </w:r>
-      <w:bookmarkEnd w:id="16"/>
+      <w:bookmarkEnd w:id="15"/>
     </w:p>
     <w:p>
       <w:pPr>
@@ -7780,12 +7788,12 @@
       <w:pPr>
         <w:pStyle w:val="Ttulo2"/>
       </w:pPr>
-      <w:bookmarkStart w:id="17" w:name="_Toc239256770"/>
+      <w:bookmarkStart w:id="16" w:name="_Toc239256770"/>
       <w:r>
         <w:lastRenderedPageBreak/>
         <w:t>Características de la información pública</w:t>
       </w:r>
-      <w:bookmarkEnd w:id="17"/>
+      <w:bookmarkEnd w:id="16"/>
     </w:p>
     <w:p>
       <w:pPr>
@@ -9035,104 +9043,104 @@
       <w:pPr>
         <w:pStyle w:val="Ttulo1"/>
       </w:pPr>
-      <w:bookmarkStart w:id="18" w:name="_Toc239256771"/>
+      <w:bookmarkStart w:id="17" w:name="_Toc239256771"/>
       <w:r>
         <w:lastRenderedPageBreak/>
         <w:t>Lineamientos institucionales</w:t>
       </w:r>
+      <w:bookmarkEnd w:id="17"/>
+    </w:p>
+    <w:p>
+      <w:pPr>
+        <w:rPr>
+          <w:lang w:val="es-419" w:eastAsia="es-CO"/>
+        </w:rPr>
+      </w:pPr>
+      <w:r>
+        <w:rPr>
+          <w:lang w:val="es-419" w:eastAsia="es-CO"/>
+        </w:rPr>
+        <w:t>Cuando una entidad comunica información pública, no empieza desde cero</w:t>
+      </w:r>
+      <w:r>
+        <w:rPr>
+          <w:lang w:val="es-419" w:eastAsia="es-CO"/>
+        </w:rPr>
+        <w:t>.</w:t>
+      </w:r>
+      <w:r>
+        <w:rPr>
+          <w:lang w:val="es-419" w:eastAsia="es-CO"/>
+        </w:rPr>
+        <w:t xml:space="preserve"> </w:t>
+      </w:r>
+      <w:r>
+        <w:rPr>
+          <w:lang w:val="es-419" w:eastAsia="es-CO"/>
+        </w:rPr>
+        <w:t>D</w:t>
+      </w:r>
+      <w:r>
+        <w:rPr>
+          <w:lang w:val="es-419" w:eastAsia="es-CO"/>
+        </w:rPr>
+        <w:t xml:space="preserve">e manera interna existen orientaciones que ayudan a cuidar la forma como se escriben los mensajes, se atiende a la ciudadanía, se publican los contenidos y se responden las solicitudes. Estas orientaciones son los lineamientos institucionales. </w:t>
+      </w:r>
+    </w:p>
+    <w:p>
+      <w:pPr>
+        <w:rPr>
+          <w:lang w:val="es-419" w:eastAsia="es-CO"/>
+        </w:rPr>
+      </w:pPr>
+      <w:r>
+        <w:rPr>
+          <w:lang w:val="es-419" w:eastAsia="es-CO"/>
+        </w:rPr>
+        <w:t>Los lineamientos institucionales permiten que la información no dependa únicamente de la forma personal de quien redacta o atien</w:t>
+      </w:r>
+      <w:r>
+        <w:rPr>
+          <w:lang w:val="es-419" w:eastAsia="es-CO"/>
+        </w:rPr>
+        <w:t>d</w:t>
+      </w:r>
+      <w:r>
+        <w:rPr>
+          <w:lang w:val="es-419" w:eastAsia="es-CO"/>
+        </w:rPr>
+        <w:t xml:space="preserve">e. Su función es ofrecer una ruta común para que la información sea clara, comprensible, respetuosa y útil. De esta manera, las personas pueden encontrar mensajes más ordenados y recibir una atención más cercana sin importar el canal que utilicen para acceder a la información. </w:t>
+      </w:r>
+    </w:p>
+    <w:p>
+      <w:pPr>
+        <w:rPr>
+          <w:lang w:val="es-419" w:eastAsia="es-CO"/>
+        </w:rPr>
+      </w:pPr>
+      <w:r>
+        <w:rPr>
+          <w:lang w:val="es-419" w:eastAsia="es-CO"/>
+        </w:rPr>
+        <w:t xml:space="preserve">En el acceso ciudadano, estos lineamientos son relevantes porque ayudan a evitar mensajes contradictorios, respuestas incompletas o información difícil de comprender. También permiten que las entidades mantengan un mismo estilo de comunicar la información, basada en el lenguaje claro, la atención respetuosa y el cumplimiento de la normativa vigente. </w:t>
+      </w:r>
+    </w:p>
+    <w:p>
+      <w:pPr>
+        <w:rPr>
+          <w:lang w:val="es-419" w:eastAsia="es-CO"/>
+        </w:rPr>
+      </w:pPr>
+    </w:p>
+    <w:p>
+      <w:pPr>
+        <w:pStyle w:val="Ttulo2"/>
+      </w:pPr>
+      <w:bookmarkStart w:id="18" w:name="_Toc239256772"/>
+      <w:r>
+        <w:t>Manuales, protocolos y criterios institucionales</w:t>
+      </w:r>
       <w:bookmarkEnd w:id="18"/>
-    </w:p>
-    <w:p>
-      <w:pPr>
-        <w:rPr>
-          <w:lang w:val="es-419" w:eastAsia="es-CO"/>
-        </w:rPr>
-      </w:pPr>
-      <w:r>
-        <w:rPr>
-          <w:lang w:val="es-419" w:eastAsia="es-CO"/>
-        </w:rPr>
-        <w:t>Cuando una entidad comunica información pública, no empieza desde cero</w:t>
-      </w:r>
-      <w:r>
-        <w:rPr>
-          <w:lang w:val="es-419" w:eastAsia="es-CO"/>
-        </w:rPr>
-        <w:t>.</w:t>
-      </w:r>
-      <w:r>
-        <w:rPr>
-          <w:lang w:val="es-419" w:eastAsia="es-CO"/>
-        </w:rPr>
-        <w:t xml:space="preserve"> </w:t>
-      </w:r>
-      <w:r>
-        <w:rPr>
-          <w:lang w:val="es-419" w:eastAsia="es-CO"/>
-        </w:rPr>
-        <w:t>D</w:t>
-      </w:r>
-      <w:r>
-        <w:rPr>
-          <w:lang w:val="es-419" w:eastAsia="es-CO"/>
-        </w:rPr>
-        <w:t xml:space="preserve">e manera interna existen orientaciones que ayudan a cuidar la forma como se escriben los mensajes, se atiende a la ciudadanía, se publican los contenidos y se responden las solicitudes. Estas orientaciones son los lineamientos institucionales. </w:t>
-      </w:r>
-    </w:p>
-    <w:p>
-      <w:pPr>
-        <w:rPr>
-          <w:lang w:val="es-419" w:eastAsia="es-CO"/>
-        </w:rPr>
-      </w:pPr>
-      <w:r>
-        <w:rPr>
-          <w:lang w:val="es-419" w:eastAsia="es-CO"/>
-        </w:rPr>
-        <w:t>Los lineamientos institucionales permiten que la información no dependa únicamente de la forma personal de quien redacta o atien</w:t>
-      </w:r>
-      <w:r>
-        <w:rPr>
-          <w:lang w:val="es-419" w:eastAsia="es-CO"/>
-        </w:rPr>
-        <w:t>d</w:t>
-      </w:r>
-      <w:r>
-        <w:rPr>
-          <w:lang w:val="es-419" w:eastAsia="es-CO"/>
-        </w:rPr>
-        <w:t xml:space="preserve">e. Su función es ofrecer una ruta común para que la información sea clara, comprensible, respetuosa y útil. De esta manera, las personas pueden encontrar mensajes más ordenados y recibir una atención más cercana sin importar el canal que utilicen para acceder a la información. </w:t>
-      </w:r>
-    </w:p>
-    <w:p>
-      <w:pPr>
-        <w:rPr>
-          <w:lang w:val="es-419" w:eastAsia="es-CO"/>
-        </w:rPr>
-      </w:pPr>
-      <w:r>
-        <w:rPr>
-          <w:lang w:val="es-419" w:eastAsia="es-CO"/>
-        </w:rPr>
-        <w:t xml:space="preserve">En el acceso ciudadano, estos lineamientos son relevantes porque ayudan a evitar mensajes contradictorios, respuestas incompletas o información difícil de comprender. También permiten que las entidades mantengan un mismo estilo de comunicar la información, basada en el lenguaje claro, la atención respetuosa y el cumplimiento de la normativa vigente. </w:t>
-      </w:r>
-    </w:p>
-    <w:p>
-      <w:pPr>
-        <w:rPr>
-          <w:lang w:val="es-419" w:eastAsia="es-CO"/>
-        </w:rPr>
-      </w:pPr>
-    </w:p>
-    <w:p>
-      <w:pPr>
-        <w:pStyle w:val="Ttulo2"/>
-      </w:pPr>
-      <w:bookmarkStart w:id="19" w:name="_Toc239256772"/>
-      <w:r>
-        <w:t>Manuales, protocolos y criterios institucionales</w:t>
-      </w:r>
-      <w:bookmarkEnd w:id="19"/>
     </w:p>
     <w:p>
       <w:pPr>
@@ -9560,12 +9568,12 @@
       <w:pPr>
         <w:pStyle w:val="Ttulo1"/>
       </w:pPr>
-      <w:bookmarkStart w:id="20" w:name="_Toc239256773"/>
+      <w:bookmarkStart w:id="19" w:name="_Toc239256773"/>
       <w:r>
         <w:lastRenderedPageBreak/>
         <w:t>Metodologías en documentos elaborados y publicados</w:t>
       </w:r>
-      <w:bookmarkEnd w:id="20"/>
+      <w:bookmarkEnd w:id="19"/>
     </w:p>
     <w:p>
       <w:pPr>
@@ -9628,12 +9636,12 @@
       <w:pPr>
         <w:pStyle w:val="Ttulo2"/>
       </w:pPr>
-      <w:bookmarkStart w:id="21" w:name="_Toc239256774"/>
+      <w:bookmarkStart w:id="20" w:name="_Toc239256774"/>
       <w:r>
         <w:lastRenderedPageBreak/>
         <w:t>Metodología en documentos nuevos</w:t>
       </w:r>
-      <w:bookmarkEnd w:id="21"/>
+      <w:bookmarkEnd w:id="20"/>
     </w:p>
     <w:p>
       <w:pPr>
@@ -9824,11 +9832,11 @@
       <w:pPr>
         <w:pStyle w:val="Ttulo2"/>
       </w:pPr>
-      <w:bookmarkStart w:id="22" w:name="_Toc239256775"/>
+      <w:bookmarkStart w:id="21" w:name="_Toc239256775"/>
       <w:r>
         <w:t>Entrevista estructurada</w:t>
       </w:r>
-      <w:bookmarkEnd w:id="22"/>
+      <w:bookmarkEnd w:id="21"/>
     </w:p>
     <w:p>
       <w:pPr>
@@ -9973,11 +9981,11 @@
       <w:pPr>
         <w:pStyle w:val="Ttulo2"/>
       </w:pPr>
-      <w:bookmarkStart w:id="23" w:name="_Toc239256776"/>
+      <w:bookmarkStart w:id="22" w:name="_Toc239256776"/>
       <w:r>
         <w:t>Semáforo de la comprensión</w:t>
       </w:r>
-      <w:bookmarkEnd w:id="23"/>
+      <w:bookmarkEnd w:id="22"/>
     </w:p>
     <w:p>
       <w:pPr>
@@ -10021,7 +10029,7 @@
         <w:rPr>
           <w:lang w:val="es-419" w:eastAsia="es-CO"/>
         </w:rPr>
-        <w:t>Paso 1. Prueba de lectura con el semáforo de la comprensión para traducción. Una vez que se elige el documento que se va a traducir, las personas responsables que realizan la prueba de lectura deben utilizar el semáforo de la comprensión, el cual se grafica de la siguiente manera:</w:t>
+        <w:t>Paso 1. Prueba de lectura con el semáforo de la comprensión para traducción. Una vez que se elige el documento que se va a traducir, las personas responsables que realizan la prueba de lectura deben utilizar el semáforo de la comprensión.</w:t>
       </w:r>
     </w:p>
     <w:p>
@@ -10035,6 +10043,8 @@
           <w:lang w:val="es-419" w:eastAsia="es-CO"/>
         </w:rPr>
       </w:pPr>
+      <w:bookmarkStart w:id="23" w:name="_GoBack"/>
+      <w:bookmarkEnd w:id="23"/>
       <w:r>
         <w:rPr>
           <w:lang w:val="es-419" w:eastAsia="es-CO"/>
@@ -18558,7 +18568,7 @@
 </file>
 
 <file path=customXml/itemProps4.xml><?xml version="1.0" encoding="utf-8"?>
-<ds:datastoreItem xmlns:ds="http://schemas.openxmlformats.org/officeDocument/2006/customXml" ds:itemID="{AE066EB7-A386-437D-A3CD-EC48474540A8}">
+<ds:datastoreItem xmlns:ds="http://schemas.openxmlformats.org/officeDocument/2006/customXml" ds:itemID="{89882C00-1CEA-4733-940B-E4F8E48C0774}">
   <ds:schemaRefs>
     <ds:schemaRef ds:uri="http://schemas.openxmlformats.org/officeDocument/2006/bibliography"/>
   </ds:schemaRefs>

--- a/fuentes/13530530_CF01_CFA.docx
+++ b/fuentes/13530530_CF01_CFA.docx
@@ -208,7 +208,7 @@
               </wp:anchor>
             </w:drawing>
           </mc:Choice>
-          <mc:Fallback xmlns:w16sdtdh="http://schemas.microsoft.com/office/word/2020/wordml/sdtdatahash" xmlns:w16="http://schemas.microsoft.com/office/word/2018/wordml" xmlns:w16cex="http://schemas.microsoft.com/office/word/2018/wordml/cex" xmlns:oel="http://schemas.microsoft.com/office/2019/extlst">
+          <mc:Fallback xmlns:oel="http://schemas.microsoft.com/office/2019/extlst" xmlns:w16cex="http://schemas.microsoft.com/office/word/2018/wordml/cex" xmlns:w16="http://schemas.microsoft.com/office/word/2018/wordml" xmlns:w16sdtdh="http://schemas.microsoft.com/office/word/2020/wordml/sdtdatahash">
             <w:pict>
               <v:rect w14:anchorId="4C256C62" id="Rectángulo 3" o:spid="_x0000_s1026" alt="&quot;&quot;" style="position:absolute;margin-left:-55.95pt;margin-top:26.4pt;width:613.85pt;height:164.25pt;z-index:-251655168;visibility:visible;mso-wrap-style:square;mso-height-percent:0;mso-wrap-distance-left:9pt;mso-wrap-distance-top:0;mso-wrap-distance-right:9pt;mso-wrap-distance-bottom:0;mso-position-horizontal:absolute;mso-position-horizontal-relative:text;mso-position-vertical:absolute;mso-position-vertical-relative:text;mso-height-percent:0;mso-height-relative:margin;v-text-anchor:middle" o:gfxdata="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" fillcolor="#00314d" stroked="f" strokeweight="1pt"/>
             </w:pict>
@@ -527,6 +527,7 @@
           <w:docPartUnique/>
         </w:docPartObj>
       </w:sdtPr>
+      <w:sdtEndPr/>
       <w:sdtContent>
         <w:p>
           <w:pPr>
@@ -6666,7 +6667,7 @@
         <w:rPr>
           <w:lang w:val="es-419" w:eastAsia="es-CO"/>
         </w:rPr>
-        <w:t>Identificar estos tipos de relaciones permite comprender que la información pública no solo debe ser correcta desde el punto de vista de lo institucional</w:t>
+        <w:t>Identificar estos tipos de relaciones permite comprender que la información pública no solo debe ser correcta desde el punto de vista institucional</w:t>
       </w:r>
       <w:r>
         <w:rPr>
@@ -6720,7 +6721,15 @@
         <w:rPr>
           <w:lang w:val="es-419" w:eastAsia="es-CO"/>
         </w:rPr>
-        <w:t xml:space="preserve"> orienta y reconoce a las personas ayuda a </w:t>
+        <w:t xml:space="preserve"> orienta y recon</w:t>
+      </w:r>
+      <w:bookmarkStart w:id="11" w:name="_GoBack"/>
+      <w:bookmarkEnd w:id="11"/>
+      <w:r>
+        <w:rPr>
+          <w:lang w:val="es-419" w:eastAsia="es-CO"/>
+        </w:rPr>
+        <w:t xml:space="preserve">oce a las personas ayuda a </w:t>
       </w:r>
       <w:r>
         <w:rPr>
@@ -6810,12 +6819,12 @@
       <w:pPr>
         <w:pStyle w:val="Ttulo1"/>
       </w:pPr>
-      <w:bookmarkStart w:id="11" w:name="_Toc239256765"/>
+      <w:bookmarkStart w:id="12" w:name="_Toc239256765"/>
       <w:r>
         <w:lastRenderedPageBreak/>
         <w:t>Garantías de derecho</w:t>
       </w:r>
-      <w:bookmarkEnd w:id="11"/>
+      <w:bookmarkEnd w:id="12"/>
     </w:p>
     <w:p>
       <w:pPr>
@@ -6866,11 +6875,11 @@
       <w:pPr>
         <w:pStyle w:val="Ttulo2"/>
       </w:pPr>
-      <w:bookmarkStart w:id="12" w:name="_Toc239256766"/>
+      <w:bookmarkStart w:id="13" w:name="_Toc239256766"/>
       <w:r>
         <w:t>Fundamentos, mecanismos y normatividad</w:t>
       </w:r>
-      <w:bookmarkEnd w:id="12"/>
+      <w:bookmarkEnd w:id="13"/>
     </w:p>
     <w:p>
       <w:pPr>
@@ -6911,12 +6920,12 @@
       <w:pPr>
         <w:pStyle w:val="Ttulo1"/>
       </w:pPr>
-      <w:bookmarkStart w:id="13" w:name="_Toc239256767"/>
+      <w:bookmarkStart w:id="14" w:name="_Toc239256767"/>
       <w:r>
         <w:lastRenderedPageBreak/>
         <w:t>Contexto ciudadano y comunicativo</w:t>
       </w:r>
-      <w:bookmarkEnd w:id="13"/>
+      <w:bookmarkEnd w:id="14"/>
     </w:p>
     <w:p>
       <w:pPr>
@@ -7006,11 +7015,11 @@
       <w:pPr>
         <w:pStyle w:val="Ttulo2"/>
       </w:pPr>
-      <w:bookmarkStart w:id="14" w:name="_Toc239256768"/>
+      <w:bookmarkStart w:id="15" w:name="_Toc239256768"/>
       <w:r>
         <w:t>Características, condiciones sociales y culturales</w:t>
       </w:r>
-      <w:bookmarkEnd w:id="14"/>
+      <w:bookmarkEnd w:id="15"/>
     </w:p>
     <w:p>
       <w:pPr>
@@ -7672,12 +7681,12 @@
       <w:pPr>
         <w:pStyle w:val="Ttulo1"/>
       </w:pPr>
-      <w:bookmarkStart w:id="15" w:name="_Toc239256769"/>
+      <w:bookmarkStart w:id="16" w:name="_Toc239256769"/>
       <w:r>
         <w:lastRenderedPageBreak/>
         <w:t>Información pública</w:t>
       </w:r>
-      <w:bookmarkEnd w:id="15"/>
+      <w:bookmarkEnd w:id="16"/>
     </w:p>
     <w:p>
       <w:pPr>
@@ -7788,12 +7797,12 @@
       <w:pPr>
         <w:pStyle w:val="Ttulo2"/>
       </w:pPr>
-      <w:bookmarkStart w:id="16" w:name="_Toc239256770"/>
+      <w:bookmarkStart w:id="17" w:name="_Toc239256770"/>
       <w:r>
         <w:lastRenderedPageBreak/>
         <w:t>Características de la información pública</w:t>
       </w:r>
-      <w:bookmarkEnd w:id="16"/>
+      <w:bookmarkEnd w:id="17"/>
     </w:p>
     <w:p>
       <w:pPr>
@@ -9043,12 +9052,12 @@
       <w:pPr>
         <w:pStyle w:val="Ttulo1"/>
       </w:pPr>
-      <w:bookmarkStart w:id="17" w:name="_Toc239256771"/>
+      <w:bookmarkStart w:id="18" w:name="_Toc239256771"/>
       <w:r>
         <w:lastRenderedPageBreak/>
         <w:t>Lineamientos institucionales</w:t>
       </w:r>
-      <w:bookmarkEnd w:id="17"/>
+      <w:bookmarkEnd w:id="18"/>
     </w:p>
     <w:p>
       <w:pPr>
@@ -9136,11 +9145,11 @@
       <w:pPr>
         <w:pStyle w:val="Ttulo2"/>
       </w:pPr>
-      <w:bookmarkStart w:id="18" w:name="_Toc239256772"/>
+      <w:bookmarkStart w:id="19" w:name="_Toc239256772"/>
       <w:r>
         <w:t>Manuales, protocolos y criterios institucionales</w:t>
       </w:r>
-      <w:bookmarkEnd w:id="18"/>
+      <w:bookmarkEnd w:id="19"/>
     </w:p>
     <w:p>
       <w:pPr>
@@ -9568,12 +9577,12 @@
       <w:pPr>
         <w:pStyle w:val="Ttulo1"/>
       </w:pPr>
-      <w:bookmarkStart w:id="19" w:name="_Toc239256773"/>
+      <w:bookmarkStart w:id="20" w:name="_Toc239256773"/>
       <w:r>
         <w:lastRenderedPageBreak/>
         <w:t>Metodologías en documentos elaborados y publicados</w:t>
       </w:r>
-      <w:bookmarkEnd w:id="19"/>
+      <w:bookmarkEnd w:id="20"/>
     </w:p>
     <w:p>
       <w:pPr>
@@ -9636,12 +9645,12 @@
       <w:pPr>
         <w:pStyle w:val="Ttulo2"/>
       </w:pPr>
-      <w:bookmarkStart w:id="20" w:name="_Toc239256774"/>
+      <w:bookmarkStart w:id="21" w:name="_Toc239256774"/>
       <w:r>
         <w:lastRenderedPageBreak/>
         <w:t>Metodología en documentos nuevos</w:t>
       </w:r>
-      <w:bookmarkEnd w:id="20"/>
+      <w:bookmarkEnd w:id="21"/>
     </w:p>
     <w:p>
       <w:pPr>
@@ -9832,11 +9841,11 @@
       <w:pPr>
         <w:pStyle w:val="Ttulo2"/>
       </w:pPr>
-      <w:bookmarkStart w:id="21" w:name="_Toc239256775"/>
+      <w:bookmarkStart w:id="22" w:name="_Toc239256775"/>
       <w:r>
         <w:t>Entrevista estructurada</w:t>
       </w:r>
-      <w:bookmarkEnd w:id="21"/>
+      <w:bookmarkEnd w:id="22"/>
     </w:p>
     <w:p>
       <w:pPr>
@@ -9981,11 +9990,11 @@
       <w:pPr>
         <w:pStyle w:val="Ttulo2"/>
       </w:pPr>
-      <w:bookmarkStart w:id="22" w:name="_Toc239256776"/>
+      <w:bookmarkStart w:id="23" w:name="_Toc239256776"/>
       <w:r>
         <w:t>Semáforo de la comprensión</w:t>
       </w:r>
-      <w:bookmarkEnd w:id="22"/>
+      <w:bookmarkEnd w:id="23"/>
     </w:p>
     <w:p>
       <w:pPr>
@@ -10043,8 +10052,6 @@
           <w:lang w:val="es-419" w:eastAsia="es-CO"/>
         </w:rPr>
       </w:pPr>
-      <w:bookmarkStart w:id="23" w:name="_GoBack"/>
-      <w:bookmarkEnd w:id="23"/>
       <w:r>
         <w:rPr>
           <w:lang w:val="es-419" w:eastAsia="es-CO"/>
@@ -13369,6 +13376,7 @@
         <w:docPartUnique/>
       </w:docPartObj>
     </w:sdtPr>
+    <w:sdtEndPr/>
     <w:sdtContent>
       <w:p>
         <w:pPr>
@@ -18271,6 +18279,26 @@
 </file>
 
 <file path=customXml/item1.xml><?xml version="1.0" encoding="utf-8"?>
+<p:properties xmlns:p="http://schemas.microsoft.com/office/2006/metadata/properties" xmlns:xsi="http://www.w3.org/2001/XMLSchema-instance" xmlns:pc="http://schemas.microsoft.com/office/infopath/2007/PartnerControls">
+  <documentManagement>
+    <TaxCatchAll xmlns="13c90a0b-73bc-4dc0-be5f-28d77b615beb" xsi:nil="true"/>
+    <lcf76f155ced4ddcb4097134ff3c332f xmlns="13c93bba-48ce-428c-bfe5-88b42c19b028">
+      <Terms xmlns="http://schemas.microsoft.com/office/infopath/2007/PartnerControls"/>
+    </lcf76f155ced4ddcb4097134ff3c332f>
+  </documentManagement>
+</p:properties>
+</file>
+
+<file path=customXml/item2.xml><?xml version="1.0" encoding="utf-8"?>
+<?mso-contentType ?>
+<FormTemplates xmlns="http://schemas.microsoft.com/sharepoint/v3/contenttype/forms">
+  <Display>DocumentLibraryForm</Display>
+  <Edit>DocumentLibraryForm</Edit>
+  <New>DocumentLibraryForm</New>
+</FormTemplates>
+</file>
+
+<file path=customXml/item3.xml><?xml version="1.0" encoding="utf-8"?>
 <ct:contentTypeSchema xmlns:ct="http://schemas.microsoft.com/office/2006/metadata/contentType" xmlns:ma="http://schemas.microsoft.com/office/2006/metadata/properties/metaAttributes" ct:_="" ma:_="" ma:contentTypeName="Documento" ma:contentTypeID="0x0101006A81D6BD42E8DF4C91013959704817E1" ma:contentTypeVersion="15" ma:contentTypeDescription="Crear nuevo documento." ma:contentTypeScope="" ma:versionID="bf4f72ffd194f0963ff564daca6869f7">
   <xsd:schema xmlns:xsd="http://www.w3.org/2001/XMLSchema" xmlns:xs="http://www.w3.org/2001/XMLSchema" xmlns:p="http://schemas.microsoft.com/office/2006/metadata/properties" xmlns:ns2="13c90a0b-73bc-4dc0-be5f-28d77b615beb" xmlns:ns3="13c93bba-48ce-428c-bfe5-88b42c19b028" targetNamespace="http://schemas.microsoft.com/office/2006/metadata/properties" ma:root="true" ma:fieldsID="8718d6f4873a5b1392a45044efa78385" ns2:_="" ns3:_="">
     <xsd:import namespace="13c90a0b-73bc-4dc0-be5f-28d77b615beb"/>
@@ -18505,31 +18533,30 @@
 </ct:contentTypeSchema>
 </file>
 
-<file path=customXml/item2.xml><?xml version="1.0" encoding="utf-8"?>
-<?mso-contentType ?>
-<FormTemplates xmlns="http://schemas.microsoft.com/sharepoint/v3/contenttype/forms">
-  <Display>DocumentLibraryForm</Display>
-  <Edit>DocumentLibraryForm</Edit>
-  <New>DocumentLibraryForm</New>
-</FormTemplates>
-</file>
-
-<file path=customXml/item3.xml><?xml version="1.0" encoding="utf-8"?>
-<p:properties xmlns:p="http://schemas.microsoft.com/office/2006/metadata/properties" xmlns:xsi="http://www.w3.org/2001/XMLSchema-instance" xmlns:pc="http://schemas.microsoft.com/office/infopath/2007/PartnerControls">
-  <documentManagement>
-    <TaxCatchAll xmlns="13c90a0b-73bc-4dc0-be5f-28d77b615beb" xsi:nil="true"/>
-    <lcf76f155ced4ddcb4097134ff3c332f xmlns="13c93bba-48ce-428c-bfe5-88b42c19b028">
-      <Terms xmlns="http://schemas.microsoft.com/office/infopath/2007/PartnerControls"/>
-    </lcf76f155ced4ddcb4097134ff3c332f>
-  </documentManagement>
-</p:properties>
-</file>
-
 <file path=customXml/item4.xml><?xml version="1.0" encoding="utf-8"?>
 <b:Sources xmlns:b="http://schemas.openxmlformats.org/officeDocument/2006/bibliography" xmlns="http://schemas.openxmlformats.org/officeDocument/2006/bibliography" SelectedStyle="\APASixthEditionOfficeOnline.xsl" StyleName="APA" Version="6"/>
 </file>
 
 <file path=customXml/itemProps1.xml><?xml version="1.0" encoding="utf-8"?>
+<ds:datastoreItem xmlns:ds="http://schemas.openxmlformats.org/officeDocument/2006/customXml" ds:itemID="{1279454D-02BE-4A9C-A117-DCD1573E2608}">
+  <ds:schemaRefs>
+    <ds:schemaRef ds:uri="http://schemas.microsoft.com/office/2006/metadata/properties"/>
+    <ds:schemaRef ds:uri="http://schemas.microsoft.com/office/infopath/2007/PartnerControls"/>
+    <ds:schemaRef ds:uri="13c90a0b-73bc-4dc0-be5f-28d77b615beb"/>
+    <ds:schemaRef ds:uri="13c93bba-48ce-428c-bfe5-88b42c19b028"/>
+  </ds:schemaRefs>
+</ds:datastoreItem>
+</file>
+
+<file path=customXml/itemProps2.xml><?xml version="1.0" encoding="utf-8"?>
+<ds:datastoreItem xmlns:ds="http://schemas.openxmlformats.org/officeDocument/2006/customXml" ds:itemID="{10663269-2064-4804-8290-36D4A57F5557}">
+  <ds:schemaRefs>
+    <ds:schemaRef ds:uri="http://schemas.microsoft.com/sharepoint/v3/contenttype/forms"/>
+  </ds:schemaRefs>
+</ds:datastoreItem>
+</file>
+
+<file path=customXml/itemProps3.xml><?xml version="1.0" encoding="utf-8"?>
 <ds:datastoreItem xmlns:ds="http://schemas.openxmlformats.org/officeDocument/2006/customXml" ds:itemID="{59065960-E0CA-4804-83B5-320CBCDCC160}">
   <ds:schemaRefs>
     <ds:schemaRef ds:uri="http://schemas.microsoft.com/office/2006/metadata/contentType"/>
@@ -18548,27 +18575,8 @@
 </ds:datastoreItem>
 </file>
 
-<file path=customXml/itemProps2.xml><?xml version="1.0" encoding="utf-8"?>
-<ds:datastoreItem xmlns:ds="http://schemas.openxmlformats.org/officeDocument/2006/customXml" ds:itemID="{10663269-2064-4804-8290-36D4A57F5557}">
-  <ds:schemaRefs>
-    <ds:schemaRef ds:uri="http://schemas.microsoft.com/sharepoint/v3/contenttype/forms"/>
-  </ds:schemaRefs>
-</ds:datastoreItem>
-</file>
-
-<file path=customXml/itemProps3.xml><?xml version="1.0" encoding="utf-8"?>
-<ds:datastoreItem xmlns:ds="http://schemas.openxmlformats.org/officeDocument/2006/customXml" ds:itemID="{1279454D-02BE-4A9C-A117-DCD1573E2608}">
-  <ds:schemaRefs>
-    <ds:schemaRef ds:uri="http://schemas.microsoft.com/office/2006/metadata/properties"/>
-    <ds:schemaRef ds:uri="http://schemas.microsoft.com/office/infopath/2007/PartnerControls"/>
-    <ds:schemaRef ds:uri="13c90a0b-73bc-4dc0-be5f-28d77b615beb"/>
-    <ds:schemaRef ds:uri="13c93bba-48ce-428c-bfe5-88b42c19b028"/>
-  </ds:schemaRefs>
-</ds:datastoreItem>
-</file>
-
 <file path=customXml/itemProps4.xml><?xml version="1.0" encoding="utf-8"?>
-<ds:datastoreItem xmlns:ds="http://schemas.openxmlformats.org/officeDocument/2006/customXml" ds:itemID="{89882C00-1CEA-4733-940B-E4F8E48C0774}">
+<ds:datastoreItem xmlns:ds="http://schemas.openxmlformats.org/officeDocument/2006/customXml" ds:itemID="{3E3F2C97-0AB2-4402-BDFC-5DF537380310}">
   <ds:schemaRefs>
     <ds:schemaRef ds:uri="http://schemas.openxmlformats.org/officeDocument/2006/bibliography"/>
   </ds:schemaRefs>
